--- a/BystrovMD_CR_2.docx
+++ b/BystrovMD_CR_2.docx
@@ -1,6 +1,6 @@
 
 <file path=word/document.xml><?xml version="1.0" encoding="utf-8"?>
-<w:document xmlns:wpc="http://schemas.microsoft.com/office/word/2010/wordprocessingCanvas" xmlns:cx="http://schemas.microsoft.com/office/drawing/2014/chartex" xmlns:cx1="http://schemas.microsoft.com/office/drawing/2015/9/8/chartex" xmlns:cx2="http://schemas.microsoft.com/office/drawing/2015/10/21/chartex" xmlns:cx3="http://schemas.microsoft.com/office/drawing/2016/5/9/chartex" xmlns:cx4="http://schemas.microsoft.com/office/drawing/2016/5/10/chartex" xmlns:cx5="http://schemas.microsoft.com/office/drawing/2016/5/11/chartex" xmlns:cx6="http://schemas.microsoft.com/office/drawing/2016/5/12/chartex" xmlns:cx7="http://schemas.microsoft.com/office/drawing/2016/5/13/chartex" xmlns:cx8="http://schemas.microsoft.com/office/drawing/2016/5/14/chartex" xmlns:mc="http://schemas.openxmlformats.org/markup-compatibility/2006" xmlns:aink="http://schemas.microsoft.com/office/drawing/2016/ink" xmlns:am3d="http://schemas.microsoft.com/office/drawing/2017/model3d" xmlns:o="urn:schemas-microsoft-com:office:office" xmlns:r="http://schemas.openxmlformats.org/officeDocument/2006/relationships" xmlns:m="http://schemas.openxmlformats.org/officeDocument/2006/math" xmlns:v="urn:schemas-microsoft-com:vml" xmlns:wp14="http://schemas.microsoft.com/office/word/2010/wordprocessingDrawing" xmlns:wp="http://schemas.openxmlformats.org/drawingml/2006/wordprocessingDrawing" xmlns:w10="urn:schemas-microsoft-com:office:word" xmlns:w="http://schemas.openxmlformats.org/wordprocessingml/2006/main" xmlns:w14="http://schemas.microsoft.com/office/word/2010/wordml" xmlns:w15="http://schemas.microsoft.com/office/word/2012/wordml" xmlns:w16cex="http://schemas.microsoft.com/office/word/2018/wordml/cex" xmlns:w16cid="http://schemas.microsoft.com/office/word/2016/wordml/cid" xmlns:w16="http://schemas.microsoft.com/office/word/2018/wordml" xmlns:w16se="http://schemas.microsoft.com/office/word/2015/wordml/symex" xmlns:wpg="http://schemas.microsoft.com/office/word/2010/wordprocessingGroup" xmlns:wpi="http://schemas.microsoft.com/office/word/2010/wordprocessingInk" xmlns:wne="http://schemas.microsoft.com/office/word/2006/wordml" xmlns:wps="http://schemas.microsoft.com/office/word/2010/wordprocessingShape" mc:Ignorable="w14 w15 w16se w16cid w16 w16cex wp14">
+<w:document xmlns:wpc="http://schemas.microsoft.com/office/word/2010/wordprocessingCanvas" xmlns:mc="http://schemas.openxmlformats.org/markup-compatibility/2006" xmlns:o="urn:schemas-microsoft-com:office:office" xmlns:r="http://schemas.openxmlformats.org/officeDocument/2006/relationships" xmlns:m="http://schemas.openxmlformats.org/officeDocument/2006/math" xmlns:v="urn:schemas-microsoft-com:vml" xmlns:wp14="http://schemas.microsoft.com/office/word/2010/wordprocessingDrawing" xmlns:wp="http://schemas.openxmlformats.org/drawingml/2006/wordprocessingDrawing" xmlns:w10="urn:schemas-microsoft-com:office:word" xmlns:w="http://schemas.openxmlformats.org/wordprocessingml/2006/main" xmlns:w14="http://schemas.microsoft.com/office/word/2010/wordml" xmlns:wpg="http://schemas.microsoft.com/office/word/2010/wordprocessingGroup" xmlns:wpi="http://schemas.microsoft.com/office/word/2010/wordprocessingInk" xmlns:wne="http://schemas.microsoft.com/office/word/2006/wordml" xmlns:wps="http://schemas.microsoft.com/office/word/2010/wordprocessingShape" mc:Ignorable="w14 wp14">
   <w:body>
     <w:p>
       <w:pPr>
@@ -126,7 +126,21 @@
         <w:rPr>
           <w:rFonts w:ascii="Times New Roman" w:eastAsia="Times New Roman" w:hAnsi="Times New Roman" w:cs="Times New Roman"/>
         </w:rPr>
-        <w:t>КАФЕДРА БИЗНЕС-ИНФОРМАТИКИ И МЕНЕДЖМЕНТА</w:t>
+        <w:t xml:space="preserve">КАФЕДРА </w:t>
+      </w:r>
+      <w:proofErr w:type="gramStart"/>
+      <w:r>
+        <w:rPr>
+          <w:rFonts w:ascii="Times New Roman" w:eastAsia="Times New Roman" w:hAnsi="Times New Roman" w:cs="Times New Roman"/>
+        </w:rPr>
+        <w:t>БИЗНЕС-ИНФОРМАТИКИ</w:t>
+      </w:r>
+      <w:proofErr w:type="gramEnd"/>
+      <w:r>
+        <w:rPr>
+          <w:rFonts w:ascii="Times New Roman" w:eastAsia="Times New Roman" w:hAnsi="Times New Roman" w:cs="Times New Roman"/>
+        </w:rPr>
+        <w:t xml:space="preserve"> И МЕНЕДЖМЕНТА</w:t>
       </w:r>
     </w:p>
     <w:p>
@@ -219,7 +233,21 @@
               <w:rPr>
                 <w:rFonts w:ascii="Times New Roman" w:hAnsi="Times New Roman" w:cs="Times New Roman"/>
               </w:rPr>
-              <w:t>доц., канд. экон. наук, доц.</w:t>
+              <w:t xml:space="preserve">доц., канд. </w:t>
+            </w:r>
+            <w:proofErr w:type="spellStart"/>
+            <w:r>
+              <w:rPr>
+                <w:rFonts w:ascii="Times New Roman" w:hAnsi="Times New Roman" w:cs="Times New Roman"/>
+              </w:rPr>
+              <w:t>экон</w:t>
+            </w:r>
+            <w:proofErr w:type="spellEnd"/>
+            <w:r>
+              <w:rPr>
+                <w:rFonts w:ascii="Times New Roman" w:hAnsi="Times New Roman" w:cs="Times New Roman"/>
+              </w:rPr>
+              <w:t>. наук, доц.</w:t>
             </w:r>
           </w:p>
         </w:tc>
@@ -496,7 +524,7 @@
     </w:tbl>
     <w:p>
       <w:pPr>
-        <w:pStyle w:val="a7"/>
+        <w:pStyle w:val="a6"/>
         <w:spacing w:before="0"/>
       </w:pPr>
     </w:p>
@@ -522,7 +550,7 @@
           </w:tcPr>
           <w:p>
             <w:pPr>
-              <w:pStyle w:val="a7"/>
+              <w:pStyle w:val="a6"/>
               <w:spacing w:before="960"/>
             </w:pPr>
             <w:r>
@@ -1133,7 +1161,7 @@
       <w:sdtContent>
         <w:p>
           <w:pPr>
-            <w:pStyle w:val="ad"/>
+            <w:pStyle w:val="ac"/>
             <w:jc w:val="center"/>
             <w:rPr>
               <w:rStyle w:val="10"/>
@@ -1605,7 +1633,23 @@
         <w:pStyle w:val="default1"/>
       </w:pPr>
       <w:r>
-        <w:t>Выбранный программный продукт – автоматизированная система диспетчерского управления пассажирским транспортом «Маршрутинка» (АСДУ ПТ «Маршрутинка»).</w:t>
+        <w:t>Выбранный программный продукт – автоматизированная система диспетчерского управления пассажирским транспортом «</w:t>
+      </w:r>
+      <w:proofErr w:type="spellStart"/>
+      <w:r>
+        <w:t>Маршрутинка</w:t>
+      </w:r>
+      <w:proofErr w:type="spellEnd"/>
+      <w:r>
+        <w:t>» (АСДУ ПТ «</w:t>
+      </w:r>
+      <w:proofErr w:type="spellStart"/>
+      <w:r>
+        <w:t>Маршрутинка</w:t>
+      </w:r>
+      <w:proofErr w:type="spellEnd"/>
+      <w:r>
+        <w:t>»).</w:t>
       </w:r>
     </w:p>
     <w:p>
@@ -1619,7 +1663,16 @@
         <w:t xml:space="preserve"> (автобусов, троллейбусов)</w:t>
       </w:r>
       <w:r>
-        <w:t>, выполняющих работу по перевозке пассажиров на регулярных городских, областных и междугородных рейсов.</w:t>
+        <w:t xml:space="preserve">, выполняющих работу по перевозке пассажиров на регулярных городских, </w:t>
+      </w:r>
+      <w:r>
+        <w:t>областных и междугородни</w:t>
+      </w:r>
+      <w:r>
+        <w:t>х рейсах</w:t>
+      </w:r>
+      <w:r>
+        <w:t>.</w:t>
       </w:r>
     </w:p>
     <w:p>
@@ -1637,19 +1690,27 @@
         <w:t>SWOT</w:t>
       </w:r>
       <w:r>
-        <w:t>-анализ для АСДУ ПТ «Маршрутинка»</w:t>
+        <w:t>-анализ для АСДУ ПТ «</w:t>
+      </w:r>
+      <w:proofErr w:type="spellStart"/>
+      <w:r>
+        <w:t>Маршрутинка</w:t>
+      </w:r>
+      <w:proofErr w:type="spellEnd"/>
+      <w:r>
+        <w:t>»</w:t>
       </w:r>
     </w:p>
     <w:tbl>
       <w:tblPr>
-        <w:tblStyle w:val="ae"/>
+        <w:tblStyle w:val="ad"/>
         <w:tblW w:w="0" w:type="auto"/>
         <w:tblLook w:val="04A0" w:firstRow="1" w:lastRow="0" w:firstColumn="1" w:lastColumn="0" w:noHBand="0" w:noVBand="1"/>
       </w:tblPr>
       <w:tblGrid>
-        <w:gridCol w:w="3007"/>
-        <w:gridCol w:w="3383"/>
-        <w:gridCol w:w="2955"/>
+        <w:gridCol w:w="3115"/>
+        <w:gridCol w:w="3115"/>
+        <w:gridCol w:w="3115"/>
       </w:tblGrid>
       <w:tr>
         <w:tc>
@@ -1663,16 +1724,31 @@
               <w:pStyle w:val="default1"/>
               <w:ind w:firstLine="0"/>
               <w:jc w:val="center"/>
-            </w:pPr>
-            <w:r>
-              <w:rPr>
+              <w:rPr>
+                <w:sz w:val="24"/>
+              </w:rPr>
+            </w:pPr>
+            <w:r>
+              <w:rPr>
+                <w:sz w:val="24"/>
                 <w:lang w:val="en-US"/>
               </w:rPr>
               <w:t>SWOT</w:t>
             </w:r>
             <w:r>
-              <w:t xml:space="preserve"> Маршрутинка</w:t>
-            </w:r>
+              <w:rPr>
+                <w:sz w:val="24"/>
+              </w:rPr>
+              <w:t xml:space="preserve"> </w:t>
+            </w:r>
+            <w:proofErr w:type="spellStart"/>
+            <w:r>
+              <w:rPr>
+                <w:sz w:val="24"/>
+              </w:rPr>
+              <w:t>Маршрутинка</w:t>
+            </w:r>
+            <w:proofErr w:type="spellEnd"/>
           </w:p>
         </w:tc>
         <w:tc>
@@ -1684,8 +1760,14 @@
               <w:pStyle w:val="default1"/>
               <w:ind w:firstLine="0"/>
               <w:jc w:val="center"/>
-            </w:pPr>
-            <w:r>
+              <w:rPr>
+                <w:sz w:val="24"/>
+              </w:rPr>
+            </w:pPr>
+            <w:r>
+              <w:rPr>
+                <w:sz w:val="24"/>
+              </w:rPr>
               <w:t>Сильные стороны (S)</w:t>
             </w:r>
           </w:p>
@@ -1699,8 +1781,14 @@
               <w:pStyle w:val="default1"/>
               <w:ind w:firstLine="0"/>
               <w:jc w:val="center"/>
-            </w:pPr>
-            <w:r>
+              <w:rPr>
+                <w:sz w:val="24"/>
+              </w:rPr>
+            </w:pPr>
+            <w:r>
+              <w:rPr>
+                <w:sz w:val="24"/>
+              </w:rPr>
               <w:t>Слабые стороны (W)</w:t>
             </w:r>
           </w:p>
@@ -1717,6 +1805,9 @@
               <w:pStyle w:val="default1"/>
               <w:ind w:firstLine="0"/>
               <w:jc w:val="right"/>
+              <w:rPr>
+                <w:sz w:val="24"/>
+              </w:rPr>
             </w:pPr>
           </w:p>
         </w:tc>
@@ -1729,21 +1820,34 @@
               <w:pStyle w:val="default1"/>
               <w:spacing w:line="240" w:lineRule="auto"/>
               <w:ind w:firstLine="0"/>
+              <w:rPr>
+                <w:sz w:val="24"/>
+              </w:rPr>
             </w:pPr>
             <w:r>
               <w:rPr>
                 <w:b/>
                 <w:bCs/>
+                <w:sz w:val="24"/>
               </w:rPr>
               <w:t>Специализация</w:t>
             </w:r>
             <w:r>
+              <w:rPr>
+                <w:sz w:val="24"/>
+              </w:rPr>
               <w:t>: Глубокая адаптация под нужды</w:t>
             </w:r>
             <w:r>
+              <w:rPr>
+                <w:sz w:val="24"/>
+              </w:rPr>
               <w:t xml:space="preserve"> социальных и коммерческих перевозчиков – рынок аналогов не перенасыщен</w:t>
             </w:r>
             <w:r>
+              <w:rPr>
+                <w:sz w:val="24"/>
+              </w:rPr>
               <w:t>.</w:t>
             </w:r>
           </w:p>
@@ -1752,11 +1856,15 @@
               <w:pStyle w:val="default1"/>
               <w:spacing w:line="240" w:lineRule="auto"/>
               <w:ind w:hanging="25"/>
+              <w:rPr>
+                <w:sz w:val="24"/>
+              </w:rPr>
             </w:pPr>
             <w:r>
               <w:rPr>
                 <w:b/>
                 <w:bCs/>
+                <w:sz w:val="24"/>
               </w:rPr>
               <w:t xml:space="preserve">Автоматизация </w:t>
             </w:r>
@@ -1764,22 +1872,38 @@
               <w:rPr>
                 <w:b/>
                 <w:bCs/>
+                <w:sz w:val="24"/>
               </w:rPr>
               <w:t>позиционного отслеживания</w:t>
             </w:r>
             <w:r>
+              <w:rPr>
+                <w:sz w:val="24"/>
+              </w:rPr>
               <w:t xml:space="preserve">: контроль </w:t>
             </w:r>
             <w:r>
+              <w:rPr>
+                <w:sz w:val="24"/>
+              </w:rPr>
               <w:t xml:space="preserve">выполнения расписания </w:t>
             </w:r>
             <w:r>
+              <w:rPr>
+                <w:sz w:val="24"/>
+              </w:rPr>
               <w:t xml:space="preserve">и соблюдения </w:t>
             </w:r>
             <w:r>
+              <w:rPr>
+                <w:sz w:val="24"/>
+              </w:rPr>
               <w:t>трасс</w:t>
             </w:r>
             <w:r>
+              <w:rPr>
+                <w:sz w:val="24"/>
+              </w:rPr>
               <w:t xml:space="preserve"> в реальном времени.</w:t>
             </w:r>
           </w:p>
@@ -1789,21 +1913,34 @@
               <w:spacing w:line="240" w:lineRule="auto"/>
               <w:ind w:firstLine="0"/>
               <w:jc w:val="left"/>
+              <w:rPr>
+                <w:sz w:val="24"/>
+              </w:rPr>
             </w:pPr>
             <w:r>
               <w:rPr>
                 <w:b/>
                 <w:bCs/>
+                <w:sz w:val="24"/>
               </w:rPr>
               <w:t>Повышение контролируемости выполнения транспортной работы</w:t>
             </w:r>
             <w:r>
+              <w:rPr>
+                <w:sz w:val="24"/>
+              </w:rPr>
               <w:t xml:space="preserve">: Снижение </w:t>
             </w:r>
             <w:r>
+              <w:rPr>
+                <w:sz w:val="24"/>
+              </w:rPr>
               <w:t>несанкционированных</w:t>
             </w:r>
             <w:r>
+              <w:rPr>
+                <w:sz w:val="24"/>
+              </w:rPr>
               <w:t xml:space="preserve"> рейсов и точный учет пробега/пассажиропотока.</w:t>
             </w:r>
           </w:p>
@@ -1817,21 +1954,50 @@
               <w:pStyle w:val="default1"/>
               <w:spacing w:line="240" w:lineRule="auto"/>
               <w:ind w:firstLine="0"/>
-            </w:pPr>
+              <w:rPr>
+                <w:sz w:val="24"/>
+              </w:rPr>
+            </w:pPr>
+            <w:proofErr w:type="spellStart"/>
             <w:r>
               <w:rPr>
                 <w:b/>
                 <w:bCs/>
+                <w:sz w:val="24"/>
               </w:rPr>
               <w:t>Нишевость</w:t>
             </w:r>
-            <w:r>
+            <w:proofErr w:type="gramStart"/>
+            <w:r>
+              <w:rPr>
+                <w:sz w:val="24"/>
+              </w:rPr>
               <w:t>:</w:t>
             </w:r>
             <w:r>
-              <w:t>узкая специализация может вызвать сложности в нахождении спроса</w:t>
-            </w:r>
-            <w:r>
+              <w:rPr>
+                <w:sz w:val="24"/>
+              </w:rPr>
+              <w:t>у</w:t>
+            </w:r>
+            <w:proofErr w:type="gramEnd"/>
+            <w:r>
+              <w:rPr>
+                <w:sz w:val="24"/>
+              </w:rPr>
+              <w:t>зкая</w:t>
+            </w:r>
+            <w:proofErr w:type="spellEnd"/>
+            <w:r>
+              <w:rPr>
+                <w:sz w:val="24"/>
+              </w:rPr>
+              <w:t xml:space="preserve"> специализация может вызвать сложности в нахождении спроса</w:t>
+            </w:r>
+            <w:r>
+              <w:rPr>
+                <w:sz w:val="24"/>
+              </w:rPr>
               <w:t>.</w:t>
             </w:r>
           </w:p>
@@ -1840,11 +2006,15 @@
               <w:pStyle w:val="default1"/>
               <w:spacing w:line="240" w:lineRule="auto"/>
               <w:ind w:firstLine="0"/>
+              <w:rPr>
+                <w:sz w:val="24"/>
+              </w:rPr>
             </w:pPr>
             <w:r>
               <w:rPr>
                 <w:b/>
                 <w:bCs/>
+                <w:sz w:val="24"/>
               </w:rPr>
               <w:t xml:space="preserve">Зависимость от </w:t>
             </w:r>
@@ -1852,17 +2022,41 @@
               <w:rPr>
                 <w:b/>
                 <w:bCs/>
+                <w:sz w:val="24"/>
               </w:rPr>
               <w:t>оборудования</w:t>
             </w:r>
             <w:r>
+              <w:rPr>
+                <w:sz w:val="24"/>
+              </w:rPr>
               <w:t xml:space="preserve">: Необходимость качественной связи и исправности бортовых </w:t>
             </w:r>
             <w:r>
-              <w:t>устройств</w:t>
-            </w:r>
-            <w:r>
-              <w:t xml:space="preserve"> для корректной работы системы.</w:t>
+              <w:rPr>
+                <w:sz w:val="24"/>
+              </w:rPr>
+              <w:t>устрой</w:t>
+            </w:r>
+            <w:proofErr w:type="gramStart"/>
+            <w:r>
+              <w:rPr>
+                <w:sz w:val="24"/>
+              </w:rPr>
+              <w:t>ств</w:t>
+            </w:r>
+            <w:r>
+              <w:rPr>
+                <w:sz w:val="24"/>
+              </w:rPr>
+              <w:t xml:space="preserve"> дл</w:t>
+            </w:r>
+            <w:proofErr w:type="gramEnd"/>
+            <w:r>
+              <w:rPr>
+                <w:sz w:val="24"/>
+              </w:rPr>
+              <w:t>я корректной работы системы.</w:t>
             </w:r>
           </w:p>
           <w:p>
@@ -1871,16 +2065,37 @@
               <w:spacing w:line="240" w:lineRule="auto"/>
               <w:ind w:firstLine="0"/>
               <w:jc w:val="left"/>
+              <w:rPr>
+                <w:sz w:val="24"/>
+              </w:rPr>
             </w:pPr>
             <w:r>
               <w:rPr>
                 <w:b/>
                 <w:bCs/>
+                <w:sz w:val="24"/>
               </w:rPr>
               <w:t>Порог вхождения</w:t>
             </w:r>
             <w:r>
-              <w:t>: Сложность обучения персонала (диспетчеров) работе с новым ПО.</w:t>
+              <w:rPr>
+                <w:sz w:val="24"/>
+              </w:rPr>
+              <w:t xml:space="preserve">: Сложность обучения персонала (диспетчеров) работе с новым </w:t>
+            </w:r>
+            <w:proofErr w:type="gramStart"/>
+            <w:r>
+              <w:rPr>
+                <w:sz w:val="24"/>
+              </w:rPr>
+              <w:t>ПО</w:t>
+            </w:r>
+            <w:proofErr w:type="gramEnd"/>
+            <w:r>
+              <w:rPr>
+                <w:sz w:val="24"/>
+              </w:rPr>
+              <w:t>.</w:t>
             </w:r>
           </w:p>
         </w:tc>
@@ -1895,8 +2110,14 @@
               <w:pStyle w:val="default1"/>
               <w:ind w:firstLine="0"/>
               <w:jc w:val="center"/>
-            </w:pPr>
-            <w:r>
+              <w:rPr>
+                <w:sz w:val="24"/>
+              </w:rPr>
+            </w:pPr>
+            <w:r>
+              <w:rPr>
+                <w:sz w:val="24"/>
+              </w:rPr>
               <w:t>Возможности (O)</w:t>
             </w:r>
           </w:p>
@@ -1910,8 +2131,14 @@
               <w:pStyle w:val="default1"/>
               <w:ind w:firstLine="0"/>
               <w:jc w:val="center"/>
-            </w:pPr>
-            <w:r>
+              <w:rPr>
+                <w:sz w:val="24"/>
+              </w:rPr>
+            </w:pPr>
+            <w:r>
+              <w:rPr>
+                <w:sz w:val="24"/>
+              </w:rPr>
               <w:t>SO-стратегия</w:t>
             </w:r>
           </w:p>
@@ -1925,8 +2152,14 @@
               <w:pStyle w:val="default1"/>
               <w:ind w:firstLine="0"/>
               <w:jc w:val="center"/>
-            </w:pPr>
-            <w:r>
+              <w:rPr>
+                <w:sz w:val="24"/>
+              </w:rPr>
+            </w:pPr>
+            <w:r>
+              <w:rPr>
+                <w:sz w:val="24"/>
+              </w:rPr>
               <w:t>WO-стратегия</w:t>
             </w:r>
           </w:p>
@@ -1941,20 +2174,34 @@
             <w:pPr>
               <w:pStyle w:val="default1"/>
               <w:spacing w:line="240" w:lineRule="auto"/>
-            </w:pPr>
-            <w:r>
-              <w:t xml:space="preserve">• </w:t>
-            </w:r>
-            <w:r>
+              <w:ind w:firstLine="0"/>
+              <w:rPr>
+                <w:sz w:val="24"/>
+              </w:rPr>
+            </w:pPr>
+            <w:r>
+              <w:rPr>
+                <w:b/>
+                <w:sz w:val="24"/>
+              </w:rPr>
               <w:t>Законодательство</w:t>
             </w:r>
             <w:r>
+              <w:rPr>
+                <w:sz w:val="24"/>
+              </w:rPr>
               <w:t xml:space="preserve">: </w:t>
             </w:r>
             <w:r>
+              <w:rPr>
+                <w:sz w:val="24"/>
+              </w:rPr>
               <w:t>усиление требований к мониторингу перевозок</w:t>
             </w:r>
             <w:r>
+              <w:rPr>
+                <w:sz w:val="24"/>
+              </w:rPr>
               <w:t>.</w:t>
             </w:r>
           </w:p>
@@ -1962,18 +2209,34 @@
             <w:pPr>
               <w:pStyle w:val="default1"/>
               <w:spacing w:line="240" w:lineRule="auto"/>
-            </w:pPr>
-            <w:r>
-              <w:t>• Интеграция: Возможность</w:t>
-            </w:r>
-            <w:r>
-              <w:t xml:space="preserve"> интеграции с существующими </w:t>
-            </w:r>
-            <w:r>
-              <w:lastRenderedPageBreak/>
-              <w:t>системами, например, АСУ-Навигация</w:t>
-            </w:r>
-            <w:r>
+              <w:ind w:firstLine="0"/>
+              <w:rPr>
+                <w:sz w:val="24"/>
+              </w:rPr>
+            </w:pPr>
+            <w:r>
+              <w:rPr>
+                <w:b/>
+                <w:sz w:val="24"/>
+              </w:rPr>
+              <w:t>Интеграция</w:t>
+            </w:r>
+            <w:r>
+              <w:rPr>
+                <w:sz w:val="24"/>
+              </w:rPr>
+              <w:t>: Возможность</w:t>
+            </w:r>
+            <w:r>
+              <w:rPr>
+                <w:sz w:val="24"/>
+              </w:rPr>
+              <w:t xml:space="preserve"> интеграции с существующими системами, например, АСУ-Навигация</w:t>
+            </w:r>
+            <w:r>
+              <w:rPr>
+                <w:sz w:val="24"/>
+              </w:rPr>
               <w:t>.</w:t>
             </w:r>
           </w:p>
@@ -1983,14 +2246,27 @@
               <w:spacing w:line="240" w:lineRule="auto"/>
               <w:ind w:firstLine="0"/>
               <w:jc w:val="left"/>
-            </w:pPr>
-            <w:r>
+              <w:rPr>
+                <w:sz w:val="24"/>
+              </w:rPr>
+            </w:pPr>
+            <w:r>
+              <w:rPr>
+                <w:b/>
+                <w:sz w:val="24"/>
+              </w:rPr>
               <w:t>Состояние рынка</w:t>
             </w:r>
             <w:r>
+              <w:rPr>
+                <w:sz w:val="24"/>
+              </w:rPr>
               <w:t>:</w:t>
             </w:r>
             <w:r>
+              <w:rPr>
+                <w:sz w:val="24"/>
+              </w:rPr>
               <w:t xml:space="preserve"> аналогичные решения по большей части устарели</w:t>
             </w:r>
           </w:p>
@@ -2002,9 +2278,134 @@
           <w:p>
             <w:pPr>
               <w:pStyle w:val="default1"/>
+              <w:spacing w:line="240" w:lineRule="auto"/>
+              <w:ind w:firstLine="0"/>
+              <w:rPr>
+                <w:sz w:val="24"/>
+              </w:rPr>
+            </w:pPr>
+            <w:r>
+              <w:rPr>
+                <w:b/>
+                <w:sz w:val="24"/>
+              </w:rPr>
+              <w:t>Распространение благодаря соответствию закону</w:t>
+            </w:r>
+            <w:r>
+              <w:rPr>
+                <w:sz w:val="24"/>
+              </w:rPr>
+              <w:t>: Использоват</w:t>
+            </w:r>
+            <w:r>
+              <w:rPr>
+                <w:sz w:val="24"/>
+              </w:rPr>
+              <w:t xml:space="preserve">ь </w:t>
+            </w:r>
+            <w:r>
+              <w:rPr>
+                <w:sz w:val="24"/>
+              </w:rPr>
+              <w:t>гос. Сертификацию ПО</w:t>
+            </w:r>
+            <w:r>
+              <w:rPr>
+                <w:sz w:val="24"/>
+              </w:rPr>
+              <w:t xml:space="preserve"> как ключевой аргумент</w:t>
+            </w:r>
+            <w:r>
+              <w:rPr>
+                <w:sz w:val="24"/>
+              </w:rPr>
+              <w:t xml:space="preserve"> при позиционировании.</w:t>
+            </w:r>
+          </w:p>
+          <w:p>
+            <w:pPr>
+              <w:pStyle w:val="default1"/>
+              <w:spacing w:line="240" w:lineRule="auto"/>
+              <w:ind w:firstLine="0"/>
+              <w:rPr>
+                <w:sz w:val="24"/>
+              </w:rPr>
+            </w:pPr>
+            <w:r>
+              <w:rPr>
+                <w:b/>
+                <w:sz w:val="24"/>
+              </w:rPr>
+              <w:t xml:space="preserve">Технологическое </w:t>
+            </w:r>
+            <w:r>
+              <w:rPr>
+                <w:b/>
+                <w:sz w:val="24"/>
+              </w:rPr>
+              <w:t>преимущество</w:t>
+            </w:r>
+            <w:r>
+              <w:rPr>
+                <w:sz w:val="24"/>
+              </w:rPr>
+              <w:t>: Благодаря автоматизации и контролю в реальном времени, активно замещать «устаревшие</w:t>
+            </w:r>
+            <w:r>
+              <w:rPr>
+                <w:sz w:val="24"/>
+              </w:rPr>
+              <w:t xml:space="preserve"> решения» конкурентов на рынке.</w:t>
+            </w:r>
+          </w:p>
+          <w:p>
+            <w:pPr>
+              <w:pStyle w:val="default1"/>
+              <w:spacing w:line="240" w:lineRule="auto"/>
               <w:ind w:firstLine="0"/>
               <w:jc w:val="left"/>
-            </w:pPr>
+              <w:rPr>
+                <w:sz w:val="24"/>
+              </w:rPr>
+            </w:pPr>
+            <w:r>
+              <w:rPr>
+                <w:b/>
+                <w:sz w:val="24"/>
+              </w:rPr>
+              <w:t>Создание экосистем</w:t>
+            </w:r>
+            <w:r>
+              <w:rPr>
+                <w:sz w:val="24"/>
+              </w:rPr>
+              <w:t xml:space="preserve">: Использовать возможность </w:t>
+            </w:r>
+            <w:r>
+              <w:rPr>
+                <w:sz w:val="24"/>
+              </w:rPr>
+              <w:lastRenderedPageBreak/>
+              <w:t>интег</w:t>
+            </w:r>
+            <w:r>
+              <w:rPr>
+                <w:sz w:val="24"/>
+              </w:rPr>
+              <w:t>рации (например, с АСУ-Навигацией</w:t>
+            </w:r>
+            <w:r>
+              <w:rPr>
+                <w:sz w:val="24"/>
+              </w:rPr>
+              <w:t>) для</w:t>
+            </w:r>
+            <w:r>
+              <w:rPr>
+                <w:sz w:val="24"/>
+              </w:rPr>
+              <w:t xml:space="preserve"> создания комплексного продукта на производстве</w:t>
+            </w:r>
           </w:p>
         </w:tc>
         <w:tc>
@@ -2014,9 +2415,82 @@
           <w:p>
             <w:pPr>
               <w:pStyle w:val="default1"/>
+              <w:spacing w:line="240" w:lineRule="auto"/>
+              <w:ind w:firstLine="0"/>
+              <w:rPr>
+                <w:sz w:val="24"/>
+              </w:rPr>
+            </w:pPr>
+            <w:r>
+              <w:rPr>
+                <w:b/>
+                <w:sz w:val="24"/>
+              </w:rPr>
+              <w:lastRenderedPageBreak/>
+              <w:t>Расширение</w:t>
+            </w:r>
+            <w:r>
+              <w:rPr>
+                <w:b/>
+                <w:sz w:val="24"/>
+              </w:rPr>
+              <w:t xml:space="preserve"> ниши</w:t>
+            </w:r>
+            <w:r>
+              <w:rPr>
+                <w:b/>
+                <w:sz w:val="24"/>
+              </w:rPr>
+              <w:t xml:space="preserve"> рынка</w:t>
+            </w:r>
+            <w:r>
+              <w:rPr>
+                <w:sz w:val="24"/>
+              </w:rPr>
+              <w:t xml:space="preserve">: </w:t>
+            </w:r>
+            <w:r>
+              <w:rPr>
+                <w:sz w:val="24"/>
+              </w:rPr>
+              <w:t>Расширять специализацию (виды мониторинга)</w:t>
+            </w:r>
+            <w:r>
+              <w:rPr>
+                <w:sz w:val="24"/>
+              </w:rPr>
+              <w:t>, адаптировать продукт под новые законодательные требования других видов транспорта.</w:t>
+            </w:r>
+          </w:p>
+          <w:p>
+            <w:pPr>
+              <w:pStyle w:val="default1"/>
+              <w:spacing w:line="240" w:lineRule="auto"/>
               <w:ind w:firstLine="0"/>
               <w:jc w:val="left"/>
-            </w:pPr>
+              <w:rPr>
+                <w:sz w:val="24"/>
+              </w:rPr>
+            </w:pPr>
+            <w:r>
+              <w:rPr>
+                <w:b/>
+                <w:sz w:val="24"/>
+              </w:rPr>
+              <w:t>Снижение порога входа</w:t>
+            </w:r>
+            <w:r>
+              <w:rPr>
+                <w:sz w:val="24"/>
+              </w:rPr>
+              <w:t xml:space="preserve">: </w:t>
+            </w:r>
+            <w:r>
+              <w:rPr>
+                <w:sz w:val="24"/>
+              </w:rPr>
+              <w:t>По возможности упрощать отдельные интерфейсы пользователей, делать интерфейсы интуитивно понятными, интегрировать обучение персонала в продукт</w:t>
+            </w:r>
           </w:p>
         </w:tc>
       </w:tr>
@@ -2030,8 +2504,15 @@
               <w:pStyle w:val="default1"/>
               <w:ind w:firstLine="0"/>
               <w:jc w:val="center"/>
-            </w:pPr>
-            <w:r>
+              <w:rPr>
+                <w:sz w:val="24"/>
+              </w:rPr>
+            </w:pPr>
+            <w:r>
+              <w:rPr>
+                <w:sz w:val="24"/>
+              </w:rPr>
+              <w:lastRenderedPageBreak/>
               <w:t>Угрозы (T)</w:t>
             </w:r>
           </w:p>
@@ -2045,8 +2526,14 @@
               <w:pStyle w:val="default1"/>
               <w:ind w:firstLine="0"/>
               <w:jc w:val="center"/>
-            </w:pPr>
-            <w:r>
+              <w:rPr>
+                <w:sz w:val="24"/>
+              </w:rPr>
+            </w:pPr>
+            <w:r>
+              <w:rPr>
+                <w:sz w:val="24"/>
+              </w:rPr>
               <w:t>ST-стратегия</w:t>
             </w:r>
           </w:p>
@@ -2060,8 +2547,14 @@
               <w:pStyle w:val="default1"/>
               <w:ind w:firstLine="0"/>
               <w:jc w:val="center"/>
-            </w:pPr>
-            <w:r>
+              <w:rPr>
+                <w:sz w:val="24"/>
+              </w:rPr>
+            </w:pPr>
+            <w:r>
+              <w:rPr>
+                <w:sz w:val="24"/>
+              </w:rPr>
               <w:t>WT-стратегия</w:t>
             </w:r>
           </w:p>
@@ -2077,14 +2570,33 @@
               <w:pStyle w:val="default1"/>
               <w:spacing w:line="240" w:lineRule="auto"/>
               <w:ind w:firstLine="34"/>
-            </w:pPr>
-            <w:r>
-              <w:t>Конкуренция: Давление со стороны</w:t>
-            </w:r>
-            <w:r>
+              <w:rPr>
+                <w:sz w:val="24"/>
+              </w:rPr>
+            </w:pPr>
+            <w:r>
+              <w:rPr>
+                <w:b/>
+                <w:sz w:val="24"/>
+              </w:rPr>
+              <w:t>Конкуренция</w:t>
+            </w:r>
+            <w:r>
+              <w:rPr>
+                <w:sz w:val="24"/>
+              </w:rPr>
+              <w:t>: Давление со стороны</w:t>
+            </w:r>
+            <w:r>
+              <w:rPr>
+                <w:sz w:val="24"/>
+              </w:rPr>
               <w:t xml:space="preserve"> других решений, использование которых в регионах зачастую предписывается регулятором</w:t>
             </w:r>
             <w:r>
+              <w:rPr>
+                <w:sz w:val="24"/>
+              </w:rPr>
               <w:t>.</w:t>
             </w:r>
           </w:p>
@@ -2093,21 +2605,35 @@
               <w:pStyle w:val="default1"/>
               <w:spacing w:line="240" w:lineRule="auto"/>
               <w:ind w:firstLine="0"/>
-            </w:pPr>
-            <w:r>
+              <w:rPr>
+                <w:sz w:val="24"/>
+              </w:rPr>
+            </w:pPr>
+            <w:r>
+              <w:rPr>
+                <w:b/>
+                <w:sz w:val="24"/>
+              </w:rPr>
               <w:t>Усиление РЭБ</w:t>
             </w:r>
             <w:r>
+              <w:rPr>
+                <w:sz w:val="24"/>
+              </w:rPr>
               <w:t>:</w:t>
             </w:r>
             <w:r>
+              <w:rPr>
+                <w:sz w:val="24"/>
+              </w:rPr>
               <w:t xml:space="preserve"> с 2022 года активное использование средств радиоэлектронной борьбы усложняет отслеживание </w:t>
             </w:r>
             <w:r>
+              <w:rPr>
+                <w:sz w:val="24"/>
+              </w:rPr>
               <w:t>средствами ГНСС</w:t>
             </w:r>
-            <w:bookmarkStart w:id="0" w:name="_GoBack"/>
-            <w:bookmarkEnd w:id="0"/>
           </w:p>
           <w:p>
             <w:pPr>
@@ -2115,9 +2641,82 @@
               <w:spacing w:line="240" w:lineRule="auto"/>
               <w:ind w:firstLine="0"/>
               <w:jc w:val="left"/>
-            </w:pPr>
-            <w:r>
-              <w:t>Кибербезопасность: Уязвимость системы к DDoS-атакам, способным парализовать управление автопарком.</w:t>
+              <w:rPr>
+                <w:sz w:val="24"/>
+              </w:rPr>
+            </w:pPr>
+            <w:proofErr w:type="spellStart"/>
+            <w:r>
+              <w:rPr>
+                <w:b/>
+                <w:sz w:val="24"/>
+              </w:rPr>
+              <w:t>Кибербезопасность</w:t>
+            </w:r>
+            <w:proofErr w:type="spellEnd"/>
+            <w:r>
+              <w:rPr>
+                <w:sz w:val="24"/>
+              </w:rPr>
+              <w:t xml:space="preserve">: </w:t>
+            </w:r>
+            <w:r>
+              <w:rPr>
+                <w:sz w:val="24"/>
+              </w:rPr>
+              <w:t>Угроза</w:t>
+            </w:r>
+            <w:r>
+              <w:rPr>
+                <w:sz w:val="24"/>
+              </w:rPr>
+              <w:t xml:space="preserve"> </w:t>
+            </w:r>
+            <w:proofErr w:type="spellStart"/>
+            <w:r>
+              <w:rPr>
+                <w:sz w:val="24"/>
+              </w:rPr>
+              <w:t>DD</w:t>
+            </w:r>
+            <w:r>
+              <w:rPr>
+                <w:sz w:val="24"/>
+              </w:rPr>
+              <w:t>oS</w:t>
+            </w:r>
+            <w:proofErr w:type="spellEnd"/>
+            <w:r>
+              <w:rPr>
+                <w:sz w:val="24"/>
+              </w:rPr>
+              <w:t xml:space="preserve">-атак, </w:t>
+            </w:r>
+            <w:proofErr w:type="gramStart"/>
+            <w:r>
+              <w:rPr>
+                <w:sz w:val="24"/>
+              </w:rPr>
+              <w:t>способных</w:t>
+            </w:r>
+            <w:proofErr w:type="gramEnd"/>
+            <w:r>
+              <w:rPr>
+                <w:sz w:val="24"/>
+              </w:rPr>
+              <w:t xml:space="preserve"> </w:t>
+            </w:r>
+            <w:r>
+              <w:rPr>
+                <w:sz w:val="24"/>
+              </w:rPr>
+              <w:t>п</w:t>
+            </w:r>
+            <w:r>
+              <w:rPr>
+                <w:sz w:val="24"/>
+              </w:rPr>
+              <w:t>арализовать управление автопарком.</w:t>
             </w:r>
           </w:p>
         </w:tc>
@@ -2128,9 +2727,131 @@
           <w:p>
             <w:pPr>
               <w:pStyle w:val="default1"/>
+              <w:spacing w:line="240" w:lineRule="auto"/>
+              <w:ind w:firstLine="0"/>
+              <w:rPr>
+                <w:sz w:val="24"/>
+              </w:rPr>
+            </w:pPr>
+            <w:r>
+              <w:rPr>
+                <w:b/>
+                <w:sz w:val="24"/>
+              </w:rPr>
+              <w:t>Противодействие</w:t>
+            </w:r>
+            <w:r>
+              <w:rPr>
+                <w:b/>
+                <w:sz w:val="24"/>
+              </w:rPr>
+              <w:t xml:space="preserve"> РЭБ:</w:t>
+            </w:r>
+            <w:r>
+              <w:rPr>
+                <w:sz w:val="24"/>
+              </w:rPr>
+              <w:t xml:space="preserve"> </w:t>
+            </w:r>
+            <w:r>
+              <w:rPr>
+                <w:sz w:val="24"/>
+              </w:rPr>
+              <w:t>разработать алгоритмы</w:t>
+            </w:r>
+            <w:r>
+              <w:rPr>
+                <w:sz w:val="24"/>
+              </w:rPr>
+              <w:t xml:space="preserve"> инерциально</w:t>
+            </w:r>
+            <w:r>
+              <w:rPr>
+                <w:sz w:val="24"/>
+              </w:rPr>
+              <w:t>й навигации или работать</w:t>
+            </w:r>
+            <w:r>
+              <w:rPr>
+                <w:sz w:val="24"/>
+              </w:rPr>
+              <w:t xml:space="preserve"> с альтернативными источниками данных, когда сигналы ГНСС подавлены.</w:t>
+            </w:r>
+          </w:p>
+          <w:p>
+            <w:pPr>
+              <w:pStyle w:val="default1"/>
+              <w:spacing w:line="240" w:lineRule="auto"/>
               <w:ind w:firstLine="0"/>
               <w:jc w:val="left"/>
-            </w:pPr>
+              <w:rPr>
+                <w:sz w:val="24"/>
+              </w:rPr>
+            </w:pPr>
+            <w:proofErr w:type="spellStart"/>
+            <w:r>
+              <w:rPr>
+                <w:b/>
+                <w:sz w:val="24"/>
+              </w:rPr>
+              <w:t>Киберустойчивость</w:t>
+            </w:r>
+            <w:proofErr w:type="spellEnd"/>
+            <w:r>
+              <w:rPr>
+                <w:b/>
+                <w:sz w:val="24"/>
+              </w:rPr>
+              <w:t xml:space="preserve"> как преимущество</w:t>
+            </w:r>
+            <w:r>
+              <w:rPr>
+                <w:sz w:val="24"/>
+              </w:rPr>
+              <w:t xml:space="preserve">: Сделать акцент на защищенности </w:t>
+            </w:r>
+            <w:proofErr w:type="gramStart"/>
+            <w:r>
+              <w:rPr>
+                <w:sz w:val="24"/>
+              </w:rPr>
+              <w:t>ПО</w:t>
+            </w:r>
+            <w:proofErr w:type="gramEnd"/>
+            <w:r>
+              <w:rPr>
+                <w:sz w:val="24"/>
+              </w:rPr>
+              <w:t xml:space="preserve"> от </w:t>
+            </w:r>
+            <w:proofErr w:type="spellStart"/>
+            <w:r>
+              <w:rPr>
+                <w:sz w:val="24"/>
+              </w:rPr>
+              <w:t>DDoS</w:t>
+            </w:r>
+            <w:proofErr w:type="spellEnd"/>
+            <w:r>
+              <w:rPr>
+                <w:sz w:val="24"/>
+              </w:rPr>
+              <w:t xml:space="preserve">-атак </w:t>
+            </w:r>
+            <w:proofErr w:type="gramStart"/>
+            <w:r>
+              <w:rPr>
+                <w:sz w:val="24"/>
+              </w:rPr>
+              <w:t>в</w:t>
+            </w:r>
+            <w:proofErr w:type="gramEnd"/>
+            <w:r>
+              <w:rPr>
+                <w:sz w:val="24"/>
+              </w:rPr>
+              <w:t xml:space="preserve"> маркетинге, противопоставляя это решениям, навязанным регуляторами, которые могут быть менее стабильны.</w:t>
+            </w:r>
           </w:p>
         </w:tc>
         <w:tc>
@@ -2140,9 +2861,103 @@
           <w:p>
             <w:pPr>
               <w:pStyle w:val="default1"/>
+              <w:spacing w:line="240" w:lineRule="auto"/>
+              <w:ind w:firstLine="0"/>
+              <w:rPr>
+                <w:sz w:val="24"/>
+              </w:rPr>
+            </w:pPr>
+            <w:r>
+              <w:rPr>
+                <w:b/>
+                <w:sz w:val="24"/>
+              </w:rPr>
+              <w:t>Диверсификация оборудования</w:t>
+            </w:r>
+            <w:r>
+              <w:rPr>
+                <w:sz w:val="24"/>
+              </w:rPr>
+              <w:t xml:space="preserve">: Снизить зависимость от конкретных бортовых устройств, сделав систему </w:t>
+            </w:r>
+            <w:proofErr w:type="spellStart"/>
+            <w:r>
+              <w:rPr>
+                <w:sz w:val="24"/>
+              </w:rPr>
+              <w:t>мультиплатформенной</w:t>
+            </w:r>
+            <w:proofErr w:type="spellEnd"/>
+            <w:r>
+              <w:rPr>
+                <w:sz w:val="24"/>
+              </w:rPr>
+              <w:t xml:space="preserve">. Это поможет выстоять при сбоях в поставках или </w:t>
+            </w:r>
+            <w:proofErr w:type="spellStart"/>
+            <w:r>
+              <w:rPr>
+                <w:sz w:val="24"/>
+              </w:rPr>
+              <w:t>санкционном</w:t>
+            </w:r>
+            <w:proofErr w:type="spellEnd"/>
+            <w:r>
+              <w:rPr>
+                <w:sz w:val="24"/>
+              </w:rPr>
+              <w:t xml:space="preserve"> давлении.</w:t>
+            </w:r>
+          </w:p>
+          <w:p>
+            <w:pPr>
+              <w:pStyle w:val="default1"/>
+              <w:spacing w:line="240" w:lineRule="auto"/>
               <w:ind w:firstLine="0"/>
               <w:jc w:val="left"/>
-            </w:pPr>
+              <w:rPr>
+                <w:sz w:val="24"/>
+              </w:rPr>
+            </w:pPr>
+            <w:r>
+              <w:rPr>
+                <w:b/>
+                <w:sz w:val="24"/>
+              </w:rPr>
+              <w:t>Аутсорсинг мониторинга</w:t>
+            </w:r>
+            <w:r>
+              <w:rPr>
+                <w:sz w:val="24"/>
+              </w:rPr>
+              <w:t xml:space="preserve">: предложить </w:t>
+            </w:r>
+            <w:r>
+              <w:rPr>
+                <w:sz w:val="24"/>
+              </w:rPr>
+              <w:t>услугу облачной диспетчеризации</w:t>
+            </w:r>
+            <w:r>
+              <w:rPr>
+                <w:sz w:val="24"/>
+              </w:rPr>
+              <w:t xml:space="preserve">, чтобы снять проблему кадрового дефицита и снизить риск ошибок при работе с </w:t>
+            </w:r>
+            <w:proofErr w:type="gramStart"/>
+            <w:r>
+              <w:rPr>
+                <w:sz w:val="24"/>
+              </w:rPr>
+              <w:t>ПО</w:t>
+            </w:r>
+            <w:proofErr w:type="gramEnd"/>
+            <w:r>
+              <w:rPr>
+                <w:sz w:val="24"/>
+              </w:rPr>
+              <w:t xml:space="preserve"> в условиях помех.</w:t>
+            </w:r>
           </w:p>
         </w:tc>
       </w:tr>
@@ -2151,6 +2966,1250 @@
       <w:pPr>
         <w:pStyle w:val="default1"/>
         <w:jc w:val="right"/>
+      </w:pPr>
+    </w:p>
+    <w:p>
+      <w:pPr>
+        <w:pStyle w:val="default1"/>
+      </w:pPr>
+    </w:p>
+    <w:p>
+      <w:pPr>
+        <w:pStyle w:val="1"/>
+      </w:pPr>
+      <w:r>
+        <w:t xml:space="preserve">Холст </w:t>
+      </w:r>
+      <w:proofErr w:type="gramStart"/>
+      <w:r>
+        <w:t>бизнес-модели</w:t>
+      </w:r>
+      <w:proofErr w:type="gramEnd"/>
+    </w:p>
+    <w:p>
+      <w:pPr>
+        <w:pStyle w:val="default1"/>
+      </w:pPr>
+      <w:r>
+        <w:t xml:space="preserve">Для составления холста </w:t>
+      </w:r>
+      <w:proofErr w:type="gramStart"/>
+      <w:r>
+        <w:t>бизнес-модели</w:t>
+      </w:r>
+      <w:proofErr w:type="gramEnd"/>
+      <w:r>
+        <w:t xml:space="preserve"> будет использован шаблон </w:t>
+      </w:r>
+      <w:r>
+        <w:t xml:space="preserve">А. </w:t>
+      </w:r>
+      <w:proofErr w:type="spellStart"/>
+      <w:r>
+        <w:t>Остервальдера</w:t>
+      </w:r>
+      <w:proofErr w:type="spellEnd"/>
+      <w:r>
+        <w:t xml:space="preserve"> и </w:t>
+      </w:r>
+      <w:proofErr w:type="spellStart"/>
+      <w:r>
+        <w:t>И</w:t>
+      </w:r>
+      <w:proofErr w:type="spellEnd"/>
+      <w:r>
+        <w:t xml:space="preserve">. </w:t>
+      </w:r>
+      <w:proofErr w:type="spellStart"/>
+      <w:r>
+        <w:t>Пинье</w:t>
+      </w:r>
+      <w:proofErr w:type="spellEnd"/>
+      <w:r>
+        <w:t>.</w:t>
+      </w:r>
+      <w:r>
+        <w:t xml:space="preserve"> Будет рассмотрена фирма, занимающейся разработкой основного продукта - </w:t>
+      </w:r>
+      <w:r>
+        <w:t>АСДУ ПТ «</w:t>
+      </w:r>
+      <w:proofErr w:type="spellStart"/>
+      <w:r>
+        <w:t>Маршрутинка</w:t>
+      </w:r>
+      <w:proofErr w:type="spellEnd"/>
+      <w:r>
+        <w:t>»</w:t>
+      </w:r>
+      <w:r>
+        <w:t>.</w:t>
+      </w:r>
+    </w:p>
+    <w:p>
+      <w:pPr>
+        <w:pStyle w:val="default1"/>
+        <w:jc w:val="right"/>
+      </w:pPr>
+      <w:r>
+        <w:t>Таблица 2 Холст бизнес-модели</w:t>
+      </w:r>
+      <w:r>
+        <w:t>ё</w:t>
+      </w:r>
+      <w:bookmarkStart w:id="0" w:name="_GoBack"/>
+      <w:bookmarkEnd w:id="0"/>
+    </w:p>
+    <w:tbl>
+      <w:tblPr>
+        <w:tblStyle w:val="ad"/>
+        <w:tblW w:w="0" w:type="auto"/>
+        <w:tblLook w:val="04A0" w:firstRow="1" w:lastRow="0" w:firstColumn="1" w:lastColumn="0" w:noHBand="0" w:noVBand="1"/>
+      </w:tblPr>
+      <w:tblGrid>
+        <w:gridCol w:w="1911"/>
+        <w:gridCol w:w="1825"/>
+        <w:gridCol w:w="1049"/>
+        <w:gridCol w:w="998"/>
+        <w:gridCol w:w="1955"/>
+        <w:gridCol w:w="1833"/>
+      </w:tblGrid>
+      <w:tr>
+        <w:tc>
+          <w:tcPr>
+            <w:tcW w:w="1915" w:type="dxa"/>
+            <w:vMerge w:val="restart"/>
+          </w:tcPr>
+          <w:p>
+            <w:pPr>
+              <w:pStyle w:val="default1"/>
+              <w:spacing w:line="240" w:lineRule="auto"/>
+              <w:ind w:firstLine="0"/>
+              <w:rPr>
+                <w:i/>
+                <w:sz w:val="24"/>
+              </w:rPr>
+            </w:pPr>
+            <w:r>
+              <w:rPr>
+                <w:i/>
+                <w:sz w:val="24"/>
+              </w:rPr>
+              <w:t>Ключевые партнеры</w:t>
+            </w:r>
+          </w:p>
+          <w:p>
+            <w:pPr>
+              <w:pStyle w:val="default1"/>
+              <w:spacing w:line="240" w:lineRule="auto"/>
+              <w:ind w:firstLine="0"/>
+              <w:rPr>
+                <w:sz w:val="24"/>
+              </w:rPr>
+            </w:pPr>
+            <w:r>
+              <w:rPr>
+                <w:sz w:val="24"/>
+              </w:rPr>
+              <w:t>1. Поставщики технологий и инструментов для разработки и те</w:t>
+            </w:r>
+            <w:r>
+              <w:rPr>
+                <w:sz w:val="24"/>
+              </w:rPr>
+              <w:t xml:space="preserve">стирования </w:t>
+            </w:r>
+            <w:proofErr w:type="gramStart"/>
+            <w:r>
+              <w:rPr>
+                <w:sz w:val="24"/>
+              </w:rPr>
+              <w:t>ПО</w:t>
+            </w:r>
+            <w:proofErr w:type="gramEnd"/>
+            <w:r>
+              <w:rPr>
+                <w:sz w:val="24"/>
+              </w:rPr>
+              <w:t>.</w:t>
+            </w:r>
+          </w:p>
+          <w:p>
+            <w:pPr>
+              <w:pStyle w:val="default1"/>
+              <w:spacing w:line="240" w:lineRule="auto"/>
+              <w:ind w:firstLine="0"/>
+              <w:rPr>
+                <w:sz w:val="24"/>
+              </w:rPr>
+            </w:pPr>
+            <w:r>
+              <w:rPr>
+                <w:sz w:val="24"/>
+              </w:rPr>
+              <w:t xml:space="preserve">2. Поставщики бортового оборудования (разработчики встроенного </w:t>
+            </w:r>
+            <w:proofErr w:type="gramStart"/>
+            <w:r>
+              <w:rPr>
+                <w:sz w:val="24"/>
+              </w:rPr>
+              <w:t>ПО</w:t>
+            </w:r>
+            <w:proofErr w:type="gramEnd"/>
+            <w:r>
+              <w:rPr>
+                <w:sz w:val="24"/>
+              </w:rPr>
+              <w:t>)</w:t>
+            </w:r>
+          </w:p>
+          <w:p>
+            <w:pPr>
+              <w:pStyle w:val="default1"/>
+              <w:spacing w:line="240" w:lineRule="auto"/>
+              <w:ind w:firstLine="0"/>
+              <w:rPr>
+                <w:sz w:val="24"/>
+              </w:rPr>
+            </w:pPr>
+            <w:r>
+              <w:rPr>
+                <w:sz w:val="24"/>
+              </w:rPr>
+              <w:t>3. Операторы мобильной сотовой связи</w:t>
+            </w:r>
+          </w:p>
+          <w:p>
+            <w:pPr>
+              <w:pStyle w:val="default1"/>
+              <w:spacing w:line="240" w:lineRule="auto"/>
+              <w:ind w:firstLine="0"/>
+              <w:rPr>
+                <w:sz w:val="24"/>
+              </w:rPr>
+            </w:pPr>
+            <w:r>
+              <w:rPr>
+                <w:sz w:val="24"/>
+              </w:rPr>
+              <w:lastRenderedPageBreak/>
+              <w:t>4. Компании-разработчики систем отслеживания транспорта, картографических сервисов, сервисов расписаний, логистических сервисов, сервисов исследования дорожных ситуаций</w:t>
+            </w:r>
+          </w:p>
+          <w:p>
+            <w:pPr>
+              <w:pStyle w:val="default1"/>
+              <w:spacing w:line="240" w:lineRule="auto"/>
+              <w:ind w:firstLine="0"/>
+              <w:rPr>
+                <w:sz w:val="24"/>
+              </w:rPr>
+            </w:pPr>
+            <w:r>
+              <w:rPr>
+                <w:sz w:val="24"/>
+              </w:rPr>
+              <w:t>5. Региональные организаторы перевозок пассажиров наземным транспортом</w:t>
+            </w:r>
+          </w:p>
+        </w:tc>
+        <w:tc>
+          <w:tcPr>
+            <w:tcW w:w="1829" w:type="dxa"/>
+          </w:tcPr>
+          <w:p>
+            <w:pPr>
+              <w:pStyle w:val="default1"/>
+              <w:spacing w:line="240" w:lineRule="auto"/>
+              <w:ind w:firstLine="0"/>
+              <w:rPr>
+                <w:i/>
+                <w:sz w:val="24"/>
+              </w:rPr>
+            </w:pPr>
+            <w:r>
+              <w:rPr>
+                <w:i/>
+                <w:sz w:val="24"/>
+              </w:rPr>
+              <w:lastRenderedPageBreak/>
+              <w:t>Ключевые виды деятельности</w:t>
+            </w:r>
+          </w:p>
+          <w:p>
+            <w:pPr>
+              <w:pStyle w:val="default1"/>
+              <w:spacing w:line="240" w:lineRule="auto"/>
+              <w:ind w:firstLine="0"/>
+              <w:rPr>
+                <w:sz w:val="24"/>
+              </w:rPr>
+            </w:pPr>
+            <w:r>
+              <w:rPr>
+                <w:sz w:val="24"/>
+              </w:rPr>
+              <w:t xml:space="preserve">1. Разработка </w:t>
+            </w:r>
+            <w:proofErr w:type="gramStart"/>
+            <w:r>
+              <w:rPr>
+                <w:sz w:val="24"/>
+              </w:rPr>
+              <w:t>ПО</w:t>
+            </w:r>
+            <w:proofErr w:type="gramEnd"/>
+            <w:r>
+              <w:rPr>
+                <w:sz w:val="24"/>
+              </w:rPr>
+              <w:t xml:space="preserve"> для диспетчеризации пассажирского транспорта</w:t>
+            </w:r>
+          </w:p>
+          <w:p>
+            <w:pPr>
+              <w:pStyle w:val="default1"/>
+              <w:spacing w:line="240" w:lineRule="auto"/>
+              <w:ind w:firstLine="0"/>
+              <w:rPr>
+                <w:sz w:val="24"/>
+              </w:rPr>
+            </w:pPr>
+            <w:r>
+              <w:rPr>
+                <w:sz w:val="24"/>
+              </w:rPr>
+              <w:t>2. Настройка индивидуальных решений для клиентов</w:t>
+            </w:r>
+          </w:p>
+          <w:p>
+            <w:pPr>
+              <w:pStyle w:val="default1"/>
+              <w:spacing w:line="240" w:lineRule="auto"/>
+              <w:ind w:firstLine="0"/>
+              <w:rPr>
+                <w:sz w:val="24"/>
+              </w:rPr>
+            </w:pPr>
+            <w:r>
+              <w:rPr>
+                <w:sz w:val="24"/>
+              </w:rPr>
+              <w:t>3. Разработка интеграций со сторонними системами</w:t>
+            </w:r>
+          </w:p>
+          <w:p>
+            <w:pPr>
+              <w:pStyle w:val="default1"/>
+              <w:spacing w:line="240" w:lineRule="auto"/>
+              <w:ind w:firstLine="0"/>
+              <w:rPr>
+                <w:sz w:val="24"/>
+              </w:rPr>
+            </w:pPr>
+          </w:p>
+        </w:tc>
+        <w:tc>
+          <w:tcPr>
+            <w:tcW w:w="2031" w:type="dxa"/>
+            <w:gridSpan w:val="2"/>
+            <w:vMerge w:val="restart"/>
+          </w:tcPr>
+          <w:p>
+            <w:pPr>
+              <w:pStyle w:val="default1"/>
+              <w:spacing w:line="240" w:lineRule="auto"/>
+              <w:ind w:firstLine="0"/>
+              <w:rPr>
+                <w:i/>
+                <w:sz w:val="24"/>
+              </w:rPr>
+            </w:pPr>
+            <w:r>
+              <w:rPr>
+                <w:i/>
+                <w:sz w:val="24"/>
+              </w:rPr>
+              <w:t>Предоставленная ценность</w:t>
+            </w:r>
+          </w:p>
+          <w:p>
+            <w:pPr>
+              <w:pStyle w:val="default1"/>
+              <w:spacing w:line="240" w:lineRule="auto"/>
+              <w:ind w:firstLine="0"/>
+              <w:rPr>
+                <w:sz w:val="24"/>
+              </w:rPr>
+            </w:pPr>
+            <w:r>
+              <w:rPr>
+                <w:sz w:val="24"/>
+              </w:rPr>
+              <w:t>1. Предоставление системы диспетчеризации пассажирского транспорта</w:t>
+            </w:r>
+          </w:p>
+          <w:p>
+            <w:pPr>
+              <w:pStyle w:val="default1"/>
+              <w:spacing w:line="240" w:lineRule="auto"/>
+              <w:ind w:firstLine="0"/>
+              <w:rPr>
+                <w:sz w:val="24"/>
+              </w:rPr>
+            </w:pPr>
+            <w:r>
+              <w:rPr>
+                <w:sz w:val="24"/>
+              </w:rPr>
+              <w:t xml:space="preserve">2. Интеграция с сервисами (в </w:t>
+            </w:r>
+            <w:proofErr w:type="spellStart"/>
+            <w:r>
+              <w:rPr>
+                <w:sz w:val="24"/>
+              </w:rPr>
+              <w:t>т.ч</w:t>
+            </w:r>
+            <w:proofErr w:type="spellEnd"/>
+            <w:r>
+              <w:rPr>
+                <w:sz w:val="24"/>
+              </w:rPr>
+              <w:t>. государственными) «из коробки»</w:t>
+            </w:r>
+          </w:p>
+          <w:p>
+            <w:pPr>
+              <w:pStyle w:val="default1"/>
+              <w:spacing w:line="240" w:lineRule="auto"/>
+              <w:ind w:firstLine="0"/>
+              <w:rPr>
+                <w:sz w:val="24"/>
+              </w:rPr>
+            </w:pPr>
+            <w:r>
+              <w:rPr>
+                <w:sz w:val="24"/>
+              </w:rPr>
+              <w:t xml:space="preserve">3. </w:t>
+            </w:r>
+            <w:proofErr w:type="spellStart"/>
+            <w:r>
+              <w:rPr>
+                <w:sz w:val="24"/>
+              </w:rPr>
+              <w:t>Кастомизация</w:t>
+            </w:r>
+            <w:proofErr w:type="spellEnd"/>
+            <w:r>
+              <w:rPr>
+                <w:sz w:val="24"/>
+              </w:rPr>
+              <w:t xml:space="preserve"> </w:t>
+            </w:r>
+            <w:proofErr w:type="gramStart"/>
+            <w:r>
+              <w:rPr>
+                <w:sz w:val="24"/>
+              </w:rPr>
+              <w:t>ПО</w:t>
+            </w:r>
+            <w:proofErr w:type="gramEnd"/>
+            <w:r>
+              <w:rPr>
+                <w:sz w:val="24"/>
+              </w:rPr>
+              <w:t xml:space="preserve"> </w:t>
+            </w:r>
+            <w:proofErr w:type="gramStart"/>
+            <w:r>
+              <w:rPr>
+                <w:sz w:val="24"/>
+              </w:rPr>
+              <w:t>под</w:t>
+            </w:r>
+            <w:proofErr w:type="gramEnd"/>
+            <w:r>
+              <w:rPr>
+                <w:sz w:val="24"/>
+              </w:rPr>
+              <w:t xml:space="preserve"> нужды конкретного клиента</w:t>
+            </w:r>
+          </w:p>
+          <w:p>
+            <w:pPr>
+              <w:pStyle w:val="default1"/>
+              <w:spacing w:line="240" w:lineRule="auto"/>
+              <w:ind w:firstLine="0"/>
+              <w:rPr>
+                <w:sz w:val="24"/>
+              </w:rPr>
+            </w:pPr>
+            <w:r>
+              <w:rPr>
+                <w:sz w:val="24"/>
+              </w:rPr>
+              <w:t xml:space="preserve">4. Оптимизация </w:t>
+            </w:r>
+            <w:r>
+              <w:rPr>
+                <w:sz w:val="24"/>
+              </w:rPr>
+              <w:lastRenderedPageBreak/>
+              <w:t>существующих процессов диспетчеризации после внедрения</w:t>
+            </w:r>
+          </w:p>
+        </w:tc>
+        <w:tc>
+          <w:tcPr>
+            <w:tcW w:w="1959" w:type="dxa"/>
+          </w:tcPr>
+          <w:p>
+            <w:pPr>
+              <w:pStyle w:val="default1"/>
+              <w:spacing w:line="240" w:lineRule="auto"/>
+              <w:ind w:firstLine="0"/>
+              <w:rPr>
+                <w:i/>
+                <w:sz w:val="24"/>
+              </w:rPr>
+            </w:pPr>
+            <w:r>
+              <w:rPr>
+                <w:i/>
+                <w:sz w:val="24"/>
+              </w:rPr>
+              <w:lastRenderedPageBreak/>
+              <w:t>Взаимоотношения с клиентами</w:t>
+            </w:r>
+          </w:p>
+          <w:p>
+            <w:pPr>
+              <w:pStyle w:val="default1"/>
+              <w:spacing w:line="240" w:lineRule="auto"/>
+              <w:ind w:firstLine="0"/>
+              <w:rPr>
+                <w:sz w:val="24"/>
+              </w:rPr>
+            </w:pPr>
+            <w:r>
+              <w:rPr>
+                <w:sz w:val="24"/>
+              </w:rPr>
+              <w:t xml:space="preserve">1. Менеджеры по продаже </w:t>
+            </w:r>
+            <w:proofErr w:type="gramStart"/>
+            <w:r>
+              <w:rPr>
+                <w:sz w:val="24"/>
+              </w:rPr>
+              <w:t>ПО</w:t>
+            </w:r>
+            <w:proofErr w:type="gramEnd"/>
+          </w:p>
+          <w:p>
+            <w:pPr>
+              <w:pStyle w:val="default1"/>
+              <w:spacing w:line="240" w:lineRule="auto"/>
+              <w:ind w:firstLine="0"/>
+              <w:rPr>
+                <w:sz w:val="24"/>
+              </w:rPr>
+            </w:pPr>
+            <w:r>
+              <w:rPr>
+                <w:sz w:val="24"/>
+              </w:rPr>
+              <w:t xml:space="preserve">2. Индивидуальные менеджеры по обслуживанию и </w:t>
+            </w:r>
+            <w:proofErr w:type="spellStart"/>
+            <w:r>
+              <w:rPr>
+                <w:sz w:val="24"/>
+              </w:rPr>
+              <w:t>кастомизации</w:t>
+            </w:r>
+            <w:proofErr w:type="spellEnd"/>
+            <w:r>
+              <w:rPr>
+                <w:sz w:val="24"/>
+              </w:rPr>
+              <w:t xml:space="preserve"> </w:t>
+            </w:r>
+            <w:proofErr w:type="gramStart"/>
+            <w:r>
+              <w:rPr>
+                <w:sz w:val="24"/>
+              </w:rPr>
+              <w:t>ПО</w:t>
+            </w:r>
+            <w:proofErr w:type="gramEnd"/>
+          </w:p>
+          <w:p>
+            <w:pPr>
+              <w:pStyle w:val="default1"/>
+              <w:spacing w:line="240" w:lineRule="auto"/>
+              <w:ind w:firstLine="0"/>
+              <w:rPr>
+                <w:sz w:val="24"/>
+              </w:rPr>
+            </w:pPr>
+            <w:r>
+              <w:rPr>
+                <w:sz w:val="24"/>
+              </w:rPr>
+              <w:t>3. Служба поддержки клиентов</w:t>
+            </w:r>
+          </w:p>
+          <w:p>
+            <w:pPr>
+              <w:pStyle w:val="default1"/>
+              <w:spacing w:line="240" w:lineRule="auto"/>
+              <w:ind w:firstLine="0"/>
+              <w:rPr>
+                <w:sz w:val="24"/>
+              </w:rPr>
+            </w:pPr>
+            <w:r>
+              <w:rPr>
+                <w:sz w:val="24"/>
+              </w:rPr>
+              <w:t>4. Служба обучения персонала</w:t>
+            </w:r>
+          </w:p>
+        </w:tc>
+        <w:tc>
+          <w:tcPr>
+            <w:tcW w:w="1837" w:type="dxa"/>
+            <w:vMerge w:val="restart"/>
+          </w:tcPr>
+          <w:p>
+            <w:pPr>
+              <w:pStyle w:val="default1"/>
+              <w:spacing w:line="240" w:lineRule="auto"/>
+              <w:ind w:firstLine="0"/>
+              <w:rPr>
+                <w:i/>
+                <w:sz w:val="24"/>
+              </w:rPr>
+            </w:pPr>
+            <w:r>
+              <w:rPr>
+                <w:i/>
+                <w:sz w:val="24"/>
+              </w:rPr>
+              <w:t>Клиенты</w:t>
+            </w:r>
+          </w:p>
+          <w:p>
+            <w:pPr>
+              <w:pStyle w:val="default1"/>
+              <w:spacing w:line="240" w:lineRule="auto"/>
+              <w:ind w:firstLine="0"/>
+              <w:rPr>
+                <w:sz w:val="24"/>
+              </w:rPr>
+            </w:pPr>
+            <w:r>
+              <w:rPr>
+                <w:sz w:val="24"/>
+              </w:rPr>
+              <w:t>1. Коммерческие перевозчики наземного пассажирского транспорта федерального и регионального уровня</w:t>
+            </w:r>
+          </w:p>
+          <w:p>
+            <w:pPr>
+              <w:pStyle w:val="default1"/>
+              <w:spacing w:line="240" w:lineRule="auto"/>
+              <w:ind w:firstLine="0"/>
+              <w:rPr>
+                <w:sz w:val="24"/>
+              </w:rPr>
+            </w:pPr>
+            <w:r>
+              <w:rPr>
+                <w:sz w:val="24"/>
+              </w:rPr>
+              <w:t xml:space="preserve">2. Государственные (муниципальные, унитарные) перевозчики наземного </w:t>
+            </w:r>
+            <w:r>
+              <w:rPr>
+                <w:sz w:val="24"/>
+              </w:rPr>
+              <w:lastRenderedPageBreak/>
+              <w:t>пассажирского транспорта</w:t>
+            </w:r>
+          </w:p>
+        </w:tc>
+      </w:tr>
+      <w:tr>
+        <w:tc>
+          <w:tcPr>
+            <w:tcW w:w="1915" w:type="dxa"/>
+            <w:vMerge/>
+          </w:tcPr>
+          <w:p>
+            <w:pPr>
+              <w:pStyle w:val="default1"/>
+              <w:spacing w:line="240" w:lineRule="auto"/>
+              <w:ind w:firstLine="0"/>
+              <w:rPr>
+                <w:sz w:val="24"/>
+              </w:rPr>
+            </w:pPr>
+          </w:p>
+        </w:tc>
+        <w:tc>
+          <w:tcPr>
+            <w:tcW w:w="1829" w:type="dxa"/>
+          </w:tcPr>
+          <w:p>
+            <w:pPr>
+              <w:pStyle w:val="default1"/>
+              <w:spacing w:line="240" w:lineRule="auto"/>
+              <w:ind w:firstLine="0"/>
+              <w:rPr>
+                <w:i/>
+                <w:sz w:val="24"/>
+              </w:rPr>
+            </w:pPr>
+            <w:r>
+              <w:rPr>
+                <w:i/>
+                <w:sz w:val="24"/>
+              </w:rPr>
+              <w:t>Ключевые ресурсы</w:t>
+            </w:r>
+          </w:p>
+          <w:p>
+            <w:pPr>
+              <w:pStyle w:val="default1"/>
+              <w:spacing w:line="240" w:lineRule="auto"/>
+              <w:ind w:firstLine="0"/>
+              <w:rPr>
+                <w:sz w:val="24"/>
+              </w:rPr>
+            </w:pPr>
+            <w:r>
+              <w:rPr>
+                <w:sz w:val="24"/>
+              </w:rPr>
+              <w:t xml:space="preserve">1. Сотрудники (специалисты по проектированию, разработке и тестированию </w:t>
+            </w:r>
+            <w:proofErr w:type="gramStart"/>
+            <w:r>
+              <w:rPr>
+                <w:sz w:val="24"/>
+              </w:rPr>
+              <w:t>ПО</w:t>
+            </w:r>
+            <w:proofErr w:type="gramEnd"/>
+            <w:r>
+              <w:rPr>
+                <w:sz w:val="24"/>
+              </w:rPr>
+              <w:t>).</w:t>
+            </w:r>
+          </w:p>
+          <w:p>
+            <w:pPr>
+              <w:pStyle w:val="default1"/>
+              <w:spacing w:line="240" w:lineRule="auto"/>
+              <w:ind w:firstLine="0"/>
+              <w:rPr>
+                <w:sz w:val="24"/>
+              </w:rPr>
+            </w:pPr>
+            <w:r>
+              <w:rPr>
+                <w:sz w:val="24"/>
+              </w:rPr>
+              <w:t xml:space="preserve">2. </w:t>
+            </w:r>
+            <w:r>
+              <w:rPr>
+                <w:sz w:val="24"/>
+              </w:rPr>
+              <w:t>Связи с клиентами (федеральными и региональными перевозчиками)</w:t>
+            </w:r>
+          </w:p>
+          <w:p>
+            <w:pPr>
+              <w:pStyle w:val="default1"/>
+              <w:spacing w:line="240" w:lineRule="auto"/>
+              <w:ind w:firstLine="0"/>
+              <w:rPr>
+                <w:sz w:val="24"/>
+              </w:rPr>
+            </w:pPr>
+            <w:r>
+              <w:rPr>
+                <w:sz w:val="24"/>
+              </w:rPr>
+              <w:t xml:space="preserve">3. Собственные </w:t>
+            </w:r>
+            <w:proofErr w:type="spellStart"/>
+            <w:r>
+              <w:rPr>
+                <w:sz w:val="24"/>
+              </w:rPr>
+              <w:t>проприетарные</w:t>
+            </w:r>
+            <w:proofErr w:type="spellEnd"/>
+            <w:r>
+              <w:rPr>
+                <w:sz w:val="24"/>
+              </w:rPr>
+              <w:t xml:space="preserve"> алгоритмы отслеживания движения транспорта</w:t>
+            </w:r>
+          </w:p>
+        </w:tc>
+        <w:tc>
+          <w:tcPr>
+            <w:tcW w:w="2031" w:type="dxa"/>
+            <w:gridSpan w:val="2"/>
+            <w:vMerge/>
+          </w:tcPr>
+          <w:p>
+            <w:pPr>
+              <w:pStyle w:val="default1"/>
+              <w:spacing w:line="240" w:lineRule="auto"/>
+              <w:ind w:firstLine="0"/>
+              <w:rPr>
+                <w:sz w:val="24"/>
+              </w:rPr>
+            </w:pPr>
+          </w:p>
+        </w:tc>
+        <w:tc>
+          <w:tcPr>
+            <w:tcW w:w="1959" w:type="dxa"/>
+          </w:tcPr>
+          <w:p>
+            <w:pPr>
+              <w:pStyle w:val="default1"/>
+              <w:spacing w:line="240" w:lineRule="auto"/>
+              <w:ind w:firstLine="0"/>
+              <w:rPr>
+                <w:i/>
+                <w:sz w:val="24"/>
+              </w:rPr>
+            </w:pPr>
+            <w:r>
+              <w:rPr>
+                <w:i/>
+                <w:sz w:val="24"/>
+              </w:rPr>
+              <w:t>Каналы сбыта</w:t>
+            </w:r>
+          </w:p>
+          <w:p>
+            <w:pPr>
+              <w:pStyle w:val="default1"/>
+              <w:spacing w:line="240" w:lineRule="auto"/>
+              <w:ind w:firstLine="0"/>
+              <w:rPr>
+                <w:sz w:val="24"/>
+              </w:rPr>
+            </w:pPr>
+            <w:r>
+              <w:rPr>
+                <w:sz w:val="24"/>
+              </w:rPr>
+              <w:t>1. Сайт компании</w:t>
+            </w:r>
+          </w:p>
+          <w:p>
+            <w:pPr>
+              <w:pStyle w:val="default1"/>
+              <w:spacing w:line="240" w:lineRule="auto"/>
+              <w:ind w:firstLine="0"/>
+              <w:rPr>
+                <w:sz w:val="24"/>
+              </w:rPr>
+            </w:pPr>
+            <w:r>
+              <w:rPr>
+                <w:sz w:val="24"/>
+              </w:rPr>
+              <w:t xml:space="preserve">2. </w:t>
+            </w:r>
+            <w:proofErr w:type="spellStart"/>
+            <w:r>
+              <w:rPr>
+                <w:sz w:val="24"/>
+              </w:rPr>
+              <w:t>Таргетированная</w:t>
+            </w:r>
+            <w:proofErr w:type="spellEnd"/>
+            <w:r>
+              <w:rPr>
+                <w:sz w:val="24"/>
+              </w:rPr>
+              <w:t xml:space="preserve"> реклама</w:t>
+            </w:r>
+          </w:p>
+          <w:p>
+            <w:pPr>
+              <w:pStyle w:val="default1"/>
+              <w:spacing w:line="240" w:lineRule="auto"/>
+              <w:ind w:firstLine="0"/>
+              <w:rPr>
+                <w:sz w:val="24"/>
+              </w:rPr>
+            </w:pPr>
+            <w:r>
+              <w:rPr>
+                <w:sz w:val="24"/>
+              </w:rPr>
+              <w:t>3. Выставки и конференции</w:t>
+            </w:r>
+          </w:p>
+          <w:p>
+            <w:pPr>
+              <w:pStyle w:val="default1"/>
+              <w:spacing w:line="240" w:lineRule="auto"/>
+              <w:ind w:firstLine="0"/>
+              <w:rPr>
+                <w:sz w:val="24"/>
+              </w:rPr>
+            </w:pPr>
+            <w:r>
+              <w:rPr>
+                <w:sz w:val="24"/>
+              </w:rPr>
+              <w:t xml:space="preserve">4. Реестр </w:t>
+            </w:r>
+            <w:proofErr w:type="gramStart"/>
+            <w:r>
+              <w:rPr>
+                <w:sz w:val="24"/>
+              </w:rPr>
+              <w:t>отечественного</w:t>
+            </w:r>
+            <w:proofErr w:type="gramEnd"/>
+            <w:r>
+              <w:rPr>
+                <w:sz w:val="24"/>
+              </w:rPr>
+              <w:t xml:space="preserve"> ПО</w:t>
+            </w:r>
+          </w:p>
+        </w:tc>
+        <w:tc>
+          <w:tcPr>
+            <w:tcW w:w="1837" w:type="dxa"/>
+            <w:vMerge/>
+          </w:tcPr>
+          <w:p>
+            <w:pPr>
+              <w:pStyle w:val="default1"/>
+              <w:spacing w:line="240" w:lineRule="auto"/>
+              <w:ind w:firstLine="0"/>
+              <w:rPr>
+                <w:sz w:val="24"/>
+              </w:rPr>
+            </w:pPr>
+          </w:p>
+        </w:tc>
+      </w:tr>
+      <w:tr>
+        <w:tc>
+          <w:tcPr>
+            <w:tcW w:w="4785" w:type="dxa"/>
+            <w:gridSpan w:val="3"/>
+          </w:tcPr>
+          <w:p>
+            <w:pPr>
+              <w:pStyle w:val="default1"/>
+              <w:spacing w:line="240" w:lineRule="auto"/>
+              <w:ind w:firstLine="0"/>
+              <w:jc w:val="center"/>
+              <w:rPr>
+                <w:i/>
+                <w:sz w:val="24"/>
+              </w:rPr>
+            </w:pPr>
+            <w:r>
+              <w:rPr>
+                <w:i/>
+                <w:sz w:val="24"/>
+              </w:rPr>
+              <w:lastRenderedPageBreak/>
+              <w:t>Издержки</w:t>
+            </w:r>
+          </w:p>
+          <w:p>
+            <w:pPr>
+              <w:pStyle w:val="default1"/>
+              <w:numPr>
+                <w:ilvl w:val="0"/>
+                <w:numId w:val="14"/>
+              </w:numPr>
+              <w:spacing w:line="240" w:lineRule="auto"/>
+              <w:rPr>
+                <w:sz w:val="24"/>
+              </w:rPr>
+            </w:pPr>
+            <w:r>
+              <w:rPr>
+                <w:sz w:val="24"/>
+              </w:rPr>
+              <w:t>Заработная плата сотрудников</w:t>
+            </w:r>
+          </w:p>
+          <w:p>
+            <w:pPr>
+              <w:pStyle w:val="default1"/>
+              <w:numPr>
+                <w:ilvl w:val="0"/>
+                <w:numId w:val="14"/>
+              </w:numPr>
+              <w:spacing w:line="240" w:lineRule="auto"/>
+              <w:rPr>
+                <w:sz w:val="24"/>
+              </w:rPr>
+            </w:pPr>
+            <w:r>
+              <w:rPr>
+                <w:sz w:val="24"/>
+              </w:rPr>
+              <w:t xml:space="preserve">Затраты на средства разработки </w:t>
+            </w:r>
+            <w:proofErr w:type="gramStart"/>
+            <w:r>
+              <w:rPr>
+                <w:sz w:val="24"/>
+              </w:rPr>
+              <w:t>ПО</w:t>
+            </w:r>
+            <w:proofErr w:type="gramEnd"/>
+          </w:p>
+          <w:p>
+            <w:pPr>
+              <w:pStyle w:val="default1"/>
+              <w:numPr>
+                <w:ilvl w:val="0"/>
+                <w:numId w:val="14"/>
+              </w:numPr>
+              <w:spacing w:line="240" w:lineRule="auto"/>
+              <w:rPr>
+                <w:sz w:val="24"/>
+              </w:rPr>
+            </w:pPr>
+            <w:r>
+              <w:rPr>
+                <w:sz w:val="24"/>
+              </w:rPr>
+              <w:t>Затраты на инфраструктуру разработки</w:t>
+            </w:r>
+          </w:p>
+          <w:p>
+            <w:pPr>
+              <w:pStyle w:val="default1"/>
+              <w:numPr>
+                <w:ilvl w:val="0"/>
+                <w:numId w:val="14"/>
+              </w:numPr>
+              <w:spacing w:line="240" w:lineRule="auto"/>
+              <w:rPr>
+                <w:sz w:val="24"/>
+              </w:rPr>
+            </w:pPr>
+            <w:r>
+              <w:rPr>
+                <w:sz w:val="24"/>
+              </w:rPr>
+              <w:t>Затраты на инфраструктуру облачных решений</w:t>
+            </w:r>
+          </w:p>
+          <w:p>
+            <w:pPr>
+              <w:pStyle w:val="default1"/>
+              <w:numPr>
+                <w:ilvl w:val="0"/>
+                <w:numId w:val="14"/>
+              </w:numPr>
+              <w:spacing w:line="240" w:lineRule="auto"/>
+              <w:rPr>
+                <w:sz w:val="24"/>
+              </w:rPr>
+            </w:pPr>
+            <w:r>
+              <w:rPr>
+                <w:sz w:val="24"/>
+              </w:rPr>
+              <w:t>Затраты на эксплуатацию офисных помещений</w:t>
+            </w:r>
+          </w:p>
+        </w:tc>
+        <w:tc>
+          <w:tcPr>
+            <w:tcW w:w="4786" w:type="dxa"/>
+            <w:gridSpan w:val="3"/>
+          </w:tcPr>
+          <w:p>
+            <w:pPr>
+              <w:pStyle w:val="default1"/>
+              <w:spacing w:line="240" w:lineRule="auto"/>
+              <w:ind w:firstLine="0"/>
+              <w:jc w:val="center"/>
+              <w:rPr>
+                <w:i/>
+                <w:sz w:val="24"/>
+              </w:rPr>
+            </w:pPr>
+            <w:r>
+              <w:rPr>
+                <w:i/>
+                <w:sz w:val="24"/>
+              </w:rPr>
+              <w:t>Доходы</w:t>
+            </w:r>
+          </w:p>
+          <w:p>
+            <w:pPr>
+              <w:pStyle w:val="default1"/>
+              <w:numPr>
+                <w:ilvl w:val="0"/>
+                <w:numId w:val="15"/>
+              </w:numPr>
+              <w:spacing w:line="240" w:lineRule="auto"/>
+              <w:rPr>
+                <w:sz w:val="24"/>
+              </w:rPr>
+            </w:pPr>
+            <w:r>
+              <w:rPr>
+                <w:sz w:val="24"/>
+              </w:rPr>
+              <w:t>Доходы от продаж продукта</w:t>
+            </w:r>
+          </w:p>
+          <w:p>
+            <w:pPr>
+              <w:pStyle w:val="default1"/>
+              <w:numPr>
+                <w:ilvl w:val="0"/>
+                <w:numId w:val="15"/>
+              </w:numPr>
+              <w:spacing w:line="240" w:lineRule="auto"/>
+              <w:rPr>
+                <w:sz w:val="24"/>
+              </w:rPr>
+            </w:pPr>
+            <w:r>
+              <w:rPr>
+                <w:sz w:val="24"/>
+              </w:rPr>
+              <w:t>Доходы от расширенной технической поддержки</w:t>
+            </w:r>
+          </w:p>
+          <w:p>
+            <w:pPr>
+              <w:pStyle w:val="default1"/>
+              <w:numPr>
+                <w:ilvl w:val="0"/>
+                <w:numId w:val="15"/>
+              </w:numPr>
+              <w:spacing w:line="240" w:lineRule="auto"/>
+              <w:rPr>
+                <w:sz w:val="24"/>
+              </w:rPr>
+            </w:pPr>
+            <w:r>
+              <w:rPr>
+                <w:sz w:val="24"/>
+              </w:rPr>
+              <w:t>Доходы от обучения персонала</w:t>
+            </w:r>
+          </w:p>
+          <w:p>
+            <w:pPr>
+              <w:pStyle w:val="default1"/>
+              <w:numPr>
+                <w:ilvl w:val="0"/>
+                <w:numId w:val="15"/>
+              </w:numPr>
+              <w:spacing w:line="240" w:lineRule="auto"/>
+              <w:rPr>
+                <w:sz w:val="24"/>
+              </w:rPr>
+            </w:pPr>
+            <w:r>
+              <w:rPr>
+                <w:sz w:val="24"/>
+              </w:rPr>
+              <w:t>Доходы от продажи облачных решений</w:t>
+            </w:r>
+          </w:p>
+          <w:p>
+            <w:pPr>
+              <w:pStyle w:val="default1"/>
+              <w:numPr>
+                <w:ilvl w:val="0"/>
+                <w:numId w:val="15"/>
+              </w:numPr>
+              <w:spacing w:line="240" w:lineRule="auto"/>
+              <w:rPr>
+                <w:sz w:val="24"/>
+              </w:rPr>
+            </w:pPr>
+            <w:r>
+              <w:rPr>
+                <w:sz w:val="24"/>
+              </w:rPr>
+              <w:t xml:space="preserve">Доходы от выполнения </w:t>
+            </w:r>
+            <w:proofErr w:type="spellStart"/>
+            <w:r>
+              <w:rPr>
+                <w:sz w:val="24"/>
+              </w:rPr>
+              <w:t>кастомизаций</w:t>
+            </w:r>
+            <w:proofErr w:type="spellEnd"/>
+            <w:r>
+              <w:rPr>
+                <w:sz w:val="24"/>
+              </w:rPr>
+              <w:t xml:space="preserve"> </w:t>
+            </w:r>
+            <w:proofErr w:type="gramStart"/>
+            <w:r>
+              <w:rPr>
+                <w:sz w:val="24"/>
+              </w:rPr>
+              <w:t>ПО</w:t>
+            </w:r>
+            <w:proofErr w:type="gramEnd"/>
+          </w:p>
+        </w:tc>
+      </w:tr>
+    </w:tbl>
+    <w:p>
+      <w:pPr>
+        <w:pStyle w:val="default1"/>
+      </w:pPr>
+    </w:p>
+    <w:p>
+      <w:pPr>
+        <w:pStyle w:val="default1"/>
+      </w:pPr>
+    </w:p>
+    <w:p>
+      <w:pPr>
+        <w:pStyle w:val="1"/>
+      </w:pPr>
+      <w:r>
+        <w:t>Определение целевой аудитории</w:t>
+      </w:r>
+    </w:p>
+    <w:p>
+      <w:pPr>
+        <w:pStyle w:val="default1"/>
       </w:pPr>
     </w:p>
     <w:p>
@@ -2169,7 +4228,7 @@
 </file>
 
 <file path=word/endnotes.xml><?xml version="1.0" encoding="utf-8"?>
-<w:endnotes xmlns:wpc="http://schemas.microsoft.com/office/word/2010/wordprocessingCanvas" xmlns:cx="http://schemas.microsoft.com/office/drawing/2014/chartex" xmlns:cx1="http://schemas.microsoft.com/office/drawing/2015/9/8/chartex" xmlns:cx2="http://schemas.microsoft.com/office/drawing/2015/10/21/chartex" xmlns:cx3="http://schemas.microsoft.com/office/drawing/2016/5/9/chartex" xmlns:cx4="http://schemas.microsoft.com/office/drawing/2016/5/10/chartex" xmlns:cx5="http://schemas.microsoft.com/office/drawing/2016/5/11/chartex" xmlns:cx6="http://schemas.microsoft.com/office/drawing/2016/5/12/chartex" xmlns:cx7="http://schemas.microsoft.com/office/drawing/2016/5/13/chartex" xmlns:cx8="http://schemas.microsoft.com/office/drawing/2016/5/14/chartex" xmlns:mc="http://schemas.openxmlformats.org/markup-compatibility/2006" xmlns:aink="http://schemas.microsoft.com/office/drawing/2016/ink" xmlns:am3d="http://schemas.microsoft.com/office/drawing/2017/model3d" xmlns:o="urn:schemas-microsoft-com:office:office" xmlns:r="http://schemas.openxmlformats.org/officeDocument/2006/relationships" xmlns:m="http://schemas.openxmlformats.org/officeDocument/2006/math" xmlns:v="urn:schemas-microsoft-com:vml" xmlns:wp14="http://schemas.microsoft.com/office/word/2010/wordprocessingDrawing" xmlns:wp="http://schemas.openxmlformats.org/drawingml/2006/wordprocessingDrawing" xmlns:w10="urn:schemas-microsoft-com:office:word" xmlns:w="http://schemas.openxmlformats.org/wordprocessingml/2006/main" xmlns:w14="http://schemas.microsoft.com/office/word/2010/wordml" xmlns:w15="http://schemas.microsoft.com/office/word/2012/wordml" xmlns:w16cex="http://schemas.microsoft.com/office/word/2018/wordml/cex" xmlns:w16cid="http://schemas.microsoft.com/office/word/2016/wordml/cid" xmlns:w16="http://schemas.microsoft.com/office/word/2018/wordml" xmlns:w16se="http://schemas.microsoft.com/office/word/2015/wordml/symex" xmlns:wpg="http://schemas.microsoft.com/office/word/2010/wordprocessingGroup" xmlns:wpi="http://schemas.microsoft.com/office/word/2010/wordprocessingInk" xmlns:wne="http://schemas.microsoft.com/office/word/2006/wordml" xmlns:wps="http://schemas.microsoft.com/office/word/2010/wordprocessingShape" mc:Ignorable="w14 w15 w16se w16cid w16 w16cex wp14">
+<w:endnotes xmlns:wpc="http://schemas.microsoft.com/office/word/2010/wordprocessingCanvas" xmlns:mc="http://schemas.openxmlformats.org/markup-compatibility/2006" xmlns:o="urn:schemas-microsoft-com:office:office" xmlns:r="http://schemas.openxmlformats.org/officeDocument/2006/relationships" xmlns:m="http://schemas.openxmlformats.org/officeDocument/2006/math" xmlns:v="urn:schemas-microsoft-com:vml" xmlns:wp14="http://schemas.microsoft.com/office/word/2010/wordprocessingDrawing" xmlns:wp="http://schemas.openxmlformats.org/drawingml/2006/wordprocessingDrawing" xmlns:w10="urn:schemas-microsoft-com:office:word" xmlns:w="http://schemas.openxmlformats.org/wordprocessingml/2006/main" xmlns:w14="http://schemas.microsoft.com/office/word/2010/wordml" xmlns:wpg="http://schemas.microsoft.com/office/word/2010/wordprocessingGroup" xmlns:wpi="http://schemas.microsoft.com/office/word/2010/wordprocessingInk" xmlns:wne="http://schemas.microsoft.com/office/word/2006/wordml" xmlns:wps="http://schemas.microsoft.com/office/word/2010/wordprocessingShape" mc:Ignorable="w14 wp14">
   <w:endnote w:type="separator" w:id="-1">
     <w:p>
       <w:pPr>
@@ -2194,7 +4253,7 @@
 </file>
 
 <file path=word/footnotes.xml><?xml version="1.0" encoding="utf-8"?>
-<w:footnotes xmlns:wpc="http://schemas.microsoft.com/office/word/2010/wordprocessingCanvas" xmlns:cx="http://schemas.microsoft.com/office/drawing/2014/chartex" xmlns:cx1="http://schemas.microsoft.com/office/drawing/2015/9/8/chartex" xmlns:cx2="http://schemas.microsoft.com/office/drawing/2015/10/21/chartex" xmlns:cx3="http://schemas.microsoft.com/office/drawing/2016/5/9/chartex" xmlns:cx4="http://schemas.microsoft.com/office/drawing/2016/5/10/chartex" xmlns:cx5="http://schemas.microsoft.com/office/drawing/2016/5/11/chartex" xmlns:cx6="http://schemas.microsoft.com/office/drawing/2016/5/12/chartex" xmlns:cx7="http://schemas.microsoft.com/office/drawing/2016/5/13/chartex" xmlns:cx8="http://schemas.microsoft.com/office/drawing/2016/5/14/chartex" xmlns:mc="http://schemas.openxmlformats.org/markup-compatibility/2006" xmlns:aink="http://schemas.microsoft.com/office/drawing/2016/ink" xmlns:am3d="http://schemas.microsoft.com/office/drawing/2017/model3d" xmlns:o="urn:schemas-microsoft-com:office:office" xmlns:r="http://schemas.openxmlformats.org/officeDocument/2006/relationships" xmlns:m="http://schemas.openxmlformats.org/officeDocument/2006/math" xmlns:v="urn:schemas-microsoft-com:vml" xmlns:wp14="http://schemas.microsoft.com/office/word/2010/wordprocessingDrawing" xmlns:wp="http://schemas.openxmlformats.org/drawingml/2006/wordprocessingDrawing" xmlns:w10="urn:schemas-microsoft-com:office:word" xmlns:w="http://schemas.openxmlformats.org/wordprocessingml/2006/main" xmlns:w14="http://schemas.microsoft.com/office/word/2010/wordml" xmlns:w15="http://schemas.microsoft.com/office/word/2012/wordml" xmlns:w16cex="http://schemas.microsoft.com/office/word/2018/wordml/cex" xmlns:w16cid="http://schemas.microsoft.com/office/word/2016/wordml/cid" xmlns:w16="http://schemas.microsoft.com/office/word/2018/wordml" xmlns:w16se="http://schemas.microsoft.com/office/word/2015/wordml/symex" xmlns:wpg="http://schemas.microsoft.com/office/word/2010/wordprocessingGroup" xmlns:wpi="http://schemas.microsoft.com/office/word/2010/wordprocessingInk" xmlns:wne="http://schemas.microsoft.com/office/word/2006/wordml" xmlns:wps="http://schemas.microsoft.com/office/word/2010/wordprocessingShape" mc:Ignorable="w14 w15 w16se w16cid w16 w16cex wp14">
+<w:footnotes xmlns:wpc="http://schemas.microsoft.com/office/word/2010/wordprocessingCanvas" xmlns:mc="http://schemas.openxmlformats.org/markup-compatibility/2006" xmlns:o="urn:schemas-microsoft-com:office:office" xmlns:r="http://schemas.openxmlformats.org/officeDocument/2006/relationships" xmlns:m="http://schemas.openxmlformats.org/officeDocument/2006/math" xmlns:v="urn:schemas-microsoft-com:vml" xmlns:wp14="http://schemas.microsoft.com/office/word/2010/wordprocessingDrawing" xmlns:wp="http://schemas.openxmlformats.org/drawingml/2006/wordprocessingDrawing" xmlns:w10="urn:schemas-microsoft-com:office:word" xmlns:w="http://schemas.openxmlformats.org/wordprocessingml/2006/main" xmlns:w14="http://schemas.microsoft.com/office/word/2010/wordml" xmlns:wpg="http://schemas.microsoft.com/office/word/2010/wordprocessingGroup" xmlns:wpi="http://schemas.microsoft.com/office/word/2010/wordprocessingInk" xmlns:wne="http://schemas.microsoft.com/office/word/2006/wordml" xmlns:wps="http://schemas.microsoft.com/office/word/2010/wordprocessingShape" mc:Ignorable="w14 wp14">
   <w:footnote w:type="separator" w:id="-1">
     <w:p>
       <w:pPr>
@@ -2219,8 +4278,97 @@
 </file>
 
 <file path=word/numbering.xml><?xml version="1.0" encoding="utf-8"?>
-<w:numbering xmlns:wpc="http://schemas.microsoft.com/office/word/2010/wordprocessingCanvas" xmlns:cx="http://schemas.microsoft.com/office/drawing/2014/chartex" xmlns:cx1="http://schemas.microsoft.com/office/drawing/2015/9/8/chartex" xmlns:cx2="http://schemas.microsoft.com/office/drawing/2015/10/21/chartex" xmlns:cx3="http://schemas.microsoft.com/office/drawing/2016/5/9/chartex" xmlns:cx4="http://schemas.microsoft.com/office/drawing/2016/5/10/chartex" xmlns:cx5="http://schemas.microsoft.com/office/drawing/2016/5/11/chartex" xmlns:cx6="http://schemas.microsoft.com/office/drawing/2016/5/12/chartex" xmlns:cx7="http://schemas.microsoft.com/office/drawing/2016/5/13/chartex" xmlns:cx8="http://schemas.microsoft.com/office/drawing/2016/5/14/chartex" xmlns:mc="http://schemas.openxmlformats.org/markup-compatibility/2006" xmlns:aink="http://schemas.microsoft.com/office/drawing/2016/ink" xmlns:am3d="http://schemas.microsoft.com/office/drawing/2017/model3d" xmlns:o="urn:schemas-microsoft-com:office:office" xmlns:r="http://schemas.openxmlformats.org/officeDocument/2006/relationships" xmlns:m="http://schemas.openxmlformats.org/officeDocument/2006/math" xmlns:v="urn:schemas-microsoft-com:vml" xmlns:wp14="http://schemas.microsoft.com/office/word/2010/wordprocessingDrawing" xmlns:wp="http://schemas.openxmlformats.org/drawingml/2006/wordprocessingDrawing" xmlns:w10="urn:schemas-microsoft-com:office:word" xmlns:w="http://schemas.openxmlformats.org/wordprocessingml/2006/main" xmlns:w14="http://schemas.microsoft.com/office/word/2010/wordml" xmlns:w15="http://schemas.microsoft.com/office/word/2012/wordml" xmlns:w16cex="http://schemas.microsoft.com/office/word/2018/wordml/cex" xmlns:w16cid="http://schemas.microsoft.com/office/word/2016/wordml/cid" xmlns:w16="http://schemas.microsoft.com/office/word/2018/wordml" xmlns:w16se="http://schemas.microsoft.com/office/word/2015/wordml/symex" xmlns:wpg="http://schemas.microsoft.com/office/word/2010/wordprocessingGroup" xmlns:wpi="http://schemas.microsoft.com/office/word/2010/wordprocessingInk" xmlns:wne="http://schemas.microsoft.com/office/word/2006/wordml" xmlns:wps="http://schemas.microsoft.com/office/word/2010/wordprocessingShape" mc:Ignorable="w14 w15 w16se w16cid w16 w16cex wp14">
-  <w:abstractNum w:abstractNumId="0" w15:restartNumberingAfterBreak="0">
+<w:numbering xmlns:wpc="http://schemas.microsoft.com/office/word/2010/wordprocessingCanvas" xmlns:mc="http://schemas.openxmlformats.org/markup-compatibility/2006" xmlns:o="urn:schemas-microsoft-com:office:office" xmlns:r="http://schemas.openxmlformats.org/officeDocument/2006/relationships" xmlns:m="http://schemas.openxmlformats.org/officeDocument/2006/math" xmlns:v="urn:schemas-microsoft-com:vml" xmlns:wp14="http://schemas.microsoft.com/office/word/2010/wordprocessingDrawing" xmlns:wp="http://schemas.openxmlformats.org/drawingml/2006/wordprocessingDrawing" xmlns:w10="urn:schemas-microsoft-com:office:word" xmlns:w="http://schemas.openxmlformats.org/wordprocessingml/2006/main" xmlns:w14="http://schemas.microsoft.com/office/word/2010/wordml" xmlns:wpg="http://schemas.microsoft.com/office/word/2010/wordprocessingGroup" xmlns:wpi="http://schemas.microsoft.com/office/word/2010/wordprocessingInk" xmlns:wne="http://schemas.microsoft.com/office/word/2006/wordml" xmlns:wps="http://schemas.microsoft.com/office/word/2010/wordprocessingShape" mc:Ignorable="w14 wp14">
+  <w:abstractNum w:abstractNumId="0">
+    <w:nsid w:val="00394334"/>
+    <w:multiLevelType w:val="hybridMultilevel"/>
+    <w:tmpl w:val="F98E88C0"/>
+    <w:lvl w:ilvl="0" w:tplc="0419000F">
+      <w:start w:val="1"/>
+      <w:numFmt w:val="decimal"/>
+      <w:lvlText w:val="%1."/>
+      <w:lvlJc w:val="left"/>
+      <w:pPr>
+        <w:ind w:left="720" w:hanging="360"/>
+      </w:pPr>
+      <w:rPr>
+        <w:rFonts w:hint="default"/>
+      </w:rPr>
+    </w:lvl>
+    <w:lvl w:ilvl="1" w:tplc="04190019" w:tentative="1">
+      <w:start w:val="1"/>
+      <w:numFmt w:val="lowerLetter"/>
+      <w:lvlText w:val="%2."/>
+      <w:lvlJc w:val="left"/>
+      <w:pPr>
+        <w:ind w:left="1440" w:hanging="360"/>
+      </w:pPr>
+    </w:lvl>
+    <w:lvl w:ilvl="2" w:tplc="0419001B" w:tentative="1">
+      <w:start w:val="1"/>
+      <w:numFmt w:val="lowerRoman"/>
+      <w:lvlText w:val="%3."/>
+      <w:lvlJc w:val="right"/>
+      <w:pPr>
+        <w:ind w:left="2160" w:hanging="180"/>
+      </w:pPr>
+    </w:lvl>
+    <w:lvl w:ilvl="3" w:tplc="0419000F" w:tentative="1">
+      <w:start w:val="1"/>
+      <w:numFmt w:val="decimal"/>
+      <w:lvlText w:val="%4."/>
+      <w:lvlJc w:val="left"/>
+      <w:pPr>
+        <w:ind w:left="2880" w:hanging="360"/>
+      </w:pPr>
+    </w:lvl>
+    <w:lvl w:ilvl="4" w:tplc="04190019" w:tentative="1">
+      <w:start w:val="1"/>
+      <w:numFmt w:val="lowerLetter"/>
+      <w:lvlText w:val="%5."/>
+      <w:lvlJc w:val="left"/>
+      <w:pPr>
+        <w:ind w:left="3600" w:hanging="360"/>
+      </w:pPr>
+    </w:lvl>
+    <w:lvl w:ilvl="5" w:tplc="0419001B" w:tentative="1">
+      <w:start w:val="1"/>
+      <w:numFmt w:val="lowerRoman"/>
+      <w:lvlText w:val="%6."/>
+      <w:lvlJc w:val="right"/>
+      <w:pPr>
+        <w:ind w:left="4320" w:hanging="180"/>
+      </w:pPr>
+    </w:lvl>
+    <w:lvl w:ilvl="6" w:tplc="0419000F" w:tentative="1">
+      <w:start w:val="1"/>
+      <w:numFmt w:val="decimal"/>
+      <w:lvlText w:val="%7."/>
+      <w:lvlJc w:val="left"/>
+      <w:pPr>
+        <w:ind w:left="5040" w:hanging="360"/>
+      </w:pPr>
+    </w:lvl>
+    <w:lvl w:ilvl="7" w:tplc="04190019" w:tentative="1">
+      <w:start w:val="1"/>
+      <w:numFmt w:val="lowerLetter"/>
+      <w:lvlText w:val="%8."/>
+      <w:lvlJc w:val="left"/>
+      <w:pPr>
+        <w:ind w:left="5760" w:hanging="360"/>
+      </w:pPr>
+    </w:lvl>
+    <w:lvl w:ilvl="8" w:tplc="0419001B" w:tentative="1">
+      <w:start w:val="1"/>
+      <w:numFmt w:val="lowerRoman"/>
+      <w:lvlText w:val="%9."/>
+      <w:lvlJc w:val="right"/>
+      <w:pPr>
+        <w:ind w:left="6480" w:hanging="180"/>
+      </w:pPr>
+    </w:lvl>
+  </w:abstractNum>
+  <w:abstractNum w:abstractNumId="1">
     <w:nsid w:val="032F3EA0"/>
     <w:multiLevelType w:val="multilevel"/>
     <w:tmpl w:val="7722E936"/>
@@ -2369,7 +4517,7 @@
       </w:rPr>
     </w:lvl>
   </w:abstractNum>
-  <w:abstractNum w:abstractNumId="1" w15:restartNumberingAfterBreak="0">
+  <w:abstractNum w:abstractNumId="2">
     <w:nsid w:val="0D202DCF"/>
     <w:multiLevelType w:val="multilevel"/>
     <w:tmpl w:val="55D07A7C"/>
@@ -2518,7 +4666,7 @@
       </w:rPr>
     </w:lvl>
   </w:abstractNum>
-  <w:abstractNum w:abstractNumId="2" w15:restartNumberingAfterBreak="0">
+  <w:abstractNum w:abstractNumId="3">
     <w:nsid w:val="198942B9"/>
     <w:multiLevelType w:val="multilevel"/>
     <w:tmpl w:val="D302A72E"/>
@@ -2667,7 +4815,7 @@
       </w:rPr>
     </w:lvl>
   </w:abstractNum>
-  <w:abstractNum w:abstractNumId="3" w15:restartNumberingAfterBreak="0">
+  <w:abstractNum w:abstractNumId="4">
     <w:nsid w:val="1CC86C1D"/>
     <w:multiLevelType w:val="multilevel"/>
     <w:tmpl w:val="B4FEFC42"/>
@@ -2816,7 +4964,7 @@
       </w:rPr>
     </w:lvl>
   </w:abstractNum>
-  <w:abstractNum w:abstractNumId="4" w15:restartNumberingAfterBreak="0">
+  <w:abstractNum w:abstractNumId="5">
     <w:nsid w:val="2ABC2468"/>
     <w:multiLevelType w:val="multilevel"/>
     <w:tmpl w:val="D04EDA7A"/>
@@ -2965,7 +5113,96 @@
       </w:rPr>
     </w:lvl>
   </w:abstractNum>
-  <w:abstractNum w:abstractNumId="5" w15:restartNumberingAfterBreak="0">
+  <w:abstractNum w:abstractNumId="6">
+    <w:nsid w:val="3735277D"/>
+    <w:multiLevelType w:val="hybridMultilevel"/>
+    <w:tmpl w:val="EE84DEB4"/>
+    <w:lvl w:ilvl="0" w:tplc="0419000F">
+      <w:start w:val="1"/>
+      <w:numFmt w:val="decimal"/>
+      <w:lvlText w:val="%1."/>
+      <w:lvlJc w:val="left"/>
+      <w:pPr>
+        <w:ind w:left="720" w:hanging="360"/>
+      </w:pPr>
+      <w:rPr>
+        <w:rFonts w:hint="default"/>
+      </w:rPr>
+    </w:lvl>
+    <w:lvl w:ilvl="1" w:tplc="04190019" w:tentative="1">
+      <w:start w:val="1"/>
+      <w:numFmt w:val="lowerLetter"/>
+      <w:lvlText w:val="%2."/>
+      <w:lvlJc w:val="left"/>
+      <w:pPr>
+        <w:ind w:left="1440" w:hanging="360"/>
+      </w:pPr>
+    </w:lvl>
+    <w:lvl w:ilvl="2" w:tplc="0419001B" w:tentative="1">
+      <w:start w:val="1"/>
+      <w:numFmt w:val="lowerRoman"/>
+      <w:lvlText w:val="%3."/>
+      <w:lvlJc w:val="right"/>
+      <w:pPr>
+        <w:ind w:left="2160" w:hanging="180"/>
+      </w:pPr>
+    </w:lvl>
+    <w:lvl w:ilvl="3" w:tplc="0419000F" w:tentative="1">
+      <w:start w:val="1"/>
+      <w:numFmt w:val="decimal"/>
+      <w:lvlText w:val="%4."/>
+      <w:lvlJc w:val="left"/>
+      <w:pPr>
+        <w:ind w:left="2880" w:hanging="360"/>
+      </w:pPr>
+    </w:lvl>
+    <w:lvl w:ilvl="4" w:tplc="04190019" w:tentative="1">
+      <w:start w:val="1"/>
+      <w:numFmt w:val="lowerLetter"/>
+      <w:lvlText w:val="%5."/>
+      <w:lvlJc w:val="left"/>
+      <w:pPr>
+        <w:ind w:left="3600" w:hanging="360"/>
+      </w:pPr>
+    </w:lvl>
+    <w:lvl w:ilvl="5" w:tplc="0419001B" w:tentative="1">
+      <w:start w:val="1"/>
+      <w:numFmt w:val="lowerRoman"/>
+      <w:lvlText w:val="%6."/>
+      <w:lvlJc w:val="right"/>
+      <w:pPr>
+        <w:ind w:left="4320" w:hanging="180"/>
+      </w:pPr>
+    </w:lvl>
+    <w:lvl w:ilvl="6" w:tplc="0419000F" w:tentative="1">
+      <w:start w:val="1"/>
+      <w:numFmt w:val="decimal"/>
+      <w:lvlText w:val="%7."/>
+      <w:lvlJc w:val="left"/>
+      <w:pPr>
+        <w:ind w:left="5040" w:hanging="360"/>
+      </w:pPr>
+    </w:lvl>
+    <w:lvl w:ilvl="7" w:tplc="04190019" w:tentative="1">
+      <w:start w:val="1"/>
+      <w:numFmt w:val="lowerLetter"/>
+      <w:lvlText w:val="%8."/>
+      <w:lvlJc w:val="left"/>
+      <w:pPr>
+        <w:ind w:left="5760" w:hanging="360"/>
+      </w:pPr>
+    </w:lvl>
+    <w:lvl w:ilvl="8" w:tplc="0419001B" w:tentative="1">
+      <w:start w:val="1"/>
+      <w:numFmt w:val="lowerRoman"/>
+      <w:lvlText w:val="%9."/>
+      <w:lvlJc w:val="right"/>
+      <w:pPr>
+        <w:ind w:left="6480" w:hanging="180"/>
+      </w:pPr>
+    </w:lvl>
+  </w:abstractNum>
+  <w:abstractNum w:abstractNumId="7">
     <w:nsid w:val="4419467C"/>
     <w:multiLevelType w:val="multilevel"/>
     <w:tmpl w:val="8FBA6A82"/>
@@ -3114,7 +5351,7 @@
       </w:rPr>
     </w:lvl>
   </w:abstractNum>
-  <w:abstractNum w:abstractNumId="6" w15:restartNumberingAfterBreak="0">
+  <w:abstractNum w:abstractNumId="8">
     <w:nsid w:val="49D40CC9"/>
     <w:multiLevelType w:val="multilevel"/>
     <w:tmpl w:val="7D4C6B90"/>
@@ -3263,7 +5500,274 @@
       </w:rPr>
     </w:lvl>
   </w:abstractNum>
-  <w:abstractNum w:abstractNumId="7" w15:restartNumberingAfterBreak="0">
+  <w:abstractNum w:abstractNumId="9">
+    <w:nsid w:val="56BD4BC5"/>
+    <w:multiLevelType w:val="hybridMultilevel"/>
+    <w:tmpl w:val="B6BA935A"/>
+    <w:lvl w:ilvl="0" w:tplc="0419000F">
+      <w:start w:val="1"/>
+      <w:numFmt w:val="decimal"/>
+      <w:lvlText w:val="%1."/>
+      <w:lvlJc w:val="left"/>
+      <w:pPr>
+        <w:ind w:left="720" w:hanging="360"/>
+      </w:pPr>
+      <w:rPr>
+        <w:rFonts w:hint="default"/>
+      </w:rPr>
+    </w:lvl>
+    <w:lvl w:ilvl="1" w:tplc="04190019" w:tentative="1">
+      <w:start w:val="1"/>
+      <w:numFmt w:val="lowerLetter"/>
+      <w:lvlText w:val="%2."/>
+      <w:lvlJc w:val="left"/>
+      <w:pPr>
+        <w:ind w:left="1440" w:hanging="360"/>
+      </w:pPr>
+    </w:lvl>
+    <w:lvl w:ilvl="2" w:tplc="0419001B" w:tentative="1">
+      <w:start w:val="1"/>
+      <w:numFmt w:val="lowerRoman"/>
+      <w:lvlText w:val="%3."/>
+      <w:lvlJc w:val="right"/>
+      <w:pPr>
+        <w:ind w:left="2160" w:hanging="180"/>
+      </w:pPr>
+    </w:lvl>
+    <w:lvl w:ilvl="3" w:tplc="0419000F" w:tentative="1">
+      <w:start w:val="1"/>
+      <w:numFmt w:val="decimal"/>
+      <w:lvlText w:val="%4."/>
+      <w:lvlJc w:val="left"/>
+      <w:pPr>
+        <w:ind w:left="2880" w:hanging="360"/>
+      </w:pPr>
+    </w:lvl>
+    <w:lvl w:ilvl="4" w:tplc="04190019" w:tentative="1">
+      <w:start w:val="1"/>
+      <w:numFmt w:val="lowerLetter"/>
+      <w:lvlText w:val="%5."/>
+      <w:lvlJc w:val="left"/>
+      <w:pPr>
+        <w:ind w:left="3600" w:hanging="360"/>
+      </w:pPr>
+    </w:lvl>
+    <w:lvl w:ilvl="5" w:tplc="0419001B" w:tentative="1">
+      <w:start w:val="1"/>
+      <w:numFmt w:val="lowerRoman"/>
+      <w:lvlText w:val="%6."/>
+      <w:lvlJc w:val="right"/>
+      <w:pPr>
+        <w:ind w:left="4320" w:hanging="180"/>
+      </w:pPr>
+    </w:lvl>
+    <w:lvl w:ilvl="6" w:tplc="0419000F" w:tentative="1">
+      <w:start w:val="1"/>
+      <w:numFmt w:val="decimal"/>
+      <w:lvlText w:val="%7."/>
+      <w:lvlJc w:val="left"/>
+      <w:pPr>
+        <w:ind w:left="5040" w:hanging="360"/>
+      </w:pPr>
+    </w:lvl>
+    <w:lvl w:ilvl="7" w:tplc="04190019" w:tentative="1">
+      <w:start w:val="1"/>
+      <w:numFmt w:val="lowerLetter"/>
+      <w:lvlText w:val="%8."/>
+      <w:lvlJc w:val="left"/>
+      <w:pPr>
+        <w:ind w:left="5760" w:hanging="360"/>
+      </w:pPr>
+    </w:lvl>
+    <w:lvl w:ilvl="8" w:tplc="0419001B" w:tentative="1">
+      <w:start w:val="1"/>
+      <w:numFmt w:val="lowerRoman"/>
+      <w:lvlText w:val="%9."/>
+      <w:lvlJc w:val="right"/>
+      <w:pPr>
+        <w:ind w:left="6480" w:hanging="180"/>
+      </w:pPr>
+    </w:lvl>
+  </w:abstractNum>
+  <w:abstractNum w:abstractNumId="10">
+    <w:nsid w:val="612E5C9E"/>
+    <w:multiLevelType w:val="hybridMultilevel"/>
+    <w:tmpl w:val="6C6E45B4"/>
+    <w:lvl w:ilvl="0" w:tplc="0419000F">
+      <w:start w:val="1"/>
+      <w:numFmt w:val="decimal"/>
+      <w:lvlText w:val="%1."/>
+      <w:lvlJc w:val="left"/>
+      <w:pPr>
+        <w:ind w:left="720" w:hanging="360"/>
+      </w:pPr>
+      <w:rPr>
+        <w:rFonts w:hint="default"/>
+      </w:rPr>
+    </w:lvl>
+    <w:lvl w:ilvl="1" w:tplc="04190019" w:tentative="1">
+      <w:start w:val="1"/>
+      <w:numFmt w:val="lowerLetter"/>
+      <w:lvlText w:val="%2."/>
+      <w:lvlJc w:val="left"/>
+      <w:pPr>
+        <w:ind w:left="1440" w:hanging="360"/>
+      </w:pPr>
+    </w:lvl>
+    <w:lvl w:ilvl="2" w:tplc="0419001B" w:tentative="1">
+      <w:start w:val="1"/>
+      <w:numFmt w:val="lowerRoman"/>
+      <w:lvlText w:val="%3."/>
+      <w:lvlJc w:val="right"/>
+      <w:pPr>
+        <w:ind w:left="2160" w:hanging="180"/>
+      </w:pPr>
+    </w:lvl>
+    <w:lvl w:ilvl="3" w:tplc="0419000F" w:tentative="1">
+      <w:start w:val="1"/>
+      <w:numFmt w:val="decimal"/>
+      <w:lvlText w:val="%4."/>
+      <w:lvlJc w:val="left"/>
+      <w:pPr>
+        <w:ind w:left="2880" w:hanging="360"/>
+      </w:pPr>
+    </w:lvl>
+    <w:lvl w:ilvl="4" w:tplc="04190019" w:tentative="1">
+      <w:start w:val="1"/>
+      <w:numFmt w:val="lowerLetter"/>
+      <w:lvlText w:val="%5."/>
+      <w:lvlJc w:val="left"/>
+      <w:pPr>
+        <w:ind w:left="3600" w:hanging="360"/>
+      </w:pPr>
+    </w:lvl>
+    <w:lvl w:ilvl="5" w:tplc="0419001B" w:tentative="1">
+      <w:start w:val="1"/>
+      <w:numFmt w:val="lowerRoman"/>
+      <w:lvlText w:val="%6."/>
+      <w:lvlJc w:val="right"/>
+      <w:pPr>
+        <w:ind w:left="4320" w:hanging="180"/>
+      </w:pPr>
+    </w:lvl>
+    <w:lvl w:ilvl="6" w:tplc="0419000F" w:tentative="1">
+      <w:start w:val="1"/>
+      <w:numFmt w:val="decimal"/>
+      <w:lvlText w:val="%7."/>
+      <w:lvlJc w:val="left"/>
+      <w:pPr>
+        <w:ind w:left="5040" w:hanging="360"/>
+      </w:pPr>
+    </w:lvl>
+    <w:lvl w:ilvl="7" w:tplc="04190019" w:tentative="1">
+      <w:start w:val="1"/>
+      <w:numFmt w:val="lowerLetter"/>
+      <w:lvlText w:val="%8."/>
+      <w:lvlJc w:val="left"/>
+      <w:pPr>
+        <w:ind w:left="5760" w:hanging="360"/>
+      </w:pPr>
+    </w:lvl>
+    <w:lvl w:ilvl="8" w:tplc="0419001B" w:tentative="1">
+      <w:start w:val="1"/>
+      <w:numFmt w:val="lowerRoman"/>
+      <w:lvlText w:val="%9."/>
+      <w:lvlJc w:val="right"/>
+      <w:pPr>
+        <w:ind w:left="6480" w:hanging="180"/>
+      </w:pPr>
+    </w:lvl>
+  </w:abstractNum>
+  <w:abstractNum w:abstractNumId="11">
+    <w:nsid w:val="62297CAE"/>
+    <w:multiLevelType w:val="hybridMultilevel"/>
+    <w:tmpl w:val="4B7AF296"/>
+    <w:lvl w:ilvl="0" w:tplc="2980752A">
+      <w:start w:val="1"/>
+      <w:numFmt w:val="decimal"/>
+      <w:lvlText w:val="%1."/>
+      <w:lvlJc w:val="left"/>
+      <w:pPr>
+        <w:ind w:left="927" w:hanging="360"/>
+      </w:pPr>
+      <w:rPr>
+        <w:rFonts w:hint="default"/>
+      </w:rPr>
+    </w:lvl>
+    <w:lvl w:ilvl="1" w:tplc="04190019" w:tentative="1">
+      <w:start w:val="1"/>
+      <w:numFmt w:val="lowerLetter"/>
+      <w:lvlText w:val="%2."/>
+      <w:lvlJc w:val="left"/>
+      <w:pPr>
+        <w:ind w:left="1647" w:hanging="360"/>
+      </w:pPr>
+    </w:lvl>
+    <w:lvl w:ilvl="2" w:tplc="0419001B" w:tentative="1">
+      <w:start w:val="1"/>
+      <w:numFmt w:val="lowerRoman"/>
+      <w:lvlText w:val="%3."/>
+      <w:lvlJc w:val="right"/>
+      <w:pPr>
+        <w:ind w:left="2367" w:hanging="180"/>
+      </w:pPr>
+    </w:lvl>
+    <w:lvl w:ilvl="3" w:tplc="0419000F" w:tentative="1">
+      <w:start w:val="1"/>
+      <w:numFmt w:val="decimal"/>
+      <w:lvlText w:val="%4."/>
+      <w:lvlJc w:val="left"/>
+      <w:pPr>
+        <w:ind w:left="3087" w:hanging="360"/>
+      </w:pPr>
+    </w:lvl>
+    <w:lvl w:ilvl="4" w:tplc="04190019" w:tentative="1">
+      <w:start w:val="1"/>
+      <w:numFmt w:val="lowerLetter"/>
+      <w:lvlText w:val="%5."/>
+      <w:lvlJc w:val="left"/>
+      <w:pPr>
+        <w:ind w:left="3807" w:hanging="360"/>
+      </w:pPr>
+    </w:lvl>
+    <w:lvl w:ilvl="5" w:tplc="0419001B" w:tentative="1">
+      <w:start w:val="1"/>
+      <w:numFmt w:val="lowerRoman"/>
+      <w:lvlText w:val="%6."/>
+      <w:lvlJc w:val="right"/>
+      <w:pPr>
+        <w:ind w:left="4527" w:hanging="180"/>
+      </w:pPr>
+    </w:lvl>
+    <w:lvl w:ilvl="6" w:tplc="0419000F" w:tentative="1">
+      <w:start w:val="1"/>
+      <w:numFmt w:val="decimal"/>
+      <w:lvlText w:val="%7."/>
+      <w:lvlJc w:val="left"/>
+      <w:pPr>
+        <w:ind w:left="5247" w:hanging="360"/>
+      </w:pPr>
+    </w:lvl>
+    <w:lvl w:ilvl="7" w:tplc="04190019" w:tentative="1">
+      <w:start w:val="1"/>
+      <w:numFmt w:val="lowerLetter"/>
+      <w:lvlText w:val="%8."/>
+      <w:lvlJc w:val="left"/>
+      <w:pPr>
+        <w:ind w:left="5967" w:hanging="360"/>
+      </w:pPr>
+    </w:lvl>
+    <w:lvl w:ilvl="8" w:tplc="0419001B" w:tentative="1">
+      <w:start w:val="1"/>
+      <w:numFmt w:val="lowerRoman"/>
+      <w:lvlText w:val="%9."/>
+      <w:lvlJc w:val="right"/>
+      <w:pPr>
+        <w:ind w:left="6687" w:hanging="180"/>
+      </w:pPr>
+    </w:lvl>
+  </w:abstractNum>
+  <w:abstractNum w:abstractNumId="12">
     <w:nsid w:val="657B5955"/>
     <w:multiLevelType w:val="multilevel"/>
     <w:tmpl w:val="BC083620"/>
@@ -3412,7 +5916,7 @@
       </w:rPr>
     </w:lvl>
   </w:abstractNum>
-  <w:abstractNum w:abstractNumId="8" w15:restartNumberingAfterBreak="0">
+  <w:abstractNum w:abstractNumId="13">
     <w:nsid w:val="71157427"/>
     <w:multiLevelType w:val="multilevel"/>
     <w:tmpl w:val="84E26F0C"/>
@@ -3561,7 +6065,7 @@
       </w:rPr>
     </w:lvl>
   </w:abstractNum>
-  <w:abstractNum w:abstractNumId="9" w15:restartNumberingAfterBreak="0">
+  <w:abstractNum w:abstractNumId="14">
     <w:nsid w:val="729760B0"/>
     <w:multiLevelType w:val="multilevel"/>
     <w:tmpl w:val="3912B1AE"/>
@@ -3711,40 +6215,55 @@
     </w:lvl>
   </w:abstractNum>
   <w:num w:numId="1">
-    <w:abstractNumId w:val="6"/>
+    <w:abstractNumId w:val="8"/>
   </w:num>
   <w:num w:numId="2">
-    <w:abstractNumId w:val="8"/>
+    <w:abstractNumId w:val="13"/>
   </w:num>
   <w:num w:numId="3">
+    <w:abstractNumId w:val="7"/>
+  </w:num>
+  <w:num w:numId="4">
     <w:abstractNumId w:val="5"/>
   </w:num>
-  <w:num w:numId="4">
+  <w:num w:numId="5">
     <w:abstractNumId w:val="4"/>
   </w:num>
-  <w:num w:numId="5">
+  <w:num w:numId="6">
     <w:abstractNumId w:val="3"/>
   </w:num>
-  <w:num w:numId="6">
+  <w:num w:numId="7">
     <w:abstractNumId w:val="2"/>
   </w:num>
-  <w:num w:numId="7">
+  <w:num w:numId="8">
+    <w:abstractNumId w:val="12"/>
+  </w:num>
+  <w:num w:numId="9">
+    <w:abstractNumId w:val="14"/>
+  </w:num>
+  <w:num w:numId="10">
     <w:abstractNumId w:val="1"/>
   </w:num>
-  <w:num w:numId="8">
-    <w:abstractNumId w:val="7"/>
-  </w:num>
-  <w:num w:numId="9">
+  <w:num w:numId="11">
     <w:abstractNumId w:val="9"/>
   </w:num>
-  <w:num w:numId="10">
+  <w:num w:numId="12">
     <w:abstractNumId w:val="0"/>
+  </w:num>
+  <w:num w:numId="13">
+    <w:abstractNumId w:val="11"/>
+  </w:num>
+  <w:num w:numId="14">
+    <w:abstractNumId w:val="10"/>
+  </w:num>
+  <w:num w:numId="15">
+    <w:abstractNumId w:val="6"/>
   </w:num>
 </w:numbering>
 </file>
 
 <file path=word/styles.xml><?xml version="1.0" encoding="utf-8"?>
-<w:styles xmlns:mc="http://schemas.openxmlformats.org/markup-compatibility/2006" xmlns:r="http://schemas.openxmlformats.org/officeDocument/2006/relationships" xmlns:w="http://schemas.openxmlformats.org/wordprocessingml/2006/main" xmlns:w14="http://schemas.microsoft.com/office/word/2010/wordml" xmlns:w15="http://schemas.microsoft.com/office/word/2012/wordml" xmlns:w16cex="http://schemas.microsoft.com/office/word/2018/wordml/cex" xmlns:w16cid="http://schemas.microsoft.com/office/word/2016/wordml/cid" xmlns:w16="http://schemas.microsoft.com/office/word/2018/wordml" xmlns:w16se="http://schemas.microsoft.com/office/word/2015/wordml/symex" mc:Ignorable="w14 w15 w16se w16cid w16 w16cex">
+<w:styles xmlns:mc="http://schemas.openxmlformats.org/markup-compatibility/2006" xmlns:r="http://schemas.openxmlformats.org/officeDocument/2006/relationships" xmlns:w="http://schemas.openxmlformats.org/wordprocessingml/2006/main" xmlns:w14="http://schemas.microsoft.com/office/word/2010/wordml" mc:Ignorable="w14">
   <w:docDefaults>
     <w:rPrDefault>
       <w:rPr>
@@ -3760,383 +6279,144 @@
       </w:pPr>
     </w:pPrDefault>
   </w:docDefaults>
-  <w:latentStyles w:defLockedState="0" w:defUIPriority="99" w:defSemiHidden="0" w:defUnhideWhenUsed="0" w:defQFormat="0" w:count="376">
-    <w:lsdException w:name="Normal" w:uiPriority="0" w:qFormat="1"/>
-    <w:lsdException w:name="heading 1" w:uiPriority="9" w:qFormat="1"/>
-    <w:lsdException w:name="heading 2" w:semiHidden="1" w:uiPriority="9" w:unhideWhenUsed="1" w:qFormat="1"/>
-    <w:lsdException w:name="heading 3" w:semiHidden="1" w:uiPriority="9" w:unhideWhenUsed="1" w:qFormat="1"/>
-    <w:lsdException w:name="heading 4" w:semiHidden="1" w:uiPriority="9" w:unhideWhenUsed="1" w:qFormat="1"/>
-    <w:lsdException w:name="heading 5" w:semiHidden="1" w:uiPriority="9" w:unhideWhenUsed="1" w:qFormat="1"/>
-    <w:lsdException w:name="heading 6" w:semiHidden="1" w:uiPriority="9" w:unhideWhenUsed="1" w:qFormat="1"/>
-    <w:lsdException w:name="heading 7" w:semiHidden="1" w:uiPriority="9" w:unhideWhenUsed="1" w:qFormat="1"/>
-    <w:lsdException w:name="heading 8" w:semiHidden="1" w:uiPriority="9" w:unhideWhenUsed="1" w:qFormat="1"/>
-    <w:lsdException w:name="heading 9" w:semiHidden="1" w:uiPriority="9" w:unhideWhenUsed="1" w:qFormat="1"/>
-    <w:lsdException w:name="index 1" w:semiHidden="1" w:unhideWhenUsed="1"/>
-    <w:lsdException w:name="index 2" w:semiHidden="1" w:unhideWhenUsed="1"/>
-    <w:lsdException w:name="index 3" w:semiHidden="1" w:unhideWhenUsed="1"/>
-    <w:lsdException w:name="index 4" w:semiHidden="1" w:unhideWhenUsed="1"/>
-    <w:lsdException w:name="index 5" w:semiHidden="1" w:unhideWhenUsed="1"/>
-    <w:lsdException w:name="index 6" w:semiHidden="1" w:unhideWhenUsed="1"/>
-    <w:lsdException w:name="index 7" w:semiHidden="1" w:unhideWhenUsed="1"/>
-    <w:lsdException w:name="index 8" w:semiHidden="1" w:unhideWhenUsed="1"/>
-    <w:lsdException w:name="index 9" w:semiHidden="1" w:unhideWhenUsed="1"/>
-    <w:lsdException w:name="toc 1" w:semiHidden="1" w:uiPriority="39" w:unhideWhenUsed="1"/>
-    <w:lsdException w:name="toc 2" w:semiHidden="1" w:uiPriority="39" w:unhideWhenUsed="1"/>
-    <w:lsdException w:name="toc 3" w:semiHidden="1" w:uiPriority="39" w:unhideWhenUsed="1"/>
-    <w:lsdException w:name="toc 4" w:semiHidden="1" w:uiPriority="39" w:unhideWhenUsed="1"/>
-    <w:lsdException w:name="toc 5" w:semiHidden="1" w:uiPriority="39" w:unhideWhenUsed="1"/>
-    <w:lsdException w:name="toc 6" w:semiHidden="1" w:uiPriority="39" w:unhideWhenUsed="1"/>
-    <w:lsdException w:name="toc 7" w:semiHidden="1" w:uiPriority="39" w:unhideWhenUsed="1"/>
-    <w:lsdException w:name="toc 8" w:semiHidden="1" w:uiPriority="39" w:unhideWhenUsed="1"/>
-    <w:lsdException w:name="toc 9" w:semiHidden="1" w:uiPriority="39" w:unhideWhenUsed="1"/>
-    <w:lsdException w:name="Normal Indent" w:semiHidden="1" w:unhideWhenUsed="1"/>
-    <w:lsdException w:name="footnote text" w:semiHidden="1" w:unhideWhenUsed="1"/>
-    <w:lsdException w:name="annotation text" w:semiHidden="1" w:unhideWhenUsed="1"/>
-    <w:lsdException w:name="header" w:semiHidden="1" w:unhideWhenUsed="1"/>
-    <w:lsdException w:name="footer" w:semiHidden="1" w:unhideWhenUsed="1"/>
-    <w:lsdException w:name="index heading" w:semiHidden="1" w:unhideWhenUsed="1"/>
-    <w:lsdException w:name="caption" w:semiHidden="1" w:uiPriority="35" w:unhideWhenUsed="1" w:qFormat="1"/>
-    <w:lsdException w:name="table of figures" w:semiHidden="1" w:unhideWhenUsed="1"/>
-    <w:lsdException w:name="envelope address" w:semiHidden="1" w:unhideWhenUsed="1"/>
-    <w:lsdException w:name="envelope return" w:semiHidden="1" w:unhideWhenUsed="1"/>
-    <w:lsdException w:name="footnote reference" w:semiHidden="1" w:unhideWhenUsed="1"/>
-    <w:lsdException w:name="annotation reference" w:semiHidden="1" w:unhideWhenUsed="1"/>
-    <w:lsdException w:name="line number" w:semiHidden="1" w:unhideWhenUsed="1"/>
-    <w:lsdException w:name="page number" w:semiHidden="1" w:unhideWhenUsed="1"/>
-    <w:lsdException w:name="endnote reference" w:semiHidden="1" w:unhideWhenUsed="1"/>
-    <w:lsdException w:name="endnote text" w:semiHidden="1" w:unhideWhenUsed="1"/>
-    <w:lsdException w:name="table of authorities" w:semiHidden="1" w:unhideWhenUsed="1"/>
-    <w:lsdException w:name="macro" w:semiHidden="1" w:unhideWhenUsed="1"/>
-    <w:lsdException w:name="toa heading" w:semiHidden="1" w:unhideWhenUsed="1"/>
-    <w:lsdException w:name="List" w:semiHidden="1" w:unhideWhenUsed="1"/>
-    <w:lsdException w:name="List Bullet" w:semiHidden="1" w:unhideWhenUsed="1"/>
-    <w:lsdException w:name="List Number" w:semiHidden="1" w:unhideWhenUsed="1"/>
-    <w:lsdException w:name="List 2" w:semiHidden="1" w:unhideWhenUsed="1"/>
-    <w:lsdException w:name="List 3" w:semiHidden="1" w:unhideWhenUsed="1"/>
-    <w:lsdException w:name="List 4" w:semiHidden="1" w:unhideWhenUsed="1"/>
-    <w:lsdException w:name="List 5" w:semiHidden="1" w:unhideWhenUsed="1"/>
-    <w:lsdException w:name="List Bullet 2" w:semiHidden="1" w:unhideWhenUsed="1"/>
-    <w:lsdException w:name="List Bullet 3" w:semiHidden="1" w:unhideWhenUsed="1"/>
-    <w:lsdException w:name="List Bullet 4" w:semiHidden="1" w:unhideWhenUsed="1"/>
-    <w:lsdException w:name="List Bullet 5" w:semiHidden="1" w:unhideWhenUsed="1"/>
-    <w:lsdException w:name="List Number 2" w:semiHidden="1" w:unhideWhenUsed="1"/>
-    <w:lsdException w:name="List Number 3" w:semiHidden="1" w:unhideWhenUsed="1"/>
-    <w:lsdException w:name="List Number 4" w:semiHidden="1" w:unhideWhenUsed="1"/>
-    <w:lsdException w:name="List Number 5" w:semiHidden="1" w:unhideWhenUsed="1"/>
-    <w:lsdException w:name="Title" w:uiPriority="10" w:qFormat="1"/>
-    <w:lsdException w:name="Closing" w:semiHidden="1" w:unhideWhenUsed="1"/>
-    <w:lsdException w:name="Signature" w:semiHidden="1" w:unhideWhenUsed="1"/>
-    <w:lsdException w:name="Default Paragraph Font" w:semiHidden="1" w:uiPriority="1" w:unhideWhenUsed="1"/>
-    <w:lsdException w:name="Body Text" w:semiHidden="1" w:unhideWhenUsed="1"/>
-    <w:lsdException w:name="Body Text Indent" w:semiHidden="1" w:unhideWhenUsed="1"/>
-    <w:lsdException w:name="List Continue" w:semiHidden="1" w:unhideWhenUsed="1"/>
-    <w:lsdException w:name="List Continue 2" w:semiHidden="1" w:unhideWhenUsed="1"/>
-    <w:lsdException w:name="List Continue 3" w:semiHidden="1" w:unhideWhenUsed="1"/>
-    <w:lsdException w:name="List Continue 4" w:semiHidden="1" w:unhideWhenUsed="1"/>
-    <w:lsdException w:name="List Continue 5" w:semiHidden="1" w:unhideWhenUsed="1"/>
-    <w:lsdException w:name="Message Header" w:semiHidden="1" w:unhideWhenUsed="1"/>
-    <w:lsdException w:name="Subtitle" w:uiPriority="11" w:qFormat="1"/>
-    <w:lsdException w:name="Salutation" w:semiHidden="1" w:unhideWhenUsed="1"/>
-    <w:lsdException w:name="Date" w:semiHidden="1" w:unhideWhenUsed="1"/>
-    <w:lsdException w:name="Body Text First Indent" w:semiHidden="1" w:unhideWhenUsed="1"/>
-    <w:lsdException w:name="Body Text First Indent 2" w:semiHidden="1" w:unhideWhenUsed="1"/>
-    <w:lsdException w:name="Note Heading" w:semiHidden="1" w:unhideWhenUsed="1"/>
-    <w:lsdException w:name="Body Text 2" w:semiHidden="1" w:unhideWhenUsed="1"/>
-    <w:lsdException w:name="Body Text 3" w:semiHidden="1" w:unhideWhenUsed="1"/>
-    <w:lsdException w:name="Body Text Indent 2" w:semiHidden="1" w:unhideWhenUsed="1"/>
-    <w:lsdException w:name="Body Text Indent 3" w:semiHidden="1" w:unhideWhenUsed="1"/>
-    <w:lsdException w:name="Block Text" w:semiHidden="1" w:unhideWhenUsed="1"/>
-    <w:lsdException w:name="Hyperlink" w:semiHidden="1" w:unhideWhenUsed="1"/>
-    <w:lsdException w:name="FollowedHyperlink" w:semiHidden="1" w:unhideWhenUsed="1"/>
-    <w:lsdException w:name="Strong" w:uiPriority="22" w:qFormat="1"/>
-    <w:lsdException w:name="Emphasis" w:uiPriority="20" w:qFormat="1"/>
-    <w:lsdException w:name="Document Map" w:semiHidden="1" w:unhideWhenUsed="1"/>
-    <w:lsdException w:name="Plain Text" w:semiHidden="1" w:unhideWhenUsed="1"/>
-    <w:lsdException w:name="E-mail Signature" w:semiHidden="1" w:unhideWhenUsed="1"/>
-    <w:lsdException w:name="HTML Top of Form" w:semiHidden="1" w:unhideWhenUsed="1"/>
-    <w:lsdException w:name="HTML Bottom of Form" w:semiHidden="1" w:unhideWhenUsed="1"/>
-    <w:lsdException w:name="Normal (Web)" w:semiHidden="1" w:unhideWhenUsed="1"/>
-    <w:lsdException w:name="HTML Acronym" w:semiHidden="1" w:unhideWhenUsed="1"/>
-    <w:lsdException w:name="HTML Address" w:semiHidden="1" w:unhideWhenUsed="1"/>
-    <w:lsdException w:name="HTML Cite" w:semiHidden="1" w:unhideWhenUsed="1"/>
-    <w:lsdException w:name="HTML Code" w:semiHidden="1" w:unhideWhenUsed="1"/>
-    <w:lsdException w:name="HTML Definition" w:semiHidden="1" w:unhideWhenUsed="1"/>
-    <w:lsdException w:name="HTML Keyboard" w:semiHidden="1" w:unhideWhenUsed="1"/>
-    <w:lsdException w:name="HTML Preformatted" w:semiHidden="1" w:unhideWhenUsed="1"/>
-    <w:lsdException w:name="HTML Sample" w:semiHidden="1" w:unhideWhenUsed="1"/>
-    <w:lsdException w:name="HTML Typewriter" w:semiHidden="1" w:unhideWhenUsed="1"/>
-    <w:lsdException w:name="HTML Variable" w:semiHidden="1" w:unhideWhenUsed="1"/>
-    <w:lsdException w:name="Normal Table" w:semiHidden="1" w:unhideWhenUsed="1"/>
-    <w:lsdException w:name="annotation subject" w:semiHidden="1" w:unhideWhenUsed="1"/>
-    <w:lsdException w:name="No List" w:semiHidden="1" w:unhideWhenUsed="1"/>
-    <w:lsdException w:name="Outline List 1" w:semiHidden="1" w:unhideWhenUsed="1"/>
-    <w:lsdException w:name="Outline List 2" w:semiHidden="1" w:unhideWhenUsed="1"/>
-    <w:lsdException w:name="Outline List 3" w:semiHidden="1" w:unhideWhenUsed="1"/>
-    <w:lsdException w:name="Table Simple 1" w:semiHidden="1" w:unhideWhenUsed="1"/>
-    <w:lsdException w:name="Table Simple 2" w:semiHidden="1" w:unhideWhenUsed="1"/>
-    <w:lsdException w:name="Table Simple 3" w:semiHidden="1" w:unhideWhenUsed="1"/>
-    <w:lsdException w:name="Table Classic 1" w:semiHidden="1" w:unhideWhenUsed="1"/>
-    <w:lsdException w:name="Table Classic 2" w:semiHidden="1" w:unhideWhenUsed="1"/>
-    <w:lsdException w:name="Table Classic 3" w:semiHidden="1" w:unhideWhenUsed="1"/>
-    <w:lsdException w:name="Table Classic 4" w:semiHidden="1" w:unhideWhenUsed="1"/>
-    <w:lsdException w:name="Table Colorful 1" w:semiHidden="1" w:unhideWhenUsed="1"/>
-    <w:lsdException w:name="Table Colorful 2" w:semiHidden="1" w:unhideWhenUsed="1"/>
-    <w:lsdException w:name="Table Colorful 3" w:semiHidden="1" w:unhideWhenUsed="1"/>
-    <w:lsdException w:name="Table Columns 1" w:semiHidden="1" w:unhideWhenUsed="1"/>
-    <w:lsdException w:name="Table Columns 2" w:semiHidden="1" w:unhideWhenUsed="1"/>
-    <w:lsdException w:name="Table Columns 3" w:semiHidden="1" w:unhideWhenUsed="1"/>
-    <w:lsdException w:name="Table Columns 4" w:semiHidden="1" w:unhideWhenUsed="1"/>
-    <w:lsdException w:name="Table Columns 5" w:semiHidden="1" w:unhideWhenUsed="1"/>
-    <w:lsdException w:name="Table Grid 1" w:semiHidden="1" w:unhideWhenUsed="1"/>
-    <w:lsdException w:name="Table Grid 2" w:semiHidden="1" w:unhideWhenUsed="1"/>
-    <w:lsdException w:name="Table Grid 3" w:semiHidden="1" w:unhideWhenUsed="1"/>
-    <w:lsdException w:name="Table Grid 4" w:semiHidden="1" w:unhideWhenUsed="1"/>
-    <w:lsdException w:name="Table Grid 5" w:semiHidden="1" w:unhideWhenUsed="1"/>
-    <w:lsdException w:name="Table Grid 6" w:semiHidden="1" w:unhideWhenUsed="1"/>
-    <w:lsdException w:name="Table Grid 7" w:semiHidden="1" w:unhideWhenUsed="1"/>
-    <w:lsdException w:name="Table Grid 8" w:semiHidden="1" w:unhideWhenUsed="1"/>
-    <w:lsdException w:name="Table List 1" w:semiHidden="1" w:unhideWhenUsed="1"/>
-    <w:lsdException w:name="Table List 2" w:semiHidden="1" w:unhideWhenUsed="1"/>
-    <w:lsdException w:name="Table List 3" w:semiHidden="1" w:unhideWhenUsed="1"/>
-    <w:lsdException w:name="Table List 4" w:semiHidden="1" w:unhideWhenUsed="1"/>
-    <w:lsdException w:name="Table List 5" w:semiHidden="1" w:unhideWhenUsed="1"/>
-    <w:lsdException w:name="Table List 6" w:semiHidden="1" w:unhideWhenUsed="1"/>
-    <w:lsdException w:name="Table List 7" w:semiHidden="1" w:unhideWhenUsed="1"/>
-    <w:lsdException w:name="Table List 8" w:semiHidden="1" w:unhideWhenUsed="1"/>
-    <w:lsdException w:name="Table 3D effects 1" w:semiHidden="1" w:unhideWhenUsed="1"/>
-    <w:lsdException w:name="Table 3D effects 2" w:semiHidden="1" w:unhideWhenUsed="1"/>
-    <w:lsdException w:name="Table 3D effects 3" w:semiHidden="1" w:unhideWhenUsed="1"/>
-    <w:lsdException w:name="Table Contemporary" w:semiHidden="1" w:unhideWhenUsed="1"/>
-    <w:lsdException w:name="Table Elegant" w:semiHidden="1" w:unhideWhenUsed="1"/>
-    <w:lsdException w:name="Table Professional" w:semiHidden="1" w:unhideWhenUsed="1"/>
-    <w:lsdException w:name="Table Subtle 1" w:semiHidden="1" w:unhideWhenUsed="1"/>
-    <w:lsdException w:name="Table Subtle 2" w:semiHidden="1" w:unhideWhenUsed="1"/>
-    <w:lsdException w:name="Table Web 1" w:semiHidden="1" w:unhideWhenUsed="1"/>
-    <w:lsdException w:name="Table Web 2" w:semiHidden="1" w:unhideWhenUsed="1"/>
-    <w:lsdException w:name="Table Web 3" w:semiHidden="1" w:unhideWhenUsed="1"/>
-    <w:lsdException w:name="Balloon Text" w:semiHidden="1" w:unhideWhenUsed="1"/>
-    <w:lsdException w:name="Table Grid" w:uiPriority="39"/>
-    <w:lsdException w:name="Table Theme" w:semiHidden="1" w:unhideWhenUsed="1"/>
-    <w:lsdException w:name="Placeholder Text" w:semiHidden="1"/>
-    <w:lsdException w:name="No Spacing" w:uiPriority="1" w:qFormat="1"/>
-    <w:lsdException w:name="Light Shading" w:uiPriority="60"/>
-    <w:lsdException w:name="Light List" w:uiPriority="61"/>
-    <w:lsdException w:name="Light Grid" w:uiPriority="62"/>
-    <w:lsdException w:name="Medium Shading 1" w:uiPriority="63"/>
-    <w:lsdException w:name="Medium Shading 2" w:uiPriority="64"/>
-    <w:lsdException w:name="Medium List 1" w:uiPriority="65"/>
-    <w:lsdException w:name="Medium List 2" w:uiPriority="66"/>
-    <w:lsdException w:name="Medium Grid 1" w:uiPriority="67"/>
-    <w:lsdException w:name="Medium Grid 2" w:uiPriority="68"/>
-    <w:lsdException w:name="Medium Grid 3" w:uiPriority="69"/>
-    <w:lsdException w:name="Dark List" w:uiPriority="70"/>
-    <w:lsdException w:name="Colorful Shading" w:uiPriority="71"/>
-    <w:lsdException w:name="Colorful List" w:uiPriority="72"/>
-    <w:lsdException w:name="Colorful Grid" w:uiPriority="73"/>
-    <w:lsdException w:name="Light Shading Accent 1" w:uiPriority="60"/>
-    <w:lsdException w:name="Light List Accent 1" w:uiPriority="61"/>
-    <w:lsdException w:name="Light Grid Accent 1" w:uiPriority="62"/>
-    <w:lsdException w:name="Medium Shading 1 Accent 1" w:uiPriority="63"/>
-    <w:lsdException w:name="Medium Shading 2 Accent 1" w:uiPriority="64"/>
-    <w:lsdException w:name="Medium List 1 Accent 1" w:uiPriority="65"/>
-    <w:lsdException w:name="Revision" w:semiHidden="1"/>
-    <w:lsdException w:name="List Paragraph" w:uiPriority="34" w:qFormat="1"/>
-    <w:lsdException w:name="Quote" w:uiPriority="29" w:qFormat="1"/>
-    <w:lsdException w:name="Intense Quote" w:uiPriority="30" w:qFormat="1"/>
-    <w:lsdException w:name="Medium List 2 Accent 1" w:uiPriority="66"/>
-    <w:lsdException w:name="Medium Grid 1 Accent 1" w:uiPriority="67"/>
-    <w:lsdException w:name="Medium Grid 2 Accent 1" w:uiPriority="68"/>
-    <w:lsdException w:name="Medium Grid 3 Accent 1" w:uiPriority="69"/>
-    <w:lsdException w:name="Dark List Accent 1" w:uiPriority="70"/>
-    <w:lsdException w:name="Colorful Shading Accent 1" w:uiPriority="71"/>
-    <w:lsdException w:name="Colorful List Accent 1" w:uiPriority="72"/>
-    <w:lsdException w:name="Colorful Grid Accent 1" w:uiPriority="73"/>
-    <w:lsdException w:name="Light Shading Accent 2" w:uiPriority="60"/>
-    <w:lsdException w:name="Light List Accent 2" w:uiPriority="61"/>
-    <w:lsdException w:name="Light Grid Accent 2" w:uiPriority="62"/>
-    <w:lsdException w:name="Medium Shading 1 Accent 2" w:uiPriority="63"/>
-    <w:lsdException w:name="Medium Shading 2 Accent 2" w:uiPriority="64"/>
-    <w:lsdException w:name="Medium List 1 Accent 2" w:uiPriority="65"/>
-    <w:lsdException w:name="Medium List 2 Accent 2" w:uiPriority="66"/>
-    <w:lsdException w:name="Medium Grid 1 Accent 2" w:uiPriority="67"/>
-    <w:lsdException w:name="Medium Grid 2 Accent 2" w:uiPriority="68"/>
-    <w:lsdException w:name="Medium Grid 3 Accent 2" w:uiPriority="69"/>
-    <w:lsdException w:name="Dark List Accent 2" w:uiPriority="70"/>
-    <w:lsdException w:name="Colorful Shading Accent 2" w:uiPriority="71"/>
-    <w:lsdException w:name="Colorful List Accent 2" w:uiPriority="72"/>
-    <w:lsdException w:name="Colorful Grid Accent 2" w:uiPriority="73"/>
-    <w:lsdException w:name="Light Shading Accent 3" w:uiPriority="60"/>
-    <w:lsdException w:name="Light List Accent 3" w:uiPriority="61"/>
-    <w:lsdException w:name="Light Grid Accent 3" w:uiPriority="62"/>
-    <w:lsdException w:name="Medium Shading 1 Accent 3" w:uiPriority="63"/>
-    <w:lsdException w:name="Medium Shading 2 Accent 3" w:uiPriority="64"/>
-    <w:lsdException w:name="Medium List 1 Accent 3" w:uiPriority="65"/>
-    <w:lsdException w:name="Medium List 2 Accent 3" w:uiPriority="66"/>
-    <w:lsdException w:name="Medium Grid 1 Accent 3" w:uiPriority="67"/>
-    <w:lsdException w:name="Medium Grid 2 Accent 3" w:uiPriority="68"/>
-    <w:lsdException w:name="Medium Grid 3 Accent 3" w:uiPriority="69"/>
-    <w:lsdException w:name="Dark List Accent 3" w:uiPriority="70"/>
-    <w:lsdException w:name="Colorful Shading Accent 3" w:uiPriority="71"/>
-    <w:lsdException w:name="Colorful List Accent 3" w:uiPriority="72"/>
-    <w:lsdException w:name="Colorful Grid Accent 3" w:uiPriority="73"/>
-    <w:lsdException w:name="Light Shading Accent 4" w:uiPriority="60"/>
-    <w:lsdException w:name="Light List Accent 4" w:uiPriority="61"/>
-    <w:lsdException w:name="Light Grid Accent 4" w:uiPriority="62"/>
-    <w:lsdException w:name="Medium Shading 1 Accent 4" w:uiPriority="63"/>
-    <w:lsdException w:name="Medium Shading 2 Accent 4" w:uiPriority="64"/>
-    <w:lsdException w:name="Medium List 1 Accent 4" w:uiPriority="65"/>
-    <w:lsdException w:name="Medium List 2 Accent 4" w:uiPriority="66"/>
-    <w:lsdException w:name="Medium Grid 1 Accent 4" w:uiPriority="67"/>
-    <w:lsdException w:name="Medium Grid 2 Accent 4" w:uiPriority="68"/>
-    <w:lsdException w:name="Medium Grid 3 Accent 4" w:uiPriority="69"/>
-    <w:lsdException w:name="Dark List Accent 4" w:uiPriority="70"/>
-    <w:lsdException w:name="Colorful Shading Accent 4" w:uiPriority="71"/>
-    <w:lsdException w:name="Colorful List Accent 4" w:uiPriority="72"/>
-    <w:lsdException w:name="Colorful Grid Accent 4" w:uiPriority="73"/>
-    <w:lsdException w:name="Light Shading Accent 5" w:uiPriority="60"/>
-    <w:lsdException w:name="Light List Accent 5" w:uiPriority="61"/>
-    <w:lsdException w:name="Light Grid Accent 5" w:uiPriority="62"/>
-    <w:lsdException w:name="Medium Shading 1 Accent 5" w:uiPriority="63"/>
-    <w:lsdException w:name="Medium Shading 2 Accent 5" w:uiPriority="64"/>
-    <w:lsdException w:name="Medium List 1 Accent 5" w:uiPriority="65"/>
-    <w:lsdException w:name="Medium List 2 Accent 5" w:uiPriority="66"/>
-    <w:lsdException w:name="Medium Grid 1 Accent 5" w:uiPriority="67"/>
-    <w:lsdException w:name="Medium Grid 2 Accent 5" w:uiPriority="68"/>
-    <w:lsdException w:name="Medium Grid 3 Accent 5" w:uiPriority="69"/>
-    <w:lsdException w:name="Dark List Accent 5" w:uiPriority="70"/>
-    <w:lsdException w:name="Colorful Shading Accent 5" w:uiPriority="71"/>
-    <w:lsdException w:name="Colorful List Accent 5" w:uiPriority="72"/>
-    <w:lsdException w:name="Colorful Grid Accent 5" w:uiPriority="73"/>
-    <w:lsdException w:name="Light Shading Accent 6" w:uiPriority="60"/>
-    <w:lsdException w:name="Light List Accent 6" w:uiPriority="61"/>
-    <w:lsdException w:name="Light Grid Accent 6" w:uiPriority="62"/>
-    <w:lsdException w:name="Medium Shading 1 Accent 6" w:uiPriority="63"/>
-    <w:lsdException w:name="Medium Shading 2 Accent 6" w:uiPriority="64"/>
-    <w:lsdException w:name="Medium List 1 Accent 6" w:uiPriority="65"/>
-    <w:lsdException w:name="Medium List 2 Accent 6" w:uiPriority="66"/>
-    <w:lsdException w:name="Medium Grid 1 Accent 6" w:uiPriority="67"/>
-    <w:lsdException w:name="Medium Grid 2 Accent 6" w:uiPriority="68"/>
-    <w:lsdException w:name="Medium Grid 3 Accent 6" w:uiPriority="69"/>
-    <w:lsdException w:name="Dark List Accent 6" w:uiPriority="70"/>
-    <w:lsdException w:name="Colorful Shading Accent 6" w:uiPriority="71"/>
-    <w:lsdException w:name="Colorful List Accent 6" w:uiPriority="72"/>
-    <w:lsdException w:name="Colorful Grid Accent 6" w:uiPriority="73"/>
-    <w:lsdException w:name="Subtle Emphasis" w:uiPriority="19" w:qFormat="1"/>
-    <w:lsdException w:name="Intense Emphasis" w:uiPriority="21" w:qFormat="1"/>
-    <w:lsdException w:name="Subtle Reference" w:uiPriority="31" w:qFormat="1"/>
-    <w:lsdException w:name="Intense Reference" w:uiPriority="32" w:qFormat="1"/>
-    <w:lsdException w:name="Book Title" w:uiPriority="33" w:qFormat="1"/>
-    <w:lsdException w:name="Bibliography" w:semiHidden="1" w:uiPriority="37" w:unhideWhenUsed="1"/>
-    <w:lsdException w:name="TOC Heading" w:semiHidden="1" w:uiPriority="39" w:unhideWhenUsed="1" w:qFormat="1"/>
-    <w:lsdException w:name="Plain Table 1" w:uiPriority="41"/>
-    <w:lsdException w:name="Plain Table 2" w:uiPriority="42"/>
-    <w:lsdException w:name="Plain Table 3" w:uiPriority="43"/>
-    <w:lsdException w:name="Plain Table 4" w:uiPriority="44"/>
-    <w:lsdException w:name="Plain Table 5" w:uiPriority="45"/>
-    <w:lsdException w:name="Grid Table Light" w:uiPriority="40"/>
-    <w:lsdException w:name="Grid Table 1 Light" w:uiPriority="46"/>
-    <w:lsdException w:name="Grid Table 2" w:uiPriority="47"/>
-    <w:lsdException w:name="Grid Table 3" w:uiPriority="48"/>
-    <w:lsdException w:name="Grid Table 4" w:uiPriority="49"/>
-    <w:lsdException w:name="Grid Table 5 Dark" w:uiPriority="50"/>
-    <w:lsdException w:name="Grid Table 6 Colorful" w:uiPriority="51"/>
-    <w:lsdException w:name="Grid Table 7 Colorful" w:uiPriority="52"/>
-    <w:lsdException w:name="Grid Table 1 Light Accent 1" w:uiPriority="46"/>
-    <w:lsdException w:name="Grid Table 2 Accent 1" w:uiPriority="47"/>
-    <w:lsdException w:name="Grid Table 3 Accent 1" w:uiPriority="48"/>
-    <w:lsdException w:name="Grid Table 4 Accent 1" w:uiPriority="49"/>
-    <w:lsdException w:name="Grid Table 5 Dark Accent 1" w:uiPriority="50"/>
-    <w:lsdException w:name="Grid Table 6 Colorful Accent 1" w:uiPriority="51"/>
-    <w:lsdException w:name="Grid Table 7 Colorful Accent 1" w:uiPriority="52"/>
-    <w:lsdException w:name="Grid Table 1 Light Accent 2" w:uiPriority="46"/>
-    <w:lsdException w:name="Grid Table 2 Accent 2" w:uiPriority="47"/>
-    <w:lsdException w:name="Grid Table 3 Accent 2" w:uiPriority="48"/>
-    <w:lsdException w:name="Grid Table 4 Accent 2" w:uiPriority="49"/>
-    <w:lsdException w:name="Grid Table 5 Dark Accent 2" w:uiPriority="50"/>
-    <w:lsdException w:name="Grid Table 6 Colorful Accent 2" w:uiPriority="51"/>
-    <w:lsdException w:name="Grid Table 7 Colorful Accent 2" w:uiPriority="52"/>
-    <w:lsdException w:name="Grid Table 1 Light Accent 3" w:uiPriority="46"/>
-    <w:lsdException w:name="Grid Table 2 Accent 3" w:uiPriority="47"/>
-    <w:lsdException w:name="Grid Table 3 Accent 3" w:uiPriority="48"/>
-    <w:lsdException w:name="Grid Table 4 Accent 3" w:uiPriority="49"/>
-    <w:lsdException w:name="Grid Table 5 Dark Accent 3" w:uiPriority="50"/>
-    <w:lsdException w:name="Grid Table 6 Colorful Accent 3" w:uiPriority="51"/>
-    <w:lsdException w:name="Grid Table 7 Colorful Accent 3" w:uiPriority="52"/>
-    <w:lsdException w:name="Grid Table 1 Light Accent 4" w:uiPriority="46"/>
-    <w:lsdException w:name="Grid Table 2 Accent 4" w:uiPriority="47"/>
-    <w:lsdException w:name="Grid Table 3 Accent 4" w:uiPriority="48"/>
-    <w:lsdException w:name="Grid Table 4 Accent 4" w:uiPriority="49"/>
-    <w:lsdException w:name="Grid Table 5 Dark Accent 4" w:uiPriority="50"/>
-    <w:lsdException w:name="Grid Table 6 Colorful Accent 4" w:uiPriority="51"/>
-    <w:lsdException w:name="Grid Table 7 Colorful Accent 4" w:uiPriority="52"/>
-    <w:lsdException w:name="Grid Table 1 Light Accent 5" w:uiPriority="46"/>
-    <w:lsdException w:name="Grid Table 2 Accent 5" w:uiPriority="47"/>
-    <w:lsdException w:name="Grid Table 3 Accent 5" w:uiPriority="48"/>
-    <w:lsdException w:name="Grid Table 4 Accent 5" w:uiPriority="49"/>
-    <w:lsdException w:name="Grid Table 5 Dark Accent 5" w:uiPriority="50"/>
-    <w:lsdException w:name="Grid Table 6 Colorful Accent 5" w:uiPriority="51"/>
-    <w:lsdException w:name="Grid Table 7 Colorful Accent 5" w:uiPriority="52"/>
-    <w:lsdException w:name="Grid Table 1 Light Accent 6" w:uiPriority="46"/>
-    <w:lsdException w:name="Grid Table 2 Accent 6" w:uiPriority="47"/>
-    <w:lsdException w:name="Grid Table 3 Accent 6" w:uiPriority="48"/>
-    <w:lsdException w:name="Grid Table 4 Accent 6" w:uiPriority="49"/>
-    <w:lsdException w:name="Grid Table 5 Dark Accent 6" w:uiPriority="50"/>
-    <w:lsdException w:name="Grid Table 6 Colorful Accent 6" w:uiPriority="51"/>
-    <w:lsdException w:name="Grid Table 7 Colorful Accent 6" w:uiPriority="52"/>
-    <w:lsdException w:name="List Table 1 Light" w:uiPriority="46"/>
-    <w:lsdException w:name="List Table 2" w:uiPriority="47"/>
-    <w:lsdException w:name="List Table 3" w:uiPriority="48"/>
-    <w:lsdException w:name="List Table 4" w:uiPriority="49"/>
-    <w:lsdException w:name="List Table 5 Dark" w:uiPriority="50"/>
-    <w:lsdException w:name="List Table 6 Colorful" w:uiPriority="51"/>
-    <w:lsdException w:name="List Table 7 Colorful" w:uiPriority="52"/>
-    <w:lsdException w:name="List Table 1 Light Accent 1" w:uiPriority="46"/>
-    <w:lsdException w:name="List Table 2 Accent 1" w:uiPriority="47"/>
-    <w:lsdException w:name="List Table 3 Accent 1" w:uiPriority="48"/>
-    <w:lsdException w:name="List Table 4 Accent 1" w:uiPriority="49"/>
-    <w:lsdException w:name="List Table 5 Dark Accent 1" w:uiPriority="50"/>
-    <w:lsdException w:name="List Table 6 Colorful Accent 1" w:uiPriority="51"/>
-    <w:lsdException w:name="List Table 7 Colorful Accent 1" w:uiPriority="52"/>
-    <w:lsdException w:name="List Table 1 Light Accent 2" w:uiPriority="46"/>
-    <w:lsdException w:name="List Table 2 Accent 2" w:uiPriority="47"/>
-    <w:lsdException w:name="List Table 3 Accent 2" w:uiPriority="48"/>
-    <w:lsdException w:name="List Table 4 Accent 2" w:uiPriority="49"/>
-    <w:lsdException w:name="List Table 5 Dark Accent 2" w:uiPriority="50"/>
-    <w:lsdException w:name="List Table 6 Colorful Accent 2" w:uiPriority="51"/>
-    <w:lsdException w:name="List Table 7 Colorful Accent 2" w:uiPriority="52"/>
-    <w:lsdException w:name="List Table 1 Light Accent 3" w:uiPriority="46"/>
-    <w:lsdException w:name="List Table 2 Accent 3" w:uiPriority="47"/>
-    <w:lsdException w:name="List Table 3 Accent 3" w:uiPriority="48"/>
-    <w:lsdException w:name="List Table 4 Accent 3" w:uiPriority="49"/>
-    <w:lsdException w:name="List Table 5 Dark Accent 3" w:uiPriority="50"/>
-    <w:lsdException w:name="List Table 6 Colorful Accent 3" w:uiPriority="51"/>
-    <w:lsdException w:name="List Table 7 Colorful Accent 3" w:uiPriority="52"/>
-    <w:lsdException w:name="List Table 1 Light Accent 4" w:uiPriority="46"/>
-    <w:lsdException w:name="List Table 2 Accent 4" w:uiPriority="47"/>
-    <w:lsdException w:name="List Table 3 Accent 4" w:uiPriority="48"/>
-    <w:lsdException w:name="List Table 4 Accent 4" w:uiPriority="49"/>
-    <w:lsdException w:name="List Table 5 Dark Accent 4" w:uiPriority="50"/>
-    <w:lsdException w:name="List Table 6 Colorful Accent 4" w:uiPriority="51"/>
-    <w:lsdException w:name="List Table 7 Colorful Accent 4" w:uiPriority="52"/>
-    <w:lsdException w:name="List Table 1 Light Accent 5" w:uiPriority="46"/>
-    <w:lsdException w:name="List Table 2 Accent 5" w:uiPriority="47"/>
-    <w:lsdException w:name="List Table 3 Accent 5" w:uiPriority="48"/>
-    <w:lsdException w:name="List Table 4 Accent 5" w:uiPriority="49"/>
-    <w:lsdException w:name="List Table 5 Dark Accent 5" w:uiPriority="50"/>
-    <w:lsdException w:name="List Table 6 Colorful Accent 5" w:uiPriority="51"/>
-    <w:lsdException w:name="List Table 7 Colorful Accent 5" w:uiPriority="52"/>
-    <w:lsdException w:name="List Table 1 Light Accent 6" w:uiPriority="46"/>
-    <w:lsdException w:name="List Table 2 Accent 6" w:uiPriority="47"/>
-    <w:lsdException w:name="List Table 3 Accent 6" w:uiPriority="48"/>
-    <w:lsdException w:name="List Table 4 Accent 6" w:uiPriority="49"/>
-    <w:lsdException w:name="List Table 5 Dark Accent 6" w:uiPriority="50"/>
-    <w:lsdException w:name="List Table 6 Colorful Accent 6" w:uiPriority="51"/>
-    <w:lsdException w:name="List Table 7 Colorful Accent 6" w:uiPriority="52"/>
-    <w:lsdException w:name="Mention" w:semiHidden="1" w:unhideWhenUsed="1"/>
-    <w:lsdException w:name="Smart Hyperlink" w:semiHidden="1" w:unhideWhenUsed="1"/>
-    <w:lsdException w:name="Hashtag" w:semiHidden="1" w:unhideWhenUsed="1"/>
-    <w:lsdException w:name="Unresolved Mention" w:semiHidden="1" w:unhideWhenUsed="1"/>
-    <w:lsdException w:name="Smart Link" w:semiHidden="1" w:unhideWhenUsed="1"/>
+  <w:latentStyles w:defLockedState="0" w:defUIPriority="99" w:defSemiHidden="1" w:defUnhideWhenUsed="1" w:defQFormat="0" w:count="267">
+    <w:lsdException w:name="Normal" w:semiHidden="0" w:uiPriority="0" w:unhideWhenUsed="0" w:qFormat="1"/>
+    <w:lsdException w:name="heading 1" w:semiHidden="0" w:uiPriority="9" w:unhideWhenUsed="0" w:qFormat="1"/>
+    <w:lsdException w:name="heading 2" w:uiPriority="9" w:qFormat="1"/>
+    <w:lsdException w:name="heading 3" w:uiPriority="9" w:qFormat="1"/>
+    <w:lsdException w:name="heading 4" w:uiPriority="9" w:qFormat="1"/>
+    <w:lsdException w:name="heading 5" w:uiPriority="9" w:qFormat="1"/>
+    <w:lsdException w:name="heading 6" w:uiPriority="9" w:qFormat="1"/>
+    <w:lsdException w:name="heading 7" w:uiPriority="9" w:qFormat="1"/>
+    <w:lsdException w:name="heading 8" w:uiPriority="9" w:qFormat="1"/>
+    <w:lsdException w:name="heading 9" w:uiPriority="9" w:qFormat="1"/>
+    <w:lsdException w:name="toc 1" w:uiPriority="39"/>
+    <w:lsdException w:name="toc 2" w:uiPriority="39"/>
+    <w:lsdException w:name="toc 3" w:uiPriority="39"/>
+    <w:lsdException w:name="toc 4" w:uiPriority="39"/>
+    <w:lsdException w:name="toc 5" w:uiPriority="39"/>
+    <w:lsdException w:name="toc 6" w:uiPriority="39"/>
+    <w:lsdException w:name="toc 7" w:uiPriority="39"/>
+    <w:lsdException w:name="toc 8" w:uiPriority="39"/>
+    <w:lsdException w:name="toc 9" w:uiPriority="39"/>
+    <w:lsdException w:name="caption" w:uiPriority="35" w:qFormat="1"/>
+    <w:lsdException w:name="Title" w:semiHidden="0" w:uiPriority="10" w:unhideWhenUsed="0" w:qFormat="1"/>
+    <w:lsdException w:name="Default Paragraph Font" w:uiPriority="1"/>
+    <w:lsdException w:name="Subtitle" w:semiHidden="0" w:uiPriority="11" w:unhideWhenUsed="0" w:qFormat="1"/>
+    <w:lsdException w:name="Strong" w:semiHidden="0" w:uiPriority="22" w:unhideWhenUsed="0" w:qFormat="1"/>
+    <w:lsdException w:name="Emphasis" w:semiHidden="0" w:uiPriority="20" w:unhideWhenUsed="0" w:qFormat="1"/>
+    <w:lsdException w:name="Table Grid" w:semiHidden="0" w:uiPriority="39" w:unhideWhenUsed="0"/>
+    <w:lsdException w:name="Placeholder Text" w:unhideWhenUsed="0"/>
+    <w:lsdException w:name="No Spacing" w:semiHidden="0" w:uiPriority="1" w:unhideWhenUsed="0" w:qFormat="1"/>
+    <w:lsdException w:name="Light Shading" w:semiHidden="0" w:uiPriority="60" w:unhideWhenUsed="0"/>
+    <w:lsdException w:name="Light List" w:semiHidden="0" w:uiPriority="61" w:unhideWhenUsed="0"/>
+    <w:lsdException w:name="Light Grid" w:semiHidden="0" w:uiPriority="62" w:unhideWhenUsed="0"/>
+    <w:lsdException w:name="Medium Shading 1" w:semiHidden="0" w:uiPriority="63" w:unhideWhenUsed="0"/>
+    <w:lsdException w:name="Medium Shading 2" w:semiHidden="0" w:uiPriority="64" w:unhideWhenUsed="0"/>
+    <w:lsdException w:name="Medium List 1" w:semiHidden="0" w:uiPriority="65" w:unhideWhenUsed="0"/>
+    <w:lsdException w:name="Medium List 2" w:semiHidden="0" w:uiPriority="66" w:unhideWhenUsed="0"/>
+    <w:lsdException w:name="Medium Grid 1" w:semiHidden="0" w:uiPriority="67" w:unhideWhenUsed="0"/>
+    <w:lsdException w:name="Medium Grid 2" w:semiHidden="0" w:uiPriority="68" w:unhideWhenUsed="0"/>
+    <w:lsdException w:name="Medium Grid 3" w:semiHidden="0" w:uiPriority="69" w:unhideWhenUsed="0"/>
+    <w:lsdException w:name="Dark List" w:semiHidden="0" w:uiPriority="70" w:unhideWhenUsed="0"/>
+    <w:lsdException w:name="Colorful Shading" w:semiHidden="0" w:uiPriority="71" w:unhideWhenUsed="0"/>
+    <w:lsdException w:name="Colorful List" w:semiHidden="0" w:uiPriority="72" w:unhideWhenUsed="0"/>
+    <w:lsdException w:name="Colorful Grid" w:semiHidden="0" w:uiPriority="73" w:unhideWhenUsed="0"/>
+    <w:lsdException w:name="Light Shading Accent 1" w:semiHidden="0" w:uiPriority="60" w:unhideWhenUsed="0"/>
+    <w:lsdException w:name="Light List Accent 1" w:semiHidden="0" w:uiPriority="61" w:unhideWhenUsed="0"/>
+    <w:lsdException w:name="Light Grid Accent 1" w:semiHidden="0" w:uiPriority="62" w:unhideWhenUsed="0"/>
+    <w:lsdException w:name="Medium Shading 1 Accent 1" w:semiHidden="0" w:uiPriority="63" w:unhideWhenUsed="0"/>
+    <w:lsdException w:name="Medium Shading 2 Accent 1" w:semiHidden="0" w:uiPriority="64" w:unhideWhenUsed="0"/>
+    <w:lsdException w:name="Medium List 1 Accent 1" w:semiHidden="0" w:uiPriority="65" w:unhideWhenUsed="0"/>
+    <w:lsdException w:name="Revision" w:unhideWhenUsed="0"/>
+    <w:lsdException w:name="List Paragraph" w:semiHidden="0" w:uiPriority="34" w:unhideWhenUsed="0" w:qFormat="1"/>
+    <w:lsdException w:name="Quote" w:semiHidden="0" w:uiPriority="29" w:unhideWhenUsed="0" w:qFormat="1"/>
+    <w:lsdException w:name="Intense Quote" w:semiHidden="0" w:uiPriority="30" w:unhideWhenUsed="0" w:qFormat="1"/>
+    <w:lsdException w:name="Medium List 2 Accent 1" w:semiHidden="0" w:uiPriority="66" w:unhideWhenUsed="0"/>
+    <w:lsdException w:name="Medium Grid 1 Accent 1" w:semiHidden="0" w:uiPriority="67" w:unhideWhenUsed="0"/>
+    <w:lsdException w:name="Medium Grid 2 Accent 1" w:semiHidden="0" w:uiPriority="68" w:unhideWhenUsed="0"/>
+    <w:lsdException w:name="Medium Grid 3 Accent 1" w:semiHidden="0" w:uiPriority="69" w:unhideWhenUsed="0"/>
+    <w:lsdException w:name="Dark List Accent 1" w:semiHidden="0" w:uiPriority="70" w:unhideWhenUsed="0"/>
+    <w:lsdException w:name="Colorful Shading Accent 1" w:semiHidden="0" w:uiPriority="71" w:unhideWhenUsed="0"/>
+    <w:lsdException w:name="Colorful List Accent 1" w:semiHidden="0" w:uiPriority="72" w:unhideWhenUsed="0"/>
+    <w:lsdException w:name="Colorful Grid Accent 1" w:semiHidden="0" w:uiPriority="73" w:unhideWhenUsed="0"/>
+    <w:lsdException w:name="Light Shading Accent 2" w:semiHidden="0" w:uiPriority="60" w:unhideWhenUsed="0"/>
+    <w:lsdException w:name="Light List Accent 2" w:semiHidden="0" w:uiPriority="61" w:unhideWhenUsed="0"/>
+    <w:lsdException w:name="Light Grid Accent 2" w:semiHidden="0" w:uiPriority="62" w:unhideWhenUsed="0"/>
+    <w:lsdException w:name="Medium Shading 1 Accent 2" w:semiHidden="0" w:uiPriority="63" w:unhideWhenUsed="0"/>
+    <w:lsdException w:name="Medium Shading 2 Accent 2" w:semiHidden="0" w:uiPriority="64" w:unhideWhenUsed="0"/>
+    <w:lsdException w:name="Medium List 1 Accent 2" w:semiHidden="0" w:uiPriority="65" w:unhideWhenUsed="0"/>
+    <w:lsdException w:name="Medium List 2 Accent 2" w:semiHidden="0" w:uiPriority="66" w:unhideWhenUsed="0"/>
+    <w:lsdException w:name="Medium Grid 1 Accent 2" w:semiHidden="0" w:uiPriority="67" w:unhideWhenUsed="0"/>
+    <w:lsdException w:name="Medium Grid 2 Accent 2" w:semiHidden="0" w:uiPriority="68" w:unhideWhenUsed="0"/>
+    <w:lsdException w:name="Medium Grid 3 Accent 2" w:semiHidden="0" w:uiPriority="69" w:unhideWhenUsed="0"/>
+    <w:lsdException w:name="Dark List Accent 2" w:semiHidden="0" w:uiPriority="70" w:unhideWhenUsed="0"/>
+    <w:lsdException w:name="Colorful Shading Accent 2" w:semiHidden="0" w:uiPriority="71" w:unhideWhenUsed="0"/>
+    <w:lsdException w:name="Colorful List Accent 2" w:semiHidden="0" w:uiPriority="72" w:unhideWhenUsed="0"/>
+    <w:lsdException w:name="Colorful Grid Accent 2" w:semiHidden="0" w:uiPriority="73" w:unhideWhenUsed="0"/>
+    <w:lsdException w:name="Light Shading Accent 3" w:semiHidden="0" w:uiPriority="60" w:unhideWhenUsed="0"/>
+    <w:lsdException w:name="Light List Accent 3" w:semiHidden="0" w:uiPriority="61" w:unhideWhenUsed="0"/>
+    <w:lsdException w:name="Light Grid Accent 3" w:semiHidden="0" w:uiPriority="62" w:unhideWhenUsed="0"/>
+    <w:lsdException w:name="Medium Shading 1 Accent 3" w:semiHidden="0" w:uiPriority="63" w:unhideWhenUsed="0"/>
+    <w:lsdException w:name="Medium Shading 2 Accent 3" w:semiHidden="0" w:uiPriority="64" w:unhideWhenUsed="0"/>
+    <w:lsdException w:name="Medium List 1 Accent 3" w:semiHidden="0" w:uiPriority="65" w:unhideWhenUsed="0"/>
+    <w:lsdException w:name="Medium List 2 Accent 3" w:semiHidden="0" w:uiPriority="66" w:unhideWhenUsed="0"/>
+    <w:lsdException w:name="Medium Grid 1 Accent 3" w:semiHidden="0" w:uiPriority="67" w:unhideWhenUsed="0"/>
+    <w:lsdException w:name="Medium Grid 2 Accent 3" w:semiHidden="0" w:uiPriority="68" w:unhideWhenUsed="0"/>
+    <w:lsdException w:name="Medium Grid 3 Accent 3" w:semiHidden="0" w:uiPriority="69" w:unhideWhenUsed="0"/>
+    <w:lsdException w:name="Dark List Accent 3" w:semiHidden="0" w:uiPriority="70" w:unhideWhenUsed="0"/>
+    <w:lsdException w:name="Colorful Shading Accent 3" w:semiHidden="0" w:uiPriority="71" w:unhideWhenUsed="0"/>
+    <w:lsdException w:name="Colorful List Accent 3" w:semiHidden="0" w:uiPriority="72" w:unhideWhenUsed="0"/>
+    <w:lsdException w:name="Colorful Grid Accent 3" w:semiHidden="0" w:uiPriority="73" w:unhideWhenUsed="0"/>
+    <w:lsdException w:name="Light Shading Accent 4" w:semiHidden="0" w:uiPriority="60" w:unhideWhenUsed="0"/>
+    <w:lsdException w:name="Light List Accent 4" w:semiHidden="0" w:uiPriority="61" w:unhideWhenUsed="0"/>
+    <w:lsdException w:name="Light Grid Accent 4" w:semiHidden="0" w:uiPriority="62" w:unhideWhenUsed="0"/>
+    <w:lsdException w:name="Medium Shading 1 Accent 4" w:semiHidden="0" w:uiPriority="63" w:unhideWhenUsed="0"/>
+    <w:lsdException w:name="Medium Shading 2 Accent 4" w:semiHidden="0" w:uiPriority="64" w:unhideWhenUsed="0"/>
+    <w:lsdException w:name="Medium List 1 Accent 4" w:semiHidden="0" w:uiPriority="65" w:unhideWhenUsed="0"/>
+    <w:lsdException w:name="Medium List 2 Accent 4" w:semiHidden="0" w:uiPriority="66" w:unhideWhenUsed="0"/>
+    <w:lsdException w:name="Medium Grid 1 Accent 4" w:semiHidden="0" w:uiPriority="67" w:unhideWhenUsed="0"/>
+    <w:lsdException w:name="Medium Grid 2 Accent 4" w:semiHidden="0" w:uiPriority="68" w:unhideWhenUsed="0"/>
+    <w:lsdException w:name="Medium Grid 3 Accent 4" w:semiHidden="0" w:uiPriority="69" w:unhideWhenUsed="0"/>
+    <w:lsdException w:name="Dark List Accent 4" w:semiHidden="0" w:uiPriority="70" w:unhideWhenUsed="0"/>
+    <w:lsdException w:name="Colorful Shading Accent 4" w:semiHidden="0" w:uiPriority="71" w:unhideWhenUsed="0"/>
+    <w:lsdException w:name="Colorful List Accent 4" w:semiHidden="0" w:uiPriority="72" w:unhideWhenUsed="0"/>
+    <w:lsdException w:name="Colorful Grid Accent 4" w:semiHidden="0" w:uiPriority="73" w:unhideWhenUsed="0"/>
+    <w:lsdException w:name="Light Shading Accent 5" w:semiHidden="0" w:uiPriority="60" w:unhideWhenUsed="0"/>
+    <w:lsdException w:name="Light List Accent 5" w:semiHidden="0" w:uiPriority="61" w:unhideWhenUsed="0"/>
+    <w:lsdException w:name="Light Grid Accent 5" w:semiHidden="0" w:uiPriority="62" w:unhideWhenUsed="0"/>
+    <w:lsdException w:name="Medium Shading 1 Accent 5" w:semiHidden="0" w:uiPriority="63" w:unhideWhenUsed="0"/>
+    <w:lsdException w:name="Medium Shading 2 Accent 5" w:semiHidden="0" w:uiPriority="64" w:unhideWhenUsed="0"/>
+    <w:lsdException w:name="Medium List 1 Accent 5" w:semiHidden="0" w:uiPriority="65" w:unhideWhenUsed="0"/>
+    <w:lsdException w:name="Medium List 2 Accent 5" w:semiHidden="0" w:uiPriority="66" w:unhideWhenUsed="0"/>
+    <w:lsdException w:name="Medium Grid 1 Accent 5" w:semiHidden="0" w:uiPriority="67" w:unhideWhenUsed="0"/>
+    <w:lsdException w:name="Medium Grid 2 Accent 5" w:semiHidden="0" w:uiPriority="68" w:unhideWhenUsed="0"/>
+    <w:lsdException w:name="Medium Grid 3 Accent 5" w:semiHidden="0" w:uiPriority="69" w:unhideWhenUsed="0"/>
+    <w:lsdException w:name="Dark List Accent 5" w:semiHidden="0" w:uiPriority="70" w:unhideWhenUsed="0"/>
+    <w:lsdException w:name="Colorful Shading Accent 5" w:semiHidden="0" w:uiPriority="71" w:unhideWhenUsed="0"/>
+    <w:lsdException w:name="Colorful List Accent 5" w:semiHidden="0" w:uiPriority="72" w:unhideWhenUsed="0"/>
+    <w:lsdException w:name="Colorful Grid Accent 5" w:semiHidden="0" w:uiPriority="73" w:unhideWhenUsed="0"/>
+    <w:lsdException w:name="Light Shading Accent 6" w:semiHidden="0" w:uiPriority="60" w:unhideWhenUsed="0"/>
+    <w:lsdException w:name="Light List Accent 6" w:semiHidden="0" w:uiPriority="61" w:unhideWhenUsed="0"/>
+    <w:lsdException w:name="Light Grid Accent 6" w:semiHidden="0" w:uiPriority="62" w:unhideWhenUsed="0"/>
+    <w:lsdException w:name="Medium Shading 1 Accent 6" w:semiHidden="0" w:uiPriority="63" w:unhideWhenUsed="0"/>
+    <w:lsdException w:name="Medium Shading 2 Accent 6" w:semiHidden="0" w:uiPriority="64" w:unhideWhenUsed="0"/>
+    <w:lsdException w:name="Medium List 1 Accent 6" w:semiHidden="0" w:uiPriority="65" w:unhideWhenUsed="0"/>
+    <w:lsdException w:name="Medium List 2 Accent 6" w:semiHidden="0" w:uiPriority="66" w:unhideWhenUsed="0"/>
+    <w:lsdException w:name="Medium Grid 1 Accent 6" w:semiHidden="0" w:uiPriority="67" w:unhideWhenUsed="0"/>
+    <w:lsdException w:name="Medium Grid 2 Accent 6" w:semiHidden="0" w:uiPriority="68" w:unhideWhenUsed="0"/>
+    <w:lsdException w:name="Medium Grid 3 Accent 6" w:semiHidden="0" w:uiPriority="69" w:unhideWhenUsed="0"/>
+    <w:lsdException w:name="Dark List Accent 6" w:semiHidden="0" w:uiPriority="70" w:unhideWhenUsed="0"/>
+    <w:lsdException w:name="Colorful Shading Accent 6" w:semiHidden="0" w:uiPriority="71" w:unhideWhenUsed="0"/>
+    <w:lsdException w:name="Colorful List Accent 6" w:semiHidden="0" w:uiPriority="72" w:unhideWhenUsed="0"/>
+    <w:lsdException w:name="Colorful Grid Accent 6" w:semiHidden="0" w:uiPriority="73" w:unhideWhenUsed="0"/>
+    <w:lsdException w:name="Subtle Emphasis" w:semiHidden="0" w:uiPriority="19" w:unhideWhenUsed="0" w:qFormat="1"/>
+    <w:lsdException w:name="Intense Emphasis" w:semiHidden="0" w:uiPriority="21" w:unhideWhenUsed="0" w:qFormat="1"/>
+    <w:lsdException w:name="Subtle Reference" w:semiHidden="0" w:uiPriority="31" w:unhideWhenUsed="0" w:qFormat="1"/>
+    <w:lsdException w:name="Intense Reference" w:semiHidden="0" w:uiPriority="32" w:unhideWhenUsed="0" w:qFormat="1"/>
+    <w:lsdException w:name="Book Title" w:semiHidden="0" w:uiPriority="33" w:unhideWhenUsed="0" w:qFormat="1"/>
+    <w:lsdException w:name="Bibliography" w:uiPriority="37"/>
+    <w:lsdException w:name="TOC Heading" w:uiPriority="39" w:qFormat="1"/>
   </w:latentStyles>
   <w:style w:type="paragraph" w:default="1" w:styleId="a">
     <w:name w:val="Normal"/>
@@ -4346,7 +6626,7 @@
       <w:u w:val="single"/>
     </w:rPr>
   </w:style>
-  <w:style w:type="character" w:styleId="a6">
+  <w:style w:type="character" w:customStyle="1" w:styleId="UnresolvedMention">
     <w:name w:val="Unresolved Mention"/>
     <w:basedOn w:val="a0"/>
     <w:uiPriority w:val="99"/>
@@ -4372,10 +6652,10 @@
       <w:szCs w:val="32"/>
     </w:rPr>
   </w:style>
-  <w:style w:type="paragraph" w:styleId="a7">
+  <w:style w:type="paragraph" w:styleId="a6">
     <w:name w:val="Body Text"/>
     <w:basedOn w:val="a"/>
-    <w:link w:val="a8"/>
+    <w:link w:val="a7"/>
     <w:uiPriority w:val="99"/>
     <w:rsid w:val="00094BFE"/>
     <w:pPr>
@@ -4393,10 +6673,10 @@
       <w:lang w:eastAsia="ru-RU"/>
     </w:rPr>
   </w:style>
-  <w:style w:type="character" w:customStyle="1" w:styleId="a8">
+  <w:style w:type="character" w:customStyle="1" w:styleId="a7">
     <w:name w:val="Основной текст Знак"/>
     <w:basedOn w:val="a0"/>
-    <w:link w:val="a7"/>
+    <w:link w:val="a6"/>
     <w:uiPriority w:val="99"/>
     <w:rsid w:val="00094BFE"/>
     <w:rPr>
@@ -4418,10 +6698,10 @@
       <w:color w:val="2F5496" w:themeColor="accent1" w:themeShade="BF"/>
     </w:rPr>
   </w:style>
-  <w:style w:type="paragraph" w:styleId="a9">
+  <w:style w:type="paragraph" w:styleId="a8">
     <w:name w:val="header"/>
     <w:basedOn w:val="a"/>
-    <w:link w:val="aa"/>
+    <w:link w:val="a9"/>
     <w:uiPriority w:val="99"/>
     <w:unhideWhenUsed/>
     <w:rsid w:val="009B5F3A"/>
@@ -4433,17 +6713,17 @@
       <w:spacing w:after="0" w:line="240" w:lineRule="auto"/>
     </w:pPr>
   </w:style>
-  <w:style w:type="character" w:customStyle="1" w:styleId="aa">
+  <w:style w:type="character" w:customStyle="1" w:styleId="a9">
     <w:name w:val="Верхний колонтитул Знак"/>
     <w:basedOn w:val="a0"/>
-    <w:link w:val="a9"/>
+    <w:link w:val="a8"/>
     <w:uiPriority w:val="99"/>
     <w:rsid w:val="009B5F3A"/>
   </w:style>
-  <w:style w:type="paragraph" w:styleId="ab">
+  <w:style w:type="paragraph" w:styleId="aa">
     <w:name w:val="footer"/>
     <w:basedOn w:val="a"/>
-    <w:link w:val="ac"/>
+    <w:link w:val="ab"/>
     <w:uiPriority w:val="99"/>
     <w:unhideWhenUsed/>
     <w:rsid w:val="009B5F3A"/>
@@ -4455,14 +6735,14 @@
       <w:spacing w:after="0" w:line="240" w:lineRule="auto"/>
     </w:pPr>
   </w:style>
-  <w:style w:type="character" w:customStyle="1" w:styleId="ac">
+  <w:style w:type="character" w:customStyle="1" w:styleId="ab">
     <w:name w:val="Нижний колонтитул Знак"/>
     <w:basedOn w:val="a0"/>
-    <w:link w:val="ab"/>
+    <w:link w:val="aa"/>
     <w:uiPriority w:val="99"/>
     <w:rsid w:val="009B5F3A"/>
   </w:style>
-  <w:style w:type="paragraph" w:styleId="ad">
+  <w:style w:type="paragraph" w:styleId="ac">
     <w:name w:val="TOC Heading"/>
     <w:basedOn w:val="1"/>
     <w:next w:val="a"/>
@@ -4511,7 +6791,7 @@
       <w:ind w:left="440"/>
     </w:pPr>
   </w:style>
-  <w:style w:type="table" w:styleId="ae">
+  <w:style w:type="table" w:styleId="ad">
     <w:name w:val="Table Grid"/>
     <w:basedOn w:val="a1"/>
     <w:uiPriority w:val="39"/>
@@ -4529,6 +6809,617 @@
         <w:insideV w:val="single" w:sz="4" w:space="0" w:color="auto"/>
       </w:tblBorders>
     </w:tblPr>
+  </w:style>
+  <w:style w:type="paragraph" w:styleId="ae">
+    <w:name w:val="Balloon Text"/>
+    <w:basedOn w:val="a"/>
+    <w:link w:val="af"/>
+    <w:uiPriority w:val="99"/>
+    <w:semiHidden/>
+    <w:unhideWhenUsed/>
+    <w:rsid w:val="005B36C1"/>
+    <w:pPr>
+      <w:spacing w:after="0" w:line="240" w:lineRule="auto"/>
+    </w:pPr>
+    <w:rPr>
+      <w:rFonts w:ascii="Tahoma" w:hAnsi="Tahoma" w:cs="Tahoma"/>
+      <w:sz w:val="16"/>
+      <w:szCs w:val="16"/>
+    </w:rPr>
+  </w:style>
+  <w:style w:type="character" w:customStyle="1" w:styleId="af">
+    <w:name w:val="Текст выноски Знак"/>
+    <w:basedOn w:val="a0"/>
+    <w:link w:val="ae"/>
+    <w:uiPriority w:val="99"/>
+    <w:semiHidden/>
+    <w:rsid w:val="005B36C1"/>
+    <w:rPr>
+      <w:rFonts w:ascii="Tahoma" w:hAnsi="Tahoma" w:cs="Tahoma"/>
+      <w:sz w:val="16"/>
+      <w:szCs w:val="16"/>
+    </w:rPr>
+  </w:style>
+</w:styles>
+</file>
+
+<file path=word/stylesWithEffects.xml><?xml version="1.0" encoding="utf-8"?>
+<w:styles xmlns:wpc="http://schemas.microsoft.com/office/word/2010/wordprocessingCanvas" xmlns:mc="http://schemas.openxmlformats.org/markup-compatibility/2006" xmlns:o="urn:schemas-microsoft-com:office:office" xmlns:r="http://schemas.openxmlformats.org/officeDocument/2006/relationships" xmlns:m="http://schemas.openxmlformats.org/officeDocument/2006/math" xmlns:v="urn:schemas-microsoft-com:vml" xmlns:wp14="http://schemas.microsoft.com/office/word/2010/wordprocessingDrawing" xmlns:wp="http://schemas.openxmlformats.org/drawingml/2006/wordprocessingDrawing" xmlns:w10="urn:schemas-microsoft-com:office:word" xmlns:w="http://schemas.openxmlformats.org/wordprocessingml/2006/main" xmlns:w14="http://schemas.microsoft.com/office/word/2010/wordml" xmlns:wpg="http://schemas.microsoft.com/office/word/2010/wordprocessingGroup" xmlns:wpi="http://schemas.microsoft.com/office/word/2010/wordprocessingInk" xmlns:wne="http://schemas.microsoft.com/office/word/2006/wordml" xmlns:wps="http://schemas.microsoft.com/office/word/2010/wordprocessingShape" mc:Ignorable="w14 wp14">
+  <w:docDefaults>
+    <w:rPrDefault>
+      <w:rPr>
+        <w:rFonts w:asciiTheme="minorHAnsi" w:eastAsiaTheme="minorHAnsi" w:hAnsiTheme="minorHAnsi" w:cstheme="minorBidi"/>
+        <w:sz w:val="22"/>
+        <w:szCs w:val="22"/>
+        <w:lang w:val="ru-RU" w:eastAsia="en-US" w:bidi="ar-SA"/>
+      </w:rPr>
+    </w:rPrDefault>
+    <w:pPrDefault>
+      <w:pPr>
+        <w:spacing w:after="160" w:line="259" w:lineRule="auto"/>
+      </w:pPr>
+    </w:pPrDefault>
+  </w:docDefaults>
+  <w:latentStyles w:defLockedState="0" w:defUIPriority="99" w:defSemiHidden="1" w:defUnhideWhenUsed="1" w:defQFormat="0" w:count="267">
+    <w:lsdException w:name="Normal" w:semiHidden="0" w:uiPriority="0" w:unhideWhenUsed="0" w:qFormat="1"/>
+    <w:lsdException w:name="heading 1" w:semiHidden="0" w:uiPriority="9" w:unhideWhenUsed="0" w:qFormat="1"/>
+    <w:lsdException w:name="heading 2" w:uiPriority="9" w:qFormat="1"/>
+    <w:lsdException w:name="heading 3" w:uiPriority="9" w:qFormat="1"/>
+    <w:lsdException w:name="heading 4" w:uiPriority="9" w:qFormat="1"/>
+    <w:lsdException w:name="heading 5" w:uiPriority="9" w:qFormat="1"/>
+    <w:lsdException w:name="heading 6" w:uiPriority="9" w:qFormat="1"/>
+    <w:lsdException w:name="heading 7" w:uiPriority="9" w:qFormat="1"/>
+    <w:lsdException w:name="heading 8" w:uiPriority="9" w:qFormat="1"/>
+    <w:lsdException w:name="heading 9" w:uiPriority="9" w:qFormat="1"/>
+    <w:lsdException w:name="toc 1" w:uiPriority="39"/>
+    <w:lsdException w:name="toc 2" w:uiPriority="39"/>
+    <w:lsdException w:name="toc 3" w:uiPriority="39"/>
+    <w:lsdException w:name="toc 4" w:uiPriority="39"/>
+    <w:lsdException w:name="toc 5" w:uiPriority="39"/>
+    <w:lsdException w:name="toc 6" w:uiPriority="39"/>
+    <w:lsdException w:name="toc 7" w:uiPriority="39"/>
+    <w:lsdException w:name="toc 8" w:uiPriority="39"/>
+    <w:lsdException w:name="toc 9" w:uiPriority="39"/>
+    <w:lsdException w:name="caption" w:uiPriority="35" w:qFormat="1"/>
+    <w:lsdException w:name="Title" w:semiHidden="0" w:uiPriority="10" w:unhideWhenUsed="0" w:qFormat="1"/>
+    <w:lsdException w:name="Default Paragraph Font" w:uiPriority="1"/>
+    <w:lsdException w:name="Subtitle" w:semiHidden="0" w:uiPriority="11" w:unhideWhenUsed="0" w:qFormat="1"/>
+    <w:lsdException w:name="Strong" w:semiHidden="0" w:uiPriority="22" w:unhideWhenUsed="0" w:qFormat="1"/>
+    <w:lsdException w:name="Emphasis" w:semiHidden="0" w:uiPriority="20" w:unhideWhenUsed="0" w:qFormat="1"/>
+    <w:lsdException w:name="Table Grid" w:semiHidden="0" w:uiPriority="39" w:unhideWhenUsed="0"/>
+    <w:lsdException w:name="Placeholder Text" w:unhideWhenUsed="0"/>
+    <w:lsdException w:name="No Spacing" w:semiHidden="0" w:uiPriority="1" w:unhideWhenUsed="0" w:qFormat="1"/>
+    <w:lsdException w:name="Light Shading" w:semiHidden="0" w:uiPriority="60" w:unhideWhenUsed="0"/>
+    <w:lsdException w:name="Light List" w:semiHidden="0" w:uiPriority="61" w:unhideWhenUsed="0"/>
+    <w:lsdException w:name="Light Grid" w:semiHidden="0" w:uiPriority="62" w:unhideWhenUsed="0"/>
+    <w:lsdException w:name="Medium Shading 1" w:semiHidden="0" w:uiPriority="63" w:unhideWhenUsed="0"/>
+    <w:lsdException w:name="Medium Shading 2" w:semiHidden="0" w:uiPriority="64" w:unhideWhenUsed="0"/>
+    <w:lsdException w:name="Medium List 1" w:semiHidden="0" w:uiPriority="65" w:unhideWhenUsed="0"/>
+    <w:lsdException w:name="Medium List 2" w:semiHidden="0" w:uiPriority="66" w:unhideWhenUsed="0"/>
+    <w:lsdException w:name="Medium Grid 1" w:semiHidden="0" w:uiPriority="67" w:unhideWhenUsed="0"/>
+    <w:lsdException w:name="Medium Grid 2" w:semiHidden="0" w:uiPriority="68" w:unhideWhenUsed="0"/>
+    <w:lsdException w:name="Medium Grid 3" w:semiHidden="0" w:uiPriority="69" w:unhideWhenUsed="0"/>
+    <w:lsdException w:name="Dark List" w:semiHidden="0" w:uiPriority="70" w:unhideWhenUsed="0"/>
+    <w:lsdException w:name="Colorful Shading" w:semiHidden="0" w:uiPriority="71" w:unhideWhenUsed="0"/>
+    <w:lsdException w:name="Colorful List" w:semiHidden="0" w:uiPriority="72" w:unhideWhenUsed="0"/>
+    <w:lsdException w:name="Colorful Grid" w:semiHidden="0" w:uiPriority="73" w:unhideWhenUsed="0"/>
+    <w:lsdException w:name="Light Shading Accent 1" w:semiHidden="0" w:uiPriority="60" w:unhideWhenUsed="0"/>
+    <w:lsdException w:name="Light List Accent 1" w:semiHidden="0" w:uiPriority="61" w:unhideWhenUsed="0"/>
+    <w:lsdException w:name="Light Grid Accent 1" w:semiHidden="0" w:uiPriority="62" w:unhideWhenUsed="0"/>
+    <w:lsdException w:name="Medium Shading 1 Accent 1" w:semiHidden="0" w:uiPriority="63" w:unhideWhenUsed="0"/>
+    <w:lsdException w:name="Medium Shading 2 Accent 1" w:semiHidden="0" w:uiPriority="64" w:unhideWhenUsed="0"/>
+    <w:lsdException w:name="Medium List 1 Accent 1" w:semiHidden="0" w:uiPriority="65" w:unhideWhenUsed="0"/>
+    <w:lsdException w:name="Revision" w:unhideWhenUsed="0"/>
+    <w:lsdException w:name="List Paragraph" w:semiHidden="0" w:uiPriority="34" w:unhideWhenUsed="0" w:qFormat="1"/>
+    <w:lsdException w:name="Quote" w:semiHidden="0" w:uiPriority="29" w:unhideWhenUsed="0" w:qFormat="1"/>
+    <w:lsdException w:name="Intense Quote" w:semiHidden="0" w:uiPriority="30" w:unhideWhenUsed="0" w:qFormat="1"/>
+    <w:lsdException w:name="Medium List 2 Accent 1" w:semiHidden="0" w:uiPriority="66" w:unhideWhenUsed="0"/>
+    <w:lsdException w:name="Medium Grid 1 Accent 1" w:semiHidden="0" w:uiPriority="67" w:unhideWhenUsed="0"/>
+    <w:lsdException w:name="Medium Grid 2 Accent 1" w:semiHidden="0" w:uiPriority="68" w:unhideWhenUsed="0"/>
+    <w:lsdException w:name="Medium Grid 3 Accent 1" w:semiHidden="0" w:uiPriority="69" w:unhideWhenUsed="0"/>
+    <w:lsdException w:name="Dark List Accent 1" w:semiHidden="0" w:uiPriority="70" w:unhideWhenUsed="0"/>
+    <w:lsdException w:name="Colorful Shading Accent 1" w:semiHidden="0" w:uiPriority="71" w:unhideWhenUsed="0"/>
+    <w:lsdException w:name="Colorful List Accent 1" w:semiHidden="0" w:uiPriority="72" w:unhideWhenUsed="0"/>
+    <w:lsdException w:name="Colorful Grid Accent 1" w:semiHidden="0" w:uiPriority="73" w:unhideWhenUsed="0"/>
+    <w:lsdException w:name="Light Shading Accent 2" w:semiHidden="0" w:uiPriority="60" w:unhideWhenUsed="0"/>
+    <w:lsdException w:name="Light List Accent 2" w:semiHidden="0" w:uiPriority="61" w:unhideWhenUsed="0"/>
+    <w:lsdException w:name="Light Grid Accent 2" w:semiHidden="0" w:uiPriority="62" w:unhideWhenUsed="0"/>
+    <w:lsdException w:name="Medium Shading 1 Accent 2" w:semiHidden="0" w:uiPriority="63" w:unhideWhenUsed="0"/>
+    <w:lsdException w:name="Medium Shading 2 Accent 2" w:semiHidden="0" w:uiPriority="64" w:unhideWhenUsed="0"/>
+    <w:lsdException w:name="Medium List 1 Accent 2" w:semiHidden="0" w:uiPriority="65" w:unhideWhenUsed="0"/>
+    <w:lsdException w:name="Medium List 2 Accent 2" w:semiHidden="0" w:uiPriority="66" w:unhideWhenUsed="0"/>
+    <w:lsdException w:name="Medium Grid 1 Accent 2" w:semiHidden="0" w:uiPriority="67" w:unhideWhenUsed="0"/>
+    <w:lsdException w:name="Medium Grid 2 Accent 2" w:semiHidden="0" w:uiPriority="68" w:unhideWhenUsed="0"/>
+    <w:lsdException w:name="Medium Grid 3 Accent 2" w:semiHidden="0" w:uiPriority="69" w:unhideWhenUsed="0"/>
+    <w:lsdException w:name="Dark List Accent 2" w:semiHidden="0" w:uiPriority="70" w:unhideWhenUsed="0"/>
+    <w:lsdException w:name="Colorful Shading Accent 2" w:semiHidden="0" w:uiPriority="71" w:unhideWhenUsed="0"/>
+    <w:lsdException w:name="Colorful List Accent 2" w:semiHidden="0" w:uiPriority="72" w:unhideWhenUsed="0"/>
+    <w:lsdException w:name="Colorful Grid Accent 2" w:semiHidden="0" w:uiPriority="73" w:unhideWhenUsed="0"/>
+    <w:lsdException w:name="Light Shading Accent 3" w:semiHidden="0" w:uiPriority="60" w:unhideWhenUsed="0"/>
+    <w:lsdException w:name="Light List Accent 3" w:semiHidden="0" w:uiPriority="61" w:unhideWhenUsed="0"/>
+    <w:lsdException w:name="Light Grid Accent 3" w:semiHidden="0" w:uiPriority="62" w:unhideWhenUsed="0"/>
+    <w:lsdException w:name="Medium Shading 1 Accent 3" w:semiHidden="0" w:uiPriority="63" w:unhideWhenUsed="0"/>
+    <w:lsdException w:name="Medium Shading 2 Accent 3" w:semiHidden="0" w:uiPriority="64" w:unhideWhenUsed="0"/>
+    <w:lsdException w:name="Medium List 1 Accent 3" w:semiHidden="0" w:uiPriority="65" w:unhideWhenUsed="0"/>
+    <w:lsdException w:name="Medium List 2 Accent 3" w:semiHidden="0" w:uiPriority="66" w:unhideWhenUsed="0"/>
+    <w:lsdException w:name="Medium Grid 1 Accent 3" w:semiHidden="0" w:uiPriority="67" w:unhideWhenUsed="0"/>
+    <w:lsdException w:name="Medium Grid 2 Accent 3" w:semiHidden="0" w:uiPriority="68" w:unhideWhenUsed="0"/>
+    <w:lsdException w:name="Medium Grid 3 Accent 3" w:semiHidden="0" w:uiPriority="69" w:unhideWhenUsed="0"/>
+    <w:lsdException w:name="Dark List Accent 3" w:semiHidden="0" w:uiPriority="70" w:unhideWhenUsed="0"/>
+    <w:lsdException w:name="Colorful Shading Accent 3" w:semiHidden="0" w:uiPriority="71" w:unhideWhenUsed="0"/>
+    <w:lsdException w:name="Colorful List Accent 3" w:semiHidden="0" w:uiPriority="72" w:unhideWhenUsed="0"/>
+    <w:lsdException w:name="Colorful Grid Accent 3" w:semiHidden="0" w:uiPriority="73" w:unhideWhenUsed="0"/>
+    <w:lsdException w:name="Light Shading Accent 4" w:semiHidden="0" w:uiPriority="60" w:unhideWhenUsed="0"/>
+    <w:lsdException w:name="Light List Accent 4" w:semiHidden="0" w:uiPriority="61" w:unhideWhenUsed="0"/>
+    <w:lsdException w:name="Light Grid Accent 4" w:semiHidden="0" w:uiPriority="62" w:unhideWhenUsed="0"/>
+    <w:lsdException w:name="Medium Shading 1 Accent 4" w:semiHidden="0" w:uiPriority="63" w:unhideWhenUsed="0"/>
+    <w:lsdException w:name="Medium Shading 2 Accent 4" w:semiHidden="0" w:uiPriority="64" w:unhideWhenUsed="0"/>
+    <w:lsdException w:name="Medium List 1 Accent 4" w:semiHidden="0" w:uiPriority="65" w:unhideWhenUsed="0"/>
+    <w:lsdException w:name="Medium List 2 Accent 4" w:semiHidden="0" w:uiPriority="66" w:unhideWhenUsed="0"/>
+    <w:lsdException w:name="Medium Grid 1 Accent 4" w:semiHidden="0" w:uiPriority="67" w:unhideWhenUsed="0"/>
+    <w:lsdException w:name="Medium Grid 2 Accent 4" w:semiHidden="0" w:uiPriority="68" w:unhideWhenUsed="0"/>
+    <w:lsdException w:name="Medium Grid 3 Accent 4" w:semiHidden="0" w:uiPriority="69" w:unhideWhenUsed="0"/>
+    <w:lsdException w:name="Dark List Accent 4" w:semiHidden="0" w:uiPriority="70" w:unhideWhenUsed="0"/>
+    <w:lsdException w:name="Colorful Shading Accent 4" w:semiHidden="0" w:uiPriority="71" w:unhideWhenUsed="0"/>
+    <w:lsdException w:name="Colorful List Accent 4" w:semiHidden="0" w:uiPriority="72" w:unhideWhenUsed="0"/>
+    <w:lsdException w:name="Colorful Grid Accent 4" w:semiHidden="0" w:uiPriority="73" w:unhideWhenUsed="0"/>
+    <w:lsdException w:name="Light Shading Accent 5" w:semiHidden="0" w:uiPriority="60" w:unhideWhenUsed="0"/>
+    <w:lsdException w:name="Light List Accent 5" w:semiHidden="0" w:uiPriority="61" w:unhideWhenUsed="0"/>
+    <w:lsdException w:name="Light Grid Accent 5" w:semiHidden="0" w:uiPriority="62" w:unhideWhenUsed="0"/>
+    <w:lsdException w:name="Medium Shading 1 Accent 5" w:semiHidden="0" w:uiPriority="63" w:unhideWhenUsed="0"/>
+    <w:lsdException w:name="Medium Shading 2 Accent 5" w:semiHidden="0" w:uiPriority="64" w:unhideWhenUsed="0"/>
+    <w:lsdException w:name="Medium List 1 Accent 5" w:semiHidden="0" w:uiPriority="65" w:unhideWhenUsed="0"/>
+    <w:lsdException w:name="Medium List 2 Accent 5" w:semiHidden="0" w:uiPriority="66" w:unhideWhenUsed="0"/>
+    <w:lsdException w:name="Medium Grid 1 Accent 5" w:semiHidden="0" w:uiPriority="67" w:unhideWhenUsed="0"/>
+    <w:lsdException w:name="Medium Grid 2 Accent 5" w:semiHidden="0" w:uiPriority="68" w:unhideWhenUsed="0"/>
+    <w:lsdException w:name="Medium Grid 3 Accent 5" w:semiHidden="0" w:uiPriority="69" w:unhideWhenUsed="0"/>
+    <w:lsdException w:name="Dark List Accent 5" w:semiHidden="0" w:uiPriority="70" w:unhideWhenUsed="0"/>
+    <w:lsdException w:name="Colorful Shading Accent 5" w:semiHidden="0" w:uiPriority="71" w:unhideWhenUsed="0"/>
+    <w:lsdException w:name="Colorful List Accent 5" w:semiHidden="0" w:uiPriority="72" w:unhideWhenUsed="0"/>
+    <w:lsdException w:name="Colorful Grid Accent 5" w:semiHidden="0" w:uiPriority="73" w:unhideWhenUsed="0"/>
+    <w:lsdException w:name="Light Shading Accent 6" w:semiHidden="0" w:uiPriority="60" w:unhideWhenUsed="0"/>
+    <w:lsdException w:name="Light List Accent 6" w:semiHidden="0" w:uiPriority="61" w:unhideWhenUsed="0"/>
+    <w:lsdException w:name="Light Grid Accent 6" w:semiHidden="0" w:uiPriority="62" w:unhideWhenUsed="0"/>
+    <w:lsdException w:name="Medium Shading 1 Accent 6" w:semiHidden="0" w:uiPriority="63" w:unhideWhenUsed="0"/>
+    <w:lsdException w:name="Medium Shading 2 Accent 6" w:semiHidden="0" w:uiPriority="64" w:unhideWhenUsed="0"/>
+    <w:lsdException w:name="Medium List 1 Accent 6" w:semiHidden="0" w:uiPriority="65" w:unhideWhenUsed="0"/>
+    <w:lsdException w:name="Medium List 2 Accent 6" w:semiHidden="0" w:uiPriority="66" w:unhideWhenUsed="0"/>
+    <w:lsdException w:name="Medium Grid 1 Accent 6" w:semiHidden="0" w:uiPriority="67" w:unhideWhenUsed="0"/>
+    <w:lsdException w:name="Medium Grid 2 Accent 6" w:semiHidden="0" w:uiPriority="68" w:unhideWhenUsed="0"/>
+    <w:lsdException w:name="Medium Grid 3 Accent 6" w:semiHidden="0" w:uiPriority="69" w:unhideWhenUsed="0"/>
+    <w:lsdException w:name="Dark List Accent 6" w:semiHidden="0" w:uiPriority="70" w:unhideWhenUsed="0"/>
+    <w:lsdException w:name="Colorful Shading Accent 6" w:semiHidden="0" w:uiPriority="71" w:unhideWhenUsed="0"/>
+    <w:lsdException w:name="Colorful List Accent 6" w:semiHidden="0" w:uiPriority="72" w:unhideWhenUsed="0"/>
+    <w:lsdException w:name="Colorful Grid Accent 6" w:semiHidden="0" w:uiPriority="73" w:unhideWhenUsed="0"/>
+    <w:lsdException w:name="Subtle Emphasis" w:semiHidden="0" w:uiPriority="19" w:unhideWhenUsed="0" w:qFormat="1"/>
+    <w:lsdException w:name="Intense Emphasis" w:semiHidden="0" w:uiPriority="21" w:unhideWhenUsed="0" w:qFormat="1"/>
+    <w:lsdException w:name="Subtle Reference" w:semiHidden="0" w:uiPriority="31" w:unhideWhenUsed="0" w:qFormat="1"/>
+    <w:lsdException w:name="Intense Reference" w:semiHidden="0" w:uiPriority="32" w:unhideWhenUsed="0" w:qFormat="1"/>
+    <w:lsdException w:name="Book Title" w:semiHidden="0" w:uiPriority="33" w:unhideWhenUsed="0" w:qFormat="1"/>
+    <w:lsdException w:name="Bibliography" w:uiPriority="37"/>
+    <w:lsdException w:name="TOC Heading" w:uiPriority="39" w:qFormat="1"/>
+  </w:latentStyles>
+  <w:style w:type="paragraph" w:default="1" w:styleId="a">
+    <w:name w:val="Normal"/>
+    <w:qFormat/>
+  </w:style>
+  <w:style w:type="paragraph" w:styleId="1">
+    <w:name w:val="heading 1"/>
+    <w:basedOn w:val="default1"/>
+    <w:next w:val="a"/>
+    <w:link w:val="10"/>
+    <w:uiPriority w:val="9"/>
+    <w:qFormat/>
+    <w:rsid w:val="00C25145"/>
+    <w:pPr>
+      <w:jc w:val="center"/>
+      <w:outlineLvl w:val="0"/>
+    </w:pPr>
+    <w:rPr>
+      <w:b/>
+      <w:bCs/>
+      <w:sz w:val="32"/>
+      <w:szCs w:val="32"/>
+    </w:rPr>
+  </w:style>
+  <w:style w:type="paragraph" w:styleId="3">
+    <w:name w:val="heading 3"/>
+    <w:basedOn w:val="a"/>
+    <w:link w:val="30"/>
+    <w:uiPriority w:val="9"/>
+    <w:qFormat/>
+    <w:rsid w:val="000E7A9D"/>
+    <w:pPr>
+      <w:spacing w:before="100" w:beforeAutospacing="1" w:after="100" w:afterAutospacing="1" w:line="240" w:lineRule="auto"/>
+      <w:outlineLvl w:val="2"/>
+    </w:pPr>
+    <w:rPr>
+      <w:rFonts w:ascii="Times New Roman" w:eastAsia="Times New Roman" w:hAnsi="Times New Roman" w:cs="Times New Roman"/>
+      <w:b/>
+      <w:bCs/>
+      <w:sz w:val="27"/>
+      <w:szCs w:val="27"/>
+      <w:lang w:eastAsia="ru-RU"/>
+    </w:rPr>
+  </w:style>
+  <w:style w:type="paragraph" w:styleId="4">
+    <w:name w:val="heading 4"/>
+    <w:basedOn w:val="a"/>
+    <w:link w:val="40"/>
+    <w:uiPriority w:val="9"/>
+    <w:qFormat/>
+    <w:rsid w:val="000E7A9D"/>
+    <w:pPr>
+      <w:spacing w:before="100" w:beforeAutospacing="1" w:after="100" w:afterAutospacing="1" w:line="240" w:lineRule="auto"/>
+      <w:outlineLvl w:val="3"/>
+    </w:pPr>
+    <w:rPr>
+      <w:rFonts w:ascii="Times New Roman" w:eastAsia="Times New Roman" w:hAnsi="Times New Roman" w:cs="Times New Roman"/>
+      <w:b/>
+      <w:bCs/>
+      <w:sz w:val="24"/>
+      <w:szCs w:val="24"/>
+      <w:lang w:eastAsia="ru-RU"/>
+    </w:rPr>
+  </w:style>
+  <w:style w:type="paragraph" w:styleId="5">
+    <w:name w:val="heading 5"/>
+    <w:basedOn w:val="a"/>
+    <w:next w:val="a"/>
+    <w:link w:val="50"/>
+    <w:uiPriority w:val="9"/>
+    <w:semiHidden/>
+    <w:unhideWhenUsed/>
+    <w:qFormat/>
+    <w:rsid w:val="009266E2"/>
+    <w:pPr>
+      <w:keepNext/>
+      <w:keepLines/>
+      <w:spacing w:before="40" w:after="0"/>
+      <w:outlineLvl w:val="4"/>
+    </w:pPr>
+    <w:rPr>
+      <w:rFonts w:asciiTheme="majorHAnsi" w:eastAsiaTheme="majorEastAsia" w:hAnsiTheme="majorHAnsi" w:cstheme="majorBidi"/>
+      <w:color w:val="2F5496" w:themeColor="accent1" w:themeShade="BF"/>
+    </w:rPr>
+  </w:style>
+  <w:style w:type="character" w:default="1" w:styleId="a0">
+    <w:name w:val="Default Paragraph Font"/>
+    <w:uiPriority w:val="1"/>
+    <w:semiHidden/>
+    <w:unhideWhenUsed/>
+  </w:style>
+  <w:style w:type="table" w:default="1" w:styleId="a1">
+    <w:name w:val="Normal Table"/>
+    <w:uiPriority w:val="99"/>
+    <w:semiHidden/>
+    <w:unhideWhenUsed/>
+    <w:tblPr>
+      <w:tblInd w:w="0" w:type="dxa"/>
+      <w:tblCellMar>
+        <w:top w:w="0" w:type="dxa"/>
+        <w:left w:w="108" w:type="dxa"/>
+        <w:bottom w:w="0" w:type="dxa"/>
+        <w:right w:w="108" w:type="dxa"/>
+      </w:tblCellMar>
+    </w:tblPr>
+  </w:style>
+  <w:style w:type="numbering" w:default="1" w:styleId="a2">
+    <w:name w:val="No List"/>
+    <w:uiPriority w:val="99"/>
+    <w:semiHidden/>
+    <w:unhideWhenUsed/>
+  </w:style>
+  <w:style w:type="character" w:customStyle="1" w:styleId="30">
+    <w:name w:val="Заголовок 3 Знак"/>
+    <w:basedOn w:val="a0"/>
+    <w:link w:val="3"/>
+    <w:uiPriority w:val="9"/>
+    <w:rsid w:val="000E7A9D"/>
+    <w:rPr>
+      <w:rFonts w:ascii="Times New Roman" w:eastAsia="Times New Roman" w:hAnsi="Times New Roman" w:cs="Times New Roman"/>
+      <w:b/>
+      <w:bCs/>
+      <w:sz w:val="27"/>
+      <w:szCs w:val="27"/>
+      <w:lang w:eastAsia="ru-RU"/>
+    </w:rPr>
+  </w:style>
+  <w:style w:type="character" w:customStyle="1" w:styleId="40">
+    <w:name w:val="Заголовок 4 Знак"/>
+    <w:basedOn w:val="a0"/>
+    <w:link w:val="4"/>
+    <w:uiPriority w:val="9"/>
+    <w:rsid w:val="000E7A9D"/>
+    <w:rPr>
+      <w:rFonts w:ascii="Times New Roman" w:eastAsia="Times New Roman" w:hAnsi="Times New Roman" w:cs="Times New Roman"/>
+      <w:b/>
+      <w:bCs/>
+      <w:sz w:val="24"/>
+      <w:szCs w:val="24"/>
+      <w:lang w:eastAsia="ru-RU"/>
+    </w:rPr>
+  </w:style>
+  <w:style w:type="paragraph" w:customStyle="1" w:styleId="default1">
+    <w:name w:val="default1"/>
+    <w:basedOn w:val="a"/>
+    <w:link w:val="default10"/>
+    <w:qFormat/>
+    <w:rsid w:val="00061F73"/>
+    <w:pPr>
+      <w:spacing w:after="0" w:line="360" w:lineRule="auto"/>
+      <w:ind w:firstLine="567"/>
+      <w:jc w:val="both"/>
+    </w:pPr>
+    <w:rPr>
+      <w:rFonts w:ascii="Times New Roman" w:hAnsi="Times New Roman" w:cs="Times New Roman"/>
+      <w:sz w:val="28"/>
+      <w:szCs w:val="28"/>
+    </w:rPr>
+  </w:style>
+  <w:style w:type="character" w:styleId="a3">
+    <w:name w:val="Strong"/>
+    <w:basedOn w:val="a0"/>
+    <w:uiPriority w:val="22"/>
+    <w:qFormat/>
+    <w:rsid w:val="003564F0"/>
+    <w:rPr>
+      <w:b/>
+      <w:bCs/>
+    </w:rPr>
+  </w:style>
+  <w:style w:type="character" w:customStyle="1" w:styleId="default10">
+    <w:name w:val="default1 Знак"/>
+    <w:basedOn w:val="a0"/>
+    <w:link w:val="default1"/>
+    <w:rsid w:val="00061F73"/>
+    <w:rPr>
+      <w:rFonts w:ascii="Times New Roman" w:hAnsi="Times New Roman" w:cs="Times New Roman"/>
+      <w:sz w:val="28"/>
+      <w:szCs w:val="28"/>
+    </w:rPr>
+  </w:style>
+  <w:style w:type="paragraph" w:styleId="a4">
+    <w:name w:val="Normal (Web)"/>
+    <w:basedOn w:val="a"/>
+    <w:uiPriority w:val="99"/>
+    <w:semiHidden/>
+    <w:unhideWhenUsed/>
+    <w:rsid w:val="00071EC9"/>
+    <w:pPr>
+      <w:spacing w:before="100" w:beforeAutospacing="1" w:after="100" w:afterAutospacing="1" w:line="240" w:lineRule="auto"/>
+    </w:pPr>
+    <w:rPr>
+      <w:rFonts w:ascii="Times New Roman" w:eastAsia="Times New Roman" w:hAnsi="Times New Roman" w:cs="Times New Roman"/>
+      <w:sz w:val="24"/>
+      <w:szCs w:val="24"/>
+      <w:lang w:eastAsia="ru-RU"/>
+    </w:rPr>
+  </w:style>
+  <w:style w:type="character" w:styleId="a5">
+    <w:name w:val="Hyperlink"/>
+    <w:basedOn w:val="a0"/>
+    <w:uiPriority w:val="99"/>
+    <w:unhideWhenUsed/>
+    <w:rsid w:val="0076298D"/>
+    <w:rPr>
+      <w:color w:val="0563C1" w:themeColor="hyperlink"/>
+      <w:u w:val="single"/>
+    </w:rPr>
+  </w:style>
+  <w:style w:type="character" w:customStyle="1" w:styleId="UnresolvedMention">
+    <w:name w:val="Unresolved Mention"/>
+    <w:basedOn w:val="a0"/>
+    <w:uiPriority w:val="99"/>
+    <w:semiHidden/>
+    <w:unhideWhenUsed/>
+    <w:rsid w:val="0076298D"/>
+    <w:rPr>
+      <w:color w:val="605E5C"/>
+      <w:shd w:val="clear" w:color="auto" w:fill="E1DFDD"/>
+    </w:rPr>
+  </w:style>
+  <w:style w:type="character" w:customStyle="1" w:styleId="10">
+    <w:name w:val="Заголовок 1 Знак"/>
+    <w:basedOn w:val="a0"/>
+    <w:link w:val="1"/>
+    <w:uiPriority w:val="9"/>
+    <w:rsid w:val="00C25145"/>
+    <w:rPr>
+      <w:rFonts w:ascii="Times New Roman" w:hAnsi="Times New Roman" w:cs="Times New Roman"/>
+      <w:b/>
+      <w:bCs/>
+      <w:sz w:val="32"/>
+      <w:szCs w:val="32"/>
+    </w:rPr>
+  </w:style>
+  <w:style w:type="paragraph" w:styleId="a6">
+    <w:name w:val="Body Text"/>
+    <w:basedOn w:val="a"/>
+    <w:link w:val="a7"/>
+    <w:uiPriority w:val="99"/>
+    <w:rsid w:val="00094BFE"/>
+    <w:pPr>
+      <w:widowControl w:val="0"/>
+      <w:autoSpaceDE w:val="0"/>
+      <w:autoSpaceDN w:val="0"/>
+      <w:adjustRightInd w:val="0"/>
+      <w:spacing w:before="1200" w:after="0" w:line="240" w:lineRule="auto"/>
+      <w:jc w:val="center"/>
+    </w:pPr>
+    <w:rPr>
+      <w:rFonts w:ascii="Times New Roman" w:eastAsia="Times New Roman" w:hAnsi="Times New Roman" w:cs="Times New Roman"/>
+      <w:sz w:val="28"/>
+      <w:szCs w:val="28"/>
+      <w:lang w:eastAsia="ru-RU"/>
+    </w:rPr>
+  </w:style>
+  <w:style w:type="character" w:customStyle="1" w:styleId="a7">
+    <w:name w:val="Основной текст Знак"/>
+    <w:basedOn w:val="a0"/>
+    <w:link w:val="a6"/>
+    <w:uiPriority w:val="99"/>
+    <w:rsid w:val="00094BFE"/>
+    <w:rPr>
+      <w:rFonts w:ascii="Times New Roman" w:eastAsia="Times New Roman" w:hAnsi="Times New Roman" w:cs="Times New Roman"/>
+      <w:sz w:val="28"/>
+      <w:szCs w:val="28"/>
+      <w:lang w:eastAsia="ru-RU"/>
+    </w:rPr>
+  </w:style>
+  <w:style w:type="character" w:customStyle="1" w:styleId="50">
+    <w:name w:val="Заголовок 5 Знак"/>
+    <w:basedOn w:val="a0"/>
+    <w:link w:val="5"/>
+    <w:uiPriority w:val="9"/>
+    <w:semiHidden/>
+    <w:rsid w:val="009266E2"/>
+    <w:rPr>
+      <w:rFonts w:asciiTheme="majorHAnsi" w:eastAsiaTheme="majorEastAsia" w:hAnsiTheme="majorHAnsi" w:cstheme="majorBidi"/>
+      <w:color w:val="2F5496" w:themeColor="accent1" w:themeShade="BF"/>
+    </w:rPr>
+  </w:style>
+  <w:style w:type="paragraph" w:styleId="a8">
+    <w:name w:val="header"/>
+    <w:basedOn w:val="a"/>
+    <w:link w:val="a9"/>
+    <w:uiPriority w:val="99"/>
+    <w:unhideWhenUsed/>
+    <w:rsid w:val="009B5F3A"/>
+    <w:pPr>
+      <w:tabs>
+        <w:tab w:val="center" w:pos="4677"/>
+        <w:tab w:val="right" w:pos="9355"/>
+      </w:tabs>
+      <w:spacing w:after="0" w:line="240" w:lineRule="auto"/>
+    </w:pPr>
+  </w:style>
+  <w:style w:type="character" w:customStyle="1" w:styleId="a9">
+    <w:name w:val="Верхний колонтитул Знак"/>
+    <w:basedOn w:val="a0"/>
+    <w:link w:val="a8"/>
+    <w:uiPriority w:val="99"/>
+    <w:rsid w:val="009B5F3A"/>
+  </w:style>
+  <w:style w:type="paragraph" w:styleId="aa">
+    <w:name w:val="footer"/>
+    <w:basedOn w:val="a"/>
+    <w:link w:val="ab"/>
+    <w:uiPriority w:val="99"/>
+    <w:unhideWhenUsed/>
+    <w:rsid w:val="009B5F3A"/>
+    <w:pPr>
+      <w:tabs>
+        <w:tab w:val="center" w:pos="4677"/>
+        <w:tab w:val="right" w:pos="9355"/>
+      </w:tabs>
+      <w:spacing w:after="0" w:line="240" w:lineRule="auto"/>
+    </w:pPr>
+  </w:style>
+  <w:style w:type="character" w:customStyle="1" w:styleId="ab">
+    <w:name w:val="Нижний колонтитул Знак"/>
+    <w:basedOn w:val="a0"/>
+    <w:link w:val="aa"/>
+    <w:uiPriority w:val="99"/>
+    <w:rsid w:val="009B5F3A"/>
+  </w:style>
+  <w:style w:type="paragraph" w:styleId="ac">
+    <w:name w:val="TOC Heading"/>
+    <w:basedOn w:val="1"/>
+    <w:next w:val="a"/>
+    <w:uiPriority w:val="39"/>
+    <w:unhideWhenUsed/>
+    <w:qFormat/>
+    <w:rsid w:val="009B5F3A"/>
+    <w:pPr>
+      <w:keepNext/>
+      <w:keepLines/>
+      <w:spacing w:before="240" w:line="259" w:lineRule="auto"/>
+      <w:ind w:firstLine="0"/>
+      <w:jc w:val="left"/>
+      <w:outlineLvl w:val="9"/>
+    </w:pPr>
+    <w:rPr>
+      <w:rFonts w:asciiTheme="majorHAnsi" w:eastAsiaTheme="majorEastAsia" w:hAnsiTheme="majorHAnsi" w:cstheme="majorBidi"/>
+      <w:b w:val="0"/>
+      <w:bCs w:val="0"/>
+      <w:color w:val="2F5496" w:themeColor="accent1" w:themeShade="BF"/>
+      <w:lang w:eastAsia="ru-RU"/>
+    </w:rPr>
+  </w:style>
+  <w:style w:type="paragraph" w:styleId="11">
+    <w:name w:val="toc 1"/>
+    <w:basedOn w:val="a"/>
+    <w:next w:val="a"/>
+    <w:autoRedefine/>
+    <w:uiPriority w:val="39"/>
+    <w:unhideWhenUsed/>
+    <w:rsid w:val="009B5F3A"/>
+    <w:pPr>
+      <w:spacing w:after="100"/>
+    </w:pPr>
+  </w:style>
+  <w:style w:type="paragraph" w:styleId="31">
+    <w:name w:val="toc 3"/>
+    <w:basedOn w:val="a"/>
+    <w:next w:val="a"/>
+    <w:autoRedefine/>
+    <w:uiPriority w:val="39"/>
+    <w:unhideWhenUsed/>
+    <w:rsid w:val="009B5F3A"/>
+    <w:pPr>
+      <w:spacing w:after="100"/>
+      <w:ind w:left="440"/>
+    </w:pPr>
+  </w:style>
+  <w:style w:type="table" w:styleId="ad">
+    <w:name w:val="Table Grid"/>
+    <w:basedOn w:val="a1"/>
+    <w:uiPriority w:val="39"/>
+    <w:rsid w:val="001177CF"/>
+    <w:pPr>
+      <w:spacing w:after="0" w:line="240" w:lineRule="auto"/>
+    </w:pPr>
+    <w:tblPr>
+      <w:tblBorders>
+        <w:top w:val="single" w:sz="4" w:space="0" w:color="auto"/>
+        <w:left w:val="single" w:sz="4" w:space="0" w:color="auto"/>
+        <w:bottom w:val="single" w:sz="4" w:space="0" w:color="auto"/>
+        <w:right w:val="single" w:sz="4" w:space="0" w:color="auto"/>
+        <w:insideH w:val="single" w:sz="4" w:space="0" w:color="auto"/>
+        <w:insideV w:val="single" w:sz="4" w:space="0" w:color="auto"/>
+      </w:tblBorders>
+    </w:tblPr>
+  </w:style>
+  <w:style w:type="paragraph" w:styleId="ae">
+    <w:name w:val="Balloon Text"/>
+    <w:basedOn w:val="a"/>
+    <w:link w:val="af"/>
+    <w:uiPriority w:val="99"/>
+    <w:semiHidden/>
+    <w:unhideWhenUsed/>
+    <w:rsid w:val="005B36C1"/>
+    <w:pPr>
+      <w:spacing w:after="0" w:line="240" w:lineRule="auto"/>
+    </w:pPr>
+    <w:rPr>
+      <w:rFonts w:ascii="Tahoma" w:hAnsi="Tahoma" w:cs="Tahoma"/>
+      <w:sz w:val="16"/>
+      <w:szCs w:val="16"/>
+    </w:rPr>
+  </w:style>
+  <w:style w:type="character" w:customStyle="1" w:styleId="af">
+    <w:name w:val="Текст выноски Знак"/>
+    <w:basedOn w:val="a0"/>
+    <w:link w:val="ae"/>
+    <w:uiPriority w:val="99"/>
+    <w:semiHidden/>
+    <w:rsid w:val="005B36C1"/>
+    <w:rPr>
+      <w:rFonts w:ascii="Tahoma" w:hAnsi="Tahoma" w:cs="Tahoma"/>
+      <w:sz w:val="16"/>
+      <w:szCs w:val="16"/>
+    </w:rPr>
   </w:style>
 </w:styles>
 </file>
@@ -4822,7 +7713,7 @@
   <a:extraClrSchemeLst/>
   <a:extLst>
     <a:ext uri="{05A4C25C-085E-4340-85A3-A5531E510DB2}">
-      <thm15:themeFamily xmlns:thm15="http://schemas.microsoft.com/office/thememl/2012/main" name="Office Theme" id="{62F939B6-93AF-4DB8-9C6B-D6C7DFDC589F}" vid="{4A3C46E8-61CC-4603-A589-7422A47A8E4A}"/>
+      <thm15:themeFamily xmlns:thm15="http://schemas.microsoft.com/office/thememl/2012/main" xmlns="" name="Office Theme" id="{62F939B6-93AF-4DB8-9C6B-D6C7DFDC589F}" vid="{4A3C46E8-61CC-4603-A589-7422A47A8E4A}"/>
     </a:ext>
   </a:extLst>
 </a:theme>
@@ -4833,7 +7724,7 @@
 </file>
 
 <file path=customXml/itemProps1.xml><?xml version="1.0" encoding="utf-8"?>
-<ds:datastoreItem xmlns:ds="http://schemas.openxmlformats.org/officeDocument/2006/customXml" ds:itemID="{4218937C-4177-4BD2-8B8B-D8945DBBCA96}">
+<ds:datastoreItem xmlns:ds="http://schemas.openxmlformats.org/officeDocument/2006/customXml" ds:itemID="{D984377A-38C1-43FF-B0D4-B5F3F86CBEE3}">
   <ds:schemaRefs>
     <ds:schemaRef ds:uri="http://schemas.openxmlformats.org/officeDocument/2006/bibliography"/>
   </ds:schemaRefs>

--- a/BystrovMD_CR_2.docx
+++ b/BystrovMD_CR_2.docx
@@ -1,6 +1,6 @@
 
 <file path=word/document.xml><?xml version="1.0" encoding="utf-8"?>
-<w:document xmlns:wpc="http://schemas.microsoft.com/office/word/2010/wordprocessingCanvas" xmlns:mc="http://schemas.openxmlformats.org/markup-compatibility/2006" xmlns:o="urn:schemas-microsoft-com:office:office" xmlns:r="http://schemas.openxmlformats.org/officeDocument/2006/relationships" xmlns:m="http://schemas.openxmlformats.org/officeDocument/2006/math" xmlns:v="urn:schemas-microsoft-com:vml" xmlns:wp14="http://schemas.microsoft.com/office/word/2010/wordprocessingDrawing" xmlns:wp="http://schemas.openxmlformats.org/drawingml/2006/wordprocessingDrawing" xmlns:w10="urn:schemas-microsoft-com:office:word" xmlns:w="http://schemas.openxmlformats.org/wordprocessingml/2006/main" xmlns:w14="http://schemas.microsoft.com/office/word/2010/wordml" xmlns:wpg="http://schemas.microsoft.com/office/word/2010/wordprocessingGroup" xmlns:wpi="http://schemas.microsoft.com/office/word/2010/wordprocessingInk" xmlns:wne="http://schemas.microsoft.com/office/word/2006/wordml" xmlns:wps="http://schemas.microsoft.com/office/word/2010/wordprocessingShape" mc:Ignorable="w14 wp14">
+<w:document xmlns:wpc="http://schemas.microsoft.com/office/word/2010/wordprocessingCanvas" xmlns:cx="http://schemas.microsoft.com/office/drawing/2014/chartex" xmlns:cx1="http://schemas.microsoft.com/office/drawing/2015/9/8/chartex" xmlns:cx2="http://schemas.microsoft.com/office/drawing/2015/10/21/chartex" xmlns:cx3="http://schemas.microsoft.com/office/drawing/2016/5/9/chartex" xmlns:cx4="http://schemas.microsoft.com/office/drawing/2016/5/10/chartex" xmlns:cx5="http://schemas.microsoft.com/office/drawing/2016/5/11/chartex" xmlns:cx6="http://schemas.microsoft.com/office/drawing/2016/5/12/chartex" xmlns:cx7="http://schemas.microsoft.com/office/drawing/2016/5/13/chartex" xmlns:cx8="http://schemas.microsoft.com/office/drawing/2016/5/14/chartex" xmlns:mc="http://schemas.openxmlformats.org/markup-compatibility/2006" xmlns:aink="http://schemas.microsoft.com/office/drawing/2016/ink" xmlns:am3d="http://schemas.microsoft.com/office/drawing/2017/model3d" xmlns:o="urn:schemas-microsoft-com:office:office" xmlns:r="http://schemas.openxmlformats.org/officeDocument/2006/relationships" xmlns:m="http://schemas.openxmlformats.org/officeDocument/2006/math" xmlns:v="urn:schemas-microsoft-com:vml" xmlns:wp14="http://schemas.microsoft.com/office/word/2010/wordprocessingDrawing" xmlns:wp="http://schemas.openxmlformats.org/drawingml/2006/wordprocessingDrawing" xmlns:w10="urn:schemas-microsoft-com:office:word" xmlns:w="http://schemas.openxmlformats.org/wordprocessingml/2006/main" xmlns:w14="http://schemas.microsoft.com/office/word/2010/wordml" xmlns:w15="http://schemas.microsoft.com/office/word/2012/wordml" xmlns:w16cex="http://schemas.microsoft.com/office/word/2018/wordml/cex" xmlns:w16cid="http://schemas.microsoft.com/office/word/2016/wordml/cid" xmlns:w16="http://schemas.microsoft.com/office/word/2018/wordml" xmlns:w16se="http://schemas.microsoft.com/office/word/2015/wordml/symex" xmlns:wpg="http://schemas.microsoft.com/office/word/2010/wordprocessingGroup" xmlns:wpi="http://schemas.microsoft.com/office/word/2010/wordprocessingInk" xmlns:wne="http://schemas.microsoft.com/office/word/2006/wordml" xmlns:wps="http://schemas.microsoft.com/office/word/2010/wordprocessingShape" mc:Ignorable="w14 w15 w16se w16cid w16 w16cex wp14">
   <w:body>
     <w:p>
       <w:pPr>
@@ -126,21 +126,7 @@
         <w:rPr>
           <w:rFonts w:ascii="Times New Roman" w:eastAsia="Times New Roman" w:hAnsi="Times New Roman" w:cs="Times New Roman"/>
         </w:rPr>
-        <w:t xml:space="preserve">КАФЕДРА </w:t>
-      </w:r>
-      <w:proofErr w:type="gramStart"/>
-      <w:r>
-        <w:rPr>
-          <w:rFonts w:ascii="Times New Roman" w:eastAsia="Times New Roman" w:hAnsi="Times New Roman" w:cs="Times New Roman"/>
-        </w:rPr>
-        <w:t>БИЗНЕС-ИНФОРМАТИКИ</w:t>
-      </w:r>
-      <w:proofErr w:type="gramEnd"/>
-      <w:r>
-        <w:rPr>
-          <w:rFonts w:ascii="Times New Roman" w:eastAsia="Times New Roman" w:hAnsi="Times New Roman" w:cs="Times New Roman"/>
-        </w:rPr>
-        <w:t xml:space="preserve"> И МЕНЕДЖМЕНТА</w:t>
+        <w:t>КАФЕДРА БИЗНЕС-ИНФОРМАТИКИ И МЕНЕДЖМЕНТА</w:t>
       </w:r>
     </w:p>
     <w:p>
@@ -233,21 +219,7 @@
               <w:rPr>
                 <w:rFonts w:ascii="Times New Roman" w:hAnsi="Times New Roman" w:cs="Times New Roman"/>
               </w:rPr>
-              <w:t xml:space="preserve">доц., канд. </w:t>
-            </w:r>
-            <w:proofErr w:type="spellStart"/>
-            <w:r>
-              <w:rPr>
-                <w:rFonts w:ascii="Times New Roman" w:hAnsi="Times New Roman" w:cs="Times New Roman"/>
-              </w:rPr>
-              <w:t>экон</w:t>
-            </w:r>
-            <w:proofErr w:type="spellEnd"/>
-            <w:r>
-              <w:rPr>
-                <w:rFonts w:ascii="Times New Roman" w:hAnsi="Times New Roman" w:cs="Times New Roman"/>
-              </w:rPr>
-              <w:t>. наук, доц.</w:t>
+              <w:t>доц., канд. экон. наук, доц.</w:t>
             </w:r>
           </w:p>
         </w:tc>
@@ -594,7 +566,7 @@
                 <w:sz w:val="32"/>
                 <w:szCs w:val="32"/>
               </w:rPr>
-              <w:t>Анализ маркетинговой среды</w:t>
+              <w:t>Исследование элементов маркетинга</w:t>
             </w:r>
           </w:p>
           <w:p>
@@ -1178,7 +1150,7 @@
         </w:p>
         <w:p>
           <w:pPr>
-            <w:pStyle w:val="11"/>
+            <w:pStyle w:val="12"/>
             <w:tabs>
               <w:tab w:val="right" w:leader="dot" w:pos="9345"/>
             </w:tabs>
@@ -1214,7 +1186,7 @@
             </w:rPr>
             <w:fldChar w:fldCharType="separate"/>
           </w:r>
-          <w:hyperlink w:anchor="_Toc223810170" w:history="1">
+          <w:hyperlink w:anchor="_Toc224081278" w:history="1">
             <w:r>
               <w:rPr>
                 <w:rStyle w:val="a5"/>
@@ -1222,8 +1194,19 @@
                 <w:noProof/>
                 <w:sz w:val="28"/>
                 <w:szCs w:val="28"/>
-              </w:rPr>
-              <w:t>Введение</w:t>
+                <w:lang w:val="en-US"/>
+              </w:rPr>
+              <w:t>SWOT</w:t>
+            </w:r>
+            <w:r>
+              <w:rPr>
+                <w:rStyle w:val="a5"/>
+                <w:rFonts w:ascii="Times New Roman" w:hAnsi="Times New Roman" w:cs="Times New Roman"/>
+                <w:noProof/>
+                <w:sz w:val="28"/>
+                <w:szCs w:val="28"/>
+              </w:rPr>
+              <w:t xml:space="preserve"> анализ</w:t>
             </w:r>
             <w:r>
               <w:rPr>
@@ -1253,7 +1236,7 @@
                 <w:sz w:val="28"/>
                 <w:szCs w:val="28"/>
               </w:rPr>
-              <w:instrText xml:space="preserve"> PAGEREF _Toc223810170 \h </w:instrText>
+              <w:instrText xml:space="preserve"> PAGEREF _Toc224081278 \h </w:instrText>
             </w:r>
             <w:r>
               <w:rPr>
@@ -1298,7 +1281,7 @@
         </w:p>
         <w:p>
           <w:pPr>
-            <w:pStyle w:val="11"/>
+            <w:pStyle w:val="12"/>
             <w:tabs>
               <w:tab w:val="right" w:leader="dot" w:pos="9345"/>
             </w:tabs>
@@ -1310,7 +1293,7 @@
               <w:lang w:eastAsia="ru-RU"/>
             </w:rPr>
           </w:pPr>
-          <w:hyperlink w:anchor="_Toc223810171" w:history="1">
+          <w:hyperlink w:anchor="_Toc224081279" w:history="1">
             <w:r>
               <w:rPr>
                 <w:rStyle w:val="a5"/>
@@ -1319,7 +1302,7 @@
                 <w:sz w:val="28"/>
                 <w:szCs w:val="28"/>
               </w:rPr>
-              <w:t>Основная часть</w:t>
+              <w:t>Холст бизнес-модели</w:t>
             </w:r>
             <w:r>
               <w:rPr>
@@ -1349,7 +1332,7 @@
                 <w:sz w:val="28"/>
                 <w:szCs w:val="28"/>
               </w:rPr>
-              <w:instrText xml:space="preserve"> PAGEREF _Toc223810171 \h </w:instrText>
+              <w:instrText xml:space="preserve"> PAGEREF _Toc224081279 \h </w:instrText>
             </w:r>
             <w:r>
               <w:rPr>
@@ -1378,7 +1361,7 @@
                 <w:sz w:val="28"/>
                 <w:szCs w:val="28"/>
               </w:rPr>
-              <w:t>5</w:t>
+              <w:t>4</w:t>
             </w:r>
             <w:r>
               <w:rPr>
@@ -1394,7 +1377,7 @@
         </w:p>
         <w:p>
           <w:pPr>
-            <w:pStyle w:val="11"/>
+            <w:pStyle w:val="12"/>
             <w:tabs>
               <w:tab w:val="right" w:leader="dot" w:pos="9345"/>
             </w:tabs>
@@ -1406,7 +1389,7 @@
               <w:lang w:eastAsia="ru-RU"/>
             </w:rPr>
           </w:pPr>
-          <w:hyperlink w:anchor="_Toc223810172" w:history="1">
+          <w:hyperlink w:anchor="_Toc224081280" w:history="1">
             <w:r>
               <w:rPr>
                 <w:rStyle w:val="a5"/>
@@ -1415,7 +1398,7 @@
                 <w:sz w:val="28"/>
                 <w:szCs w:val="28"/>
               </w:rPr>
-              <w:t>Заключение</w:t>
+              <w:t>Определение целевой аудитории</w:t>
             </w:r>
             <w:r>
               <w:rPr>
@@ -1445,7 +1428,7 @@
                 <w:sz w:val="28"/>
                 <w:szCs w:val="28"/>
               </w:rPr>
-              <w:instrText xml:space="preserve"> PAGEREF _Toc223810172 \h </w:instrText>
+              <w:instrText xml:space="preserve"> PAGEREF _Toc224081280 \h </w:instrText>
             </w:r>
             <w:r>
               <w:rPr>
@@ -1474,7 +1457,7 @@
                 <w:sz w:val="28"/>
                 <w:szCs w:val="28"/>
               </w:rPr>
-              <w:t>10</w:t>
+              <w:t>5</w:t>
             </w:r>
             <w:r>
               <w:rPr>
@@ -1490,7 +1473,7 @@
         </w:p>
         <w:p>
           <w:pPr>
-            <w:pStyle w:val="11"/>
+            <w:pStyle w:val="12"/>
             <w:tabs>
               <w:tab w:val="right" w:leader="dot" w:pos="9345"/>
             </w:tabs>
@@ -1502,7 +1485,7 @@
               <w:lang w:eastAsia="ru-RU"/>
             </w:rPr>
           </w:pPr>
-          <w:hyperlink w:anchor="_Toc223810173" w:history="1">
+          <w:hyperlink w:anchor="_Toc224081281" w:history="1">
             <w:r>
               <w:rPr>
                 <w:rStyle w:val="a5"/>
@@ -1511,7 +1494,7 @@
                 <w:sz w:val="28"/>
                 <w:szCs w:val="28"/>
               </w:rPr>
-              <w:t>Список литературы</w:t>
+              <w:t>Формулировка ценностного предложения</w:t>
             </w:r>
             <w:r>
               <w:rPr>
@@ -1541,7 +1524,7 @@
                 <w:sz w:val="28"/>
                 <w:szCs w:val="28"/>
               </w:rPr>
-              <w:instrText xml:space="preserve"> PAGEREF _Toc223810173 \h </w:instrText>
+              <w:instrText xml:space="preserve"> PAGEREF _Toc224081281 \h </w:instrText>
             </w:r>
             <w:r>
               <w:rPr>
@@ -1570,7 +1553,199 @@
                 <w:sz w:val="28"/>
                 <w:szCs w:val="28"/>
               </w:rPr>
-              <w:t>11</w:t>
+              <w:t>6</w:t>
+            </w:r>
+            <w:r>
+              <w:rPr>
+                <w:rFonts w:ascii="Times New Roman" w:hAnsi="Times New Roman" w:cs="Times New Roman"/>
+                <w:noProof/>
+                <w:webHidden/>
+                <w:sz w:val="28"/>
+                <w:szCs w:val="28"/>
+              </w:rPr>
+              <w:fldChar w:fldCharType="end"/>
+            </w:r>
+          </w:hyperlink>
+        </w:p>
+        <w:p>
+          <w:pPr>
+            <w:pStyle w:val="12"/>
+            <w:tabs>
+              <w:tab w:val="right" w:leader="dot" w:pos="9345"/>
+            </w:tabs>
+            <w:rPr>
+              <w:rFonts w:ascii="Times New Roman" w:eastAsiaTheme="minorEastAsia" w:hAnsi="Times New Roman" w:cs="Times New Roman"/>
+              <w:noProof/>
+              <w:sz w:val="28"/>
+              <w:szCs w:val="28"/>
+              <w:lang w:eastAsia="ru-RU"/>
+            </w:rPr>
+          </w:pPr>
+          <w:hyperlink w:anchor="_Toc224081282" w:history="1">
+            <w:r>
+              <w:rPr>
+                <w:rStyle w:val="a5"/>
+                <w:rFonts w:ascii="Times New Roman" w:hAnsi="Times New Roman" w:cs="Times New Roman"/>
+                <w:noProof/>
+                <w:sz w:val="28"/>
+                <w:szCs w:val="28"/>
+              </w:rPr>
+              <w:t>Проектирование воронки продаж</w:t>
+            </w:r>
+            <w:r>
+              <w:rPr>
+                <w:rFonts w:ascii="Times New Roman" w:hAnsi="Times New Roman" w:cs="Times New Roman"/>
+                <w:noProof/>
+                <w:webHidden/>
+                <w:sz w:val="28"/>
+                <w:szCs w:val="28"/>
+              </w:rPr>
+              <w:tab/>
+            </w:r>
+            <w:r>
+              <w:rPr>
+                <w:rFonts w:ascii="Times New Roman" w:hAnsi="Times New Roman" w:cs="Times New Roman"/>
+                <w:noProof/>
+                <w:webHidden/>
+                <w:sz w:val="28"/>
+                <w:szCs w:val="28"/>
+              </w:rPr>
+              <w:fldChar w:fldCharType="begin"/>
+            </w:r>
+            <w:r>
+              <w:rPr>
+                <w:rFonts w:ascii="Times New Roman" w:hAnsi="Times New Roman" w:cs="Times New Roman"/>
+                <w:noProof/>
+                <w:webHidden/>
+                <w:sz w:val="28"/>
+                <w:szCs w:val="28"/>
+              </w:rPr>
+              <w:instrText xml:space="preserve"> PAGEREF _Toc224081282 \h </w:instrText>
+            </w:r>
+            <w:r>
+              <w:rPr>
+                <w:rFonts w:ascii="Times New Roman" w:hAnsi="Times New Roman" w:cs="Times New Roman"/>
+                <w:noProof/>
+                <w:webHidden/>
+                <w:sz w:val="28"/>
+                <w:szCs w:val="28"/>
+              </w:rPr>
+            </w:r>
+            <w:r>
+              <w:rPr>
+                <w:rFonts w:ascii="Times New Roman" w:hAnsi="Times New Roman" w:cs="Times New Roman"/>
+                <w:noProof/>
+                <w:webHidden/>
+                <w:sz w:val="28"/>
+                <w:szCs w:val="28"/>
+              </w:rPr>
+              <w:fldChar w:fldCharType="separate"/>
+            </w:r>
+            <w:r>
+              <w:rPr>
+                <w:rFonts w:ascii="Times New Roman" w:hAnsi="Times New Roman" w:cs="Times New Roman"/>
+                <w:noProof/>
+                <w:webHidden/>
+                <w:sz w:val="28"/>
+                <w:szCs w:val="28"/>
+              </w:rPr>
+              <w:t>7</w:t>
+            </w:r>
+            <w:r>
+              <w:rPr>
+                <w:rFonts w:ascii="Times New Roman" w:hAnsi="Times New Roman" w:cs="Times New Roman"/>
+                <w:noProof/>
+                <w:webHidden/>
+                <w:sz w:val="28"/>
+                <w:szCs w:val="28"/>
+              </w:rPr>
+              <w:fldChar w:fldCharType="end"/>
+            </w:r>
+          </w:hyperlink>
+        </w:p>
+        <w:p>
+          <w:pPr>
+            <w:pStyle w:val="12"/>
+            <w:tabs>
+              <w:tab w:val="right" w:leader="dot" w:pos="9345"/>
+            </w:tabs>
+            <w:rPr>
+              <w:rFonts w:ascii="Times New Roman" w:eastAsiaTheme="minorEastAsia" w:hAnsi="Times New Roman" w:cs="Times New Roman"/>
+              <w:noProof/>
+              <w:sz w:val="28"/>
+              <w:szCs w:val="28"/>
+              <w:lang w:eastAsia="ru-RU"/>
+            </w:rPr>
+          </w:pPr>
+          <w:hyperlink w:anchor="_Toc224081283" w:history="1">
+            <w:r>
+              <w:rPr>
+                <w:rStyle w:val="a5"/>
+                <w:rFonts w:ascii="Times New Roman" w:hAnsi="Times New Roman" w:cs="Times New Roman"/>
+                <w:noProof/>
+                <w:sz w:val="28"/>
+                <w:szCs w:val="28"/>
+              </w:rPr>
+              <w:t>Позиционирование продукта</w:t>
+            </w:r>
+            <w:r>
+              <w:rPr>
+                <w:rFonts w:ascii="Times New Roman" w:hAnsi="Times New Roman" w:cs="Times New Roman"/>
+                <w:noProof/>
+                <w:webHidden/>
+                <w:sz w:val="28"/>
+                <w:szCs w:val="28"/>
+              </w:rPr>
+              <w:tab/>
+            </w:r>
+            <w:r>
+              <w:rPr>
+                <w:rFonts w:ascii="Times New Roman" w:hAnsi="Times New Roman" w:cs="Times New Roman"/>
+                <w:noProof/>
+                <w:webHidden/>
+                <w:sz w:val="28"/>
+                <w:szCs w:val="28"/>
+              </w:rPr>
+              <w:fldChar w:fldCharType="begin"/>
+            </w:r>
+            <w:r>
+              <w:rPr>
+                <w:rFonts w:ascii="Times New Roman" w:hAnsi="Times New Roman" w:cs="Times New Roman"/>
+                <w:noProof/>
+                <w:webHidden/>
+                <w:sz w:val="28"/>
+                <w:szCs w:val="28"/>
+              </w:rPr>
+              <w:instrText xml:space="preserve"> PAGEREF _Toc224081283 \h </w:instrText>
+            </w:r>
+            <w:r>
+              <w:rPr>
+                <w:rFonts w:ascii="Times New Roman" w:hAnsi="Times New Roman" w:cs="Times New Roman"/>
+                <w:noProof/>
+                <w:webHidden/>
+                <w:sz w:val="28"/>
+                <w:szCs w:val="28"/>
+              </w:rPr>
+            </w:r>
+            <w:r>
+              <w:rPr>
+                <w:rFonts w:ascii="Times New Roman" w:hAnsi="Times New Roman" w:cs="Times New Roman"/>
+                <w:noProof/>
+                <w:webHidden/>
+                <w:sz w:val="28"/>
+                <w:szCs w:val="28"/>
+              </w:rPr>
+              <w:fldChar w:fldCharType="separate"/>
+            </w:r>
+            <w:r>
+              <w:rPr>
+                <w:rFonts w:ascii="Times New Roman" w:hAnsi="Times New Roman" w:cs="Times New Roman"/>
+                <w:noProof/>
+                <w:webHidden/>
+                <w:sz w:val="28"/>
+                <w:szCs w:val="28"/>
+              </w:rPr>
+              <w:t>7</w:t>
             </w:r>
             <w:r>
               <w:rPr>
@@ -1617,6 +1792,7 @@
       <w:pPr>
         <w:pStyle w:val="1"/>
       </w:pPr>
+      <w:bookmarkStart w:id="0" w:name="_Toc224081278"/>
       <w:r>
         <w:rPr>
           <w:lang w:val="en-US"/>
@@ -1627,29 +1803,14 @@
       <w:r>
         <w:t xml:space="preserve"> анализ</w:t>
       </w:r>
+      <w:bookmarkEnd w:id="0"/>
     </w:p>
     <w:p>
       <w:pPr>
         <w:pStyle w:val="default1"/>
       </w:pPr>
       <w:r>
-        <w:t>Выбранный программный продукт – автоматизированная система диспетчерского управления пассажирским транспортом «</w:t>
-      </w:r>
-      <w:proofErr w:type="spellStart"/>
-      <w:r>
-        <w:t>Маршрутинка</w:t>
-      </w:r>
-      <w:proofErr w:type="spellEnd"/>
-      <w:r>
-        <w:t>» (АСДУ ПТ «</w:t>
-      </w:r>
-      <w:proofErr w:type="spellStart"/>
-      <w:r>
-        <w:t>Маршрутинка</w:t>
-      </w:r>
-      <w:proofErr w:type="spellEnd"/>
-      <w:r>
-        <w:t>»).</w:t>
+        <w:t>Выбранный программный продукт – автоматизированная система диспетчерского управления пассажирским транспортом «Маршрутинка» (АСДУ ПТ «Маршрутинка»).</w:t>
       </w:r>
     </w:p>
     <w:p>
@@ -1690,15 +1851,7 @@
         <w:t>SWOT</w:t>
       </w:r>
       <w:r>
-        <w:t>-анализ для АСДУ ПТ «</w:t>
-      </w:r>
-      <w:proofErr w:type="spellStart"/>
-      <w:r>
-        <w:t>Маршрутинка</w:t>
-      </w:r>
-      <w:proofErr w:type="spellEnd"/>
-      <w:r>
-        <w:t>»</w:t>
+        <w:t>-анализ для АСДУ ПТ «Маршрутинка»</w:t>
       </w:r>
     </w:p>
     <w:tbl>
@@ -1739,16 +1892,8 @@
               <w:rPr>
                 <w:sz w:val="24"/>
               </w:rPr>
-              <w:t xml:space="preserve"> </w:t>
-            </w:r>
-            <w:proofErr w:type="spellStart"/>
-            <w:r>
-              <w:rPr>
-                <w:sz w:val="24"/>
-              </w:rPr>
-              <w:t>Маршрутинка</w:t>
-            </w:r>
-            <w:proofErr w:type="spellEnd"/>
+              <w:t xml:space="preserve"> Маршрутинка</w:t>
+            </w:r>
           </w:p>
         </w:tc>
         <w:tc>
@@ -1958,7 +2103,6 @@
                 <w:sz w:val="24"/>
               </w:rPr>
             </w:pPr>
-            <w:proofErr w:type="spellStart"/>
             <w:r>
               <w:rPr>
                 <w:b/>
@@ -1967,7 +2111,6 @@
               </w:rPr>
               <w:t>Нишевость</w:t>
             </w:r>
-            <w:proofErr w:type="gramStart"/>
             <w:r>
               <w:rPr>
                 <w:sz w:val="24"/>
@@ -1978,21 +2121,7 @@
               <w:rPr>
                 <w:sz w:val="24"/>
               </w:rPr>
-              <w:t>у</w:t>
-            </w:r>
-            <w:proofErr w:type="gramEnd"/>
-            <w:r>
-              <w:rPr>
-                <w:sz w:val="24"/>
-              </w:rPr>
-              <w:t>зкая</w:t>
-            </w:r>
-            <w:proofErr w:type="spellEnd"/>
-            <w:r>
-              <w:rPr>
-                <w:sz w:val="24"/>
-              </w:rPr>
-              <w:t xml:space="preserve"> специализация может вызвать сложности в нахождении спроса</w:t>
+              <w:t>узкая специализация может вызвать сложности в нахождении спроса</w:t>
             </w:r>
             <w:r>
               <w:rPr>
@@ -2036,27 +2165,13 @@
               <w:rPr>
                 <w:sz w:val="24"/>
               </w:rPr>
-              <w:t>устрой</w:t>
-            </w:r>
-            <w:proofErr w:type="gramStart"/>
-            <w:r>
-              <w:rPr>
-                <w:sz w:val="24"/>
-              </w:rPr>
-              <w:t>ств</w:t>
-            </w:r>
-            <w:r>
-              <w:rPr>
-                <w:sz w:val="24"/>
-              </w:rPr>
-              <w:t xml:space="preserve"> дл</w:t>
-            </w:r>
-            <w:proofErr w:type="gramEnd"/>
-            <w:r>
-              <w:rPr>
-                <w:sz w:val="24"/>
-              </w:rPr>
-              <w:t>я корректной работы системы.</w:t>
+              <w:t>устройств</w:t>
+            </w:r>
+            <w:r>
+              <w:rPr>
+                <w:sz w:val="24"/>
+              </w:rPr>
+              <w:t xml:space="preserve"> для корректной работы системы.</w:t>
             </w:r>
           </w:p>
           <w:p>
@@ -2081,21 +2196,7 @@
               <w:rPr>
                 <w:sz w:val="24"/>
               </w:rPr>
-              <w:t xml:space="preserve">: Сложность обучения персонала (диспетчеров) работе с новым </w:t>
-            </w:r>
-            <w:proofErr w:type="gramStart"/>
-            <w:r>
-              <w:rPr>
-                <w:sz w:val="24"/>
-              </w:rPr>
-              <w:t>ПО</w:t>
-            </w:r>
-            <w:proofErr w:type="gramEnd"/>
-            <w:r>
-              <w:rPr>
-                <w:sz w:val="24"/>
-              </w:rPr>
-              <w:t>.</w:t>
+              <w:t>: Сложность обучения персонала (диспетчеров) работе с новым ПО.</w:t>
             </w:r>
           </w:p>
         </w:tc>
@@ -2512,7 +2613,6 @@
               <w:rPr>
                 <w:sz w:val="24"/>
               </w:rPr>
-              <w:lastRenderedPageBreak/>
               <w:t>Угрозы (T)</w:t>
             </w:r>
           </w:p>
@@ -2645,7 +2745,6 @@
                 <w:sz w:val="24"/>
               </w:rPr>
             </w:pPr>
-            <w:proofErr w:type="spellStart"/>
             <w:r>
               <w:rPr>
                 <w:b/>
@@ -2653,7 +2752,6 @@
               </w:rPr>
               <w:t>Кибербезопасность</w:t>
             </w:r>
-            <w:proofErr w:type="spellEnd"/>
             <w:r>
               <w:rPr>
                 <w:sz w:val="24"/>
@@ -2670,36 +2768,14 @@
               <w:rPr>
                 <w:sz w:val="24"/>
               </w:rPr>
-              <w:t xml:space="preserve"> </w:t>
-            </w:r>
-            <w:proofErr w:type="spellStart"/>
-            <w:r>
-              <w:rPr>
-                <w:sz w:val="24"/>
-              </w:rPr>
-              <w:t>DD</w:t>
-            </w:r>
-            <w:r>
-              <w:rPr>
-                <w:sz w:val="24"/>
-              </w:rPr>
-              <w:t>oS</w:t>
-            </w:r>
-            <w:proofErr w:type="spellEnd"/>
-            <w:r>
-              <w:rPr>
-                <w:sz w:val="24"/>
-              </w:rPr>
-              <w:t xml:space="preserve">-атак, </w:t>
-            </w:r>
-            <w:proofErr w:type="gramStart"/>
-            <w:r>
-              <w:rPr>
-                <w:sz w:val="24"/>
-              </w:rPr>
-              <w:t>способных</w:t>
-            </w:r>
-            <w:proofErr w:type="gramEnd"/>
+              <w:t xml:space="preserve"> DD</w:t>
+            </w:r>
+            <w:r>
+              <w:rPr>
+                <w:sz w:val="24"/>
+              </w:rPr>
+              <w:t>oS-атак, способных</w:t>
+            </w:r>
             <w:r>
               <w:rPr>
                 <w:sz w:val="24"/>
@@ -2788,69 +2864,18 @@
                 <w:sz w:val="24"/>
               </w:rPr>
             </w:pPr>
-            <w:proofErr w:type="spellStart"/>
             <w:r>
               <w:rPr>
                 <w:b/>
                 <w:sz w:val="24"/>
               </w:rPr>
-              <w:t>Киберустойчивость</w:t>
-            </w:r>
-            <w:proofErr w:type="spellEnd"/>
-            <w:r>
-              <w:rPr>
-                <w:b/>
-                <w:sz w:val="24"/>
-              </w:rPr>
-              <w:t xml:space="preserve"> как преимущество</w:t>
-            </w:r>
-            <w:r>
-              <w:rPr>
-                <w:sz w:val="24"/>
-              </w:rPr>
-              <w:t xml:space="preserve">: Сделать акцент на защищенности </w:t>
-            </w:r>
-            <w:proofErr w:type="gramStart"/>
-            <w:r>
-              <w:rPr>
-                <w:sz w:val="24"/>
-              </w:rPr>
-              <w:t>ПО</w:t>
-            </w:r>
-            <w:proofErr w:type="gramEnd"/>
-            <w:r>
-              <w:rPr>
-                <w:sz w:val="24"/>
-              </w:rPr>
-              <w:t xml:space="preserve"> от </w:t>
-            </w:r>
-            <w:proofErr w:type="spellStart"/>
-            <w:r>
-              <w:rPr>
-                <w:sz w:val="24"/>
-              </w:rPr>
-              <w:t>DDoS</w:t>
-            </w:r>
-            <w:proofErr w:type="spellEnd"/>
-            <w:r>
-              <w:rPr>
-                <w:sz w:val="24"/>
-              </w:rPr>
-              <w:t xml:space="preserve">-атак </w:t>
-            </w:r>
-            <w:proofErr w:type="gramStart"/>
-            <w:r>
-              <w:rPr>
-                <w:sz w:val="24"/>
-              </w:rPr>
-              <w:t>в</w:t>
-            </w:r>
-            <w:proofErr w:type="gramEnd"/>
-            <w:r>
-              <w:rPr>
-                <w:sz w:val="24"/>
-              </w:rPr>
-              <w:t xml:space="preserve"> маркетинге, противопоставляя это решениям, навязанным регуляторами, которые могут быть менее стабильны.</w:t>
+              <w:t>Киберустойчивость как преимущество</w:t>
+            </w:r>
+            <w:r>
+              <w:rPr>
+                <w:sz w:val="24"/>
+              </w:rPr>
+              <w:t>: Сделать акцент на защищенности ПО от DDoS-атак в маркетинге, противопоставляя это решениям, навязанным регуляторами, которые могут быть менее стабильны.</w:t>
             </w:r>
           </w:p>
         </w:tc>
@@ -2878,35 +2903,7 @@
               <w:rPr>
                 <w:sz w:val="24"/>
               </w:rPr>
-              <w:t xml:space="preserve">: Снизить зависимость от конкретных бортовых устройств, сделав систему </w:t>
-            </w:r>
-            <w:proofErr w:type="spellStart"/>
-            <w:r>
-              <w:rPr>
-                <w:sz w:val="24"/>
-              </w:rPr>
-              <w:t>мультиплатформенной</w:t>
-            </w:r>
-            <w:proofErr w:type="spellEnd"/>
-            <w:r>
-              <w:rPr>
-                <w:sz w:val="24"/>
-              </w:rPr>
-              <w:t xml:space="preserve">. Это поможет выстоять при сбоях в поставках или </w:t>
-            </w:r>
-            <w:proofErr w:type="spellStart"/>
-            <w:r>
-              <w:rPr>
-                <w:sz w:val="24"/>
-              </w:rPr>
-              <w:t>санкционном</w:t>
-            </w:r>
-            <w:proofErr w:type="spellEnd"/>
-            <w:r>
-              <w:rPr>
-                <w:sz w:val="24"/>
-              </w:rPr>
-              <w:t xml:space="preserve"> давлении.</w:t>
+              <w:t>: Снизить зависимость от конкретных бортовых устройств, сделав систему мультиплатформенной. Это поможет выстоять при сбоях в поставках или санкционном давлении.</w:t>
             </w:r>
           </w:p>
           <w:p>
@@ -2942,21 +2939,7 @@
               <w:rPr>
                 <w:sz w:val="24"/>
               </w:rPr>
-              <w:t xml:space="preserve">, чтобы снять проблему кадрового дефицита и снизить риск ошибок при работе с </w:t>
-            </w:r>
-            <w:proofErr w:type="gramStart"/>
-            <w:r>
-              <w:rPr>
-                <w:sz w:val="24"/>
-              </w:rPr>
-              <w:t>ПО</w:t>
-            </w:r>
-            <w:proofErr w:type="gramEnd"/>
-            <w:r>
-              <w:rPr>
-                <w:sz w:val="24"/>
-              </w:rPr>
-              <w:t xml:space="preserve"> в условиях помех.</w:t>
+              <w:t>, чтобы снять проблему кадрового дефицита и снизить риск ошибок при работе с ПО в условиях помех.</w:t>
             </w:r>
           </w:p>
         </w:tc>
@@ -2977,73 +2960,21 @@
       <w:pPr>
         <w:pStyle w:val="1"/>
       </w:pPr>
-      <w:r>
-        <w:t xml:space="preserve">Холст </w:t>
-      </w:r>
-      <w:proofErr w:type="gramStart"/>
-      <w:r>
-        <w:t>бизнес-модели</w:t>
-      </w:r>
-      <w:proofErr w:type="gramEnd"/>
+      <w:bookmarkStart w:id="1" w:name="_Toc224081279"/>
+      <w:r>
+        <w:t>Холст бизнес-модели</w:t>
+      </w:r>
+      <w:bookmarkEnd w:id="1"/>
     </w:p>
     <w:p>
       <w:pPr>
         <w:pStyle w:val="default1"/>
       </w:pPr>
       <w:r>
-        <w:t xml:space="preserve">Для составления холста </w:t>
-      </w:r>
-      <w:proofErr w:type="gramStart"/>
-      <w:r>
-        <w:t>бизнес-модели</w:t>
-      </w:r>
-      <w:proofErr w:type="gramEnd"/>
-      <w:r>
-        <w:t xml:space="preserve"> будет использован шаблон </w:t>
-      </w:r>
-      <w:r>
-        <w:t xml:space="preserve">А. </w:t>
-      </w:r>
-      <w:proofErr w:type="spellStart"/>
-      <w:r>
-        <w:t>Остервальдера</w:t>
-      </w:r>
-      <w:proofErr w:type="spellEnd"/>
-      <w:r>
-        <w:t xml:space="preserve"> и </w:t>
-      </w:r>
-      <w:proofErr w:type="spellStart"/>
-      <w:r>
-        <w:t>И</w:t>
-      </w:r>
-      <w:proofErr w:type="spellEnd"/>
-      <w:r>
-        <w:t xml:space="preserve">. </w:t>
-      </w:r>
-      <w:proofErr w:type="spellStart"/>
-      <w:r>
-        <w:t>Пинье</w:t>
-      </w:r>
-      <w:proofErr w:type="spellEnd"/>
-      <w:r>
-        <w:t>.</w:t>
-      </w:r>
-      <w:r>
-        <w:t xml:space="preserve"> Будет рассмотрена фирма, занимающейся разработкой основного продукта - </w:t>
-      </w:r>
-      <w:r>
-        <w:t>АСДУ ПТ «</w:t>
-      </w:r>
-      <w:proofErr w:type="spellStart"/>
-      <w:r>
-        <w:t>Маршрутинка</w:t>
-      </w:r>
-      <w:proofErr w:type="spellEnd"/>
-      <w:r>
-        <w:t>»</w:t>
-      </w:r>
-      <w:r>
-        <w:t>.</w:t>
+        <w:t>Для составления холста бизнес-модели будет использован шаблон А. Остервальдера и И. Пинье.</w:t>
+      </w:r>
+      <w:r>
+        <w:t xml:space="preserve"> Будет рассмотрена фирма, занимающейся разработкой основного продукта - АСДУ ПТ «Маршрутинка».</w:t>
       </w:r>
     </w:p>
     <w:p>
@@ -3054,11 +2985,8 @@
       <w:r>
         <w:t>Таблица 2 Холст бизнес-модели</w:t>
       </w:r>
-      <w:r>
-        <w:t>ё</w:t>
-      </w:r>
-      <w:bookmarkStart w:id="0" w:name="_GoBack"/>
-      <w:bookmarkEnd w:id="0"/>
+      <w:bookmarkStart w:id="2" w:name="_GoBack"/>
+      <w:bookmarkEnd w:id="2"/>
     </w:p>
     <w:tbl>
       <w:tblPr>
@@ -3117,21 +3045,7 @@
               <w:rPr>
                 <w:sz w:val="24"/>
               </w:rPr>
-              <w:t xml:space="preserve">стирования </w:t>
-            </w:r>
-            <w:proofErr w:type="gramStart"/>
-            <w:r>
-              <w:rPr>
-                <w:sz w:val="24"/>
-              </w:rPr>
-              <w:t>ПО</w:t>
-            </w:r>
-            <w:proofErr w:type="gramEnd"/>
-            <w:r>
-              <w:rPr>
-                <w:sz w:val="24"/>
-              </w:rPr>
-              <w:t>.</w:t>
+              <w:t>стирования ПО.</w:t>
             </w:r>
           </w:p>
           <w:p>
@@ -3147,21 +3061,7 @@
               <w:rPr>
                 <w:sz w:val="24"/>
               </w:rPr>
-              <w:t xml:space="preserve">2. Поставщики бортового оборудования (разработчики встроенного </w:t>
-            </w:r>
-            <w:proofErr w:type="gramStart"/>
-            <w:r>
-              <w:rPr>
-                <w:sz w:val="24"/>
-              </w:rPr>
-              <w:t>ПО</w:t>
-            </w:r>
-            <w:proofErr w:type="gramEnd"/>
-            <w:r>
-              <w:rPr>
-                <w:sz w:val="24"/>
-              </w:rPr>
-              <w:t>)</w:t>
+              <w:t>2. Поставщики бортового оборудования (разработчики встроенного ПО)</w:t>
             </w:r>
           </w:p>
           <w:p>
@@ -3250,21 +3150,7 @@
               <w:rPr>
                 <w:sz w:val="24"/>
               </w:rPr>
-              <w:t xml:space="preserve">1. Разработка </w:t>
-            </w:r>
-            <w:proofErr w:type="gramStart"/>
-            <w:r>
-              <w:rPr>
-                <w:sz w:val="24"/>
-              </w:rPr>
-              <w:t>ПО</w:t>
-            </w:r>
-            <w:proofErr w:type="gramEnd"/>
-            <w:r>
-              <w:rPr>
-                <w:sz w:val="24"/>
-              </w:rPr>
-              <w:t xml:space="preserve"> для диспетчеризации пассажирского транспорта</w:t>
+              <w:t>1. Разработка ПО для диспетчеризации пассажирского транспорта</w:t>
             </w:r>
           </w:p>
           <w:p>
@@ -3363,21 +3249,7 @@
               <w:rPr>
                 <w:sz w:val="24"/>
               </w:rPr>
-              <w:t xml:space="preserve">2. Интеграция с сервисами (в </w:t>
-            </w:r>
-            <w:proofErr w:type="spellStart"/>
-            <w:r>
-              <w:rPr>
-                <w:sz w:val="24"/>
-              </w:rPr>
-              <w:t>т.ч</w:t>
-            </w:r>
-            <w:proofErr w:type="spellEnd"/>
-            <w:r>
-              <w:rPr>
-                <w:sz w:val="24"/>
-              </w:rPr>
-              <w:t>. государственными) «из коробки»</w:t>
+              <w:t>2. Интеграция с сервисами (в т.ч. государственными) «из коробки»</w:t>
             </w:r>
           </w:p>
           <w:p>
@@ -3393,49 +3265,7 @@
               <w:rPr>
                 <w:sz w:val="24"/>
               </w:rPr>
-              <w:t xml:space="preserve">3. </w:t>
-            </w:r>
-            <w:proofErr w:type="spellStart"/>
-            <w:r>
-              <w:rPr>
-                <w:sz w:val="24"/>
-              </w:rPr>
-              <w:t>Кастомизация</w:t>
-            </w:r>
-            <w:proofErr w:type="spellEnd"/>
-            <w:r>
-              <w:rPr>
-                <w:sz w:val="24"/>
-              </w:rPr>
-              <w:t xml:space="preserve"> </w:t>
-            </w:r>
-            <w:proofErr w:type="gramStart"/>
-            <w:r>
-              <w:rPr>
-                <w:sz w:val="24"/>
-              </w:rPr>
-              <w:t>ПО</w:t>
-            </w:r>
-            <w:proofErr w:type="gramEnd"/>
-            <w:r>
-              <w:rPr>
-                <w:sz w:val="24"/>
-              </w:rPr>
-              <w:t xml:space="preserve"> </w:t>
-            </w:r>
-            <w:proofErr w:type="gramStart"/>
-            <w:r>
-              <w:rPr>
-                <w:sz w:val="24"/>
-              </w:rPr>
-              <w:t>под</w:t>
-            </w:r>
-            <w:proofErr w:type="gramEnd"/>
-            <w:r>
-              <w:rPr>
-                <w:sz w:val="24"/>
-              </w:rPr>
-              <w:t xml:space="preserve"> нужды конкретного клиента</w:t>
+              <w:t>3. Кастомизация ПО под нужды конкретного клиента</w:t>
             </w:r>
           </w:p>
           <w:p>
@@ -3498,16 +3328,8 @@
               <w:rPr>
                 <w:sz w:val="24"/>
               </w:rPr>
-              <w:t xml:space="preserve">1. Менеджеры по продаже </w:t>
-            </w:r>
-            <w:proofErr w:type="gramStart"/>
-            <w:r>
-              <w:rPr>
-                <w:sz w:val="24"/>
-              </w:rPr>
-              <w:t>ПО</w:t>
-            </w:r>
-            <w:proofErr w:type="gramEnd"/>
+              <w:t>1. Менеджеры по продаже ПО</w:t>
+            </w:r>
           </w:p>
           <w:p>
             <w:pPr>
@@ -3522,30 +3344,8 @@
               <w:rPr>
                 <w:sz w:val="24"/>
               </w:rPr>
-              <w:t xml:space="preserve">2. Индивидуальные менеджеры по обслуживанию и </w:t>
-            </w:r>
-            <w:proofErr w:type="spellStart"/>
-            <w:r>
-              <w:rPr>
-                <w:sz w:val="24"/>
-              </w:rPr>
-              <w:t>кастомизации</w:t>
-            </w:r>
-            <w:proofErr w:type="spellEnd"/>
-            <w:r>
-              <w:rPr>
-                <w:sz w:val="24"/>
-              </w:rPr>
-              <w:t xml:space="preserve"> </w:t>
-            </w:r>
-            <w:proofErr w:type="gramStart"/>
-            <w:r>
-              <w:rPr>
-                <w:sz w:val="24"/>
-              </w:rPr>
-              <w:t>ПО</w:t>
-            </w:r>
-            <w:proofErr w:type="gramEnd"/>
+              <w:t>2. Индивидуальные менеджеры по обслуживанию и кастомизации ПО</w:t>
+            </w:r>
           </w:p>
           <w:p>
             <w:pPr>
@@ -3696,21 +3496,7 @@
               <w:rPr>
                 <w:sz w:val="24"/>
               </w:rPr>
-              <w:t xml:space="preserve">1. Сотрудники (специалисты по проектированию, разработке и тестированию </w:t>
-            </w:r>
-            <w:proofErr w:type="gramStart"/>
-            <w:r>
-              <w:rPr>
-                <w:sz w:val="24"/>
-              </w:rPr>
-              <w:t>ПО</w:t>
-            </w:r>
-            <w:proofErr w:type="gramEnd"/>
-            <w:r>
-              <w:rPr>
-                <w:sz w:val="24"/>
-              </w:rPr>
-              <w:t>).</w:t>
+              <w:t>1. Сотрудники (специалисты по проектированию, разработке и тестированию ПО).</w:t>
             </w:r>
           </w:p>
           <w:p>
@@ -3748,21 +3534,7 @@
               <w:rPr>
                 <w:sz w:val="24"/>
               </w:rPr>
-              <w:t xml:space="preserve">3. Собственные </w:t>
-            </w:r>
-            <w:proofErr w:type="spellStart"/>
-            <w:r>
-              <w:rPr>
-                <w:sz w:val="24"/>
-              </w:rPr>
-              <w:t>проприетарные</w:t>
-            </w:r>
-            <w:proofErr w:type="spellEnd"/>
-            <w:r>
-              <w:rPr>
-                <w:sz w:val="24"/>
-              </w:rPr>
-              <w:t xml:space="preserve"> алгоритмы отслеживания движения транспорта</w:t>
+              <w:t>3. Собственные проприетарные алгоритмы отслеживания движения транспорта</w:t>
             </w:r>
           </w:p>
         </w:tc>
@@ -3834,21 +3606,7 @@
               <w:rPr>
                 <w:sz w:val="24"/>
               </w:rPr>
-              <w:t xml:space="preserve">2. </w:t>
-            </w:r>
-            <w:proofErr w:type="spellStart"/>
-            <w:r>
-              <w:rPr>
-                <w:sz w:val="24"/>
-              </w:rPr>
-              <w:t>Таргетированная</w:t>
-            </w:r>
-            <w:proofErr w:type="spellEnd"/>
-            <w:r>
-              <w:rPr>
-                <w:sz w:val="24"/>
-              </w:rPr>
-              <w:t xml:space="preserve"> реклама</w:t>
+              <w:t>2. Таргетированная реклама</w:t>
             </w:r>
           </w:p>
           <w:p>
@@ -3880,21 +3638,7 @@
               <w:rPr>
                 <w:sz w:val="24"/>
               </w:rPr>
-              <w:t xml:space="preserve">4. Реестр </w:t>
-            </w:r>
-            <w:proofErr w:type="gramStart"/>
-            <w:r>
-              <w:rPr>
-                <w:sz w:val="24"/>
-              </w:rPr>
-              <w:t>отечественного</w:t>
-            </w:r>
-            <w:proofErr w:type="gramEnd"/>
-            <w:r>
-              <w:rPr>
-                <w:sz w:val="24"/>
-              </w:rPr>
-              <w:t xml:space="preserve"> ПО</w:t>
+              <w:t>4. Реестр отечественного ПО</w:t>
             </w:r>
           </w:p>
         </w:tc>
@@ -3937,7 +3681,6 @@
                 <w:i/>
                 <w:sz w:val="24"/>
               </w:rPr>
-              <w:lastRenderedPageBreak/>
               <w:t>Издержки</w:t>
             </w:r>
           </w:p>
@@ -3976,16 +3719,8 @@
               <w:rPr>
                 <w:sz w:val="24"/>
               </w:rPr>
-              <w:t xml:space="preserve">Затраты на средства разработки </w:t>
-            </w:r>
-            <w:proofErr w:type="gramStart"/>
-            <w:r>
-              <w:rPr>
-                <w:sz w:val="24"/>
-              </w:rPr>
-              <w:t>ПО</w:t>
-            </w:r>
-            <w:proofErr w:type="gramEnd"/>
+              <w:t>Затраты на средства разработки ПО</w:t>
+            </w:r>
           </w:p>
           <w:p>
             <w:pPr>
@@ -4161,30 +3896,8 @@
               <w:rPr>
                 <w:sz w:val="24"/>
               </w:rPr>
-              <w:t xml:space="preserve">Доходы от выполнения </w:t>
-            </w:r>
-            <w:proofErr w:type="spellStart"/>
-            <w:r>
-              <w:rPr>
-                <w:sz w:val="24"/>
-              </w:rPr>
-              <w:t>кастомизаций</w:t>
-            </w:r>
-            <w:proofErr w:type="spellEnd"/>
-            <w:r>
-              <w:rPr>
-                <w:sz w:val="24"/>
-              </w:rPr>
-              <w:t xml:space="preserve"> </w:t>
-            </w:r>
-            <w:proofErr w:type="gramStart"/>
-            <w:r>
-              <w:rPr>
-                <w:sz w:val="24"/>
-              </w:rPr>
-              <w:t>ПО</w:t>
-            </w:r>
-            <w:proofErr w:type="gramEnd"/>
+              <w:t>Доходы от выполнения кастомизаций ПО</w:t>
+            </w:r>
           </w:p>
         </w:tc>
       </w:tr>
@@ -4203,19 +3916,1304 @@
       <w:pPr>
         <w:pStyle w:val="1"/>
       </w:pPr>
+      <w:bookmarkStart w:id="3" w:name="_Toc224081280"/>
       <w:r>
         <w:t>Определение целевой аудитории</w:t>
       </w:r>
+      <w:bookmarkEnd w:id="3"/>
     </w:p>
     <w:p>
       <w:pPr>
         <w:pStyle w:val="default1"/>
       </w:pPr>
+      <w:r>
+        <w:t>АСДУ ПТ «Маршрутинка»</w:t>
+      </w:r>
+      <w:r>
+        <w:t xml:space="preserve"> -</w:t>
+      </w:r>
+      <w:r>
+        <w:t xml:space="preserve"> программная</w:t>
+      </w:r>
+      <w:r>
+        <w:t xml:space="preserve"> платформа диспетчеризации пассажирского транспорта.</w:t>
+      </w:r>
+      <w:r>
+        <w:t xml:space="preserve"> Платформа предоставляет пользователям возможность контролировать выполнение транспортной работ</w:t>
+      </w:r>
+      <w:r>
+        <w:t>ы</w:t>
+      </w:r>
+      <w:r>
+        <w:t xml:space="preserve"> в реальном времени, осуществлять связь с водителями на линии, выполнять оптимальное распределение транспортных средств по маршрутам с учетом минимизации издержек</w:t>
+      </w:r>
+      <w:r>
+        <w:t>, не ограничиваясь этим</w:t>
+      </w:r>
+      <w:r>
+        <w:t>.</w:t>
+      </w:r>
     </w:p>
     <w:p>
       <w:pPr>
         <w:pStyle w:val="default1"/>
       </w:pPr>
+      <w:r>
+        <w:t xml:space="preserve">Продукт будет реализовываться на рынке </w:t>
+      </w:r>
+      <w:r>
+        <w:rPr>
+          <w:lang w:val="en-US"/>
+        </w:rPr>
+        <w:t>B</w:t>
+      </w:r>
+      <w:r>
+        <w:t>2</w:t>
+      </w:r>
+      <w:r>
+        <w:rPr>
+          <w:lang w:val="en-US"/>
+        </w:rPr>
+        <w:t>B</w:t>
+      </w:r>
+      <w:r>
+        <w:t xml:space="preserve">. </w:t>
+      </w:r>
+      <w:r>
+        <w:t>Потребителями будут являться перевозчики, оказывающие услуги по перевозке пассажиров маршрутным транспортом.</w:t>
+      </w:r>
+    </w:p>
+    <w:p>
+      <w:pPr>
+        <w:pStyle w:val="default1"/>
+      </w:pPr>
+      <w:r>
+        <w:lastRenderedPageBreak/>
+        <w:t>В качестве признаков сегментации потребителей рынка можно выделить следующие основные признаки: географические, правовые, технологические.</w:t>
+      </w:r>
+    </w:p>
+    <w:p>
+      <w:pPr>
+        <w:pStyle w:val="default1"/>
+      </w:pPr>
+      <w:r>
+        <w:t xml:space="preserve">Пример потребителя: ООО «АТП №13», г. Кемерово. </w:t>
+      </w:r>
+    </w:p>
+    <w:p>
+      <w:pPr>
+        <w:pStyle w:val="default1"/>
+      </w:pPr>
+      <w:r>
+        <w:t xml:space="preserve">Предприятие, основной деятельностью которого является выполнение пассажирских перевозок общественным социальным транспортом – автобусы малой и средней вместимости. Исторически диспетчеризация транспорта на предприятии развивалась от полного отсутствия оперативного управления и отслеживания (маршрутные такси) до автоматизированных систем диспетчеризации, разработанных в середине-начале 2000-х годов в РФ. Текущее решение не устраивает предприятие из-за невысокой производительности, чувствительности к задержке поступления данных, сложной кастомизации, </w:t>
+      </w:r>
+      <w:r>
+        <w:t>недостаточной отзывчивости алгоритмов для оперативного реагирования на ситуацию на дороге. В связи с этим, у предприятия имеется потребность в переходе на новую систему отслеживания с минимальными издержками в переходный период. Хорошим решением в такой ситуации будет рассмотрение возможности использования системы</w:t>
+      </w:r>
+      <w:r>
+        <w:t xml:space="preserve"> диспетчеризации</w:t>
+      </w:r>
+      <w:r>
+        <w:t xml:space="preserve"> «Маршрутинка», поскольку система решает все вышеперечисленные проблемы и имеет возможность интеграции с существующим решением, использующемся на предприятии.</w:t>
+      </w:r>
+      <w:r>
+        <w:t xml:space="preserve"> </w:t>
+      </w:r>
+    </w:p>
+    <w:p>
+      <w:pPr>
+        <w:pStyle w:val="default1"/>
+      </w:pPr>
+      <w:r>
+        <w:t>С точки зрения реализации конечного продукта потребителем является государственный организатор перевозок, который выполняет платежи в адрес перевозчика по факту выполненной транспортной работы. В его интересах будет получение отчетных документов в установленной нормативными актами форме</w:t>
+      </w:r>
+      <w:r>
+        <w:t xml:space="preserve"> в кратчайшие сроки</w:t>
+      </w:r>
+      <w:r>
+        <w:t>, которую предлагаемое решение позволяет сформировать автоматически «из коробки».</w:t>
+      </w:r>
+    </w:p>
+    <w:p>
+      <w:pPr>
+        <w:pStyle w:val="default1"/>
+      </w:pPr>
+    </w:p>
+    <w:p>
+      <w:pPr>
+        <w:pStyle w:val="1"/>
+      </w:pPr>
+      <w:bookmarkStart w:id="4" w:name="_Hlk224078659"/>
+      <w:bookmarkStart w:id="5" w:name="_Toc224081281"/>
+      <w:r>
+        <w:t>Формулировка ценностного предложе</w:t>
+      </w:r>
+      <w:r>
+        <w:t>ния</w:t>
+      </w:r>
+      <w:bookmarkEnd w:id="4"/>
+      <w:bookmarkEnd w:id="5"/>
+    </w:p>
+    <w:p>
+      <w:pPr>
+        <w:pStyle w:val="default1"/>
+      </w:pPr>
+    </w:p>
+    <w:p>
+      <w:pPr>
+        <w:pStyle w:val="default1"/>
+      </w:pPr>
+      <w:r>
+        <w:t>ООО «АТП №13»</w:t>
+      </w:r>
+      <w:r>
+        <w:t xml:space="preserve"> имеет следующие проблемы (</w:t>
+      </w:r>
+      <w:r>
+        <w:rPr>
+          <w:lang w:val="en-US"/>
+        </w:rPr>
+        <w:t>pains</w:t>
+      </w:r>
+      <w:r>
+        <w:t xml:space="preserve">): </w:t>
+      </w:r>
+    </w:p>
+    <w:p>
+      <w:pPr>
+        <w:pStyle w:val="default1"/>
+        <w:numPr>
+          <w:ilvl w:val="0"/>
+          <w:numId w:val="16"/>
+        </w:numPr>
+      </w:pPr>
+      <w:r>
+        <w:t>Недостаточная скорость реагирования на дорожную ситуацию;</w:t>
+      </w:r>
+    </w:p>
+    <w:p>
+      <w:pPr>
+        <w:pStyle w:val="default1"/>
+        <w:numPr>
+          <w:ilvl w:val="0"/>
+          <w:numId w:val="16"/>
+        </w:numPr>
+      </w:pPr>
+      <w:r>
+        <w:lastRenderedPageBreak/>
+        <w:t>Необходимость высокого уровня экспертизы сотрудников для оптимального использования транспортных средств;</w:t>
+      </w:r>
+    </w:p>
+    <w:p>
+      <w:pPr>
+        <w:pStyle w:val="default1"/>
+        <w:numPr>
+          <w:ilvl w:val="0"/>
+          <w:numId w:val="16"/>
+        </w:numPr>
+      </w:pPr>
+      <w:r>
+        <w:t>Проблемы с отказоустойчивостью существующих решений.</w:t>
+      </w:r>
+    </w:p>
+    <w:p>
+      <w:pPr>
+        <w:pStyle w:val="default1"/>
+      </w:pPr>
+      <w:r>
+        <w:t>Также, предприятие хочет получить следующие возможности (</w:t>
+      </w:r>
+      <w:r>
+        <w:rPr>
+          <w:lang w:val="en-US"/>
+        </w:rPr>
+        <w:t>gains</w:t>
+      </w:r>
+      <w:r>
+        <w:t xml:space="preserve">): </w:t>
+      </w:r>
+    </w:p>
+    <w:p>
+      <w:pPr>
+        <w:pStyle w:val="default1"/>
+        <w:numPr>
+          <w:ilvl w:val="0"/>
+          <w:numId w:val="17"/>
+        </w:numPr>
+      </w:pPr>
+      <w:r>
+        <w:t>Упрощение подачи отчетности;</w:t>
+      </w:r>
+    </w:p>
+    <w:p>
+      <w:pPr>
+        <w:pStyle w:val="default1"/>
+        <w:numPr>
+          <w:ilvl w:val="0"/>
+          <w:numId w:val="17"/>
+        </w:numPr>
+      </w:pPr>
+      <w:r>
+        <w:t>Диверсификация рисков отказа оборудования;</w:t>
+      </w:r>
+    </w:p>
+    <w:p>
+      <w:pPr>
+        <w:pStyle w:val="default1"/>
+        <w:numPr>
+          <w:ilvl w:val="0"/>
+          <w:numId w:val="17"/>
+        </w:numPr>
+      </w:pPr>
+      <w:r>
+        <w:t>Применение алгоритмов оптимизации для планирования выпуска на линию.</w:t>
+      </w:r>
+    </w:p>
+    <w:p>
+      <w:pPr>
+        <w:pStyle w:val="default1"/>
+      </w:pPr>
+      <w:r>
+        <w:t xml:space="preserve">Выбор </w:t>
+      </w:r>
+      <w:r>
+        <w:t>АСДУ ПТ «Маршрутинка»</w:t>
+      </w:r>
+      <w:r>
+        <w:t xml:space="preserve"> в качестве основного инструмента диспетчеризации позволяет предприятию решить вышеперечисленные проблемы, выполнить упомянутые задачи благодаря широкой функциональности и алгоритмической продвинутости решения.</w:t>
+      </w:r>
+    </w:p>
+    <w:p>
+      <w:pPr>
+        <w:pStyle w:val="default1"/>
+      </w:pPr>
+    </w:p>
+    <w:p>
+      <w:pPr>
+        <w:pStyle w:val="1"/>
+      </w:pPr>
+      <w:bookmarkStart w:id="6" w:name="_Toc224081282"/>
+      <w:r>
+        <w:t>Проектирование воронки продаж</w:t>
+      </w:r>
+      <w:bookmarkEnd w:id="6"/>
+    </w:p>
+    <w:p>
+      <w:pPr>
+        <w:pStyle w:val="default1"/>
+      </w:pPr>
+      <w:r>
+        <w:t>IT-продукт: АСДУ ПТ «Маршрутинка».</w:t>
+      </w:r>
+    </w:p>
+    <w:p>
+      <w:pPr>
+        <w:pStyle w:val="default1"/>
+      </w:pPr>
+      <w:r>
+        <w:rPr>
+          <w:i/>
+          <w:iCs/>
+        </w:rPr>
+        <w:t>Лид-магнит</w:t>
+      </w:r>
+      <w:r>
+        <w:t xml:space="preserve">: </w:t>
+      </w:r>
+      <w:r>
+        <w:t>пробный бесплатный период облачной версии системы</w:t>
+      </w:r>
+      <w:r>
+        <w:t>.</w:t>
+      </w:r>
+    </w:p>
+    <w:p>
+      <w:pPr>
+        <w:pStyle w:val="default1"/>
+      </w:pPr>
+      <w:r>
+        <w:rPr>
+          <w:i/>
+          <w:iCs/>
+        </w:rPr>
+        <w:t>Трипваер</w:t>
+      </w:r>
+      <w:r>
+        <w:t>:</w:t>
+      </w:r>
+      <w:r>
+        <w:t xml:space="preserve"> ретрансляция данных ГНСС в государственные системы мониторинга.</w:t>
+      </w:r>
+    </w:p>
+    <w:p>
+      <w:pPr>
+        <w:pStyle w:val="default1"/>
+      </w:pPr>
+      <w:r>
+        <w:rPr>
+          <w:i/>
+          <w:iCs/>
+        </w:rPr>
+        <w:t>Основной продукт</w:t>
+      </w:r>
+      <w:r>
+        <w:t xml:space="preserve">: </w:t>
+      </w:r>
+      <w:r>
+        <w:t>обеспечение диспетчеризации пассажирского транспорта</w:t>
+      </w:r>
+      <w:r>
+        <w:t>.</w:t>
+      </w:r>
+    </w:p>
+    <w:p>
+      <w:pPr>
+        <w:pStyle w:val="default1"/>
+      </w:pPr>
+      <w:r>
+        <w:rPr>
+          <w:i/>
+          <w:iCs/>
+        </w:rPr>
+        <w:t>Максимизатор прибыли</w:t>
+      </w:r>
+      <w:r>
+        <w:t>:</w:t>
+      </w:r>
+      <w:r>
+        <w:t xml:space="preserve"> лимиты вычислительных мощностей при использовании облачных решений.</w:t>
+      </w:r>
+    </w:p>
+    <w:p>
+      <w:pPr>
+        <w:pStyle w:val="default1"/>
+      </w:pPr>
+      <w:r>
+        <w:rPr>
+          <w:i/>
+          <w:iCs/>
+        </w:rPr>
+        <w:t>Продукт тропинки возврата</w:t>
+      </w:r>
+      <w:r>
+        <w:t>:</w:t>
+      </w:r>
+      <w:r>
+        <w:t xml:space="preserve"> при продлении подписки «встык»/приобретении лицензии на новую версию при наличии предыдущей предоставляется скидка.</w:t>
+      </w:r>
+    </w:p>
+    <w:p>
+      <w:pPr>
+        <w:pStyle w:val="default1"/>
+      </w:pPr>
+      <w:r>
+        <w:t>.</w:t>
+      </w:r>
+    </w:p>
+    <w:p>
+      <w:pPr>
+        <w:pStyle w:val="1"/>
+      </w:pPr>
+      <w:bookmarkStart w:id="7" w:name="_Toc224081283"/>
+      <w:r>
+        <w:t>Позиционирование продукта</w:t>
+      </w:r>
+      <w:bookmarkEnd w:id="7"/>
+    </w:p>
+    <w:p>
+      <w:pPr>
+        <w:pStyle w:val="default1"/>
+      </w:pPr>
+    </w:p>
+    <w:p>
+      <w:pPr>
+        <w:pStyle w:val="default1"/>
+      </w:pPr>
+    </w:p>
+    <w:p>
+      <w:pPr>
+        <w:pStyle w:val="default1"/>
+      </w:pPr>
+      <w:r>
+        <w:t>IT-продукт: АСДУ ПТ «Маршрутинка»</w:t>
+      </w:r>
+    </w:p>
+    <w:p>
+      <w:pPr>
+        <w:pStyle w:val="default1"/>
+      </w:pPr>
+      <w:r>
+        <w:lastRenderedPageBreak/>
+        <w:t>Основные конкуренты:</w:t>
+      </w:r>
+      <w:r>
+        <w:t xml:space="preserve"> АСУ-Навигация, </w:t>
+      </w:r>
+      <w:r>
+        <w:rPr>
+          <w:lang w:val="en-US"/>
+        </w:rPr>
+        <w:t>Waliot</w:t>
+      </w:r>
+      <w:r>
+        <w:t xml:space="preserve">, </w:t>
+      </w:r>
+      <w:r>
+        <w:t>ST Passenger</w:t>
+      </w:r>
+      <w:r>
+        <w:t>.</w:t>
+      </w:r>
+    </w:p>
+    <w:p>
+      <w:pPr>
+        <w:pStyle w:val="default1"/>
+        <w:jc w:val="right"/>
+      </w:pPr>
+      <w:r>
+        <w:t>Таблица 3 Сравнение аналогов</w:t>
+      </w:r>
+    </w:p>
+    <w:tbl>
+      <w:tblPr>
+        <w:tblStyle w:val="ad"/>
+        <w:tblW w:w="0" w:type="auto"/>
+        <w:tblLook w:val="04A0" w:firstRow="1" w:lastRow="0" w:firstColumn="1" w:lastColumn="0" w:noHBand="0" w:noVBand="1"/>
+      </w:tblPr>
+      <w:tblGrid>
+        <w:gridCol w:w="1266"/>
+        <w:gridCol w:w="1579"/>
+        <w:gridCol w:w="1770"/>
+        <w:gridCol w:w="1733"/>
+        <w:gridCol w:w="1585"/>
+        <w:gridCol w:w="1638"/>
+      </w:tblGrid>
+      <w:tr>
+        <w:tc>
+          <w:tcPr>
+            <w:tcW w:w="1595" w:type="dxa"/>
+          </w:tcPr>
+          <w:p>
+            <w:pPr>
+              <w:pStyle w:val="default1"/>
+              <w:ind w:firstLine="0"/>
+              <w:rPr>
+                <w:sz w:val="24"/>
+                <w:szCs w:val="24"/>
+              </w:rPr>
+            </w:pPr>
+            <w:r>
+              <w:rPr>
+                <w:sz w:val="24"/>
+                <w:szCs w:val="24"/>
+              </w:rPr>
+              <w:t>Код</w:t>
+            </w:r>
+          </w:p>
+        </w:tc>
+        <w:tc>
+          <w:tcPr>
+            <w:tcW w:w="1595" w:type="dxa"/>
+          </w:tcPr>
+          <w:p>
+            <w:pPr>
+              <w:pStyle w:val="default1"/>
+              <w:ind w:firstLine="0"/>
+              <w:rPr>
+                <w:sz w:val="24"/>
+                <w:szCs w:val="24"/>
+              </w:rPr>
+            </w:pPr>
+            <w:r>
+              <w:rPr>
+                <w:sz w:val="24"/>
+                <w:szCs w:val="24"/>
+              </w:rPr>
+              <w:t>Продукт</w:t>
+            </w:r>
+          </w:p>
+        </w:tc>
+        <w:tc>
+          <w:tcPr>
+            <w:tcW w:w="1595" w:type="dxa"/>
+          </w:tcPr>
+          <w:p>
+            <w:pPr>
+              <w:pStyle w:val="default1"/>
+              <w:ind w:firstLine="0"/>
+              <w:rPr>
+                <w:b/>
+                <w:bCs/>
+                <w:sz w:val="24"/>
+                <w:szCs w:val="24"/>
+              </w:rPr>
+            </w:pPr>
+            <w:r>
+              <w:rPr>
+                <w:b/>
+                <w:bCs/>
+                <w:sz w:val="24"/>
+                <w:szCs w:val="24"/>
+              </w:rPr>
+              <w:t>Качество позиционного отслеживания</w:t>
+            </w:r>
+          </w:p>
+        </w:tc>
+        <w:tc>
+          <w:tcPr>
+            <w:tcW w:w="1595" w:type="dxa"/>
+          </w:tcPr>
+          <w:p>
+            <w:pPr>
+              <w:pStyle w:val="default1"/>
+              <w:ind w:firstLine="0"/>
+              <w:rPr>
+                <w:b/>
+                <w:bCs/>
+                <w:sz w:val="24"/>
+                <w:szCs w:val="24"/>
+              </w:rPr>
+            </w:pPr>
+            <w:r>
+              <w:rPr>
+                <w:b/>
+                <w:bCs/>
+                <w:sz w:val="24"/>
+                <w:szCs w:val="24"/>
+              </w:rPr>
+              <w:t>Скорость реагирования</w:t>
+            </w:r>
+          </w:p>
+        </w:tc>
+        <w:tc>
+          <w:tcPr>
+            <w:tcW w:w="1595" w:type="dxa"/>
+          </w:tcPr>
+          <w:p>
+            <w:pPr>
+              <w:pStyle w:val="default1"/>
+              <w:ind w:firstLine="0"/>
+              <w:rPr>
+                <w:sz w:val="24"/>
+                <w:szCs w:val="24"/>
+              </w:rPr>
+            </w:pPr>
+            <w:r>
+              <w:rPr>
+                <w:sz w:val="24"/>
+                <w:szCs w:val="24"/>
+              </w:rPr>
+              <w:t>Качество оптимизации выбора ТС</w:t>
+            </w:r>
+          </w:p>
+        </w:tc>
+        <w:tc>
+          <w:tcPr>
+            <w:tcW w:w="1596" w:type="dxa"/>
+          </w:tcPr>
+          <w:p>
+            <w:pPr>
+              <w:pStyle w:val="default1"/>
+              <w:ind w:firstLine="0"/>
+              <w:rPr>
+                <w:sz w:val="24"/>
+                <w:szCs w:val="24"/>
+              </w:rPr>
+            </w:pPr>
+            <w:r>
+              <w:rPr>
+                <w:sz w:val="24"/>
+                <w:szCs w:val="24"/>
+              </w:rPr>
+              <w:t>Доступность кастомизации</w:t>
+            </w:r>
+          </w:p>
+        </w:tc>
+      </w:tr>
+      <w:tr>
+        <w:tc>
+          <w:tcPr>
+            <w:tcW w:w="1595" w:type="dxa"/>
+          </w:tcPr>
+          <w:p>
+            <w:pPr>
+              <w:pStyle w:val="default1"/>
+              <w:ind w:firstLine="0"/>
+              <w:rPr>
+                <w:sz w:val="24"/>
+                <w:szCs w:val="24"/>
+                <w:lang w:val="en-US"/>
+              </w:rPr>
+            </w:pPr>
+            <w:r>
+              <w:rPr>
+                <w:sz w:val="24"/>
+                <w:szCs w:val="24"/>
+                <w:lang w:val="en-US"/>
+              </w:rPr>
+              <w:t>A</w:t>
+            </w:r>
+          </w:p>
+        </w:tc>
+        <w:tc>
+          <w:tcPr>
+            <w:tcW w:w="1595" w:type="dxa"/>
+          </w:tcPr>
+          <w:p>
+            <w:pPr>
+              <w:pStyle w:val="default1"/>
+              <w:ind w:firstLine="0"/>
+              <w:rPr>
+                <w:sz w:val="24"/>
+                <w:szCs w:val="24"/>
+              </w:rPr>
+            </w:pPr>
+            <w:r>
+              <w:rPr>
+                <w:sz w:val="24"/>
+                <w:szCs w:val="24"/>
+              </w:rPr>
+              <w:t>Маршутинка</w:t>
+            </w:r>
+          </w:p>
+        </w:tc>
+        <w:tc>
+          <w:tcPr>
+            <w:tcW w:w="1595" w:type="dxa"/>
+          </w:tcPr>
+          <w:p>
+            <w:pPr>
+              <w:pStyle w:val="default1"/>
+              <w:ind w:firstLine="0"/>
+              <w:rPr>
+                <w:b/>
+                <w:bCs/>
+                <w:sz w:val="24"/>
+                <w:szCs w:val="24"/>
+                <w:lang w:val="en-US"/>
+              </w:rPr>
+            </w:pPr>
+            <w:r>
+              <w:rPr>
+                <w:b/>
+                <w:bCs/>
+                <w:sz w:val="24"/>
+                <w:szCs w:val="24"/>
+                <w:lang w:val="en-US"/>
+              </w:rPr>
+              <w:t>3</w:t>
+            </w:r>
+          </w:p>
+        </w:tc>
+        <w:tc>
+          <w:tcPr>
+            <w:tcW w:w="1595" w:type="dxa"/>
+          </w:tcPr>
+          <w:p>
+            <w:pPr>
+              <w:pStyle w:val="default1"/>
+              <w:ind w:firstLine="0"/>
+              <w:rPr>
+                <w:b/>
+                <w:bCs/>
+                <w:sz w:val="24"/>
+                <w:szCs w:val="24"/>
+                <w:lang w:val="en-US"/>
+              </w:rPr>
+            </w:pPr>
+            <w:r>
+              <w:rPr>
+                <w:b/>
+                <w:bCs/>
+                <w:sz w:val="24"/>
+                <w:szCs w:val="24"/>
+                <w:lang w:val="en-US"/>
+              </w:rPr>
+              <w:t>4</w:t>
+            </w:r>
+          </w:p>
+        </w:tc>
+        <w:tc>
+          <w:tcPr>
+            <w:tcW w:w="1595" w:type="dxa"/>
+          </w:tcPr>
+          <w:p>
+            <w:pPr>
+              <w:pStyle w:val="default1"/>
+              <w:ind w:firstLine="0"/>
+              <w:rPr>
+                <w:sz w:val="24"/>
+                <w:szCs w:val="24"/>
+                <w:lang w:val="en-US"/>
+              </w:rPr>
+            </w:pPr>
+            <w:r>
+              <w:rPr>
+                <w:sz w:val="24"/>
+                <w:szCs w:val="24"/>
+                <w:lang w:val="en-US"/>
+              </w:rPr>
+              <w:t>4</w:t>
+            </w:r>
+          </w:p>
+        </w:tc>
+        <w:tc>
+          <w:tcPr>
+            <w:tcW w:w="1596" w:type="dxa"/>
+          </w:tcPr>
+          <w:p>
+            <w:pPr>
+              <w:pStyle w:val="default1"/>
+              <w:ind w:firstLine="0"/>
+              <w:rPr>
+                <w:sz w:val="24"/>
+                <w:szCs w:val="24"/>
+                <w:lang w:val="en-US"/>
+              </w:rPr>
+            </w:pPr>
+            <w:r>
+              <w:rPr>
+                <w:sz w:val="24"/>
+                <w:szCs w:val="24"/>
+                <w:lang w:val="en-US"/>
+              </w:rPr>
+              <w:t>3</w:t>
+            </w:r>
+          </w:p>
+        </w:tc>
+      </w:tr>
+      <w:tr>
+        <w:tc>
+          <w:tcPr>
+            <w:tcW w:w="1595" w:type="dxa"/>
+          </w:tcPr>
+          <w:p>
+            <w:pPr>
+              <w:pStyle w:val="default1"/>
+              <w:ind w:firstLine="0"/>
+              <w:rPr>
+                <w:sz w:val="24"/>
+                <w:szCs w:val="24"/>
+                <w:lang w:val="en-US"/>
+              </w:rPr>
+            </w:pPr>
+            <w:r>
+              <w:rPr>
+                <w:sz w:val="24"/>
+                <w:szCs w:val="24"/>
+                <w:lang w:val="en-US"/>
+              </w:rPr>
+              <w:t>B</w:t>
+            </w:r>
+          </w:p>
+        </w:tc>
+        <w:tc>
+          <w:tcPr>
+            <w:tcW w:w="1595" w:type="dxa"/>
+          </w:tcPr>
+          <w:p>
+            <w:pPr>
+              <w:pStyle w:val="default1"/>
+              <w:ind w:firstLine="0"/>
+              <w:rPr>
+                <w:sz w:val="24"/>
+                <w:szCs w:val="24"/>
+                <w:lang w:val="en-US"/>
+              </w:rPr>
+            </w:pPr>
+            <w:r>
+              <w:rPr>
+                <w:sz w:val="24"/>
+                <w:szCs w:val="24"/>
+                <w:lang w:val="en-US"/>
+              </w:rPr>
+              <w:t>Waliot</w:t>
+            </w:r>
+          </w:p>
+        </w:tc>
+        <w:tc>
+          <w:tcPr>
+            <w:tcW w:w="1595" w:type="dxa"/>
+          </w:tcPr>
+          <w:p>
+            <w:pPr>
+              <w:pStyle w:val="default1"/>
+              <w:ind w:firstLine="0"/>
+              <w:rPr>
+                <w:b/>
+                <w:bCs/>
+                <w:sz w:val="24"/>
+                <w:szCs w:val="24"/>
+                <w:lang w:val="en-US"/>
+              </w:rPr>
+            </w:pPr>
+            <w:r>
+              <w:rPr>
+                <w:b/>
+                <w:bCs/>
+                <w:sz w:val="24"/>
+                <w:szCs w:val="24"/>
+                <w:lang w:val="en-US"/>
+              </w:rPr>
+              <w:t>2</w:t>
+            </w:r>
+          </w:p>
+        </w:tc>
+        <w:tc>
+          <w:tcPr>
+            <w:tcW w:w="1595" w:type="dxa"/>
+          </w:tcPr>
+          <w:p>
+            <w:pPr>
+              <w:pStyle w:val="default1"/>
+              <w:ind w:firstLine="0"/>
+              <w:rPr>
+                <w:b/>
+                <w:bCs/>
+                <w:sz w:val="24"/>
+                <w:szCs w:val="24"/>
+                <w:lang w:val="en-US"/>
+              </w:rPr>
+            </w:pPr>
+            <w:r>
+              <w:rPr>
+                <w:b/>
+                <w:bCs/>
+                <w:sz w:val="24"/>
+                <w:szCs w:val="24"/>
+                <w:lang w:val="en-US"/>
+              </w:rPr>
+              <w:t>3</w:t>
+            </w:r>
+          </w:p>
+        </w:tc>
+        <w:tc>
+          <w:tcPr>
+            <w:tcW w:w="1595" w:type="dxa"/>
+          </w:tcPr>
+          <w:p>
+            <w:pPr>
+              <w:pStyle w:val="default1"/>
+              <w:ind w:firstLine="0"/>
+              <w:rPr>
+                <w:sz w:val="24"/>
+                <w:szCs w:val="24"/>
+                <w:lang w:val="en-US"/>
+              </w:rPr>
+            </w:pPr>
+            <w:r>
+              <w:rPr>
+                <w:sz w:val="24"/>
+                <w:szCs w:val="24"/>
+                <w:lang w:val="en-US"/>
+              </w:rPr>
+              <w:t>5</w:t>
+            </w:r>
+          </w:p>
+        </w:tc>
+        <w:tc>
+          <w:tcPr>
+            <w:tcW w:w="1596" w:type="dxa"/>
+          </w:tcPr>
+          <w:p>
+            <w:pPr>
+              <w:pStyle w:val="default1"/>
+              <w:ind w:firstLine="0"/>
+              <w:rPr>
+                <w:sz w:val="24"/>
+                <w:szCs w:val="24"/>
+                <w:lang w:val="en-US"/>
+              </w:rPr>
+            </w:pPr>
+            <w:r>
+              <w:rPr>
+                <w:sz w:val="24"/>
+                <w:szCs w:val="24"/>
+                <w:lang w:val="en-US"/>
+              </w:rPr>
+              <w:t>2</w:t>
+            </w:r>
+          </w:p>
+        </w:tc>
+      </w:tr>
+      <w:tr>
+        <w:tc>
+          <w:tcPr>
+            <w:tcW w:w="1595" w:type="dxa"/>
+          </w:tcPr>
+          <w:p>
+            <w:pPr>
+              <w:pStyle w:val="default1"/>
+              <w:ind w:firstLine="0"/>
+              <w:rPr>
+                <w:sz w:val="24"/>
+                <w:szCs w:val="24"/>
+                <w:lang w:val="en-US"/>
+              </w:rPr>
+            </w:pPr>
+            <w:r>
+              <w:rPr>
+                <w:sz w:val="24"/>
+                <w:szCs w:val="24"/>
+                <w:lang w:val="en-US"/>
+              </w:rPr>
+              <w:t>C</w:t>
+            </w:r>
+          </w:p>
+        </w:tc>
+        <w:tc>
+          <w:tcPr>
+            <w:tcW w:w="1595" w:type="dxa"/>
+          </w:tcPr>
+          <w:p>
+            <w:pPr>
+              <w:pStyle w:val="default1"/>
+              <w:ind w:firstLine="0"/>
+              <w:rPr>
+                <w:sz w:val="24"/>
+                <w:szCs w:val="24"/>
+              </w:rPr>
+            </w:pPr>
+            <w:r>
+              <w:rPr>
+                <w:sz w:val="24"/>
+                <w:szCs w:val="24"/>
+              </w:rPr>
+              <w:t>АСУ</w:t>
+            </w:r>
+          </w:p>
+        </w:tc>
+        <w:tc>
+          <w:tcPr>
+            <w:tcW w:w="1595" w:type="dxa"/>
+          </w:tcPr>
+          <w:p>
+            <w:pPr>
+              <w:pStyle w:val="default1"/>
+              <w:ind w:firstLine="0"/>
+              <w:rPr>
+                <w:b/>
+                <w:bCs/>
+                <w:sz w:val="24"/>
+                <w:szCs w:val="24"/>
+                <w:lang w:val="en-US"/>
+              </w:rPr>
+            </w:pPr>
+            <w:r>
+              <w:rPr>
+                <w:b/>
+                <w:bCs/>
+                <w:sz w:val="24"/>
+                <w:szCs w:val="24"/>
+                <w:lang w:val="en-US"/>
+              </w:rPr>
+              <w:t>3</w:t>
+            </w:r>
+          </w:p>
+        </w:tc>
+        <w:tc>
+          <w:tcPr>
+            <w:tcW w:w="1595" w:type="dxa"/>
+          </w:tcPr>
+          <w:p>
+            <w:pPr>
+              <w:pStyle w:val="default1"/>
+              <w:ind w:firstLine="0"/>
+              <w:rPr>
+                <w:b/>
+                <w:bCs/>
+                <w:sz w:val="24"/>
+                <w:szCs w:val="24"/>
+                <w:lang w:val="en-US"/>
+              </w:rPr>
+            </w:pPr>
+            <w:r>
+              <w:rPr>
+                <w:b/>
+                <w:bCs/>
+                <w:sz w:val="24"/>
+                <w:szCs w:val="24"/>
+                <w:lang w:val="en-US"/>
+              </w:rPr>
+              <w:t>2</w:t>
+            </w:r>
+          </w:p>
+        </w:tc>
+        <w:tc>
+          <w:tcPr>
+            <w:tcW w:w="1595" w:type="dxa"/>
+          </w:tcPr>
+          <w:p>
+            <w:pPr>
+              <w:pStyle w:val="default1"/>
+              <w:ind w:firstLine="0"/>
+              <w:rPr>
+                <w:sz w:val="24"/>
+                <w:szCs w:val="24"/>
+                <w:lang w:val="en-US"/>
+              </w:rPr>
+            </w:pPr>
+            <w:r>
+              <w:rPr>
+                <w:sz w:val="24"/>
+                <w:szCs w:val="24"/>
+                <w:lang w:val="en-US"/>
+              </w:rPr>
+              <w:t>3</w:t>
+            </w:r>
+          </w:p>
+        </w:tc>
+        <w:tc>
+          <w:tcPr>
+            <w:tcW w:w="1596" w:type="dxa"/>
+          </w:tcPr>
+          <w:p>
+            <w:pPr>
+              <w:pStyle w:val="default1"/>
+              <w:ind w:firstLine="0"/>
+              <w:rPr>
+                <w:sz w:val="24"/>
+                <w:szCs w:val="24"/>
+                <w:lang w:val="en-US"/>
+              </w:rPr>
+            </w:pPr>
+            <w:r>
+              <w:rPr>
+                <w:sz w:val="24"/>
+                <w:szCs w:val="24"/>
+                <w:lang w:val="en-US"/>
+              </w:rPr>
+              <w:t>1</w:t>
+            </w:r>
+          </w:p>
+        </w:tc>
+      </w:tr>
+      <w:tr>
+        <w:tc>
+          <w:tcPr>
+            <w:tcW w:w="1595" w:type="dxa"/>
+          </w:tcPr>
+          <w:p>
+            <w:pPr>
+              <w:pStyle w:val="default1"/>
+              <w:ind w:firstLine="0"/>
+              <w:rPr>
+                <w:sz w:val="24"/>
+                <w:szCs w:val="24"/>
+                <w:lang w:val="en-US"/>
+              </w:rPr>
+            </w:pPr>
+            <w:r>
+              <w:rPr>
+                <w:sz w:val="24"/>
+                <w:szCs w:val="24"/>
+                <w:lang w:val="en-US"/>
+              </w:rPr>
+              <w:t>D</w:t>
+            </w:r>
+          </w:p>
+        </w:tc>
+        <w:tc>
+          <w:tcPr>
+            <w:tcW w:w="1595" w:type="dxa"/>
+          </w:tcPr>
+          <w:p>
+            <w:pPr>
+              <w:pStyle w:val="default1"/>
+              <w:ind w:firstLine="0"/>
+              <w:rPr>
+                <w:sz w:val="24"/>
+                <w:szCs w:val="24"/>
+                <w:lang w:val="en-US"/>
+              </w:rPr>
+            </w:pPr>
+            <w:r>
+              <w:rPr>
+                <w:sz w:val="24"/>
+                <w:szCs w:val="24"/>
+                <w:lang w:val="en-US"/>
+              </w:rPr>
+              <w:t>ST</w:t>
+            </w:r>
+          </w:p>
+        </w:tc>
+        <w:tc>
+          <w:tcPr>
+            <w:tcW w:w="1595" w:type="dxa"/>
+          </w:tcPr>
+          <w:p>
+            <w:pPr>
+              <w:pStyle w:val="default1"/>
+              <w:ind w:firstLine="0"/>
+              <w:rPr>
+                <w:b/>
+                <w:bCs/>
+                <w:sz w:val="24"/>
+                <w:szCs w:val="24"/>
+                <w:lang w:val="en-US"/>
+              </w:rPr>
+            </w:pPr>
+            <w:r>
+              <w:rPr>
+                <w:b/>
+                <w:bCs/>
+                <w:sz w:val="24"/>
+                <w:szCs w:val="24"/>
+                <w:lang w:val="en-US"/>
+              </w:rPr>
+              <w:t>4</w:t>
+            </w:r>
+          </w:p>
+        </w:tc>
+        <w:tc>
+          <w:tcPr>
+            <w:tcW w:w="1595" w:type="dxa"/>
+          </w:tcPr>
+          <w:p>
+            <w:pPr>
+              <w:pStyle w:val="default1"/>
+              <w:ind w:firstLine="0"/>
+              <w:rPr>
+                <w:b/>
+                <w:bCs/>
+                <w:sz w:val="24"/>
+                <w:szCs w:val="24"/>
+                <w:lang w:val="en-US"/>
+              </w:rPr>
+            </w:pPr>
+            <w:r>
+              <w:rPr>
+                <w:b/>
+                <w:bCs/>
+                <w:sz w:val="24"/>
+                <w:szCs w:val="24"/>
+                <w:lang w:val="en-US"/>
+              </w:rPr>
+              <w:t>6</w:t>
+            </w:r>
+          </w:p>
+        </w:tc>
+        <w:tc>
+          <w:tcPr>
+            <w:tcW w:w="1595" w:type="dxa"/>
+          </w:tcPr>
+          <w:p>
+            <w:pPr>
+              <w:pStyle w:val="default1"/>
+              <w:ind w:firstLine="0"/>
+              <w:rPr>
+                <w:sz w:val="24"/>
+                <w:szCs w:val="24"/>
+                <w:lang w:val="en-US"/>
+              </w:rPr>
+            </w:pPr>
+            <w:r>
+              <w:rPr>
+                <w:sz w:val="24"/>
+                <w:szCs w:val="24"/>
+                <w:lang w:val="en-US"/>
+              </w:rPr>
+              <w:t>4</w:t>
+            </w:r>
+          </w:p>
+        </w:tc>
+        <w:tc>
+          <w:tcPr>
+            <w:tcW w:w="1596" w:type="dxa"/>
+          </w:tcPr>
+          <w:p>
+            <w:pPr>
+              <w:pStyle w:val="default1"/>
+              <w:ind w:firstLine="0"/>
+              <w:rPr>
+                <w:sz w:val="24"/>
+                <w:szCs w:val="24"/>
+                <w:lang w:val="en-US"/>
+              </w:rPr>
+            </w:pPr>
+            <w:r>
+              <w:rPr>
+                <w:sz w:val="24"/>
+                <w:szCs w:val="24"/>
+                <w:lang w:val="en-US"/>
+              </w:rPr>
+              <w:t>5</w:t>
+            </w:r>
+          </w:p>
+        </w:tc>
+      </w:tr>
+    </w:tbl>
+    <w:p>
+      <w:pPr>
+        <w:pStyle w:val="default1"/>
+      </w:pPr>
+    </w:p>
+    <w:p>
+      <w:pPr>
+        <w:pStyle w:val="default1"/>
+      </w:pPr>
+      <w:r>
+        <w:t>Наиболее важными атрибутами позиционирования представляются «Качество позиционного отслеживания» и «Скорость реагирования».</w:t>
+      </w:r>
+      <w:r>
+        <w:t xml:space="preserve"> </w:t>
+      </w:r>
+      <w:r>
+        <w:t>Диаграмма с результатами сравнения</w:t>
+      </w:r>
+      <w:r>
+        <w:t xml:space="preserve"> по этим двум показателям</w:t>
+      </w:r>
+      <w:r>
+        <w:t xml:space="preserve"> показана на рисунке 1.</w:t>
+      </w:r>
+    </w:p>
+    <w:p>
+      <w:pPr>
+        <w:pStyle w:val="default1"/>
+      </w:pPr>
+      <w:r>
+        <w:rPr>
+          <w:noProof/>
+        </w:rPr>
+        <w:drawing>
+          <wp:inline distT="0" distB="0" distL="0" distR="0" wp14:anchorId="51E27997" wp14:editId="187CCD6B">
+            <wp:extent cx="5119200" cy="2887200"/>
+            <wp:effectExtent l="0" t="0" r="5715" b="8890"/>
+            <wp:docPr id="1" name="Диаграмма 1">
+              <a:extLst xmlns:a="http://schemas.openxmlformats.org/drawingml/2006/main">
+                <a:ext uri="{FF2B5EF4-FFF2-40B4-BE49-F238E27FC236}">
+                  <a16:creationId xmlns:a16="http://schemas.microsoft.com/office/drawing/2014/main" id="{3F2D57A8-CA3E-4AAD-A677-1B9C85DEDF80}"/>
+                </a:ext>
+              </a:extLst>
+            </wp:docPr>
+            <wp:cNvGraphicFramePr/>
+            <a:graphic xmlns:a="http://schemas.openxmlformats.org/drawingml/2006/main">
+              <a:graphicData uri="http://schemas.openxmlformats.org/drawingml/2006/chart">
+                <c:chart xmlns:c="http://schemas.openxmlformats.org/drawingml/2006/chart" xmlns:r="http://schemas.openxmlformats.org/officeDocument/2006/relationships" r:id="rId8"/>
+              </a:graphicData>
+            </a:graphic>
+          </wp:inline>
+        </w:drawing>
+      </w:r>
+    </w:p>
+    <w:p>
+      <w:pPr>
+        <w:pStyle w:val="default1"/>
+        <w:jc w:val="center"/>
+      </w:pPr>
+      <w:r>
+        <w:t xml:space="preserve">Рисунок 1 </w:t>
+      </w:r>
+      <w:r>
+        <w:t>Матрица</w:t>
+      </w:r>
+      <w:r>
+        <w:t xml:space="preserve"> </w:t>
+      </w:r>
+      <w:r>
+        <w:t>позиционирования</w:t>
+      </w:r>
     </w:p>
     <w:sectPr>
       <w:pgSz w:w="11906" w:h="16838"/>
@@ -4228,7 +5226,7 @@
 </file>
 
 <file path=word/endnotes.xml><?xml version="1.0" encoding="utf-8"?>
-<w:endnotes xmlns:wpc="http://schemas.microsoft.com/office/word/2010/wordprocessingCanvas" xmlns:mc="http://schemas.openxmlformats.org/markup-compatibility/2006" xmlns:o="urn:schemas-microsoft-com:office:office" xmlns:r="http://schemas.openxmlformats.org/officeDocument/2006/relationships" xmlns:m="http://schemas.openxmlformats.org/officeDocument/2006/math" xmlns:v="urn:schemas-microsoft-com:vml" xmlns:wp14="http://schemas.microsoft.com/office/word/2010/wordprocessingDrawing" xmlns:wp="http://schemas.openxmlformats.org/drawingml/2006/wordprocessingDrawing" xmlns:w10="urn:schemas-microsoft-com:office:word" xmlns:w="http://schemas.openxmlformats.org/wordprocessingml/2006/main" xmlns:w14="http://schemas.microsoft.com/office/word/2010/wordml" xmlns:wpg="http://schemas.microsoft.com/office/word/2010/wordprocessingGroup" xmlns:wpi="http://schemas.microsoft.com/office/word/2010/wordprocessingInk" xmlns:wne="http://schemas.microsoft.com/office/word/2006/wordml" xmlns:wps="http://schemas.microsoft.com/office/word/2010/wordprocessingShape" mc:Ignorable="w14 wp14">
+<w:endnotes xmlns:wpc="http://schemas.microsoft.com/office/word/2010/wordprocessingCanvas" xmlns:cx="http://schemas.microsoft.com/office/drawing/2014/chartex" xmlns:cx1="http://schemas.microsoft.com/office/drawing/2015/9/8/chartex" xmlns:cx2="http://schemas.microsoft.com/office/drawing/2015/10/21/chartex" xmlns:cx3="http://schemas.microsoft.com/office/drawing/2016/5/9/chartex" xmlns:cx4="http://schemas.microsoft.com/office/drawing/2016/5/10/chartex" xmlns:cx5="http://schemas.microsoft.com/office/drawing/2016/5/11/chartex" xmlns:cx6="http://schemas.microsoft.com/office/drawing/2016/5/12/chartex" xmlns:cx7="http://schemas.microsoft.com/office/drawing/2016/5/13/chartex" xmlns:cx8="http://schemas.microsoft.com/office/drawing/2016/5/14/chartex" xmlns:mc="http://schemas.openxmlformats.org/markup-compatibility/2006" xmlns:aink="http://schemas.microsoft.com/office/drawing/2016/ink" xmlns:am3d="http://schemas.microsoft.com/office/drawing/2017/model3d" xmlns:o="urn:schemas-microsoft-com:office:office" xmlns:r="http://schemas.openxmlformats.org/officeDocument/2006/relationships" xmlns:m="http://schemas.openxmlformats.org/officeDocument/2006/math" xmlns:v="urn:schemas-microsoft-com:vml" xmlns:wp14="http://schemas.microsoft.com/office/word/2010/wordprocessingDrawing" xmlns:wp="http://schemas.openxmlformats.org/drawingml/2006/wordprocessingDrawing" xmlns:w10="urn:schemas-microsoft-com:office:word" xmlns:w="http://schemas.openxmlformats.org/wordprocessingml/2006/main" xmlns:w14="http://schemas.microsoft.com/office/word/2010/wordml" xmlns:w15="http://schemas.microsoft.com/office/word/2012/wordml" xmlns:w16cex="http://schemas.microsoft.com/office/word/2018/wordml/cex" xmlns:w16cid="http://schemas.microsoft.com/office/word/2016/wordml/cid" xmlns:w16="http://schemas.microsoft.com/office/word/2018/wordml" xmlns:w16se="http://schemas.microsoft.com/office/word/2015/wordml/symex" xmlns:wpg="http://schemas.microsoft.com/office/word/2010/wordprocessingGroup" xmlns:wpi="http://schemas.microsoft.com/office/word/2010/wordprocessingInk" xmlns:wne="http://schemas.microsoft.com/office/word/2006/wordml" xmlns:wps="http://schemas.microsoft.com/office/word/2010/wordprocessingShape" mc:Ignorable="w14 w15 w16se w16cid w16 w16cex wp14">
   <w:endnote w:type="separator" w:id="-1">
     <w:p>
       <w:pPr>
@@ -4253,7 +5251,7 @@
 </file>
 
 <file path=word/footnotes.xml><?xml version="1.0" encoding="utf-8"?>
-<w:footnotes xmlns:wpc="http://schemas.microsoft.com/office/word/2010/wordprocessingCanvas" xmlns:mc="http://schemas.openxmlformats.org/markup-compatibility/2006" xmlns:o="urn:schemas-microsoft-com:office:office" xmlns:r="http://schemas.openxmlformats.org/officeDocument/2006/relationships" xmlns:m="http://schemas.openxmlformats.org/officeDocument/2006/math" xmlns:v="urn:schemas-microsoft-com:vml" xmlns:wp14="http://schemas.microsoft.com/office/word/2010/wordprocessingDrawing" xmlns:wp="http://schemas.openxmlformats.org/drawingml/2006/wordprocessingDrawing" xmlns:w10="urn:schemas-microsoft-com:office:word" xmlns:w="http://schemas.openxmlformats.org/wordprocessingml/2006/main" xmlns:w14="http://schemas.microsoft.com/office/word/2010/wordml" xmlns:wpg="http://schemas.microsoft.com/office/word/2010/wordprocessingGroup" xmlns:wpi="http://schemas.microsoft.com/office/word/2010/wordprocessingInk" xmlns:wne="http://schemas.microsoft.com/office/word/2006/wordml" xmlns:wps="http://schemas.microsoft.com/office/word/2010/wordprocessingShape" mc:Ignorable="w14 wp14">
+<w:footnotes xmlns:wpc="http://schemas.microsoft.com/office/word/2010/wordprocessingCanvas" xmlns:cx="http://schemas.microsoft.com/office/drawing/2014/chartex" xmlns:cx1="http://schemas.microsoft.com/office/drawing/2015/9/8/chartex" xmlns:cx2="http://schemas.microsoft.com/office/drawing/2015/10/21/chartex" xmlns:cx3="http://schemas.microsoft.com/office/drawing/2016/5/9/chartex" xmlns:cx4="http://schemas.microsoft.com/office/drawing/2016/5/10/chartex" xmlns:cx5="http://schemas.microsoft.com/office/drawing/2016/5/11/chartex" xmlns:cx6="http://schemas.microsoft.com/office/drawing/2016/5/12/chartex" xmlns:cx7="http://schemas.microsoft.com/office/drawing/2016/5/13/chartex" xmlns:cx8="http://schemas.microsoft.com/office/drawing/2016/5/14/chartex" xmlns:mc="http://schemas.openxmlformats.org/markup-compatibility/2006" xmlns:aink="http://schemas.microsoft.com/office/drawing/2016/ink" xmlns:am3d="http://schemas.microsoft.com/office/drawing/2017/model3d" xmlns:o="urn:schemas-microsoft-com:office:office" xmlns:r="http://schemas.openxmlformats.org/officeDocument/2006/relationships" xmlns:m="http://schemas.openxmlformats.org/officeDocument/2006/math" xmlns:v="urn:schemas-microsoft-com:vml" xmlns:wp14="http://schemas.microsoft.com/office/word/2010/wordprocessingDrawing" xmlns:wp="http://schemas.openxmlformats.org/drawingml/2006/wordprocessingDrawing" xmlns:w10="urn:schemas-microsoft-com:office:word" xmlns:w="http://schemas.openxmlformats.org/wordprocessingml/2006/main" xmlns:w14="http://schemas.microsoft.com/office/word/2010/wordml" xmlns:w15="http://schemas.microsoft.com/office/word/2012/wordml" xmlns:w16cex="http://schemas.microsoft.com/office/word/2018/wordml/cex" xmlns:w16cid="http://schemas.microsoft.com/office/word/2016/wordml/cid" xmlns:w16="http://schemas.microsoft.com/office/word/2018/wordml" xmlns:w16se="http://schemas.microsoft.com/office/word/2015/wordml/symex" xmlns:wpg="http://schemas.microsoft.com/office/word/2010/wordprocessingGroup" xmlns:wpi="http://schemas.microsoft.com/office/word/2010/wordprocessingInk" xmlns:wne="http://schemas.microsoft.com/office/word/2006/wordml" xmlns:wps="http://schemas.microsoft.com/office/word/2010/wordprocessingShape" mc:Ignorable="w14 w15 w16se w16cid w16 w16cex wp14">
   <w:footnote w:type="separator" w:id="-1">
     <w:p>
       <w:pPr>
@@ -4278,8 +5276,8 @@
 </file>
 
 <file path=word/numbering.xml><?xml version="1.0" encoding="utf-8"?>
-<w:numbering xmlns:wpc="http://schemas.microsoft.com/office/word/2010/wordprocessingCanvas" xmlns:mc="http://schemas.openxmlformats.org/markup-compatibility/2006" xmlns:o="urn:schemas-microsoft-com:office:office" xmlns:r="http://schemas.openxmlformats.org/officeDocument/2006/relationships" xmlns:m="http://schemas.openxmlformats.org/officeDocument/2006/math" xmlns:v="urn:schemas-microsoft-com:vml" xmlns:wp14="http://schemas.microsoft.com/office/word/2010/wordprocessingDrawing" xmlns:wp="http://schemas.openxmlformats.org/drawingml/2006/wordprocessingDrawing" xmlns:w10="urn:schemas-microsoft-com:office:word" xmlns:w="http://schemas.openxmlformats.org/wordprocessingml/2006/main" xmlns:w14="http://schemas.microsoft.com/office/word/2010/wordml" xmlns:wpg="http://schemas.microsoft.com/office/word/2010/wordprocessingGroup" xmlns:wpi="http://schemas.microsoft.com/office/word/2010/wordprocessingInk" xmlns:wne="http://schemas.microsoft.com/office/word/2006/wordml" xmlns:wps="http://schemas.microsoft.com/office/word/2010/wordprocessingShape" mc:Ignorable="w14 wp14">
-  <w:abstractNum w:abstractNumId="0">
+<w:numbering xmlns:wpc="http://schemas.microsoft.com/office/word/2010/wordprocessingCanvas" xmlns:cx="http://schemas.microsoft.com/office/drawing/2014/chartex" xmlns:cx1="http://schemas.microsoft.com/office/drawing/2015/9/8/chartex" xmlns:cx2="http://schemas.microsoft.com/office/drawing/2015/10/21/chartex" xmlns:cx3="http://schemas.microsoft.com/office/drawing/2016/5/9/chartex" xmlns:cx4="http://schemas.microsoft.com/office/drawing/2016/5/10/chartex" xmlns:cx5="http://schemas.microsoft.com/office/drawing/2016/5/11/chartex" xmlns:cx6="http://schemas.microsoft.com/office/drawing/2016/5/12/chartex" xmlns:cx7="http://schemas.microsoft.com/office/drawing/2016/5/13/chartex" xmlns:cx8="http://schemas.microsoft.com/office/drawing/2016/5/14/chartex" xmlns:mc="http://schemas.openxmlformats.org/markup-compatibility/2006" xmlns:aink="http://schemas.microsoft.com/office/drawing/2016/ink" xmlns:am3d="http://schemas.microsoft.com/office/drawing/2017/model3d" xmlns:o="urn:schemas-microsoft-com:office:office" xmlns:r="http://schemas.openxmlformats.org/officeDocument/2006/relationships" xmlns:m="http://schemas.openxmlformats.org/officeDocument/2006/math" xmlns:v="urn:schemas-microsoft-com:vml" xmlns:wp14="http://schemas.microsoft.com/office/word/2010/wordprocessingDrawing" xmlns:wp="http://schemas.openxmlformats.org/drawingml/2006/wordprocessingDrawing" xmlns:w10="urn:schemas-microsoft-com:office:word" xmlns:w="http://schemas.openxmlformats.org/wordprocessingml/2006/main" xmlns:w14="http://schemas.microsoft.com/office/word/2010/wordml" xmlns:w15="http://schemas.microsoft.com/office/word/2012/wordml" xmlns:w16cex="http://schemas.microsoft.com/office/word/2018/wordml/cex" xmlns:w16cid="http://schemas.microsoft.com/office/word/2016/wordml/cid" xmlns:w16="http://schemas.microsoft.com/office/word/2018/wordml" xmlns:w16se="http://schemas.microsoft.com/office/word/2015/wordml/symex" xmlns:wpg="http://schemas.microsoft.com/office/word/2010/wordprocessingGroup" xmlns:wpi="http://schemas.microsoft.com/office/word/2010/wordprocessingInk" xmlns:wne="http://schemas.microsoft.com/office/word/2006/wordml" xmlns:wps="http://schemas.microsoft.com/office/word/2010/wordprocessingShape" mc:Ignorable="w14 w15 w16se w16cid w16 w16cex wp14">
+  <w:abstractNum w:abstractNumId="0" w15:restartNumberingAfterBreak="0">
     <w:nsid w:val="00394334"/>
     <w:multiLevelType w:val="hybridMultilevel"/>
     <w:tmpl w:val="F98E88C0"/>
@@ -4368,7 +5366,7 @@
       </w:pPr>
     </w:lvl>
   </w:abstractNum>
-  <w:abstractNum w:abstractNumId="1">
+  <w:abstractNum w:abstractNumId="1" w15:restartNumberingAfterBreak="0">
     <w:nsid w:val="032F3EA0"/>
     <w:multiLevelType w:val="multilevel"/>
     <w:tmpl w:val="7722E936"/>
@@ -4517,7 +5515,7 @@
       </w:rPr>
     </w:lvl>
   </w:abstractNum>
-  <w:abstractNum w:abstractNumId="2">
+  <w:abstractNum w:abstractNumId="2" w15:restartNumberingAfterBreak="0">
     <w:nsid w:val="0D202DCF"/>
     <w:multiLevelType w:val="multilevel"/>
     <w:tmpl w:val="55D07A7C"/>
@@ -4666,7 +5664,7 @@
       </w:rPr>
     </w:lvl>
   </w:abstractNum>
-  <w:abstractNum w:abstractNumId="3">
+  <w:abstractNum w:abstractNumId="3" w15:restartNumberingAfterBreak="0">
     <w:nsid w:val="198942B9"/>
     <w:multiLevelType w:val="multilevel"/>
     <w:tmpl w:val="D302A72E"/>
@@ -4815,7 +5813,7 @@
       </w:rPr>
     </w:lvl>
   </w:abstractNum>
-  <w:abstractNum w:abstractNumId="4">
+  <w:abstractNum w:abstractNumId="4" w15:restartNumberingAfterBreak="0">
     <w:nsid w:val="1CC86C1D"/>
     <w:multiLevelType w:val="multilevel"/>
     <w:tmpl w:val="B4FEFC42"/>
@@ -4964,7 +5962,96 @@
       </w:rPr>
     </w:lvl>
   </w:abstractNum>
-  <w:abstractNum w:abstractNumId="5">
+  <w:abstractNum w:abstractNumId="5" w15:restartNumberingAfterBreak="0">
+    <w:nsid w:val="29810552"/>
+    <w:multiLevelType w:val="hybridMultilevel"/>
+    <w:tmpl w:val="0B1ECBB6"/>
+    <w:lvl w:ilvl="0" w:tplc="62A4C5E2">
+      <w:start w:val="1"/>
+      <w:numFmt w:val="decimal"/>
+      <w:lvlText w:val="%1."/>
+      <w:lvlJc w:val="left"/>
+      <w:pPr>
+        <w:ind w:left="927" w:hanging="360"/>
+      </w:pPr>
+      <w:rPr>
+        <w:rFonts w:hint="default"/>
+      </w:rPr>
+    </w:lvl>
+    <w:lvl w:ilvl="1" w:tplc="04190019" w:tentative="1">
+      <w:start w:val="1"/>
+      <w:numFmt w:val="lowerLetter"/>
+      <w:lvlText w:val="%2."/>
+      <w:lvlJc w:val="left"/>
+      <w:pPr>
+        <w:ind w:left="1647" w:hanging="360"/>
+      </w:pPr>
+    </w:lvl>
+    <w:lvl w:ilvl="2" w:tplc="0419001B" w:tentative="1">
+      <w:start w:val="1"/>
+      <w:numFmt w:val="lowerRoman"/>
+      <w:lvlText w:val="%3."/>
+      <w:lvlJc w:val="right"/>
+      <w:pPr>
+        <w:ind w:left="2367" w:hanging="180"/>
+      </w:pPr>
+    </w:lvl>
+    <w:lvl w:ilvl="3" w:tplc="0419000F" w:tentative="1">
+      <w:start w:val="1"/>
+      <w:numFmt w:val="decimal"/>
+      <w:lvlText w:val="%4."/>
+      <w:lvlJc w:val="left"/>
+      <w:pPr>
+        <w:ind w:left="3087" w:hanging="360"/>
+      </w:pPr>
+    </w:lvl>
+    <w:lvl w:ilvl="4" w:tplc="04190019" w:tentative="1">
+      <w:start w:val="1"/>
+      <w:numFmt w:val="lowerLetter"/>
+      <w:lvlText w:val="%5."/>
+      <w:lvlJc w:val="left"/>
+      <w:pPr>
+        <w:ind w:left="3807" w:hanging="360"/>
+      </w:pPr>
+    </w:lvl>
+    <w:lvl w:ilvl="5" w:tplc="0419001B" w:tentative="1">
+      <w:start w:val="1"/>
+      <w:numFmt w:val="lowerRoman"/>
+      <w:lvlText w:val="%6."/>
+      <w:lvlJc w:val="right"/>
+      <w:pPr>
+        <w:ind w:left="4527" w:hanging="180"/>
+      </w:pPr>
+    </w:lvl>
+    <w:lvl w:ilvl="6" w:tplc="0419000F" w:tentative="1">
+      <w:start w:val="1"/>
+      <w:numFmt w:val="decimal"/>
+      <w:lvlText w:val="%7."/>
+      <w:lvlJc w:val="left"/>
+      <w:pPr>
+        <w:ind w:left="5247" w:hanging="360"/>
+      </w:pPr>
+    </w:lvl>
+    <w:lvl w:ilvl="7" w:tplc="04190019" w:tentative="1">
+      <w:start w:val="1"/>
+      <w:numFmt w:val="lowerLetter"/>
+      <w:lvlText w:val="%8."/>
+      <w:lvlJc w:val="left"/>
+      <w:pPr>
+        <w:ind w:left="5967" w:hanging="360"/>
+      </w:pPr>
+    </w:lvl>
+    <w:lvl w:ilvl="8" w:tplc="0419001B" w:tentative="1">
+      <w:start w:val="1"/>
+      <w:numFmt w:val="lowerRoman"/>
+      <w:lvlText w:val="%9."/>
+      <w:lvlJc w:val="right"/>
+      <w:pPr>
+        <w:ind w:left="6687" w:hanging="180"/>
+      </w:pPr>
+    </w:lvl>
+  </w:abstractNum>
+  <w:abstractNum w:abstractNumId="6" w15:restartNumberingAfterBreak="0">
     <w:nsid w:val="2ABC2468"/>
     <w:multiLevelType w:val="multilevel"/>
     <w:tmpl w:val="D04EDA7A"/>
@@ -5113,7 +6200,7 @@
       </w:rPr>
     </w:lvl>
   </w:abstractNum>
-  <w:abstractNum w:abstractNumId="6">
+  <w:abstractNum w:abstractNumId="7" w15:restartNumberingAfterBreak="0">
     <w:nsid w:val="3735277D"/>
     <w:multiLevelType w:val="hybridMultilevel"/>
     <w:tmpl w:val="EE84DEB4"/>
@@ -5202,7 +6289,96 @@
       </w:pPr>
     </w:lvl>
   </w:abstractNum>
-  <w:abstractNum w:abstractNumId="7">
+  <w:abstractNum w:abstractNumId="8" w15:restartNumberingAfterBreak="0">
+    <w:nsid w:val="3B5433AE"/>
+    <w:multiLevelType w:val="hybridMultilevel"/>
+    <w:tmpl w:val="B03A292A"/>
+    <w:lvl w:ilvl="0" w:tplc="5290B8B6">
+      <w:start w:val="1"/>
+      <w:numFmt w:val="decimal"/>
+      <w:lvlText w:val="%1."/>
+      <w:lvlJc w:val="left"/>
+      <w:pPr>
+        <w:ind w:left="927" w:hanging="360"/>
+      </w:pPr>
+      <w:rPr>
+        <w:rFonts w:hint="default"/>
+      </w:rPr>
+    </w:lvl>
+    <w:lvl w:ilvl="1" w:tplc="04190019" w:tentative="1">
+      <w:start w:val="1"/>
+      <w:numFmt w:val="lowerLetter"/>
+      <w:lvlText w:val="%2."/>
+      <w:lvlJc w:val="left"/>
+      <w:pPr>
+        <w:ind w:left="1647" w:hanging="360"/>
+      </w:pPr>
+    </w:lvl>
+    <w:lvl w:ilvl="2" w:tplc="0419001B" w:tentative="1">
+      <w:start w:val="1"/>
+      <w:numFmt w:val="lowerRoman"/>
+      <w:lvlText w:val="%3."/>
+      <w:lvlJc w:val="right"/>
+      <w:pPr>
+        <w:ind w:left="2367" w:hanging="180"/>
+      </w:pPr>
+    </w:lvl>
+    <w:lvl w:ilvl="3" w:tplc="0419000F" w:tentative="1">
+      <w:start w:val="1"/>
+      <w:numFmt w:val="decimal"/>
+      <w:lvlText w:val="%4."/>
+      <w:lvlJc w:val="left"/>
+      <w:pPr>
+        <w:ind w:left="3087" w:hanging="360"/>
+      </w:pPr>
+    </w:lvl>
+    <w:lvl w:ilvl="4" w:tplc="04190019" w:tentative="1">
+      <w:start w:val="1"/>
+      <w:numFmt w:val="lowerLetter"/>
+      <w:lvlText w:val="%5."/>
+      <w:lvlJc w:val="left"/>
+      <w:pPr>
+        <w:ind w:left="3807" w:hanging="360"/>
+      </w:pPr>
+    </w:lvl>
+    <w:lvl w:ilvl="5" w:tplc="0419001B" w:tentative="1">
+      <w:start w:val="1"/>
+      <w:numFmt w:val="lowerRoman"/>
+      <w:lvlText w:val="%6."/>
+      <w:lvlJc w:val="right"/>
+      <w:pPr>
+        <w:ind w:left="4527" w:hanging="180"/>
+      </w:pPr>
+    </w:lvl>
+    <w:lvl w:ilvl="6" w:tplc="0419000F" w:tentative="1">
+      <w:start w:val="1"/>
+      <w:numFmt w:val="decimal"/>
+      <w:lvlText w:val="%7."/>
+      <w:lvlJc w:val="left"/>
+      <w:pPr>
+        <w:ind w:left="5247" w:hanging="360"/>
+      </w:pPr>
+    </w:lvl>
+    <w:lvl w:ilvl="7" w:tplc="04190019" w:tentative="1">
+      <w:start w:val="1"/>
+      <w:numFmt w:val="lowerLetter"/>
+      <w:lvlText w:val="%8."/>
+      <w:lvlJc w:val="left"/>
+      <w:pPr>
+        <w:ind w:left="5967" w:hanging="360"/>
+      </w:pPr>
+    </w:lvl>
+    <w:lvl w:ilvl="8" w:tplc="0419001B" w:tentative="1">
+      <w:start w:val="1"/>
+      <w:numFmt w:val="lowerRoman"/>
+      <w:lvlText w:val="%9."/>
+      <w:lvlJc w:val="right"/>
+      <w:pPr>
+        <w:ind w:left="6687" w:hanging="180"/>
+      </w:pPr>
+    </w:lvl>
+  </w:abstractNum>
+  <w:abstractNum w:abstractNumId="9" w15:restartNumberingAfterBreak="0">
     <w:nsid w:val="4419467C"/>
     <w:multiLevelType w:val="multilevel"/>
     <w:tmpl w:val="8FBA6A82"/>
@@ -5351,7 +6527,7 @@
       </w:rPr>
     </w:lvl>
   </w:abstractNum>
-  <w:abstractNum w:abstractNumId="8">
+  <w:abstractNum w:abstractNumId="10" w15:restartNumberingAfterBreak="0">
     <w:nsid w:val="49D40CC9"/>
     <w:multiLevelType w:val="multilevel"/>
     <w:tmpl w:val="7D4C6B90"/>
@@ -5500,7 +6676,7 @@
       </w:rPr>
     </w:lvl>
   </w:abstractNum>
-  <w:abstractNum w:abstractNumId="9">
+  <w:abstractNum w:abstractNumId="11" w15:restartNumberingAfterBreak="0">
     <w:nsid w:val="56BD4BC5"/>
     <w:multiLevelType w:val="hybridMultilevel"/>
     <w:tmpl w:val="B6BA935A"/>
@@ -5589,7 +6765,7 @@
       </w:pPr>
     </w:lvl>
   </w:abstractNum>
-  <w:abstractNum w:abstractNumId="10">
+  <w:abstractNum w:abstractNumId="12" w15:restartNumberingAfterBreak="0">
     <w:nsid w:val="612E5C9E"/>
     <w:multiLevelType w:val="hybridMultilevel"/>
     <w:tmpl w:val="6C6E45B4"/>
@@ -5678,7 +6854,7 @@
       </w:pPr>
     </w:lvl>
   </w:abstractNum>
-  <w:abstractNum w:abstractNumId="11">
+  <w:abstractNum w:abstractNumId="13" w15:restartNumberingAfterBreak="0">
     <w:nsid w:val="62297CAE"/>
     <w:multiLevelType w:val="hybridMultilevel"/>
     <w:tmpl w:val="4B7AF296"/>
@@ -5767,7 +6943,7 @@
       </w:pPr>
     </w:lvl>
   </w:abstractNum>
-  <w:abstractNum w:abstractNumId="12">
+  <w:abstractNum w:abstractNumId="14" w15:restartNumberingAfterBreak="0">
     <w:nsid w:val="657B5955"/>
     <w:multiLevelType w:val="multilevel"/>
     <w:tmpl w:val="BC083620"/>
@@ -5916,7 +7092,7 @@
       </w:rPr>
     </w:lvl>
   </w:abstractNum>
-  <w:abstractNum w:abstractNumId="13">
+  <w:abstractNum w:abstractNumId="15" w15:restartNumberingAfterBreak="0">
     <w:nsid w:val="71157427"/>
     <w:multiLevelType w:val="multilevel"/>
     <w:tmpl w:val="84E26F0C"/>
@@ -6065,7 +7241,7 @@
       </w:rPr>
     </w:lvl>
   </w:abstractNum>
-  <w:abstractNum w:abstractNumId="14">
+  <w:abstractNum w:abstractNumId="16" w15:restartNumberingAfterBreak="0">
     <w:nsid w:val="729760B0"/>
     <w:multiLevelType w:val="multilevel"/>
     <w:tmpl w:val="3912B1AE"/>
@@ -6215,16 +7391,16 @@
     </w:lvl>
   </w:abstractNum>
   <w:num w:numId="1">
-    <w:abstractNumId w:val="8"/>
+    <w:abstractNumId w:val="10"/>
   </w:num>
   <w:num w:numId="2">
-    <w:abstractNumId w:val="13"/>
+    <w:abstractNumId w:val="15"/>
   </w:num>
   <w:num w:numId="3">
-    <w:abstractNumId w:val="7"/>
+    <w:abstractNumId w:val="9"/>
   </w:num>
   <w:num w:numId="4">
-    <w:abstractNumId w:val="5"/>
+    <w:abstractNumId w:val="6"/>
   </w:num>
   <w:num w:numId="5">
     <w:abstractNumId w:val="4"/>
@@ -6236,34 +7412,40 @@
     <w:abstractNumId w:val="2"/>
   </w:num>
   <w:num w:numId="8">
-    <w:abstractNumId w:val="12"/>
+    <w:abstractNumId w:val="14"/>
   </w:num>
   <w:num w:numId="9">
-    <w:abstractNumId w:val="14"/>
+    <w:abstractNumId w:val="16"/>
   </w:num>
   <w:num w:numId="10">
     <w:abstractNumId w:val="1"/>
   </w:num>
   <w:num w:numId="11">
-    <w:abstractNumId w:val="9"/>
+    <w:abstractNumId w:val="11"/>
   </w:num>
   <w:num w:numId="12">
     <w:abstractNumId w:val="0"/>
   </w:num>
   <w:num w:numId="13">
-    <w:abstractNumId w:val="11"/>
+    <w:abstractNumId w:val="13"/>
   </w:num>
   <w:num w:numId="14">
-    <w:abstractNumId w:val="10"/>
+    <w:abstractNumId w:val="12"/>
   </w:num>
   <w:num w:numId="15">
-    <w:abstractNumId w:val="6"/>
+    <w:abstractNumId w:val="7"/>
+  </w:num>
+  <w:num w:numId="16">
+    <w:abstractNumId w:val="8"/>
+  </w:num>
+  <w:num w:numId="17">
+    <w:abstractNumId w:val="5"/>
   </w:num>
 </w:numbering>
 </file>
 
 <file path=word/styles.xml><?xml version="1.0" encoding="utf-8"?>
-<w:styles xmlns:mc="http://schemas.openxmlformats.org/markup-compatibility/2006" xmlns:r="http://schemas.openxmlformats.org/officeDocument/2006/relationships" xmlns:w="http://schemas.openxmlformats.org/wordprocessingml/2006/main" xmlns:w14="http://schemas.microsoft.com/office/word/2010/wordml" mc:Ignorable="w14">
+<w:styles xmlns:mc="http://schemas.openxmlformats.org/markup-compatibility/2006" xmlns:r="http://schemas.openxmlformats.org/officeDocument/2006/relationships" xmlns:w="http://schemas.openxmlformats.org/wordprocessingml/2006/main" xmlns:w14="http://schemas.microsoft.com/office/word/2010/wordml" xmlns:w15="http://schemas.microsoft.com/office/word/2012/wordml" xmlns:w16cex="http://schemas.microsoft.com/office/word/2018/wordml/cex" xmlns:w16cid="http://schemas.microsoft.com/office/word/2016/wordml/cid" xmlns:w16="http://schemas.microsoft.com/office/word/2018/wordml" xmlns:w16se="http://schemas.microsoft.com/office/word/2015/wordml/symex" mc:Ignorable="w14 w15 w16se w16cid w16 w16cex">
   <w:docDefaults>
     <w:rPrDefault>
       <w:rPr>
@@ -6279,144 +7461,383 @@
       </w:pPr>
     </w:pPrDefault>
   </w:docDefaults>
-  <w:latentStyles w:defLockedState="0" w:defUIPriority="99" w:defSemiHidden="1" w:defUnhideWhenUsed="1" w:defQFormat="0" w:count="267">
-    <w:lsdException w:name="Normal" w:semiHidden="0" w:uiPriority="0" w:unhideWhenUsed="0" w:qFormat="1"/>
-    <w:lsdException w:name="heading 1" w:semiHidden="0" w:uiPriority="9" w:unhideWhenUsed="0" w:qFormat="1"/>
-    <w:lsdException w:name="heading 2" w:uiPriority="9" w:qFormat="1"/>
-    <w:lsdException w:name="heading 3" w:uiPriority="9" w:qFormat="1"/>
-    <w:lsdException w:name="heading 4" w:uiPriority="9" w:qFormat="1"/>
-    <w:lsdException w:name="heading 5" w:uiPriority="9" w:qFormat="1"/>
-    <w:lsdException w:name="heading 6" w:uiPriority="9" w:qFormat="1"/>
-    <w:lsdException w:name="heading 7" w:uiPriority="9" w:qFormat="1"/>
-    <w:lsdException w:name="heading 8" w:uiPriority="9" w:qFormat="1"/>
-    <w:lsdException w:name="heading 9" w:uiPriority="9" w:qFormat="1"/>
-    <w:lsdException w:name="toc 1" w:uiPriority="39"/>
-    <w:lsdException w:name="toc 2" w:uiPriority="39"/>
-    <w:lsdException w:name="toc 3" w:uiPriority="39"/>
-    <w:lsdException w:name="toc 4" w:uiPriority="39"/>
-    <w:lsdException w:name="toc 5" w:uiPriority="39"/>
-    <w:lsdException w:name="toc 6" w:uiPriority="39"/>
-    <w:lsdException w:name="toc 7" w:uiPriority="39"/>
-    <w:lsdException w:name="toc 8" w:uiPriority="39"/>
-    <w:lsdException w:name="toc 9" w:uiPriority="39"/>
-    <w:lsdException w:name="caption" w:uiPriority="35" w:qFormat="1"/>
-    <w:lsdException w:name="Title" w:semiHidden="0" w:uiPriority="10" w:unhideWhenUsed="0" w:qFormat="1"/>
-    <w:lsdException w:name="Default Paragraph Font" w:uiPriority="1"/>
-    <w:lsdException w:name="Subtitle" w:semiHidden="0" w:uiPriority="11" w:unhideWhenUsed="0" w:qFormat="1"/>
-    <w:lsdException w:name="Strong" w:semiHidden="0" w:uiPriority="22" w:unhideWhenUsed="0" w:qFormat="1"/>
-    <w:lsdException w:name="Emphasis" w:semiHidden="0" w:uiPriority="20" w:unhideWhenUsed="0" w:qFormat="1"/>
-    <w:lsdException w:name="Table Grid" w:semiHidden="0" w:uiPriority="39" w:unhideWhenUsed="0"/>
-    <w:lsdException w:name="Placeholder Text" w:unhideWhenUsed="0"/>
-    <w:lsdException w:name="No Spacing" w:semiHidden="0" w:uiPriority="1" w:unhideWhenUsed="0" w:qFormat="1"/>
-    <w:lsdException w:name="Light Shading" w:semiHidden="0" w:uiPriority="60" w:unhideWhenUsed="0"/>
-    <w:lsdException w:name="Light List" w:semiHidden="0" w:uiPriority="61" w:unhideWhenUsed="0"/>
-    <w:lsdException w:name="Light Grid" w:semiHidden="0" w:uiPriority="62" w:unhideWhenUsed="0"/>
-    <w:lsdException w:name="Medium Shading 1" w:semiHidden="0" w:uiPriority="63" w:unhideWhenUsed="0"/>
-    <w:lsdException w:name="Medium Shading 2" w:semiHidden="0" w:uiPriority="64" w:unhideWhenUsed="0"/>
-    <w:lsdException w:name="Medium List 1" w:semiHidden="0" w:uiPriority="65" w:unhideWhenUsed="0"/>
-    <w:lsdException w:name="Medium List 2" w:semiHidden="0" w:uiPriority="66" w:unhideWhenUsed="0"/>
-    <w:lsdException w:name="Medium Grid 1" w:semiHidden="0" w:uiPriority="67" w:unhideWhenUsed="0"/>
-    <w:lsdException w:name="Medium Grid 2" w:semiHidden="0" w:uiPriority="68" w:unhideWhenUsed="0"/>
-    <w:lsdException w:name="Medium Grid 3" w:semiHidden="0" w:uiPriority="69" w:unhideWhenUsed="0"/>
-    <w:lsdException w:name="Dark List" w:semiHidden="0" w:uiPriority="70" w:unhideWhenUsed="0"/>
-    <w:lsdException w:name="Colorful Shading" w:semiHidden="0" w:uiPriority="71" w:unhideWhenUsed="0"/>
-    <w:lsdException w:name="Colorful List" w:semiHidden="0" w:uiPriority="72" w:unhideWhenUsed="0"/>
-    <w:lsdException w:name="Colorful Grid" w:semiHidden="0" w:uiPriority="73" w:unhideWhenUsed="0"/>
-    <w:lsdException w:name="Light Shading Accent 1" w:semiHidden="0" w:uiPriority="60" w:unhideWhenUsed="0"/>
-    <w:lsdException w:name="Light List Accent 1" w:semiHidden="0" w:uiPriority="61" w:unhideWhenUsed="0"/>
-    <w:lsdException w:name="Light Grid Accent 1" w:semiHidden="0" w:uiPriority="62" w:unhideWhenUsed="0"/>
-    <w:lsdException w:name="Medium Shading 1 Accent 1" w:semiHidden="0" w:uiPriority="63" w:unhideWhenUsed="0"/>
-    <w:lsdException w:name="Medium Shading 2 Accent 1" w:semiHidden="0" w:uiPriority="64" w:unhideWhenUsed="0"/>
-    <w:lsdException w:name="Medium List 1 Accent 1" w:semiHidden="0" w:uiPriority="65" w:unhideWhenUsed="0"/>
-    <w:lsdException w:name="Revision" w:unhideWhenUsed="0"/>
-    <w:lsdException w:name="List Paragraph" w:semiHidden="0" w:uiPriority="34" w:unhideWhenUsed="0" w:qFormat="1"/>
-    <w:lsdException w:name="Quote" w:semiHidden="0" w:uiPriority="29" w:unhideWhenUsed="0" w:qFormat="1"/>
-    <w:lsdException w:name="Intense Quote" w:semiHidden="0" w:uiPriority="30" w:unhideWhenUsed="0" w:qFormat="1"/>
-    <w:lsdException w:name="Medium List 2 Accent 1" w:semiHidden="0" w:uiPriority="66" w:unhideWhenUsed="0"/>
-    <w:lsdException w:name="Medium Grid 1 Accent 1" w:semiHidden="0" w:uiPriority="67" w:unhideWhenUsed="0"/>
-    <w:lsdException w:name="Medium Grid 2 Accent 1" w:semiHidden="0" w:uiPriority="68" w:unhideWhenUsed="0"/>
-    <w:lsdException w:name="Medium Grid 3 Accent 1" w:semiHidden="0" w:uiPriority="69" w:unhideWhenUsed="0"/>
-    <w:lsdException w:name="Dark List Accent 1" w:semiHidden="0" w:uiPriority="70" w:unhideWhenUsed="0"/>
-    <w:lsdException w:name="Colorful Shading Accent 1" w:semiHidden="0" w:uiPriority="71" w:unhideWhenUsed="0"/>
-    <w:lsdException w:name="Colorful List Accent 1" w:semiHidden="0" w:uiPriority="72" w:unhideWhenUsed="0"/>
-    <w:lsdException w:name="Colorful Grid Accent 1" w:semiHidden="0" w:uiPriority="73" w:unhideWhenUsed="0"/>
-    <w:lsdException w:name="Light Shading Accent 2" w:semiHidden="0" w:uiPriority="60" w:unhideWhenUsed="0"/>
-    <w:lsdException w:name="Light List Accent 2" w:semiHidden="0" w:uiPriority="61" w:unhideWhenUsed="0"/>
-    <w:lsdException w:name="Light Grid Accent 2" w:semiHidden="0" w:uiPriority="62" w:unhideWhenUsed="0"/>
-    <w:lsdException w:name="Medium Shading 1 Accent 2" w:semiHidden="0" w:uiPriority="63" w:unhideWhenUsed="0"/>
-    <w:lsdException w:name="Medium Shading 2 Accent 2" w:semiHidden="0" w:uiPriority="64" w:unhideWhenUsed="0"/>
-    <w:lsdException w:name="Medium List 1 Accent 2" w:semiHidden="0" w:uiPriority="65" w:unhideWhenUsed="0"/>
-    <w:lsdException w:name="Medium List 2 Accent 2" w:semiHidden="0" w:uiPriority="66" w:unhideWhenUsed="0"/>
-    <w:lsdException w:name="Medium Grid 1 Accent 2" w:semiHidden="0" w:uiPriority="67" w:unhideWhenUsed="0"/>
-    <w:lsdException w:name="Medium Grid 2 Accent 2" w:semiHidden="0" w:uiPriority="68" w:unhideWhenUsed="0"/>
-    <w:lsdException w:name="Medium Grid 3 Accent 2" w:semiHidden="0" w:uiPriority="69" w:unhideWhenUsed="0"/>
-    <w:lsdException w:name="Dark List Accent 2" w:semiHidden="0" w:uiPriority="70" w:unhideWhenUsed="0"/>
-    <w:lsdException w:name="Colorful Shading Accent 2" w:semiHidden="0" w:uiPriority="71" w:unhideWhenUsed="0"/>
-    <w:lsdException w:name="Colorful List Accent 2" w:semiHidden="0" w:uiPriority="72" w:unhideWhenUsed="0"/>
-    <w:lsdException w:name="Colorful Grid Accent 2" w:semiHidden="0" w:uiPriority="73" w:unhideWhenUsed="0"/>
-    <w:lsdException w:name="Light Shading Accent 3" w:semiHidden="0" w:uiPriority="60" w:unhideWhenUsed="0"/>
-    <w:lsdException w:name="Light List Accent 3" w:semiHidden="0" w:uiPriority="61" w:unhideWhenUsed="0"/>
-    <w:lsdException w:name="Light Grid Accent 3" w:semiHidden="0" w:uiPriority="62" w:unhideWhenUsed="0"/>
-    <w:lsdException w:name="Medium Shading 1 Accent 3" w:semiHidden="0" w:uiPriority="63" w:unhideWhenUsed="0"/>
-    <w:lsdException w:name="Medium Shading 2 Accent 3" w:semiHidden="0" w:uiPriority="64" w:unhideWhenUsed="0"/>
-    <w:lsdException w:name="Medium List 1 Accent 3" w:semiHidden="0" w:uiPriority="65" w:unhideWhenUsed="0"/>
-    <w:lsdException w:name="Medium List 2 Accent 3" w:semiHidden="0" w:uiPriority="66" w:unhideWhenUsed="0"/>
-    <w:lsdException w:name="Medium Grid 1 Accent 3" w:semiHidden="0" w:uiPriority="67" w:unhideWhenUsed="0"/>
-    <w:lsdException w:name="Medium Grid 2 Accent 3" w:semiHidden="0" w:uiPriority="68" w:unhideWhenUsed="0"/>
-    <w:lsdException w:name="Medium Grid 3 Accent 3" w:semiHidden="0" w:uiPriority="69" w:unhideWhenUsed="0"/>
-    <w:lsdException w:name="Dark List Accent 3" w:semiHidden="0" w:uiPriority="70" w:unhideWhenUsed="0"/>
-    <w:lsdException w:name="Colorful Shading Accent 3" w:semiHidden="0" w:uiPriority="71" w:unhideWhenUsed="0"/>
-    <w:lsdException w:name="Colorful List Accent 3" w:semiHidden="0" w:uiPriority="72" w:unhideWhenUsed="0"/>
-    <w:lsdException w:name="Colorful Grid Accent 3" w:semiHidden="0" w:uiPriority="73" w:unhideWhenUsed="0"/>
-    <w:lsdException w:name="Light Shading Accent 4" w:semiHidden="0" w:uiPriority="60" w:unhideWhenUsed="0"/>
-    <w:lsdException w:name="Light List Accent 4" w:semiHidden="0" w:uiPriority="61" w:unhideWhenUsed="0"/>
-    <w:lsdException w:name="Light Grid Accent 4" w:semiHidden="0" w:uiPriority="62" w:unhideWhenUsed="0"/>
-    <w:lsdException w:name="Medium Shading 1 Accent 4" w:semiHidden="0" w:uiPriority="63" w:unhideWhenUsed="0"/>
-    <w:lsdException w:name="Medium Shading 2 Accent 4" w:semiHidden="0" w:uiPriority="64" w:unhideWhenUsed="0"/>
-    <w:lsdException w:name="Medium List 1 Accent 4" w:semiHidden="0" w:uiPriority="65" w:unhideWhenUsed="0"/>
-    <w:lsdException w:name="Medium List 2 Accent 4" w:semiHidden="0" w:uiPriority="66" w:unhideWhenUsed="0"/>
-    <w:lsdException w:name="Medium Grid 1 Accent 4" w:semiHidden="0" w:uiPriority="67" w:unhideWhenUsed="0"/>
-    <w:lsdException w:name="Medium Grid 2 Accent 4" w:semiHidden="0" w:uiPriority="68" w:unhideWhenUsed="0"/>
-    <w:lsdException w:name="Medium Grid 3 Accent 4" w:semiHidden="0" w:uiPriority="69" w:unhideWhenUsed="0"/>
-    <w:lsdException w:name="Dark List Accent 4" w:semiHidden="0" w:uiPriority="70" w:unhideWhenUsed="0"/>
-    <w:lsdException w:name="Colorful Shading Accent 4" w:semiHidden="0" w:uiPriority="71" w:unhideWhenUsed="0"/>
-    <w:lsdException w:name="Colorful List Accent 4" w:semiHidden="0" w:uiPriority="72" w:unhideWhenUsed="0"/>
-    <w:lsdException w:name="Colorful Grid Accent 4" w:semiHidden="0" w:uiPriority="73" w:unhideWhenUsed="0"/>
-    <w:lsdException w:name="Light Shading Accent 5" w:semiHidden="0" w:uiPriority="60" w:unhideWhenUsed="0"/>
-    <w:lsdException w:name="Light List Accent 5" w:semiHidden="0" w:uiPriority="61" w:unhideWhenUsed="0"/>
-    <w:lsdException w:name="Light Grid Accent 5" w:semiHidden="0" w:uiPriority="62" w:unhideWhenUsed="0"/>
-    <w:lsdException w:name="Medium Shading 1 Accent 5" w:semiHidden="0" w:uiPriority="63" w:unhideWhenUsed="0"/>
-    <w:lsdException w:name="Medium Shading 2 Accent 5" w:semiHidden="0" w:uiPriority="64" w:unhideWhenUsed="0"/>
-    <w:lsdException w:name="Medium List 1 Accent 5" w:semiHidden="0" w:uiPriority="65" w:unhideWhenUsed="0"/>
-    <w:lsdException w:name="Medium List 2 Accent 5" w:semiHidden="0" w:uiPriority="66" w:unhideWhenUsed="0"/>
-    <w:lsdException w:name="Medium Grid 1 Accent 5" w:semiHidden="0" w:uiPriority="67" w:unhideWhenUsed="0"/>
-    <w:lsdException w:name="Medium Grid 2 Accent 5" w:semiHidden="0" w:uiPriority="68" w:unhideWhenUsed="0"/>
-    <w:lsdException w:name="Medium Grid 3 Accent 5" w:semiHidden="0" w:uiPriority="69" w:unhideWhenUsed="0"/>
-    <w:lsdException w:name="Dark List Accent 5" w:semiHidden="0" w:uiPriority="70" w:unhideWhenUsed="0"/>
-    <w:lsdException w:name="Colorful Shading Accent 5" w:semiHidden="0" w:uiPriority="71" w:unhideWhenUsed="0"/>
-    <w:lsdException w:name="Colorful List Accent 5" w:semiHidden="0" w:uiPriority="72" w:unhideWhenUsed="0"/>
-    <w:lsdException w:name="Colorful Grid Accent 5" w:semiHidden="0" w:uiPriority="73" w:unhideWhenUsed="0"/>
-    <w:lsdException w:name="Light Shading Accent 6" w:semiHidden="0" w:uiPriority="60" w:unhideWhenUsed="0"/>
-    <w:lsdException w:name="Light List Accent 6" w:semiHidden="0" w:uiPriority="61" w:unhideWhenUsed="0"/>
-    <w:lsdException w:name="Light Grid Accent 6" w:semiHidden="0" w:uiPriority="62" w:unhideWhenUsed="0"/>
-    <w:lsdException w:name="Medium Shading 1 Accent 6" w:semiHidden="0" w:uiPriority="63" w:unhideWhenUsed="0"/>
-    <w:lsdException w:name="Medium Shading 2 Accent 6" w:semiHidden="0" w:uiPriority="64" w:unhideWhenUsed="0"/>
-    <w:lsdException w:name="Medium List 1 Accent 6" w:semiHidden="0" w:uiPriority="65" w:unhideWhenUsed="0"/>
-    <w:lsdException w:name="Medium List 2 Accent 6" w:semiHidden="0" w:uiPriority="66" w:unhideWhenUsed="0"/>
-    <w:lsdException w:name="Medium Grid 1 Accent 6" w:semiHidden="0" w:uiPriority="67" w:unhideWhenUsed="0"/>
-    <w:lsdException w:name="Medium Grid 2 Accent 6" w:semiHidden="0" w:uiPriority="68" w:unhideWhenUsed="0"/>
-    <w:lsdException w:name="Medium Grid 3 Accent 6" w:semiHidden="0" w:uiPriority="69" w:unhideWhenUsed="0"/>
-    <w:lsdException w:name="Dark List Accent 6" w:semiHidden="0" w:uiPriority="70" w:unhideWhenUsed="0"/>
-    <w:lsdException w:name="Colorful Shading Accent 6" w:semiHidden="0" w:uiPriority="71" w:unhideWhenUsed="0"/>
-    <w:lsdException w:name="Colorful List Accent 6" w:semiHidden="0" w:uiPriority="72" w:unhideWhenUsed="0"/>
-    <w:lsdException w:name="Colorful Grid Accent 6" w:semiHidden="0" w:uiPriority="73" w:unhideWhenUsed="0"/>
-    <w:lsdException w:name="Subtle Emphasis" w:semiHidden="0" w:uiPriority="19" w:unhideWhenUsed="0" w:qFormat="1"/>
-    <w:lsdException w:name="Intense Emphasis" w:semiHidden="0" w:uiPriority="21" w:unhideWhenUsed="0" w:qFormat="1"/>
-    <w:lsdException w:name="Subtle Reference" w:semiHidden="0" w:uiPriority="31" w:unhideWhenUsed="0" w:qFormat="1"/>
-    <w:lsdException w:name="Intense Reference" w:semiHidden="0" w:uiPriority="32" w:unhideWhenUsed="0" w:qFormat="1"/>
-    <w:lsdException w:name="Book Title" w:semiHidden="0" w:uiPriority="33" w:unhideWhenUsed="0" w:qFormat="1"/>
-    <w:lsdException w:name="Bibliography" w:uiPriority="37"/>
-    <w:lsdException w:name="TOC Heading" w:uiPriority="39" w:qFormat="1"/>
+  <w:latentStyles w:defLockedState="0" w:defUIPriority="99" w:defSemiHidden="0" w:defUnhideWhenUsed="0" w:defQFormat="0" w:count="376">
+    <w:lsdException w:name="Normal" w:uiPriority="0" w:qFormat="1"/>
+    <w:lsdException w:name="heading 1" w:uiPriority="9" w:qFormat="1"/>
+    <w:lsdException w:name="heading 2" w:semiHidden="1" w:uiPriority="9" w:unhideWhenUsed="1" w:qFormat="1"/>
+    <w:lsdException w:name="heading 3" w:semiHidden="1" w:uiPriority="9" w:unhideWhenUsed="1" w:qFormat="1"/>
+    <w:lsdException w:name="heading 4" w:semiHidden="1" w:uiPriority="9" w:unhideWhenUsed="1" w:qFormat="1"/>
+    <w:lsdException w:name="heading 5" w:semiHidden="1" w:uiPriority="9" w:unhideWhenUsed="1" w:qFormat="1"/>
+    <w:lsdException w:name="heading 6" w:semiHidden="1" w:uiPriority="9" w:unhideWhenUsed="1" w:qFormat="1"/>
+    <w:lsdException w:name="heading 7" w:semiHidden="1" w:uiPriority="9" w:unhideWhenUsed="1" w:qFormat="1"/>
+    <w:lsdException w:name="heading 8" w:semiHidden="1" w:uiPriority="9" w:unhideWhenUsed="1" w:qFormat="1"/>
+    <w:lsdException w:name="heading 9" w:semiHidden="1" w:uiPriority="9" w:unhideWhenUsed="1" w:qFormat="1"/>
+    <w:lsdException w:name="index 1" w:semiHidden="1" w:unhideWhenUsed="1"/>
+    <w:lsdException w:name="index 2" w:semiHidden="1" w:unhideWhenUsed="1"/>
+    <w:lsdException w:name="index 3" w:semiHidden="1" w:unhideWhenUsed="1"/>
+    <w:lsdException w:name="index 4" w:semiHidden="1" w:unhideWhenUsed="1"/>
+    <w:lsdException w:name="index 5" w:semiHidden="1" w:unhideWhenUsed="1"/>
+    <w:lsdException w:name="index 6" w:semiHidden="1" w:unhideWhenUsed="1"/>
+    <w:lsdException w:name="index 7" w:semiHidden="1" w:unhideWhenUsed="1"/>
+    <w:lsdException w:name="index 8" w:semiHidden="1" w:unhideWhenUsed="1"/>
+    <w:lsdException w:name="index 9" w:semiHidden="1" w:unhideWhenUsed="1"/>
+    <w:lsdException w:name="toc 1" w:semiHidden="1" w:uiPriority="39" w:unhideWhenUsed="1"/>
+    <w:lsdException w:name="toc 2" w:semiHidden="1" w:uiPriority="39" w:unhideWhenUsed="1"/>
+    <w:lsdException w:name="toc 3" w:semiHidden="1" w:uiPriority="39" w:unhideWhenUsed="1"/>
+    <w:lsdException w:name="toc 4" w:semiHidden="1" w:uiPriority="39" w:unhideWhenUsed="1"/>
+    <w:lsdException w:name="toc 5" w:semiHidden="1" w:uiPriority="39" w:unhideWhenUsed="1"/>
+    <w:lsdException w:name="toc 6" w:semiHidden="1" w:uiPriority="39" w:unhideWhenUsed="1"/>
+    <w:lsdException w:name="toc 7" w:semiHidden="1" w:uiPriority="39" w:unhideWhenUsed="1"/>
+    <w:lsdException w:name="toc 8" w:semiHidden="1" w:uiPriority="39" w:unhideWhenUsed="1"/>
+    <w:lsdException w:name="toc 9" w:semiHidden="1" w:uiPriority="39" w:unhideWhenUsed="1"/>
+    <w:lsdException w:name="Normal Indent" w:semiHidden="1" w:unhideWhenUsed="1"/>
+    <w:lsdException w:name="footnote text" w:semiHidden="1" w:unhideWhenUsed="1"/>
+    <w:lsdException w:name="annotation text" w:semiHidden="1" w:unhideWhenUsed="1"/>
+    <w:lsdException w:name="header" w:semiHidden="1" w:unhideWhenUsed="1"/>
+    <w:lsdException w:name="footer" w:semiHidden="1" w:unhideWhenUsed="1"/>
+    <w:lsdException w:name="index heading" w:semiHidden="1" w:unhideWhenUsed="1"/>
+    <w:lsdException w:name="caption" w:semiHidden="1" w:uiPriority="35" w:unhideWhenUsed="1" w:qFormat="1"/>
+    <w:lsdException w:name="table of figures" w:semiHidden="1" w:unhideWhenUsed="1"/>
+    <w:lsdException w:name="envelope address" w:semiHidden="1" w:unhideWhenUsed="1"/>
+    <w:lsdException w:name="envelope return" w:semiHidden="1" w:unhideWhenUsed="1"/>
+    <w:lsdException w:name="footnote reference" w:semiHidden="1" w:unhideWhenUsed="1"/>
+    <w:lsdException w:name="annotation reference" w:semiHidden="1" w:unhideWhenUsed="1"/>
+    <w:lsdException w:name="line number" w:semiHidden="1" w:unhideWhenUsed="1"/>
+    <w:lsdException w:name="page number" w:semiHidden="1" w:unhideWhenUsed="1"/>
+    <w:lsdException w:name="endnote reference" w:semiHidden="1" w:unhideWhenUsed="1"/>
+    <w:lsdException w:name="endnote text" w:semiHidden="1" w:unhideWhenUsed="1"/>
+    <w:lsdException w:name="table of authorities" w:semiHidden="1" w:unhideWhenUsed="1"/>
+    <w:lsdException w:name="macro" w:semiHidden="1" w:unhideWhenUsed="1"/>
+    <w:lsdException w:name="toa heading" w:semiHidden="1" w:unhideWhenUsed="1"/>
+    <w:lsdException w:name="List" w:semiHidden="1" w:unhideWhenUsed="1"/>
+    <w:lsdException w:name="List Bullet" w:semiHidden="1" w:unhideWhenUsed="1"/>
+    <w:lsdException w:name="List Number" w:semiHidden="1" w:unhideWhenUsed="1"/>
+    <w:lsdException w:name="List 2" w:semiHidden="1" w:unhideWhenUsed="1"/>
+    <w:lsdException w:name="List 3" w:semiHidden="1" w:unhideWhenUsed="1"/>
+    <w:lsdException w:name="List 4" w:semiHidden="1" w:unhideWhenUsed="1"/>
+    <w:lsdException w:name="List 5" w:semiHidden="1" w:unhideWhenUsed="1"/>
+    <w:lsdException w:name="List Bullet 2" w:semiHidden="1" w:unhideWhenUsed="1"/>
+    <w:lsdException w:name="List Bullet 3" w:semiHidden="1" w:unhideWhenUsed="1"/>
+    <w:lsdException w:name="List Bullet 4" w:semiHidden="1" w:unhideWhenUsed="1"/>
+    <w:lsdException w:name="List Bullet 5" w:semiHidden="1" w:unhideWhenUsed="1"/>
+    <w:lsdException w:name="List Number 2" w:semiHidden="1" w:unhideWhenUsed="1"/>
+    <w:lsdException w:name="List Number 3" w:semiHidden="1" w:unhideWhenUsed="1"/>
+    <w:lsdException w:name="List Number 4" w:semiHidden="1" w:unhideWhenUsed="1"/>
+    <w:lsdException w:name="List Number 5" w:semiHidden="1" w:unhideWhenUsed="1"/>
+    <w:lsdException w:name="Title" w:uiPriority="10" w:qFormat="1"/>
+    <w:lsdException w:name="Closing" w:semiHidden="1" w:unhideWhenUsed="1"/>
+    <w:lsdException w:name="Signature" w:semiHidden="1" w:unhideWhenUsed="1"/>
+    <w:lsdException w:name="Default Paragraph Font" w:semiHidden="1" w:uiPriority="1" w:unhideWhenUsed="1"/>
+    <w:lsdException w:name="Body Text" w:semiHidden="1" w:unhideWhenUsed="1"/>
+    <w:lsdException w:name="Body Text Indent" w:semiHidden="1" w:unhideWhenUsed="1"/>
+    <w:lsdException w:name="List Continue" w:semiHidden="1" w:unhideWhenUsed="1"/>
+    <w:lsdException w:name="List Continue 2" w:semiHidden="1" w:unhideWhenUsed="1"/>
+    <w:lsdException w:name="List Continue 3" w:semiHidden="1" w:unhideWhenUsed="1"/>
+    <w:lsdException w:name="List Continue 4" w:semiHidden="1" w:unhideWhenUsed="1"/>
+    <w:lsdException w:name="List Continue 5" w:semiHidden="1" w:unhideWhenUsed="1"/>
+    <w:lsdException w:name="Message Header" w:semiHidden="1" w:unhideWhenUsed="1"/>
+    <w:lsdException w:name="Subtitle" w:uiPriority="11" w:qFormat="1"/>
+    <w:lsdException w:name="Salutation" w:semiHidden="1" w:unhideWhenUsed="1"/>
+    <w:lsdException w:name="Date" w:semiHidden="1" w:unhideWhenUsed="1"/>
+    <w:lsdException w:name="Body Text First Indent" w:semiHidden="1" w:unhideWhenUsed="1"/>
+    <w:lsdException w:name="Body Text First Indent 2" w:semiHidden="1" w:unhideWhenUsed="1"/>
+    <w:lsdException w:name="Note Heading" w:semiHidden="1" w:unhideWhenUsed="1"/>
+    <w:lsdException w:name="Body Text 2" w:semiHidden="1" w:unhideWhenUsed="1"/>
+    <w:lsdException w:name="Body Text 3" w:semiHidden="1" w:unhideWhenUsed="1"/>
+    <w:lsdException w:name="Body Text Indent 2" w:semiHidden="1" w:unhideWhenUsed="1"/>
+    <w:lsdException w:name="Body Text Indent 3" w:semiHidden="1" w:unhideWhenUsed="1"/>
+    <w:lsdException w:name="Block Text" w:semiHidden="1" w:unhideWhenUsed="1"/>
+    <w:lsdException w:name="Hyperlink" w:semiHidden="1" w:unhideWhenUsed="1"/>
+    <w:lsdException w:name="FollowedHyperlink" w:semiHidden="1" w:unhideWhenUsed="1"/>
+    <w:lsdException w:name="Strong" w:uiPriority="22" w:qFormat="1"/>
+    <w:lsdException w:name="Emphasis" w:uiPriority="20" w:qFormat="1"/>
+    <w:lsdException w:name="Document Map" w:semiHidden="1" w:unhideWhenUsed="1"/>
+    <w:lsdException w:name="Plain Text" w:semiHidden="1" w:unhideWhenUsed="1"/>
+    <w:lsdException w:name="E-mail Signature" w:semiHidden="1" w:unhideWhenUsed="1"/>
+    <w:lsdException w:name="HTML Top of Form" w:semiHidden="1" w:unhideWhenUsed="1"/>
+    <w:lsdException w:name="HTML Bottom of Form" w:semiHidden="1" w:unhideWhenUsed="1"/>
+    <w:lsdException w:name="Normal (Web)" w:semiHidden="1" w:unhideWhenUsed="1"/>
+    <w:lsdException w:name="HTML Acronym" w:semiHidden="1" w:unhideWhenUsed="1"/>
+    <w:lsdException w:name="HTML Address" w:semiHidden="1" w:unhideWhenUsed="1"/>
+    <w:lsdException w:name="HTML Cite" w:semiHidden="1" w:unhideWhenUsed="1"/>
+    <w:lsdException w:name="HTML Code" w:semiHidden="1" w:unhideWhenUsed="1"/>
+    <w:lsdException w:name="HTML Definition" w:semiHidden="1" w:unhideWhenUsed="1"/>
+    <w:lsdException w:name="HTML Keyboard" w:semiHidden="1" w:unhideWhenUsed="1"/>
+    <w:lsdException w:name="HTML Preformatted" w:semiHidden="1" w:unhideWhenUsed="1"/>
+    <w:lsdException w:name="HTML Sample" w:semiHidden="1" w:unhideWhenUsed="1"/>
+    <w:lsdException w:name="HTML Typewriter" w:semiHidden="1" w:unhideWhenUsed="1"/>
+    <w:lsdException w:name="HTML Variable" w:semiHidden="1" w:unhideWhenUsed="1"/>
+    <w:lsdException w:name="Normal Table" w:semiHidden="1" w:unhideWhenUsed="1"/>
+    <w:lsdException w:name="annotation subject" w:semiHidden="1" w:unhideWhenUsed="1"/>
+    <w:lsdException w:name="No List" w:semiHidden="1" w:unhideWhenUsed="1"/>
+    <w:lsdException w:name="Outline List 1" w:semiHidden="1" w:unhideWhenUsed="1"/>
+    <w:lsdException w:name="Outline List 2" w:semiHidden="1" w:unhideWhenUsed="1"/>
+    <w:lsdException w:name="Outline List 3" w:semiHidden="1" w:unhideWhenUsed="1"/>
+    <w:lsdException w:name="Table Simple 1" w:semiHidden="1" w:unhideWhenUsed="1"/>
+    <w:lsdException w:name="Table Simple 2" w:semiHidden="1" w:unhideWhenUsed="1"/>
+    <w:lsdException w:name="Table Simple 3" w:semiHidden="1" w:unhideWhenUsed="1"/>
+    <w:lsdException w:name="Table Classic 1" w:semiHidden="1" w:unhideWhenUsed="1"/>
+    <w:lsdException w:name="Table Classic 2" w:semiHidden="1" w:unhideWhenUsed="1"/>
+    <w:lsdException w:name="Table Classic 3" w:semiHidden="1" w:unhideWhenUsed="1"/>
+    <w:lsdException w:name="Table Classic 4" w:semiHidden="1" w:unhideWhenUsed="1"/>
+    <w:lsdException w:name="Table Colorful 1" w:semiHidden="1" w:unhideWhenUsed="1"/>
+    <w:lsdException w:name="Table Colorful 2" w:semiHidden="1" w:unhideWhenUsed="1"/>
+    <w:lsdException w:name="Table Colorful 3" w:semiHidden="1" w:unhideWhenUsed="1"/>
+    <w:lsdException w:name="Table Columns 1" w:semiHidden="1" w:unhideWhenUsed="1"/>
+    <w:lsdException w:name="Table Columns 2" w:semiHidden="1" w:unhideWhenUsed="1"/>
+    <w:lsdException w:name="Table Columns 3" w:semiHidden="1" w:unhideWhenUsed="1"/>
+    <w:lsdException w:name="Table Columns 4" w:semiHidden="1" w:unhideWhenUsed="1"/>
+    <w:lsdException w:name="Table Columns 5" w:semiHidden="1" w:unhideWhenUsed="1"/>
+    <w:lsdException w:name="Table Grid 1" w:semiHidden="1" w:unhideWhenUsed="1"/>
+    <w:lsdException w:name="Table Grid 2" w:semiHidden="1" w:unhideWhenUsed="1"/>
+    <w:lsdException w:name="Table Grid 3" w:semiHidden="1" w:unhideWhenUsed="1"/>
+    <w:lsdException w:name="Table Grid 4" w:semiHidden="1" w:unhideWhenUsed="1"/>
+    <w:lsdException w:name="Table Grid 5" w:semiHidden="1" w:unhideWhenUsed="1"/>
+    <w:lsdException w:name="Table Grid 6" w:semiHidden="1" w:unhideWhenUsed="1"/>
+    <w:lsdException w:name="Table Grid 7" w:semiHidden="1" w:unhideWhenUsed="1"/>
+    <w:lsdException w:name="Table Grid 8" w:semiHidden="1" w:unhideWhenUsed="1"/>
+    <w:lsdException w:name="Table List 1" w:semiHidden="1" w:unhideWhenUsed="1"/>
+    <w:lsdException w:name="Table List 2" w:semiHidden="1" w:unhideWhenUsed="1"/>
+    <w:lsdException w:name="Table List 3" w:semiHidden="1" w:unhideWhenUsed="1"/>
+    <w:lsdException w:name="Table List 4" w:semiHidden="1" w:unhideWhenUsed="1"/>
+    <w:lsdException w:name="Table List 5" w:semiHidden="1" w:unhideWhenUsed="1"/>
+    <w:lsdException w:name="Table List 6" w:semiHidden="1" w:unhideWhenUsed="1"/>
+    <w:lsdException w:name="Table List 7" w:semiHidden="1" w:unhideWhenUsed="1"/>
+    <w:lsdException w:name="Table List 8" w:semiHidden="1" w:unhideWhenUsed="1"/>
+    <w:lsdException w:name="Table 3D effects 1" w:semiHidden="1" w:unhideWhenUsed="1"/>
+    <w:lsdException w:name="Table 3D effects 2" w:semiHidden="1" w:unhideWhenUsed="1"/>
+    <w:lsdException w:name="Table 3D effects 3" w:semiHidden="1" w:unhideWhenUsed="1"/>
+    <w:lsdException w:name="Table Contemporary" w:semiHidden="1" w:unhideWhenUsed="1"/>
+    <w:lsdException w:name="Table Elegant" w:semiHidden="1" w:unhideWhenUsed="1"/>
+    <w:lsdException w:name="Table Professional" w:semiHidden="1" w:unhideWhenUsed="1"/>
+    <w:lsdException w:name="Table Subtle 1" w:semiHidden="1" w:unhideWhenUsed="1"/>
+    <w:lsdException w:name="Table Subtle 2" w:semiHidden="1" w:unhideWhenUsed="1"/>
+    <w:lsdException w:name="Table Web 1" w:semiHidden="1" w:unhideWhenUsed="1"/>
+    <w:lsdException w:name="Table Web 2" w:semiHidden="1" w:unhideWhenUsed="1"/>
+    <w:lsdException w:name="Table Web 3" w:semiHidden="1" w:unhideWhenUsed="1"/>
+    <w:lsdException w:name="Balloon Text" w:semiHidden="1" w:unhideWhenUsed="1"/>
+    <w:lsdException w:name="Table Grid" w:semiHidden="1" w:uiPriority="39" w:unhideWhenUsed="1"/>
+    <w:lsdException w:name="Table Theme" w:semiHidden="1" w:unhideWhenUsed="1"/>
+    <w:lsdException w:name="Placeholder Text" w:semiHidden="1"/>
+    <w:lsdException w:name="No Spacing" w:uiPriority="1" w:qFormat="1"/>
+    <w:lsdException w:name="Light Shading" w:uiPriority="60"/>
+    <w:lsdException w:name="Light List" w:uiPriority="61"/>
+    <w:lsdException w:name="Light Grid" w:uiPriority="62"/>
+    <w:lsdException w:name="Medium Shading 1" w:uiPriority="63"/>
+    <w:lsdException w:name="Medium Shading 2" w:uiPriority="64"/>
+    <w:lsdException w:name="Medium List 1" w:uiPriority="65"/>
+    <w:lsdException w:name="Medium List 2" w:uiPriority="66"/>
+    <w:lsdException w:name="Medium Grid 1" w:uiPriority="67"/>
+    <w:lsdException w:name="Medium Grid 2" w:uiPriority="68"/>
+    <w:lsdException w:name="Medium Grid 3" w:uiPriority="69"/>
+    <w:lsdException w:name="Dark List" w:uiPriority="70"/>
+    <w:lsdException w:name="Colorful Shading" w:uiPriority="71"/>
+    <w:lsdException w:name="Colorful List" w:uiPriority="72"/>
+    <w:lsdException w:name="Colorful Grid" w:uiPriority="73"/>
+    <w:lsdException w:name="Light Shading Accent 1" w:uiPriority="60"/>
+    <w:lsdException w:name="Light List Accent 1" w:uiPriority="61"/>
+    <w:lsdException w:name="Light Grid Accent 1" w:uiPriority="62"/>
+    <w:lsdException w:name="Medium Shading 1 Accent 1" w:uiPriority="63"/>
+    <w:lsdException w:name="Medium Shading 2 Accent 1" w:uiPriority="64"/>
+    <w:lsdException w:name="Medium List 1 Accent 1" w:uiPriority="65"/>
+    <w:lsdException w:name="Revision" w:semiHidden="1"/>
+    <w:lsdException w:name="List Paragraph" w:uiPriority="34" w:qFormat="1"/>
+    <w:lsdException w:name="Quote" w:uiPriority="29" w:qFormat="1"/>
+    <w:lsdException w:name="Intense Quote" w:uiPriority="30" w:qFormat="1"/>
+    <w:lsdException w:name="Medium List 2 Accent 1" w:uiPriority="66"/>
+    <w:lsdException w:name="Medium Grid 1 Accent 1" w:uiPriority="67"/>
+    <w:lsdException w:name="Medium Grid 2 Accent 1" w:uiPriority="68"/>
+    <w:lsdException w:name="Medium Grid 3 Accent 1" w:uiPriority="69"/>
+    <w:lsdException w:name="Dark List Accent 1" w:uiPriority="70"/>
+    <w:lsdException w:name="Colorful Shading Accent 1" w:uiPriority="71"/>
+    <w:lsdException w:name="Colorful List Accent 1" w:uiPriority="72"/>
+    <w:lsdException w:name="Colorful Grid Accent 1" w:uiPriority="73"/>
+    <w:lsdException w:name="Light Shading Accent 2" w:uiPriority="60"/>
+    <w:lsdException w:name="Light List Accent 2" w:uiPriority="61"/>
+    <w:lsdException w:name="Light Grid Accent 2" w:uiPriority="62"/>
+    <w:lsdException w:name="Medium Shading 1 Accent 2" w:uiPriority="63"/>
+    <w:lsdException w:name="Medium Shading 2 Accent 2" w:uiPriority="64"/>
+    <w:lsdException w:name="Medium List 1 Accent 2" w:uiPriority="65"/>
+    <w:lsdException w:name="Medium List 2 Accent 2" w:uiPriority="66"/>
+    <w:lsdException w:name="Medium Grid 1 Accent 2" w:uiPriority="67"/>
+    <w:lsdException w:name="Medium Grid 2 Accent 2" w:uiPriority="68"/>
+    <w:lsdException w:name="Medium Grid 3 Accent 2" w:uiPriority="69"/>
+    <w:lsdException w:name="Dark List Accent 2" w:uiPriority="70"/>
+    <w:lsdException w:name="Colorful Shading Accent 2" w:uiPriority="71"/>
+    <w:lsdException w:name="Colorful List Accent 2" w:uiPriority="72"/>
+    <w:lsdException w:name="Colorful Grid Accent 2" w:uiPriority="73"/>
+    <w:lsdException w:name="Light Shading Accent 3" w:uiPriority="60"/>
+    <w:lsdException w:name="Light List Accent 3" w:uiPriority="61"/>
+    <w:lsdException w:name="Light Grid Accent 3" w:uiPriority="62"/>
+    <w:lsdException w:name="Medium Shading 1 Accent 3" w:uiPriority="63"/>
+    <w:lsdException w:name="Medium Shading 2 Accent 3" w:uiPriority="64"/>
+    <w:lsdException w:name="Medium List 1 Accent 3" w:uiPriority="65"/>
+    <w:lsdException w:name="Medium List 2 Accent 3" w:uiPriority="66"/>
+    <w:lsdException w:name="Medium Grid 1 Accent 3" w:uiPriority="67"/>
+    <w:lsdException w:name="Medium Grid 2 Accent 3" w:uiPriority="68"/>
+    <w:lsdException w:name="Medium Grid 3 Accent 3" w:uiPriority="69"/>
+    <w:lsdException w:name="Dark List Accent 3" w:uiPriority="70"/>
+    <w:lsdException w:name="Colorful Shading Accent 3" w:uiPriority="71"/>
+    <w:lsdException w:name="Colorful List Accent 3" w:uiPriority="72"/>
+    <w:lsdException w:name="Colorful Grid Accent 3" w:uiPriority="73"/>
+    <w:lsdException w:name="Light Shading Accent 4" w:uiPriority="60"/>
+    <w:lsdException w:name="Light List Accent 4" w:uiPriority="61"/>
+    <w:lsdException w:name="Light Grid Accent 4" w:uiPriority="62"/>
+    <w:lsdException w:name="Medium Shading 1 Accent 4" w:uiPriority="63"/>
+    <w:lsdException w:name="Medium Shading 2 Accent 4" w:uiPriority="64"/>
+    <w:lsdException w:name="Medium List 1 Accent 4" w:uiPriority="65"/>
+    <w:lsdException w:name="Medium List 2 Accent 4" w:uiPriority="66"/>
+    <w:lsdException w:name="Medium Grid 1 Accent 4" w:uiPriority="67"/>
+    <w:lsdException w:name="Medium Grid 2 Accent 4" w:uiPriority="68"/>
+    <w:lsdException w:name="Medium Grid 3 Accent 4" w:uiPriority="69"/>
+    <w:lsdException w:name="Dark List Accent 4" w:uiPriority="70"/>
+    <w:lsdException w:name="Colorful Shading Accent 4" w:uiPriority="71"/>
+    <w:lsdException w:name="Colorful List Accent 4" w:uiPriority="72"/>
+    <w:lsdException w:name="Colorful Grid Accent 4" w:uiPriority="73"/>
+    <w:lsdException w:name="Light Shading Accent 5" w:uiPriority="60"/>
+    <w:lsdException w:name="Light List Accent 5" w:uiPriority="61"/>
+    <w:lsdException w:name="Light Grid Accent 5" w:uiPriority="62"/>
+    <w:lsdException w:name="Medium Shading 1 Accent 5" w:uiPriority="63"/>
+    <w:lsdException w:name="Medium Shading 2 Accent 5" w:uiPriority="64"/>
+    <w:lsdException w:name="Medium List 1 Accent 5" w:uiPriority="65"/>
+    <w:lsdException w:name="Medium List 2 Accent 5" w:uiPriority="66"/>
+    <w:lsdException w:name="Medium Grid 1 Accent 5" w:uiPriority="67"/>
+    <w:lsdException w:name="Medium Grid 2 Accent 5" w:uiPriority="68"/>
+    <w:lsdException w:name="Medium Grid 3 Accent 5" w:uiPriority="69"/>
+    <w:lsdException w:name="Dark List Accent 5" w:uiPriority="70"/>
+    <w:lsdException w:name="Colorful Shading Accent 5" w:uiPriority="71"/>
+    <w:lsdException w:name="Colorful List Accent 5" w:uiPriority="72"/>
+    <w:lsdException w:name="Colorful Grid Accent 5" w:uiPriority="73"/>
+    <w:lsdException w:name="Light Shading Accent 6" w:uiPriority="60"/>
+    <w:lsdException w:name="Light List Accent 6" w:uiPriority="61"/>
+    <w:lsdException w:name="Light Grid Accent 6" w:uiPriority="62"/>
+    <w:lsdException w:name="Medium Shading 1 Accent 6" w:uiPriority="63"/>
+    <w:lsdException w:name="Medium Shading 2 Accent 6" w:uiPriority="64"/>
+    <w:lsdException w:name="Medium List 1 Accent 6" w:uiPriority="65"/>
+    <w:lsdException w:name="Medium List 2 Accent 6" w:uiPriority="66"/>
+    <w:lsdException w:name="Medium Grid 1 Accent 6" w:uiPriority="67"/>
+    <w:lsdException w:name="Medium Grid 2 Accent 6" w:uiPriority="68"/>
+    <w:lsdException w:name="Medium Grid 3 Accent 6" w:uiPriority="69"/>
+    <w:lsdException w:name="Dark List Accent 6" w:uiPriority="70"/>
+    <w:lsdException w:name="Colorful Shading Accent 6" w:uiPriority="71"/>
+    <w:lsdException w:name="Colorful List Accent 6" w:uiPriority="72"/>
+    <w:lsdException w:name="Colorful Grid Accent 6" w:uiPriority="73"/>
+    <w:lsdException w:name="Subtle Emphasis" w:uiPriority="19" w:qFormat="1"/>
+    <w:lsdException w:name="Intense Emphasis" w:uiPriority="21" w:qFormat="1"/>
+    <w:lsdException w:name="Subtle Reference" w:uiPriority="31" w:qFormat="1"/>
+    <w:lsdException w:name="Intense Reference" w:uiPriority="32" w:qFormat="1"/>
+    <w:lsdException w:name="Book Title" w:uiPriority="33" w:qFormat="1"/>
+    <w:lsdException w:name="Bibliography" w:semiHidden="1" w:uiPriority="37" w:unhideWhenUsed="1"/>
+    <w:lsdException w:name="TOC Heading" w:semiHidden="1" w:uiPriority="39" w:unhideWhenUsed="1" w:qFormat="1"/>
+    <w:lsdException w:name="Plain Table 1" w:uiPriority="41"/>
+    <w:lsdException w:name="Plain Table 2" w:uiPriority="42"/>
+    <w:lsdException w:name="Plain Table 3" w:uiPriority="43"/>
+    <w:lsdException w:name="Plain Table 4" w:uiPriority="44"/>
+    <w:lsdException w:name="Plain Table 5" w:uiPriority="45"/>
+    <w:lsdException w:name="Grid Table Light" w:uiPriority="40"/>
+    <w:lsdException w:name="Grid Table 1 Light" w:uiPriority="46"/>
+    <w:lsdException w:name="Grid Table 2" w:uiPriority="47"/>
+    <w:lsdException w:name="Grid Table 3" w:uiPriority="48"/>
+    <w:lsdException w:name="Grid Table 4" w:uiPriority="49"/>
+    <w:lsdException w:name="Grid Table 5 Dark" w:uiPriority="50"/>
+    <w:lsdException w:name="Grid Table 6 Colorful" w:uiPriority="51"/>
+    <w:lsdException w:name="Grid Table 7 Colorful" w:uiPriority="52"/>
+    <w:lsdException w:name="Grid Table 1 Light Accent 1" w:uiPriority="46"/>
+    <w:lsdException w:name="Grid Table 2 Accent 1" w:uiPriority="47"/>
+    <w:lsdException w:name="Grid Table 3 Accent 1" w:uiPriority="48"/>
+    <w:lsdException w:name="Grid Table 4 Accent 1" w:uiPriority="49"/>
+    <w:lsdException w:name="Grid Table 5 Dark Accent 1" w:uiPriority="50"/>
+    <w:lsdException w:name="Grid Table 6 Colorful Accent 1" w:uiPriority="51"/>
+    <w:lsdException w:name="Grid Table 7 Colorful Accent 1" w:uiPriority="52"/>
+    <w:lsdException w:name="Grid Table 1 Light Accent 2" w:uiPriority="46"/>
+    <w:lsdException w:name="Grid Table 2 Accent 2" w:uiPriority="47"/>
+    <w:lsdException w:name="Grid Table 3 Accent 2" w:uiPriority="48"/>
+    <w:lsdException w:name="Grid Table 4 Accent 2" w:uiPriority="49"/>
+    <w:lsdException w:name="Grid Table 5 Dark Accent 2" w:uiPriority="50"/>
+    <w:lsdException w:name="Grid Table 6 Colorful Accent 2" w:uiPriority="51"/>
+    <w:lsdException w:name="Grid Table 7 Colorful Accent 2" w:uiPriority="52"/>
+    <w:lsdException w:name="Grid Table 1 Light Accent 3" w:uiPriority="46"/>
+    <w:lsdException w:name="Grid Table 2 Accent 3" w:uiPriority="47"/>
+    <w:lsdException w:name="Grid Table 3 Accent 3" w:uiPriority="48"/>
+    <w:lsdException w:name="Grid Table 4 Accent 3" w:uiPriority="49"/>
+    <w:lsdException w:name="Grid Table 5 Dark Accent 3" w:uiPriority="50"/>
+    <w:lsdException w:name="Grid Table 6 Colorful Accent 3" w:uiPriority="51"/>
+    <w:lsdException w:name="Grid Table 7 Colorful Accent 3" w:uiPriority="52"/>
+    <w:lsdException w:name="Grid Table 1 Light Accent 4" w:uiPriority="46"/>
+    <w:lsdException w:name="Grid Table 2 Accent 4" w:uiPriority="47"/>
+    <w:lsdException w:name="Grid Table 3 Accent 4" w:uiPriority="48"/>
+    <w:lsdException w:name="Grid Table 4 Accent 4" w:uiPriority="49"/>
+    <w:lsdException w:name="Grid Table 5 Dark Accent 4" w:uiPriority="50"/>
+    <w:lsdException w:name="Grid Table 6 Colorful Accent 4" w:uiPriority="51"/>
+    <w:lsdException w:name="Grid Table 7 Colorful Accent 4" w:uiPriority="52"/>
+    <w:lsdException w:name="Grid Table 1 Light Accent 5" w:uiPriority="46"/>
+    <w:lsdException w:name="Grid Table 2 Accent 5" w:uiPriority="47"/>
+    <w:lsdException w:name="Grid Table 3 Accent 5" w:uiPriority="48"/>
+    <w:lsdException w:name="Grid Table 4 Accent 5" w:uiPriority="49"/>
+    <w:lsdException w:name="Grid Table 5 Dark Accent 5" w:uiPriority="50"/>
+    <w:lsdException w:name="Grid Table 6 Colorful Accent 5" w:uiPriority="51"/>
+    <w:lsdException w:name="Grid Table 7 Colorful Accent 5" w:uiPriority="52"/>
+    <w:lsdException w:name="Grid Table 1 Light Accent 6" w:uiPriority="46"/>
+    <w:lsdException w:name="Grid Table 2 Accent 6" w:uiPriority="47"/>
+    <w:lsdException w:name="Grid Table 3 Accent 6" w:uiPriority="48"/>
+    <w:lsdException w:name="Grid Table 4 Accent 6" w:uiPriority="49"/>
+    <w:lsdException w:name="Grid Table 5 Dark Accent 6" w:uiPriority="50"/>
+    <w:lsdException w:name="Grid Table 6 Colorful Accent 6" w:uiPriority="51"/>
+    <w:lsdException w:name="Grid Table 7 Colorful Accent 6" w:uiPriority="52"/>
+    <w:lsdException w:name="List Table 1 Light" w:uiPriority="46"/>
+    <w:lsdException w:name="List Table 2" w:uiPriority="47"/>
+    <w:lsdException w:name="List Table 3" w:uiPriority="48"/>
+    <w:lsdException w:name="List Table 4" w:uiPriority="49"/>
+    <w:lsdException w:name="List Table 5 Dark" w:uiPriority="50"/>
+    <w:lsdException w:name="List Table 6 Colorful" w:uiPriority="51"/>
+    <w:lsdException w:name="List Table 7 Colorful" w:uiPriority="52"/>
+    <w:lsdException w:name="List Table 1 Light Accent 1" w:uiPriority="46"/>
+    <w:lsdException w:name="List Table 2 Accent 1" w:uiPriority="47"/>
+    <w:lsdException w:name="List Table 3 Accent 1" w:uiPriority="48"/>
+    <w:lsdException w:name="List Table 4 Accent 1" w:uiPriority="49"/>
+    <w:lsdException w:name="List Table 5 Dark Accent 1" w:uiPriority="50"/>
+    <w:lsdException w:name="List Table 6 Colorful Accent 1" w:uiPriority="51"/>
+    <w:lsdException w:name="List Table 7 Colorful Accent 1" w:uiPriority="52"/>
+    <w:lsdException w:name="List Table 1 Light Accent 2" w:uiPriority="46"/>
+    <w:lsdException w:name="List Table 2 Accent 2" w:uiPriority="47"/>
+    <w:lsdException w:name="List Table 3 Accent 2" w:uiPriority="48"/>
+    <w:lsdException w:name="List Table 4 Accent 2" w:uiPriority="49"/>
+    <w:lsdException w:name="List Table 5 Dark Accent 2" w:uiPriority="50"/>
+    <w:lsdException w:name="List Table 6 Colorful Accent 2" w:uiPriority="51"/>
+    <w:lsdException w:name="List Table 7 Colorful Accent 2" w:uiPriority="52"/>
+    <w:lsdException w:name="List Table 1 Light Accent 3" w:uiPriority="46"/>
+    <w:lsdException w:name="List Table 2 Accent 3" w:uiPriority="47"/>
+    <w:lsdException w:name="List Table 3 Accent 3" w:uiPriority="48"/>
+    <w:lsdException w:name="List Table 4 Accent 3" w:uiPriority="49"/>
+    <w:lsdException w:name="List Table 5 Dark Accent 3" w:uiPriority="50"/>
+    <w:lsdException w:name="List Table 6 Colorful Accent 3" w:uiPriority="51"/>
+    <w:lsdException w:name="List Table 7 Colorful Accent 3" w:uiPriority="52"/>
+    <w:lsdException w:name="List Table 1 Light Accent 4" w:uiPriority="46"/>
+    <w:lsdException w:name="List Table 2 Accent 4" w:uiPriority="47"/>
+    <w:lsdException w:name="List Table 3 Accent 4" w:uiPriority="48"/>
+    <w:lsdException w:name="List Table 4 Accent 4" w:uiPriority="49"/>
+    <w:lsdException w:name="List Table 5 Dark Accent 4" w:uiPriority="50"/>
+    <w:lsdException w:name="List Table 6 Colorful Accent 4" w:uiPriority="51"/>
+    <w:lsdException w:name="List Table 7 Colorful Accent 4" w:uiPriority="52"/>
+    <w:lsdException w:name="List Table 1 Light Accent 5" w:uiPriority="46"/>
+    <w:lsdException w:name="List Table 2 Accent 5" w:uiPriority="47"/>
+    <w:lsdException w:name="List Table 3 Accent 5" w:uiPriority="48"/>
+    <w:lsdException w:name="List Table 4 Accent 5" w:uiPriority="49"/>
+    <w:lsdException w:name="List Table 5 Dark Accent 5" w:uiPriority="50"/>
+    <w:lsdException w:name="List Table 6 Colorful Accent 5" w:uiPriority="51"/>
+    <w:lsdException w:name="List Table 7 Colorful Accent 5" w:uiPriority="52"/>
+    <w:lsdException w:name="List Table 1 Light Accent 6" w:uiPriority="46"/>
+    <w:lsdException w:name="List Table 2 Accent 6" w:uiPriority="47"/>
+    <w:lsdException w:name="List Table 3 Accent 6" w:uiPriority="48"/>
+    <w:lsdException w:name="List Table 4 Accent 6" w:uiPriority="49"/>
+    <w:lsdException w:name="List Table 5 Dark Accent 6" w:uiPriority="50"/>
+    <w:lsdException w:name="List Table 6 Colorful Accent 6" w:uiPriority="51"/>
+    <w:lsdException w:name="List Table 7 Colorful Accent 6" w:uiPriority="52"/>
+    <w:lsdException w:name="Mention" w:semiHidden="1" w:unhideWhenUsed="1"/>
+    <w:lsdException w:name="Smart Hyperlink" w:semiHidden="1" w:unhideWhenUsed="1"/>
+    <w:lsdException w:name="Hashtag" w:semiHidden="1" w:unhideWhenUsed="1"/>
+    <w:lsdException w:name="Unresolved Mention" w:semiHidden="1" w:unhideWhenUsed="1"/>
+    <w:lsdException w:name="Smart Link" w:semiHidden="1" w:unhideWhenUsed="1"/>
   </w:latentStyles>
   <w:style w:type="paragraph" w:default="1" w:styleId="a">
     <w:name w:val="Normal"/>
@@ -6626,8 +8047,8 @@
       <w:u w:val="single"/>
     </w:rPr>
   </w:style>
-  <w:style w:type="character" w:customStyle="1" w:styleId="UnresolvedMention">
-    <w:name w:val="Unresolved Mention"/>
+  <w:style w:type="character" w:customStyle="1" w:styleId="11">
+    <w:name w:val="Неразрешенное упоминание1"/>
     <w:basedOn w:val="a0"/>
     <w:uiPriority w:val="99"/>
     <w:semiHidden/>
@@ -6766,7 +8187,7 @@
       <w:lang w:eastAsia="ru-RU"/>
     </w:rPr>
   </w:style>
-  <w:style w:type="paragraph" w:styleId="11">
+  <w:style w:type="paragraph" w:styleId="12">
     <w:name w:val="toc 1"/>
     <w:basedOn w:val="a"/>
     <w:next w:val="a"/>
@@ -6843,585 +8264,1101 @@
 </w:styles>
 </file>
 
-<file path=word/stylesWithEffects.xml><?xml version="1.0" encoding="utf-8"?>
-<w:styles xmlns:wpc="http://schemas.microsoft.com/office/word/2010/wordprocessingCanvas" xmlns:mc="http://schemas.openxmlformats.org/markup-compatibility/2006" xmlns:o="urn:schemas-microsoft-com:office:office" xmlns:r="http://schemas.openxmlformats.org/officeDocument/2006/relationships" xmlns:m="http://schemas.openxmlformats.org/officeDocument/2006/math" xmlns:v="urn:schemas-microsoft-com:vml" xmlns:wp14="http://schemas.microsoft.com/office/word/2010/wordprocessingDrawing" xmlns:wp="http://schemas.openxmlformats.org/drawingml/2006/wordprocessingDrawing" xmlns:w10="urn:schemas-microsoft-com:office:word" xmlns:w="http://schemas.openxmlformats.org/wordprocessingml/2006/main" xmlns:w14="http://schemas.microsoft.com/office/word/2010/wordml" xmlns:wpg="http://schemas.microsoft.com/office/word/2010/wordprocessingGroup" xmlns:wpi="http://schemas.microsoft.com/office/word/2010/wordprocessingInk" xmlns:wne="http://schemas.microsoft.com/office/word/2006/wordml" xmlns:wps="http://schemas.microsoft.com/office/word/2010/wordprocessingShape" mc:Ignorable="w14 wp14">
-  <w:docDefaults>
-    <w:rPrDefault>
-      <w:rPr>
-        <w:rFonts w:asciiTheme="minorHAnsi" w:eastAsiaTheme="minorHAnsi" w:hAnsiTheme="minorHAnsi" w:cstheme="minorBidi"/>
-        <w:sz w:val="22"/>
-        <w:szCs w:val="22"/>
-        <w:lang w:val="ru-RU" w:eastAsia="en-US" w:bidi="ar-SA"/>
-      </w:rPr>
-    </w:rPrDefault>
-    <w:pPrDefault>
-      <w:pPr>
-        <w:spacing w:after="160" w:line="259" w:lineRule="auto"/>
-      </w:pPr>
-    </w:pPrDefault>
-  </w:docDefaults>
-  <w:latentStyles w:defLockedState="0" w:defUIPriority="99" w:defSemiHidden="1" w:defUnhideWhenUsed="1" w:defQFormat="0" w:count="267">
-    <w:lsdException w:name="Normal" w:semiHidden="0" w:uiPriority="0" w:unhideWhenUsed="0" w:qFormat="1"/>
-    <w:lsdException w:name="heading 1" w:semiHidden="0" w:uiPriority="9" w:unhideWhenUsed="0" w:qFormat="1"/>
-    <w:lsdException w:name="heading 2" w:uiPriority="9" w:qFormat="1"/>
-    <w:lsdException w:name="heading 3" w:uiPriority="9" w:qFormat="1"/>
-    <w:lsdException w:name="heading 4" w:uiPriority="9" w:qFormat="1"/>
-    <w:lsdException w:name="heading 5" w:uiPriority="9" w:qFormat="1"/>
-    <w:lsdException w:name="heading 6" w:uiPriority="9" w:qFormat="1"/>
-    <w:lsdException w:name="heading 7" w:uiPriority="9" w:qFormat="1"/>
-    <w:lsdException w:name="heading 8" w:uiPriority="9" w:qFormat="1"/>
-    <w:lsdException w:name="heading 9" w:uiPriority="9" w:qFormat="1"/>
-    <w:lsdException w:name="toc 1" w:uiPriority="39"/>
-    <w:lsdException w:name="toc 2" w:uiPriority="39"/>
-    <w:lsdException w:name="toc 3" w:uiPriority="39"/>
-    <w:lsdException w:name="toc 4" w:uiPriority="39"/>
-    <w:lsdException w:name="toc 5" w:uiPriority="39"/>
-    <w:lsdException w:name="toc 6" w:uiPriority="39"/>
-    <w:lsdException w:name="toc 7" w:uiPriority="39"/>
-    <w:lsdException w:name="toc 8" w:uiPriority="39"/>
-    <w:lsdException w:name="toc 9" w:uiPriority="39"/>
-    <w:lsdException w:name="caption" w:uiPriority="35" w:qFormat="1"/>
-    <w:lsdException w:name="Title" w:semiHidden="0" w:uiPriority="10" w:unhideWhenUsed="0" w:qFormat="1"/>
-    <w:lsdException w:name="Default Paragraph Font" w:uiPriority="1"/>
-    <w:lsdException w:name="Subtitle" w:semiHidden="0" w:uiPriority="11" w:unhideWhenUsed="0" w:qFormat="1"/>
-    <w:lsdException w:name="Strong" w:semiHidden="0" w:uiPriority="22" w:unhideWhenUsed="0" w:qFormat="1"/>
-    <w:lsdException w:name="Emphasis" w:semiHidden="0" w:uiPriority="20" w:unhideWhenUsed="0" w:qFormat="1"/>
-    <w:lsdException w:name="Table Grid" w:semiHidden="0" w:uiPriority="39" w:unhideWhenUsed="0"/>
-    <w:lsdException w:name="Placeholder Text" w:unhideWhenUsed="0"/>
-    <w:lsdException w:name="No Spacing" w:semiHidden="0" w:uiPriority="1" w:unhideWhenUsed="0" w:qFormat="1"/>
-    <w:lsdException w:name="Light Shading" w:semiHidden="0" w:uiPriority="60" w:unhideWhenUsed="0"/>
-    <w:lsdException w:name="Light List" w:semiHidden="0" w:uiPriority="61" w:unhideWhenUsed="0"/>
-    <w:lsdException w:name="Light Grid" w:semiHidden="0" w:uiPriority="62" w:unhideWhenUsed="0"/>
-    <w:lsdException w:name="Medium Shading 1" w:semiHidden="0" w:uiPriority="63" w:unhideWhenUsed="0"/>
-    <w:lsdException w:name="Medium Shading 2" w:semiHidden="0" w:uiPriority="64" w:unhideWhenUsed="0"/>
-    <w:lsdException w:name="Medium List 1" w:semiHidden="0" w:uiPriority="65" w:unhideWhenUsed="0"/>
-    <w:lsdException w:name="Medium List 2" w:semiHidden="0" w:uiPriority="66" w:unhideWhenUsed="0"/>
-    <w:lsdException w:name="Medium Grid 1" w:semiHidden="0" w:uiPriority="67" w:unhideWhenUsed="0"/>
-    <w:lsdException w:name="Medium Grid 2" w:semiHidden="0" w:uiPriority="68" w:unhideWhenUsed="0"/>
-    <w:lsdException w:name="Medium Grid 3" w:semiHidden="0" w:uiPriority="69" w:unhideWhenUsed="0"/>
-    <w:lsdException w:name="Dark List" w:semiHidden="0" w:uiPriority="70" w:unhideWhenUsed="0"/>
-    <w:lsdException w:name="Colorful Shading" w:semiHidden="0" w:uiPriority="71" w:unhideWhenUsed="0"/>
-    <w:lsdException w:name="Colorful List" w:semiHidden="0" w:uiPriority="72" w:unhideWhenUsed="0"/>
-    <w:lsdException w:name="Colorful Grid" w:semiHidden="0" w:uiPriority="73" w:unhideWhenUsed="0"/>
-    <w:lsdException w:name="Light Shading Accent 1" w:semiHidden="0" w:uiPriority="60" w:unhideWhenUsed="0"/>
-    <w:lsdException w:name="Light List Accent 1" w:semiHidden="0" w:uiPriority="61" w:unhideWhenUsed="0"/>
-    <w:lsdException w:name="Light Grid Accent 1" w:semiHidden="0" w:uiPriority="62" w:unhideWhenUsed="0"/>
-    <w:lsdException w:name="Medium Shading 1 Accent 1" w:semiHidden="0" w:uiPriority="63" w:unhideWhenUsed="0"/>
-    <w:lsdException w:name="Medium Shading 2 Accent 1" w:semiHidden="0" w:uiPriority="64" w:unhideWhenUsed="0"/>
-    <w:lsdException w:name="Medium List 1 Accent 1" w:semiHidden="0" w:uiPriority="65" w:unhideWhenUsed="0"/>
-    <w:lsdException w:name="Revision" w:unhideWhenUsed="0"/>
-    <w:lsdException w:name="List Paragraph" w:semiHidden="0" w:uiPriority="34" w:unhideWhenUsed="0" w:qFormat="1"/>
-    <w:lsdException w:name="Quote" w:semiHidden="0" w:uiPriority="29" w:unhideWhenUsed="0" w:qFormat="1"/>
-    <w:lsdException w:name="Intense Quote" w:semiHidden="0" w:uiPriority="30" w:unhideWhenUsed="0" w:qFormat="1"/>
-    <w:lsdException w:name="Medium List 2 Accent 1" w:semiHidden="0" w:uiPriority="66" w:unhideWhenUsed="0"/>
-    <w:lsdException w:name="Medium Grid 1 Accent 1" w:semiHidden="0" w:uiPriority="67" w:unhideWhenUsed="0"/>
-    <w:lsdException w:name="Medium Grid 2 Accent 1" w:semiHidden="0" w:uiPriority="68" w:unhideWhenUsed="0"/>
-    <w:lsdException w:name="Medium Grid 3 Accent 1" w:semiHidden="0" w:uiPriority="69" w:unhideWhenUsed="0"/>
-    <w:lsdException w:name="Dark List Accent 1" w:semiHidden="0" w:uiPriority="70" w:unhideWhenUsed="0"/>
-    <w:lsdException w:name="Colorful Shading Accent 1" w:semiHidden="0" w:uiPriority="71" w:unhideWhenUsed="0"/>
-    <w:lsdException w:name="Colorful List Accent 1" w:semiHidden="0" w:uiPriority="72" w:unhideWhenUsed="0"/>
-    <w:lsdException w:name="Colorful Grid Accent 1" w:semiHidden="0" w:uiPriority="73" w:unhideWhenUsed="0"/>
-    <w:lsdException w:name="Light Shading Accent 2" w:semiHidden="0" w:uiPriority="60" w:unhideWhenUsed="0"/>
-    <w:lsdException w:name="Light List Accent 2" w:semiHidden="0" w:uiPriority="61" w:unhideWhenUsed="0"/>
-    <w:lsdException w:name="Light Grid Accent 2" w:semiHidden="0" w:uiPriority="62" w:unhideWhenUsed="0"/>
-    <w:lsdException w:name="Medium Shading 1 Accent 2" w:semiHidden="0" w:uiPriority="63" w:unhideWhenUsed="0"/>
-    <w:lsdException w:name="Medium Shading 2 Accent 2" w:semiHidden="0" w:uiPriority="64" w:unhideWhenUsed="0"/>
-    <w:lsdException w:name="Medium List 1 Accent 2" w:semiHidden="0" w:uiPriority="65" w:unhideWhenUsed="0"/>
-    <w:lsdException w:name="Medium List 2 Accent 2" w:semiHidden="0" w:uiPriority="66" w:unhideWhenUsed="0"/>
-    <w:lsdException w:name="Medium Grid 1 Accent 2" w:semiHidden="0" w:uiPriority="67" w:unhideWhenUsed="0"/>
-    <w:lsdException w:name="Medium Grid 2 Accent 2" w:semiHidden="0" w:uiPriority="68" w:unhideWhenUsed="0"/>
-    <w:lsdException w:name="Medium Grid 3 Accent 2" w:semiHidden="0" w:uiPriority="69" w:unhideWhenUsed="0"/>
-    <w:lsdException w:name="Dark List Accent 2" w:semiHidden="0" w:uiPriority="70" w:unhideWhenUsed="0"/>
-    <w:lsdException w:name="Colorful Shading Accent 2" w:semiHidden="0" w:uiPriority="71" w:unhideWhenUsed="0"/>
-    <w:lsdException w:name="Colorful List Accent 2" w:semiHidden="0" w:uiPriority="72" w:unhideWhenUsed="0"/>
-    <w:lsdException w:name="Colorful Grid Accent 2" w:semiHidden="0" w:uiPriority="73" w:unhideWhenUsed="0"/>
-    <w:lsdException w:name="Light Shading Accent 3" w:semiHidden="0" w:uiPriority="60" w:unhideWhenUsed="0"/>
-    <w:lsdException w:name="Light List Accent 3" w:semiHidden="0" w:uiPriority="61" w:unhideWhenUsed="0"/>
-    <w:lsdException w:name="Light Grid Accent 3" w:semiHidden="0" w:uiPriority="62" w:unhideWhenUsed="0"/>
-    <w:lsdException w:name="Medium Shading 1 Accent 3" w:semiHidden="0" w:uiPriority="63" w:unhideWhenUsed="0"/>
-    <w:lsdException w:name="Medium Shading 2 Accent 3" w:semiHidden="0" w:uiPriority="64" w:unhideWhenUsed="0"/>
-    <w:lsdException w:name="Medium List 1 Accent 3" w:semiHidden="0" w:uiPriority="65" w:unhideWhenUsed="0"/>
-    <w:lsdException w:name="Medium List 2 Accent 3" w:semiHidden="0" w:uiPriority="66" w:unhideWhenUsed="0"/>
-    <w:lsdException w:name="Medium Grid 1 Accent 3" w:semiHidden="0" w:uiPriority="67" w:unhideWhenUsed="0"/>
-    <w:lsdException w:name="Medium Grid 2 Accent 3" w:semiHidden="0" w:uiPriority="68" w:unhideWhenUsed="0"/>
-    <w:lsdException w:name="Medium Grid 3 Accent 3" w:semiHidden="0" w:uiPriority="69" w:unhideWhenUsed="0"/>
-    <w:lsdException w:name="Dark List Accent 3" w:semiHidden="0" w:uiPriority="70" w:unhideWhenUsed="0"/>
-    <w:lsdException w:name="Colorful Shading Accent 3" w:semiHidden="0" w:uiPriority="71" w:unhideWhenUsed="0"/>
-    <w:lsdException w:name="Colorful List Accent 3" w:semiHidden="0" w:uiPriority="72" w:unhideWhenUsed="0"/>
-    <w:lsdException w:name="Colorful Grid Accent 3" w:semiHidden="0" w:uiPriority="73" w:unhideWhenUsed="0"/>
-    <w:lsdException w:name="Light Shading Accent 4" w:semiHidden="0" w:uiPriority="60" w:unhideWhenUsed="0"/>
-    <w:lsdException w:name="Light List Accent 4" w:semiHidden="0" w:uiPriority="61" w:unhideWhenUsed="0"/>
-    <w:lsdException w:name="Light Grid Accent 4" w:semiHidden="0" w:uiPriority="62" w:unhideWhenUsed="0"/>
-    <w:lsdException w:name="Medium Shading 1 Accent 4" w:semiHidden="0" w:uiPriority="63" w:unhideWhenUsed="0"/>
-    <w:lsdException w:name="Medium Shading 2 Accent 4" w:semiHidden="0" w:uiPriority="64" w:unhideWhenUsed="0"/>
-    <w:lsdException w:name="Medium List 1 Accent 4" w:semiHidden="0" w:uiPriority="65" w:unhideWhenUsed="0"/>
-    <w:lsdException w:name="Medium List 2 Accent 4" w:semiHidden="0" w:uiPriority="66" w:unhideWhenUsed="0"/>
-    <w:lsdException w:name="Medium Grid 1 Accent 4" w:semiHidden="0" w:uiPriority="67" w:unhideWhenUsed="0"/>
-    <w:lsdException w:name="Medium Grid 2 Accent 4" w:semiHidden="0" w:uiPriority="68" w:unhideWhenUsed="0"/>
-    <w:lsdException w:name="Medium Grid 3 Accent 4" w:semiHidden="0" w:uiPriority="69" w:unhideWhenUsed="0"/>
-    <w:lsdException w:name="Dark List Accent 4" w:semiHidden="0" w:uiPriority="70" w:unhideWhenUsed="0"/>
-    <w:lsdException w:name="Colorful Shading Accent 4" w:semiHidden="0" w:uiPriority="71" w:unhideWhenUsed="0"/>
-    <w:lsdException w:name="Colorful List Accent 4" w:semiHidden="0" w:uiPriority="72" w:unhideWhenUsed="0"/>
-    <w:lsdException w:name="Colorful Grid Accent 4" w:semiHidden="0" w:uiPriority="73" w:unhideWhenUsed="0"/>
-    <w:lsdException w:name="Light Shading Accent 5" w:semiHidden="0" w:uiPriority="60" w:unhideWhenUsed="0"/>
-    <w:lsdException w:name="Light List Accent 5" w:semiHidden="0" w:uiPriority="61" w:unhideWhenUsed="0"/>
-    <w:lsdException w:name="Light Grid Accent 5" w:semiHidden="0" w:uiPriority="62" w:unhideWhenUsed="0"/>
-    <w:lsdException w:name="Medium Shading 1 Accent 5" w:semiHidden="0" w:uiPriority="63" w:unhideWhenUsed="0"/>
-    <w:lsdException w:name="Medium Shading 2 Accent 5" w:semiHidden="0" w:uiPriority="64" w:unhideWhenUsed="0"/>
-    <w:lsdException w:name="Medium List 1 Accent 5" w:semiHidden="0" w:uiPriority="65" w:unhideWhenUsed="0"/>
-    <w:lsdException w:name="Medium List 2 Accent 5" w:semiHidden="0" w:uiPriority="66" w:unhideWhenUsed="0"/>
-    <w:lsdException w:name="Medium Grid 1 Accent 5" w:semiHidden="0" w:uiPriority="67" w:unhideWhenUsed="0"/>
-    <w:lsdException w:name="Medium Grid 2 Accent 5" w:semiHidden="0" w:uiPriority="68" w:unhideWhenUsed="0"/>
-    <w:lsdException w:name="Medium Grid 3 Accent 5" w:semiHidden="0" w:uiPriority="69" w:unhideWhenUsed="0"/>
-    <w:lsdException w:name="Dark List Accent 5" w:semiHidden="0" w:uiPriority="70" w:unhideWhenUsed="0"/>
-    <w:lsdException w:name="Colorful Shading Accent 5" w:semiHidden="0" w:uiPriority="71" w:unhideWhenUsed="0"/>
-    <w:lsdException w:name="Colorful List Accent 5" w:semiHidden="0" w:uiPriority="72" w:unhideWhenUsed="0"/>
-    <w:lsdException w:name="Colorful Grid Accent 5" w:semiHidden="0" w:uiPriority="73" w:unhideWhenUsed="0"/>
-    <w:lsdException w:name="Light Shading Accent 6" w:semiHidden="0" w:uiPriority="60" w:unhideWhenUsed="0"/>
-    <w:lsdException w:name="Light List Accent 6" w:semiHidden="0" w:uiPriority="61" w:unhideWhenUsed="0"/>
-    <w:lsdException w:name="Light Grid Accent 6" w:semiHidden="0" w:uiPriority="62" w:unhideWhenUsed="0"/>
-    <w:lsdException w:name="Medium Shading 1 Accent 6" w:semiHidden="0" w:uiPriority="63" w:unhideWhenUsed="0"/>
-    <w:lsdException w:name="Medium Shading 2 Accent 6" w:semiHidden="0" w:uiPriority="64" w:unhideWhenUsed="0"/>
-    <w:lsdException w:name="Medium List 1 Accent 6" w:semiHidden="0" w:uiPriority="65" w:unhideWhenUsed="0"/>
-    <w:lsdException w:name="Medium List 2 Accent 6" w:semiHidden="0" w:uiPriority="66" w:unhideWhenUsed="0"/>
-    <w:lsdException w:name="Medium Grid 1 Accent 6" w:semiHidden="0" w:uiPriority="67" w:unhideWhenUsed="0"/>
-    <w:lsdException w:name="Medium Grid 2 Accent 6" w:semiHidden="0" w:uiPriority="68" w:unhideWhenUsed="0"/>
-    <w:lsdException w:name="Medium Grid 3 Accent 6" w:semiHidden="0" w:uiPriority="69" w:unhideWhenUsed="0"/>
-    <w:lsdException w:name="Dark List Accent 6" w:semiHidden="0" w:uiPriority="70" w:unhideWhenUsed="0"/>
-    <w:lsdException w:name="Colorful Shading Accent 6" w:semiHidden="0" w:uiPriority="71" w:unhideWhenUsed="0"/>
-    <w:lsdException w:name="Colorful List Accent 6" w:semiHidden="0" w:uiPriority="72" w:unhideWhenUsed="0"/>
-    <w:lsdException w:name="Colorful Grid Accent 6" w:semiHidden="0" w:uiPriority="73" w:unhideWhenUsed="0"/>
-    <w:lsdException w:name="Subtle Emphasis" w:semiHidden="0" w:uiPriority="19" w:unhideWhenUsed="0" w:qFormat="1"/>
-    <w:lsdException w:name="Intense Emphasis" w:semiHidden="0" w:uiPriority="21" w:unhideWhenUsed="0" w:qFormat="1"/>
-    <w:lsdException w:name="Subtle Reference" w:semiHidden="0" w:uiPriority="31" w:unhideWhenUsed="0" w:qFormat="1"/>
-    <w:lsdException w:name="Intense Reference" w:semiHidden="0" w:uiPriority="32" w:unhideWhenUsed="0" w:qFormat="1"/>
-    <w:lsdException w:name="Book Title" w:semiHidden="0" w:uiPriority="33" w:unhideWhenUsed="0" w:qFormat="1"/>
-    <w:lsdException w:name="Bibliography" w:uiPriority="37"/>
-    <w:lsdException w:name="TOC Heading" w:uiPriority="39" w:qFormat="1"/>
-  </w:latentStyles>
-  <w:style w:type="paragraph" w:default="1" w:styleId="a">
-    <w:name w:val="Normal"/>
-    <w:qFormat/>
-  </w:style>
-  <w:style w:type="paragraph" w:styleId="1">
-    <w:name w:val="heading 1"/>
-    <w:basedOn w:val="default1"/>
-    <w:next w:val="a"/>
-    <w:link w:val="10"/>
-    <w:uiPriority w:val="9"/>
-    <w:qFormat/>
-    <w:rsid w:val="00C25145"/>
-    <w:pPr>
-      <w:jc w:val="center"/>
-      <w:outlineLvl w:val="0"/>
-    </w:pPr>
-    <w:rPr>
-      <w:b/>
-      <w:bCs/>
-      <w:sz w:val="32"/>
-      <w:szCs w:val="32"/>
-    </w:rPr>
-  </w:style>
-  <w:style w:type="paragraph" w:styleId="3">
-    <w:name w:val="heading 3"/>
-    <w:basedOn w:val="a"/>
-    <w:link w:val="30"/>
-    <w:uiPriority w:val="9"/>
-    <w:qFormat/>
-    <w:rsid w:val="000E7A9D"/>
-    <w:pPr>
-      <w:spacing w:before="100" w:beforeAutospacing="1" w:after="100" w:afterAutospacing="1" w:line="240" w:lineRule="auto"/>
-      <w:outlineLvl w:val="2"/>
-    </w:pPr>
-    <w:rPr>
-      <w:rFonts w:ascii="Times New Roman" w:eastAsia="Times New Roman" w:hAnsi="Times New Roman" w:cs="Times New Roman"/>
-      <w:b/>
-      <w:bCs/>
-      <w:sz w:val="27"/>
-      <w:szCs w:val="27"/>
-      <w:lang w:eastAsia="ru-RU"/>
-    </w:rPr>
-  </w:style>
-  <w:style w:type="paragraph" w:styleId="4">
-    <w:name w:val="heading 4"/>
-    <w:basedOn w:val="a"/>
-    <w:link w:val="40"/>
-    <w:uiPriority w:val="9"/>
-    <w:qFormat/>
-    <w:rsid w:val="000E7A9D"/>
-    <w:pPr>
-      <w:spacing w:before="100" w:beforeAutospacing="1" w:after="100" w:afterAutospacing="1" w:line="240" w:lineRule="auto"/>
-      <w:outlineLvl w:val="3"/>
-    </w:pPr>
-    <w:rPr>
-      <w:rFonts w:ascii="Times New Roman" w:eastAsia="Times New Roman" w:hAnsi="Times New Roman" w:cs="Times New Roman"/>
-      <w:b/>
-      <w:bCs/>
-      <w:sz w:val="24"/>
-      <w:szCs w:val="24"/>
-      <w:lang w:eastAsia="ru-RU"/>
-    </w:rPr>
-  </w:style>
-  <w:style w:type="paragraph" w:styleId="5">
-    <w:name w:val="heading 5"/>
-    <w:basedOn w:val="a"/>
-    <w:next w:val="a"/>
-    <w:link w:val="50"/>
-    <w:uiPriority w:val="9"/>
-    <w:semiHidden/>
-    <w:unhideWhenUsed/>
-    <w:qFormat/>
-    <w:rsid w:val="009266E2"/>
-    <w:pPr>
-      <w:keepNext/>
-      <w:keepLines/>
-      <w:spacing w:before="40" w:after="0"/>
-      <w:outlineLvl w:val="4"/>
-    </w:pPr>
-    <w:rPr>
-      <w:rFonts w:asciiTheme="majorHAnsi" w:eastAsiaTheme="majorEastAsia" w:hAnsiTheme="majorHAnsi" w:cstheme="majorBidi"/>
-      <w:color w:val="2F5496" w:themeColor="accent1" w:themeShade="BF"/>
-    </w:rPr>
-  </w:style>
-  <w:style w:type="character" w:default="1" w:styleId="a0">
-    <w:name w:val="Default Paragraph Font"/>
-    <w:uiPriority w:val="1"/>
-    <w:semiHidden/>
-    <w:unhideWhenUsed/>
-  </w:style>
-  <w:style w:type="table" w:default="1" w:styleId="a1">
-    <w:name w:val="Normal Table"/>
-    <w:uiPriority w:val="99"/>
-    <w:semiHidden/>
-    <w:unhideWhenUsed/>
-    <w:tblPr>
-      <w:tblInd w:w="0" w:type="dxa"/>
-      <w:tblCellMar>
-        <w:top w:w="0" w:type="dxa"/>
-        <w:left w:w="108" w:type="dxa"/>
-        <w:bottom w:w="0" w:type="dxa"/>
-        <w:right w:w="108" w:type="dxa"/>
-      </w:tblCellMar>
-    </w:tblPr>
-  </w:style>
-  <w:style w:type="numbering" w:default="1" w:styleId="a2">
-    <w:name w:val="No List"/>
-    <w:uiPriority w:val="99"/>
-    <w:semiHidden/>
-    <w:unhideWhenUsed/>
-  </w:style>
-  <w:style w:type="character" w:customStyle="1" w:styleId="30">
-    <w:name w:val="Заголовок 3 Знак"/>
-    <w:basedOn w:val="a0"/>
-    <w:link w:val="3"/>
-    <w:uiPriority w:val="9"/>
-    <w:rsid w:val="000E7A9D"/>
-    <w:rPr>
-      <w:rFonts w:ascii="Times New Roman" w:eastAsia="Times New Roman" w:hAnsi="Times New Roman" w:cs="Times New Roman"/>
-      <w:b/>
-      <w:bCs/>
-      <w:sz w:val="27"/>
-      <w:szCs w:val="27"/>
-      <w:lang w:eastAsia="ru-RU"/>
-    </w:rPr>
-  </w:style>
-  <w:style w:type="character" w:customStyle="1" w:styleId="40">
-    <w:name w:val="Заголовок 4 Знак"/>
-    <w:basedOn w:val="a0"/>
-    <w:link w:val="4"/>
-    <w:uiPriority w:val="9"/>
-    <w:rsid w:val="000E7A9D"/>
-    <w:rPr>
-      <w:rFonts w:ascii="Times New Roman" w:eastAsia="Times New Roman" w:hAnsi="Times New Roman" w:cs="Times New Roman"/>
-      <w:b/>
-      <w:bCs/>
-      <w:sz w:val="24"/>
-      <w:szCs w:val="24"/>
-      <w:lang w:eastAsia="ru-RU"/>
-    </w:rPr>
-  </w:style>
-  <w:style w:type="paragraph" w:customStyle="1" w:styleId="default1">
-    <w:name w:val="default1"/>
-    <w:basedOn w:val="a"/>
-    <w:link w:val="default10"/>
-    <w:qFormat/>
-    <w:rsid w:val="00061F73"/>
-    <w:pPr>
-      <w:spacing w:after="0" w:line="360" w:lineRule="auto"/>
-      <w:ind w:firstLine="567"/>
-      <w:jc w:val="both"/>
-    </w:pPr>
-    <w:rPr>
-      <w:rFonts w:ascii="Times New Roman" w:hAnsi="Times New Roman" w:cs="Times New Roman"/>
-      <w:sz w:val="28"/>
-      <w:szCs w:val="28"/>
-    </w:rPr>
-  </w:style>
-  <w:style w:type="character" w:styleId="a3">
-    <w:name w:val="Strong"/>
-    <w:basedOn w:val="a0"/>
-    <w:uiPriority w:val="22"/>
-    <w:qFormat/>
-    <w:rsid w:val="003564F0"/>
-    <w:rPr>
-      <w:b/>
-      <w:bCs/>
-    </w:rPr>
-  </w:style>
-  <w:style w:type="character" w:customStyle="1" w:styleId="default10">
-    <w:name w:val="default1 Знак"/>
-    <w:basedOn w:val="a0"/>
-    <w:link w:val="default1"/>
-    <w:rsid w:val="00061F73"/>
-    <w:rPr>
-      <w:rFonts w:ascii="Times New Roman" w:hAnsi="Times New Roman" w:cs="Times New Roman"/>
-      <w:sz w:val="28"/>
-      <w:szCs w:val="28"/>
-    </w:rPr>
-  </w:style>
-  <w:style w:type="paragraph" w:styleId="a4">
-    <w:name w:val="Normal (Web)"/>
-    <w:basedOn w:val="a"/>
-    <w:uiPriority w:val="99"/>
-    <w:semiHidden/>
-    <w:unhideWhenUsed/>
-    <w:rsid w:val="00071EC9"/>
-    <w:pPr>
-      <w:spacing w:before="100" w:beforeAutospacing="1" w:after="100" w:afterAutospacing="1" w:line="240" w:lineRule="auto"/>
-    </w:pPr>
-    <w:rPr>
-      <w:rFonts w:ascii="Times New Roman" w:eastAsia="Times New Roman" w:hAnsi="Times New Roman" w:cs="Times New Roman"/>
-      <w:sz w:val="24"/>
-      <w:szCs w:val="24"/>
-      <w:lang w:eastAsia="ru-RU"/>
-    </w:rPr>
-  </w:style>
-  <w:style w:type="character" w:styleId="a5">
-    <w:name w:val="Hyperlink"/>
-    <w:basedOn w:val="a0"/>
-    <w:uiPriority w:val="99"/>
-    <w:unhideWhenUsed/>
-    <w:rsid w:val="0076298D"/>
-    <w:rPr>
-      <w:color w:val="0563C1" w:themeColor="hyperlink"/>
-      <w:u w:val="single"/>
-    </w:rPr>
-  </w:style>
-  <w:style w:type="character" w:customStyle="1" w:styleId="UnresolvedMention">
-    <w:name w:val="Unresolved Mention"/>
-    <w:basedOn w:val="a0"/>
-    <w:uiPriority w:val="99"/>
-    <w:semiHidden/>
-    <w:unhideWhenUsed/>
-    <w:rsid w:val="0076298D"/>
-    <w:rPr>
-      <w:color w:val="605E5C"/>
-      <w:shd w:val="clear" w:color="auto" w:fill="E1DFDD"/>
-    </w:rPr>
-  </w:style>
-  <w:style w:type="character" w:customStyle="1" w:styleId="10">
-    <w:name w:val="Заголовок 1 Знак"/>
-    <w:basedOn w:val="a0"/>
-    <w:link w:val="1"/>
-    <w:uiPriority w:val="9"/>
-    <w:rsid w:val="00C25145"/>
-    <w:rPr>
-      <w:rFonts w:ascii="Times New Roman" w:hAnsi="Times New Roman" w:cs="Times New Roman"/>
-      <w:b/>
-      <w:bCs/>
-      <w:sz w:val="32"/>
-      <w:szCs w:val="32"/>
-    </w:rPr>
-  </w:style>
-  <w:style w:type="paragraph" w:styleId="a6">
-    <w:name w:val="Body Text"/>
-    <w:basedOn w:val="a"/>
-    <w:link w:val="a7"/>
-    <w:uiPriority w:val="99"/>
-    <w:rsid w:val="00094BFE"/>
-    <w:pPr>
-      <w:widowControl w:val="0"/>
-      <w:autoSpaceDE w:val="0"/>
-      <w:autoSpaceDN w:val="0"/>
-      <w:adjustRightInd w:val="0"/>
-      <w:spacing w:before="1200" w:after="0" w:line="240" w:lineRule="auto"/>
-      <w:jc w:val="center"/>
-    </w:pPr>
-    <w:rPr>
-      <w:rFonts w:ascii="Times New Roman" w:eastAsia="Times New Roman" w:hAnsi="Times New Roman" w:cs="Times New Roman"/>
-      <w:sz w:val="28"/>
-      <w:szCs w:val="28"/>
-      <w:lang w:eastAsia="ru-RU"/>
-    </w:rPr>
-  </w:style>
-  <w:style w:type="character" w:customStyle="1" w:styleId="a7">
-    <w:name w:val="Основной текст Знак"/>
-    <w:basedOn w:val="a0"/>
-    <w:link w:val="a6"/>
-    <w:uiPriority w:val="99"/>
-    <w:rsid w:val="00094BFE"/>
-    <w:rPr>
-      <w:rFonts w:ascii="Times New Roman" w:eastAsia="Times New Roman" w:hAnsi="Times New Roman" w:cs="Times New Roman"/>
-      <w:sz w:val="28"/>
-      <w:szCs w:val="28"/>
-      <w:lang w:eastAsia="ru-RU"/>
-    </w:rPr>
-  </w:style>
-  <w:style w:type="character" w:customStyle="1" w:styleId="50">
-    <w:name w:val="Заголовок 5 Знак"/>
-    <w:basedOn w:val="a0"/>
-    <w:link w:val="5"/>
-    <w:uiPriority w:val="9"/>
-    <w:semiHidden/>
-    <w:rsid w:val="009266E2"/>
-    <w:rPr>
-      <w:rFonts w:asciiTheme="majorHAnsi" w:eastAsiaTheme="majorEastAsia" w:hAnsiTheme="majorHAnsi" w:cstheme="majorBidi"/>
-      <w:color w:val="2F5496" w:themeColor="accent1" w:themeShade="BF"/>
-    </w:rPr>
-  </w:style>
-  <w:style w:type="paragraph" w:styleId="a8">
-    <w:name w:val="header"/>
-    <w:basedOn w:val="a"/>
-    <w:link w:val="a9"/>
-    <w:uiPriority w:val="99"/>
-    <w:unhideWhenUsed/>
-    <w:rsid w:val="009B5F3A"/>
-    <w:pPr>
-      <w:tabs>
-        <w:tab w:val="center" w:pos="4677"/>
-        <w:tab w:val="right" w:pos="9355"/>
-      </w:tabs>
-      <w:spacing w:after="0" w:line="240" w:lineRule="auto"/>
-    </w:pPr>
-  </w:style>
-  <w:style w:type="character" w:customStyle="1" w:styleId="a9">
-    <w:name w:val="Верхний колонтитул Знак"/>
-    <w:basedOn w:val="a0"/>
-    <w:link w:val="a8"/>
-    <w:uiPriority w:val="99"/>
-    <w:rsid w:val="009B5F3A"/>
-  </w:style>
-  <w:style w:type="paragraph" w:styleId="aa">
-    <w:name w:val="footer"/>
-    <w:basedOn w:val="a"/>
-    <w:link w:val="ab"/>
-    <w:uiPriority w:val="99"/>
-    <w:unhideWhenUsed/>
-    <w:rsid w:val="009B5F3A"/>
-    <w:pPr>
-      <w:tabs>
-        <w:tab w:val="center" w:pos="4677"/>
-        <w:tab w:val="right" w:pos="9355"/>
-      </w:tabs>
-      <w:spacing w:after="0" w:line="240" w:lineRule="auto"/>
-    </w:pPr>
-  </w:style>
-  <w:style w:type="character" w:customStyle="1" w:styleId="ab">
-    <w:name w:val="Нижний колонтитул Знак"/>
-    <w:basedOn w:val="a0"/>
-    <w:link w:val="aa"/>
-    <w:uiPriority w:val="99"/>
-    <w:rsid w:val="009B5F3A"/>
-  </w:style>
-  <w:style w:type="paragraph" w:styleId="ac">
-    <w:name w:val="TOC Heading"/>
-    <w:basedOn w:val="1"/>
-    <w:next w:val="a"/>
-    <w:uiPriority w:val="39"/>
-    <w:unhideWhenUsed/>
-    <w:qFormat/>
-    <w:rsid w:val="009B5F3A"/>
-    <w:pPr>
-      <w:keepNext/>
-      <w:keepLines/>
-      <w:spacing w:before="240" w:line="259" w:lineRule="auto"/>
-      <w:ind w:firstLine="0"/>
-      <w:jc w:val="left"/>
-      <w:outlineLvl w:val="9"/>
-    </w:pPr>
-    <w:rPr>
-      <w:rFonts w:asciiTheme="majorHAnsi" w:eastAsiaTheme="majorEastAsia" w:hAnsiTheme="majorHAnsi" w:cstheme="majorBidi"/>
-      <w:b w:val="0"/>
-      <w:bCs w:val="0"/>
-      <w:color w:val="2F5496" w:themeColor="accent1" w:themeShade="BF"/>
-      <w:lang w:eastAsia="ru-RU"/>
-    </w:rPr>
-  </w:style>
-  <w:style w:type="paragraph" w:styleId="11">
-    <w:name w:val="toc 1"/>
-    <w:basedOn w:val="a"/>
-    <w:next w:val="a"/>
-    <w:autoRedefine/>
-    <w:uiPriority w:val="39"/>
-    <w:unhideWhenUsed/>
-    <w:rsid w:val="009B5F3A"/>
-    <w:pPr>
-      <w:spacing w:after="100"/>
-    </w:pPr>
-  </w:style>
-  <w:style w:type="paragraph" w:styleId="31">
-    <w:name w:val="toc 3"/>
-    <w:basedOn w:val="a"/>
-    <w:next w:val="a"/>
-    <w:autoRedefine/>
-    <w:uiPriority w:val="39"/>
-    <w:unhideWhenUsed/>
-    <w:rsid w:val="009B5F3A"/>
-    <w:pPr>
-      <w:spacing w:after="100"/>
-      <w:ind w:left="440"/>
-    </w:pPr>
-  </w:style>
-  <w:style w:type="table" w:styleId="ad">
-    <w:name w:val="Table Grid"/>
-    <w:basedOn w:val="a1"/>
-    <w:uiPriority w:val="39"/>
-    <w:rsid w:val="001177CF"/>
-    <w:pPr>
-      <w:spacing w:after="0" w:line="240" w:lineRule="auto"/>
-    </w:pPr>
-    <w:tblPr>
-      <w:tblBorders>
-        <w:top w:val="single" w:sz="4" w:space="0" w:color="auto"/>
-        <w:left w:val="single" w:sz="4" w:space="0" w:color="auto"/>
-        <w:bottom w:val="single" w:sz="4" w:space="0" w:color="auto"/>
-        <w:right w:val="single" w:sz="4" w:space="0" w:color="auto"/>
-        <w:insideH w:val="single" w:sz="4" w:space="0" w:color="auto"/>
-        <w:insideV w:val="single" w:sz="4" w:space="0" w:color="auto"/>
-      </w:tblBorders>
-    </w:tblPr>
-  </w:style>
-  <w:style w:type="paragraph" w:styleId="ae">
-    <w:name w:val="Balloon Text"/>
-    <w:basedOn w:val="a"/>
-    <w:link w:val="af"/>
-    <w:uiPriority w:val="99"/>
-    <w:semiHidden/>
-    <w:unhideWhenUsed/>
-    <w:rsid w:val="005B36C1"/>
-    <w:pPr>
-      <w:spacing w:after="0" w:line="240" w:lineRule="auto"/>
-    </w:pPr>
-    <w:rPr>
-      <w:rFonts w:ascii="Tahoma" w:hAnsi="Tahoma" w:cs="Tahoma"/>
-      <w:sz w:val="16"/>
-      <w:szCs w:val="16"/>
-    </w:rPr>
-  </w:style>
-  <w:style w:type="character" w:customStyle="1" w:styleId="af">
-    <w:name w:val="Текст выноски Знак"/>
-    <w:basedOn w:val="a0"/>
-    <w:link w:val="ae"/>
-    <w:uiPriority w:val="99"/>
-    <w:semiHidden/>
-    <w:rsid w:val="005B36C1"/>
-    <w:rPr>
-      <w:rFonts w:ascii="Tahoma" w:hAnsi="Tahoma" w:cs="Tahoma"/>
-      <w:sz w:val="16"/>
-      <w:szCs w:val="16"/>
-    </w:rPr>
-  </w:style>
-</w:styles>
+<file path=word/charts/chart1.xml><?xml version="1.0" encoding="utf-8"?>
+<c:chartSpace xmlns:c="http://schemas.openxmlformats.org/drawingml/2006/chart" xmlns:a="http://schemas.openxmlformats.org/drawingml/2006/main" xmlns:r="http://schemas.openxmlformats.org/officeDocument/2006/relationships" xmlns:c16r2="http://schemas.microsoft.com/office/drawing/2015/06/chart">
+  <c:date1904 val="0"/>
+  <c:lang val="ru-RU"/>
+  <c:roundedCorners val="0"/>
+  <mc:AlternateContent xmlns:mc="http://schemas.openxmlformats.org/markup-compatibility/2006">
+    <mc:Choice xmlns:c14="http://schemas.microsoft.com/office/drawing/2007/8/2/chart" Requires="c14">
+      <c14:style val="102"/>
+    </mc:Choice>
+    <mc:Fallback>
+      <c:style val="2"/>
+    </mc:Fallback>
+  </mc:AlternateContent>
+  <c:chart>
+    <c:title>
+      <c:tx>
+        <c:rich>
+          <a:bodyPr rot="0" spcFirstLastPara="1" vertOverflow="ellipsis" vert="horz" wrap="square" anchor="ctr" anchorCtr="1"/>
+          <a:lstStyle/>
+          <a:p>
+            <a:pPr>
+              <a:defRPr sz="1400" b="0" i="0" u="none" strike="noStrike" kern="1200" spc="0" baseline="0">
+                <a:solidFill>
+                  <a:schemeClr val="tx1">
+                    <a:lumMod val="65000"/>
+                    <a:lumOff val="35000"/>
+                  </a:schemeClr>
+                </a:solidFill>
+                <a:latin typeface="+mn-lt"/>
+                <a:ea typeface="+mn-ea"/>
+                <a:cs typeface="+mn-cs"/>
+              </a:defRPr>
+            </a:pPr>
+            <a:r>
+              <a:rPr lang="ru-RU"/>
+              <a:t>Сравнение</a:t>
+            </a:r>
+            <a:r>
+              <a:rPr lang="ru-RU" baseline="0"/>
+              <a:t> аналогов</a:t>
+            </a:r>
+            <a:endParaRPr lang="ru-RU"/>
+          </a:p>
+        </c:rich>
+      </c:tx>
+      <c:overlay val="0"/>
+      <c:spPr>
+        <a:noFill/>
+        <a:ln>
+          <a:noFill/>
+        </a:ln>
+        <a:effectLst/>
+      </c:spPr>
+      <c:txPr>
+        <a:bodyPr rot="0" spcFirstLastPara="1" vertOverflow="ellipsis" vert="horz" wrap="square" anchor="ctr" anchorCtr="1"/>
+        <a:lstStyle/>
+        <a:p>
+          <a:pPr>
+            <a:defRPr sz="1400" b="0" i="0" u="none" strike="noStrike" kern="1200" spc="0" baseline="0">
+              <a:solidFill>
+                <a:schemeClr val="tx1">
+                  <a:lumMod val="65000"/>
+                  <a:lumOff val="35000"/>
+                </a:schemeClr>
+              </a:solidFill>
+              <a:latin typeface="+mn-lt"/>
+              <a:ea typeface="+mn-ea"/>
+              <a:cs typeface="+mn-cs"/>
+            </a:defRPr>
+          </a:pPr>
+          <a:endParaRPr lang="ru-RU"/>
+        </a:p>
+      </c:txPr>
+    </c:title>
+    <c:autoTitleDeleted val="0"/>
+    <c:plotArea>
+      <c:layout/>
+      <c:scatterChart>
+        <c:scatterStyle val="lineMarker"/>
+        <c:varyColors val="0"/>
+        <c:ser>
+          <c:idx val="0"/>
+          <c:order val="0"/>
+          <c:spPr>
+            <a:ln w="19050" cap="rnd">
+              <a:noFill/>
+              <a:round/>
+            </a:ln>
+            <a:effectLst/>
+          </c:spPr>
+          <c:marker>
+            <c:symbol val="circle"/>
+            <c:size val="5"/>
+            <c:spPr>
+              <a:solidFill>
+                <a:schemeClr val="accent1"/>
+              </a:solidFill>
+              <a:ln w="9525">
+                <a:solidFill>
+                  <a:schemeClr val="accent1"/>
+                </a:solidFill>
+              </a:ln>
+              <a:effectLst/>
+            </c:spPr>
+          </c:marker>
+          <c:dLbls>
+            <c:dLbl>
+              <c:idx val="0"/>
+              <c:tx>
+                <c:rich>
+                  <a:bodyPr/>
+                  <a:lstStyle/>
+                  <a:p>
+                    <a:fld id="{B02A5A91-C32A-4995-B27F-E72EA874D597}" type="CELLRANGE">
+                      <a:rPr lang="en-US"/>
+                      <a:pPr/>
+                      <a:t>[ДИАПАЗОН ЯЧЕЕК]</a:t>
+                    </a:fld>
+                    <a:endParaRPr lang="ru-RU"/>
+                  </a:p>
+                </c:rich>
+              </c:tx>
+              <c:showLegendKey val="0"/>
+              <c:showVal val="0"/>
+              <c:showCatName val="0"/>
+              <c:showSerName val="0"/>
+              <c:showPercent val="0"/>
+              <c:showBubbleSize val="0"/>
+              <c:extLst>
+                <c:ext xmlns:c15="http://schemas.microsoft.com/office/drawing/2012/chart" uri="{CE6537A1-D6FC-4f65-9D91-7224C49458BB}">
+                  <c15:dlblFieldTable/>
+                  <c15:showDataLabelsRange val="1"/>
+                </c:ext>
+                <c:ext xmlns:c16="http://schemas.microsoft.com/office/drawing/2014/chart" uri="{C3380CC4-5D6E-409C-BE32-E72D297353CC}">
+                  <c16:uniqueId val="{00000000-C360-48F7-9DE4-FDC99ADC7182}"/>
+                </c:ext>
+              </c:extLst>
+            </c:dLbl>
+            <c:dLbl>
+              <c:idx val="1"/>
+              <c:tx>
+                <c:rich>
+                  <a:bodyPr/>
+                  <a:lstStyle/>
+                  <a:p>
+                    <a:fld id="{3B8D268A-75AA-4D96-8775-4BADBA368787}" type="CELLRANGE">
+                      <a:rPr lang="ru-RU"/>
+                      <a:pPr/>
+                      <a:t>[ДИАПАЗОН ЯЧЕЕК]</a:t>
+                    </a:fld>
+                    <a:endParaRPr lang="ru-RU"/>
+                  </a:p>
+                </c:rich>
+              </c:tx>
+              <c:showLegendKey val="0"/>
+              <c:showVal val="0"/>
+              <c:showCatName val="0"/>
+              <c:showSerName val="0"/>
+              <c:showPercent val="0"/>
+              <c:showBubbleSize val="0"/>
+              <c:extLst>
+                <c:ext xmlns:c15="http://schemas.microsoft.com/office/drawing/2012/chart" uri="{CE6537A1-D6FC-4f65-9D91-7224C49458BB}">
+                  <c15:dlblFieldTable/>
+                  <c15:xForSave val="1"/>
+                  <c15:showDataLabelsRange val="1"/>
+                </c:ext>
+                <c:ext xmlns:c16="http://schemas.microsoft.com/office/drawing/2014/chart" uri="{C3380CC4-5D6E-409C-BE32-E72D297353CC}">
+                  <c16:uniqueId val="{00000001-C360-48F7-9DE4-FDC99ADC7182}"/>
+                </c:ext>
+              </c:extLst>
+            </c:dLbl>
+            <c:dLbl>
+              <c:idx val="2"/>
+              <c:tx>
+                <c:rich>
+                  <a:bodyPr/>
+                  <a:lstStyle/>
+                  <a:p>
+                    <a:fld id="{E421D285-D3DE-4171-B0B1-671DD3A15C7A}" type="CELLRANGE">
+                      <a:rPr lang="ru-RU"/>
+                      <a:pPr/>
+                      <a:t>[ДИАПАЗОН ЯЧЕЕК]</a:t>
+                    </a:fld>
+                    <a:endParaRPr lang="ru-RU"/>
+                  </a:p>
+                </c:rich>
+              </c:tx>
+              <c:showLegendKey val="0"/>
+              <c:showVal val="0"/>
+              <c:showCatName val="0"/>
+              <c:showSerName val="0"/>
+              <c:showPercent val="0"/>
+              <c:showBubbleSize val="0"/>
+              <c:extLst>
+                <c:ext xmlns:c15="http://schemas.microsoft.com/office/drawing/2012/chart" uri="{CE6537A1-D6FC-4f65-9D91-7224C49458BB}">
+                  <c15:dlblFieldTable/>
+                  <c15:xForSave val="1"/>
+                  <c15:showDataLabelsRange val="1"/>
+                </c:ext>
+                <c:ext xmlns:c16="http://schemas.microsoft.com/office/drawing/2014/chart" uri="{C3380CC4-5D6E-409C-BE32-E72D297353CC}">
+                  <c16:uniqueId val="{00000002-C360-48F7-9DE4-FDC99ADC7182}"/>
+                </c:ext>
+              </c:extLst>
+            </c:dLbl>
+            <c:dLbl>
+              <c:idx val="3"/>
+              <c:tx>
+                <c:rich>
+                  <a:bodyPr/>
+                  <a:lstStyle/>
+                  <a:p>
+                    <a:fld id="{203625F4-904F-41CD-A350-3E6518E2150C}" type="CELLRANGE">
+                      <a:rPr lang="ru-RU"/>
+                      <a:pPr/>
+                      <a:t>[ДИАПАЗОН ЯЧЕЕК]</a:t>
+                    </a:fld>
+                    <a:endParaRPr lang="ru-RU"/>
+                  </a:p>
+                </c:rich>
+              </c:tx>
+              <c:showLegendKey val="0"/>
+              <c:showVal val="0"/>
+              <c:showCatName val="0"/>
+              <c:showSerName val="0"/>
+              <c:showPercent val="0"/>
+              <c:showBubbleSize val="0"/>
+              <c:extLst>
+                <c:ext xmlns:c15="http://schemas.microsoft.com/office/drawing/2012/chart" uri="{CE6537A1-D6FC-4f65-9D91-7224C49458BB}">
+                  <c15:dlblFieldTable/>
+                  <c15:xForSave val="1"/>
+                  <c15:showDataLabelsRange val="1"/>
+                </c:ext>
+                <c:ext xmlns:c16="http://schemas.microsoft.com/office/drawing/2014/chart" uri="{C3380CC4-5D6E-409C-BE32-E72D297353CC}">
+                  <c16:uniqueId val="{00000003-C360-48F7-9DE4-FDC99ADC7182}"/>
+                </c:ext>
+              </c:extLst>
+            </c:dLbl>
+            <c:spPr>
+              <a:noFill/>
+              <a:ln>
+                <a:noFill/>
+              </a:ln>
+              <a:effectLst/>
+            </c:spPr>
+            <c:txPr>
+              <a:bodyPr rot="0" spcFirstLastPara="1" vertOverflow="ellipsis" vert="horz" wrap="square" lIns="38100" tIns="19050" rIns="38100" bIns="19050" anchor="ctr" anchorCtr="1">
+                <a:spAutoFit/>
+              </a:bodyPr>
+              <a:lstStyle/>
+              <a:p>
+                <a:pPr>
+                  <a:defRPr sz="900" b="0" i="0" u="none" strike="noStrike" kern="1200" baseline="0">
+                    <a:solidFill>
+                      <a:schemeClr val="tx1">
+                        <a:lumMod val="75000"/>
+                        <a:lumOff val="25000"/>
+                      </a:schemeClr>
+                    </a:solidFill>
+                    <a:latin typeface="+mn-lt"/>
+                    <a:ea typeface="+mn-ea"/>
+                    <a:cs typeface="+mn-cs"/>
+                  </a:defRPr>
+                </a:pPr>
+                <a:endParaRPr lang="ru-RU"/>
+              </a:p>
+            </c:txPr>
+            <c:showLegendKey val="0"/>
+            <c:showVal val="0"/>
+            <c:showCatName val="0"/>
+            <c:showSerName val="0"/>
+            <c:showPercent val="0"/>
+            <c:showBubbleSize val="0"/>
+            <c:showLeaderLines val="0"/>
+            <c:extLst>
+              <c:ext xmlns:c15="http://schemas.microsoft.com/office/drawing/2012/chart" uri="{CE6537A1-D6FC-4f65-9D91-7224C49458BB}">
+                <c15:showDataLabelsRange val="1"/>
+                <c15:showLeaderLines val="1"/>
+                <c15:leaderLines>
+                  <c:spPr>
+                    <a:ln w="9525" cap="flat" cmpd="sng" algn="ctr">
+                      <a:solidFill>
+                        <a:schemeClr val="tx1">
+                          <a:lumMod val="35000"/>
+                          <a:lumOff val="65000"/>
+                        </a:schemeClr>
+                      </a:solidFill>
+                      <a:round/>
+                    </a:ln>
+                    <a:effectLst/>
+                  </c:spPr>
+                </c15:leaderLines>
+              </c:ext>
+            </c:extLst>
+          </c:dLbls>
+          <c:xVal>
+            <c:numRef>
+              <c:f>Лист1!$G$12:$G$15</c:f>
+              <c:numCache>
+                <c:formatCode>General</c:formatCode>
+                <c:ptCount val="4"/>
+                <c:pt idx="0">
+                  <c:v>3</c:v>
+                </c:pt>
+                <c:pt idx="1">
+                  <c:v>2</c:v>
+                </c:pt>
+                <c:pt idx="2">
+                  <c:v>3</c:v>
+                </c:pt>
+                <c:pt idx="3">
+                  <c:v>4</c:v>
+                </c:pt>
+              </c:numCache>
+            </c:numRef>
+          </c:xVal>
+          <c:yVal>
+            <c:numRef>
+              <c:f>Лист1!$H$12:$H$15</c:f>
+              <c:numCache>
+                <c:formatCode>General</c:formatCode>
+                <c:ptCount val="4"/>
+                <c:pt idx="0">
+                  <c:v>4</c:v>
+                </c:pt>
+                <c:pt idx="1">
+                  <c:v>3</c:v>
+                </c:pt>
+                <c:pt idx="2">
+                  <c:v>2</c:v>
+                </c:pt>
+                <c:pt idx="3">
+                  <c:v>6</c:v>
+                </c:pt>
+              </c:numCache>
+            </c:numRef>
+          </c:yVal>
+          <c:smooth val="0"/>
+          <c:extLst>
+            <c:ext xmlns:c15="http://schemas.microsoft.com/office/drawing/2012/chart" uri="{02D57815-91ED-43cb-92C2-25804820EDAC}">
+              <c15:datalabelsRange>
+                <c15:f>Лист1!$F$12:$F$15</c15:f>
+                <c15:dlblRangeCache>
+                  <c:ptCount val="4"/>
+                  <c:pt idx="0">
+                    <c:v>A</c:v>
+                  </c:pt>
+                  <c:pt idx="1">
+                    <c:v>B</c:v>
+                  </c:pt>
+                  <c:pt idx="2">
+                    <c:v>C</c:v>
+                  </c:pt>
+                  <c:pt idx="3">
+                    <c:v>D</c:v>
+                  </c:pt>
+                </c15:dlblRangeCache>
+              </c15:datalabelsRange>
+            </c:ext>
+            <c:ext xmlns:c16="http://schemas.microsoft.com/office/drawing/2014/chart" uri="{C3380CC4-5D6E-409C-BE32-E72D297353CC}">
+              <c16:uniqueId val="{00000004-C360-48F7-9DE4-FDC99ADC7182}"/>
+            </c:ext>
+          </c:extLst>
+        </c:ser>
+        <c:dLbls>
+          <c:showLegendKey val="0"/>
+          <c:showVal val="0"/>
+          <c:showCatName val="0"/>
+          <c:showSerName val="0"/>
+          <c:showPercent val="0"/>
+          <c:showBubbleSize val="0"/>
+        </c:dLbls>
+        <c:axId val="1259484783"/>
+        <c:axId val="1191819039"/>
+      </c:scatterChart>
+      <c:valAx>
+        <c:axId val="1259484783"/>
+        <c:scaling>
+          <c:orientation val="minMax"/>
+        </c:scaling>
+        <c:delete val="0"/>
+        <c:axPos val="b"/>
+        <c:majorGridlines>
+          <c:spPr>
+            <a:ln w="9525" cap="flat" cmpd="sng" algn="ctr">
+              <a:solidFill>
+                <a:schemeClr val="tx1">
+                  <a:lumMod val="15000"/>
+                  <a:lumOff val="85000"/>
+                </a:schemeClr>
+              </a:solidFill>
+              <a:round/>
+            </a:ln>
+            <a:effectLst/>
+          </c:spPr>
+        </c:majorGridlines>
+        <c:numFmt formatCode="General" sourceLinked="1"/>
+        <c:majorTickMark val="none"/>
+        <c:minorTickMark val="none"/>
+        <c:tickLblPos val="nextTo"/>
+        <c:spPr>
+          <a:noFill/>
+          <a:ln w="9525" cap="flat" cmpd="sng" algn="ctr">
+            <a:solidFill>
+              <a:schemeClr val="tx1">
+                <a:lumMod val="25000"/>
+                <a:lumOff val="75000"/>
+              </a:schemeClr>
+            </a:solidFill>
+            <a:round/>
+          </a:ln>
+          <a:effectLst/>
+        </c:spPr>
+        <c:txPr>
+          <a:bodyPr rot="-60000000" spcFirstLastPara="1" vertOverflow="ellipsis" vert="horz" wrap="square" anchor="ctr" anchorCtr="1"/>
+          <a:lstStyle/>
+          <a:p>
+            <a:pPr>
+              <a:defRPr sz="900" b="0" i="0" u="none" strike="noStrike" kern="1200" baseline="0">
+                <a:solidFill>
+                  <a:schemeClr val="tx1">
+                    <a:lumMod val="65000"/>
+                    <a:lumOff val="35000"/>
+                  </a:schemeClr>
+                </a:solidFill>
+                <a:latin typeface="+mn-lt"/>
+                <a:ea typeface="+mn-ea"/>
+                <a:cs typeface="+mn-cs"/>
+              </a:defRPr>
+            </a:pPr>
+            <a:endParaRPr lang="ru-RU"/>
+          </a:p>
+        </c:txPr>
+        <c:crossAx val="1191819039"/>
+        <c:crosses val="autoZero"/>
+        <c:crossBetween val="midCat"/>
+      </c:valAx>
+      <c:valAx>
+        <c:axId val="1191819039"/>
+        <c:scaling>
+          <c:orientation val="minMax"/>
+        </c:scaling>
+        <c:delete val="0"/>
+        <c:axPos val="l"/>
+        <c:majorGridlines>
+          <c:spPr>
+            <a:ln w="9525" cap="flat" cmpd="sng" algn="ctr">
+              <a:solidFill>
+                <a:schemeClr val="tx1">
+                  <a:lumMod val="15000"/>
+                  <a:lumOff val="85000"/>
+                </a:schemeClr>
+              </a:solidFill>
+              <a:round/>
+            </a:ln>
+            <a:effectLst/>
+          </c:spPr>
+        </c:majorGridlines>
+        <c:numFmt formatCode="General" sourceLinked="1"/>
+        <c:majorTickMark val="none"/>
+        <c:minorTickMark val="none"/>
+        <c:tickLblPos val="nextTo"/>
+        <c:spPr>
+          <a:noFill/>
+          <a:ln w="9525" cap="flat" cmpd="sng" algn="ctr">
+            <a:solidFill>
+              <a:schemeClr val="tx1">
+                <a:lumMod val="25000"/>
+                <a:lumOff val="75000"/>
+              </a:schemeClr>
+            </a:solidFill>
+            <a:round/>
+          </a:ln>
+          <a:effectLst/>
+        </c:spPr>
+        <c:txPr>
+          <a:bodyPr rot="-60000000" spcFirstLastPara="1" vertOverflow="ellipsis" vert="horz" wrap="square" anchor="ctr" anchorCtr="1"/>
+          <a:lstStyle/>
+          <a:p>
+            <a:pPr>
+              <a:defRPr sz="900" b="0" i="0" u="none" strike="noStrike" kern="1200" baseline="0">
+                <a:solidFill>
+                  <a:schemeClr val="tx1">
+                    <a:lumMod val="65000"/>
+                    <a:lumOff val="35000"/>
+                  </a:schemeClr>
+                </a:solidFill>
+                <a:latin typeface="+mn-lt"/>
+                <a:ea typeface="+mn-ea"/>
+                <a:cs typeface="+mn-cs"/>
+              </a:defRPr>
+            </a:pPr>
+            <a:endParaRPr lang="ru-RU"/>
+          </a:p>
+        </c:txPr>
+        <c:crossAx val="1259484783"/>
+        <c:crosses val="autoZero"/>
+        <c:crossBetween val="midCat"/>
+      </c:valAx>
+      <c:spPr>
+        <a:noFill/>
+        <a:ln>
+          <a:noFill/>
+        </a:ln>
+        <a:effectLst/>
+      </c:spPr>
+    </c:plotArea>
+    <c:plotVisOnly val="1"/>
+    <c:dispBlanksAs val="gap"/>
+    <c:showDLblsOverMax val="0"/>
+  </c:chart>
+  <c:spPr>
+    <a:solidFill>
+      <a:schemeClr val="bg1"/>
+    </a:solidFill>
+    <a:ln w="9525" cap="flat" cmpd="sng" algn="ctr">
+      <a:solidFill>
+        <a:schemeClr val="tx1">
+          <a:lumMod val="15000"/>
+          <a:lumOff val="85000"/>
+        </a:schemeClr>
+      </a:solidFill>
+      <a:round/>
+    </a:ln>
+    <a:effectLst/>
+  </c:spPr>
+  <c:txPr>
+    <a:bodyPr/>
+    <a:lstStyle/>
+    <a:p>
+      <a:pPr>
+        <a:defRPr/>
+      </a:pPr>
+      <a:endParaRPr lang="ru-RU"/>
+    </a:p>
+  </c:txPr>
+  <c:externalData r:id="rId3">
+    <c:autoUpdate val="0"/>
+  </c:externalData>
+</c:chartSpace>
+</file>
+
+<file path=word/charts/colors1.xml><?xml version="1.0" encoding="utf-8"?>
+<cs:colorStyle xmlns:cs="http://schemas.microsoft.com/office/drawing/2012/chartStyle" xmlns:a="http://schemas.openxmlformats.org/drawingml/2006/main" meth="cycle" id="10">
+  <a:schemeClr val="accent1"/>
+  <a:schemeClr val="accent2"/>
+  <a:schemeClr val="accent3"/>
+  <a:schemeClr val="accent4"/>
+  <a:schemeClr val="accent5"/>
+  <a:schemeClr val="accent6"/>
+  <cs:variation/>
+  <cs:variation>
+    <a:lumMod val="60000"/>
+  </cs:variation>
+  <cs:variation>
+    <a:lumMod val="80000"/>
+    <a:lumOff val="20000"/>
+  </cs:variation>
+  <cs:variation>
+    <a:lumMod val="80000"/>
+  </cs:variation>
+  <cs:variation>
+    <a:lumMod val="60000"/>
+    <a:lumOff val="40000"/>
+  </cs:variation>
+  <cs:variation>
+    <a:lumMod val="50000"/>
+  </cs:variation>
+  <cs:variation>
+    <a:lumMod val="70000"/>
+    <a:lumOff val="30000"/>
+  </cs:variation>
+  <cs:variation>
+    <a:lumMod val="70000"/>
+  </cs:variation>
+  <cs:variation>
+    <a:lumMod val="50000"/>
+    <a:lumOff val="50000"/>
+  </cs:variation>
+</cs:colorStyle>
+</file>
+
+<file path=word/charts/style1.xml><?xml version="1.0" encoding="utf-8"?>
+<cs:chartStyle xmlns:cs="http://schemas.microsoft.com/office/drawing/2012/chartStyle" xmlns:a="http://schemas.openxmlformats.org/drawingml/2006/main" id="240">
+  <cs:axisTitle>
+    <cs:lnRef idx="0"/>
+    <cs:fillRef idx="0"/>
+    <cs:effectRef idx="0"/>
+    <cs:fontRef idx="minor">
+      <a:schemeClr val="tx1">
+        <a:lumMod val="65000"/>
+        <a:lumOff val="35000"/>
+      </a:schemeClr>
+    </cs:fontRef>
+    <cs:defRPr sz="1000" kern="1200"/>
+  </cs:axisTitle>
+  <cs:categoryAxis>
+    <cs:lnRef idx="0"/>
+    <cs:fillRef idx="0"/>
+    <cs:effectRef idx="0"/>
+    <cs:fontRef idx="minor">
+      <a:schemeClr val="tx1">
+        <a:lumMod val="65000"/>
+        <a:lumOff val="35000"/>
+      </a:schemeClr>
+    </cs:fontRef>
+    <cs:spPr>
+      <a:ln w="9525" cap="flat" cmpd="sng" algn="ctr">
+        <a:solidFill>
+          <a:schemeClr val="tx1">
+            <a:lumMod val="25000"/>
+            <a:lumOff val="75000"/>
+          </a:schemeClr>
+        </a:solidFill>
+        <a:round/>
+      </a:ln>
+    </cs:spPr>
+    <cs:defRPr sz="900" kern="1200"/>
+  </cs:categoryAxis>
+  <cs:chartArea mods="allowNoFillOverride allowNoLineOverride">
+    <cs:lnRef idx="0"/>
+    <cs:fillRef idx="0"/>
+    <cs:effectRef idx="0"/>
+    <cs:fontRef idx="minor">
+      <a:schemeClr val="tx1"/>
+    </cs:fontRef>
+    <cs:spPr>
+      <a:solidFill>
+        <a:schemeClr val="bg1"/>
+      </a:solidFill>
+      <a:ln w="9525" cap="flat" cmpd="sng" algn="ctr">
+        <a:solidFill>
+          <a:schemeClr val="tx1">
+            <a:lumMod val="15000"/>
+            <a:lumOff val="85000"/>
+          </a:schemeClr>
+        </a:solidFill>
+        <a:round/>
+      </a:ln>
+    </cs:spPr>
+    <cs:defRPr sz="1000" kern="1200"/>
+  </cs:chartArea>
+  <cs:dataLabel>
+    <cs:lnRef idx="0"/>
+    <cs:fillRef idx="0"/>
+    <cs:effectRef idx="0"/>
+    <cs:fontRef idx="minor">
+      <a:schemeClr val="tx1">
+        <a:lumMod val="75000"/>
+        <a:lumOff val="25000"/>
+      </a:schemeClr>
+    </cs:fontRef>
+    <cs:defRPr sz="900" kern="1200"/>
+  </cs:dataLabel>
+  <cs:dataLabelCallout>
+    <cs:lnRef idx="0"/>
+    <cs:fillRef idx="0"/>
+    <cs:effectRef idx="0"/>
+    <cs:fontRef idx="minor">
+      <a:schemeClr val="dk1">
+        <a:lumMod val="65000"/>
+        <a:lumOff val="35000"/>
+      </a:schemeClr>
+    </cs:fontRef>
+    <cs:spPr>
+      <a:solidFill>
+        <a:schemeClr val="lt1"/>
+      </a:solidFill>
+      <a:ln>
+        <a:solidFill>
+          <a:schemeClr val="dk1">
+            <a:lumMod val="25000"/>
+            <a:lumOff val="75000"/>
+          </a:schemeClr>
+        </a:solidFill>
+      </a:ln>
+    </cs:spPr>
+    <cs:defRPr sz="900" kern="1200"/>
+    <cs:bodyPr rot="0" spcFirstLastPara="1" vertOverflow="clip" horzOverflow="clip" vert="horz" wrap="square" lIns="36576" tIns="18288" rIns="36576" bIns="18288" anchor="ctr" anchorCtr="1">
+      <a:spAutoFit/>
+    </cs:bodyPr>
+  </cs:dataLabelCallout>
+  <cs:dataPoint>
+    <cs:lnRef idx="0"/>
+    <cs:fillRef idx="1">
+      <cs:styleClr val="auto"/>
+    </cs:fillRef>
+    <cs:effectRef idx="0"/>
+    <cs:fontRef idx="minor">
+      <a:schemeClr val="tx1"/>
+    </cs:fontRef>
+  </cs:dataPoint>
+  <cs:dataPoint3D>
+    <cs:lnRef idx="0"/>
+    <cs:fillRef idx="1">
+      <cs:styleClr val="auto"/>
+    </cs:fillRef>
+    <cs:effectRef idx="0"/>
+    <cs:fontRef idx="minor">
+      <a:schemeClr val="tx1"/>
+    </cs:fontRef>
+  </cs:dataPoint3D>
+  <cs:dataPointLine>
+    <cs:lnRef idx="0">
+      <cs:styleClr val="auto"/>
+    </cs:lnRef>
+    <cs:fillRef idx="1"/>
+    <cs:effectRef idx="0"/>
+    <cs:fontRef idx="minor">
+      <a:schemeClr val="tx1"/>
+    </cs:fontRef>
+    <cs:spPr>
+      <a:ln w="19050" cap="rnd">
+        <a:solidFill>
+          <a:schemeClr val="phClr"/>
+        </a:solidFill>
+        <a:round/>
+      </a:ln>
+    </cs:spPr>
+  </cs:dataPointLine>
+  <cs:dataPointMarker>
+    <cs:lnRef idx="0">
+      <cs:styleClr val="auto"/>
+    </cs:lnRef>
+    <cs:fillRef idx="1">
+      <cs:styleClr val="auto"/>
+    </cs:fillRef>
+    <cs:effectRef idx="0"/>
+    <cs:fontRef idx="minor">
+      <a:schemeClr val="tx1"/>
+    </cs:fontRef>
+    <cs:spPr>
+      <a:ln w="9525">
+        <a:solidFill>
+          <a:schemeClr val="phClr"/>
+        </a:solidFill>
+      </a:ln>
+    </cs:spPr>
+  </cs:dataPointMarker>
+  <cs:dataPointMarkerLayout symbol="circle" size="5"/>
+  <cs:dataPointWireframe>
+    <cs:lnRef idx="0">
+      <cs:styleClr val="auto"/>
+    </cs:lnRef>
+    <cs:fillRef idx="0"/>
+    <cs:effectRef idx="0"/>
+    <cs:fontRef idx="minor">
+      <a:schemeClr val="dk1"/>
+    </cs:fontRef>
+    <cs:spPr>
+      <a:ln w="9525" cap="rnd">
+        <a:solidFill>
+          <a:schemeClr val="phClr"/>
+        </a:solidFill>
+        <a:round/>
+      </a:ln>
+    </cs:spPr>
+  </cs:dataPointWireframe>
+  <cs:dataTable>
+    <cs:lnRef idx="0"/>
+    <cs:fillRef idx="0"/>
+    <cs:effectRef idx="0"/>
+    <cs:fontRef idx="minor">
+      <a:schemeClr val="tx1">
+        <a:lumMod val="65000"/>
+        <a:lumOff val="35000"/>
+      </a:schemeClr>
+    </cs:fontRef>
+    <cs:spPr>
+      <a:noFill/>
+      <a:ln w="9525" cap="flat" cmpd="sng" algn="ctr">
+        <a:solidFill>
+          <a:schemeClr val="tx1">
+            <a:lumMod val="15000"/>
+            <a:lumOff val="85000"/>
+          </a:schemeClr>
+        </a:solidFill>
+        <a:round/>
+      </a:ln>
+    </cs:spPr>
+    <cs:defRPr sz="900" kern="1200"/>
+  </cs:dataTable>
+  <cs:downBar>
+    <cs:lnRef idx="0"/>
+    <cs:fillRef idx="0"/>
+    <cs:effectRef idx="0"/>
+    <cs:fontRef idx="minor">
+      <a:schemeClr val="tx1"/>
+    </cs:fontRef>
+    <cs:spPr>
+      <a:solidFill>
+        <a:schemeClr val="dk1">
+          <a:lumMod val="75000"/>
+          <a:lumOff val="25000"/>
+        </a:schemeClr>
+      </a:solidFill>
+      <a:ln w="9525" cap="flat" cmpd="sng" algn="ctr">
+        <a:solidFill>
+          <a:schemeClr val="tx1">
+            <a:lumMod val="65000"/>
+            <a:lumOff val="35000"/>
+          </a:schemeClr>
+        </a:solidFill>
+        <a:round/>
+      </a:ln>
+    </cs:spPr>
+  </cs:downBar>
+  <cs:dropLine>
+    <cs:lnRef idx="0"/>
+    <cs:fillRef idx="0"/>
+    <cs:effectRef idx="0"/>
+    <cs:fontRef idx="minor">
+      <a:schemeClr val="tx1"/>
+    </cs:fontRef>
+    <cs:spPr>
+      <a:ln w="9525" cap="flat" cmpd="sng" algn="ctr">
+        <a:solidFill>
+          <a:schemeClr val="tx1">
+            <a:lumMod val="35000"/>
+            <a:lumOff val="65000"/>
+          </a:schemeClr>
+        </a:solidFill>
+        <a:round/>
+      </a:ln>
+    </cs:spPr>
+  </cs:dropLine>
+  <cs:errorBar>
+    <cs:lnRef idx="0"/>
+    <cs:fillRef idx="0"/>
+    <cs:effectRef idx="0"/>
+    <cs:fontRef idx="minor">
+      <a:schemeClr val="tx1"/>
+    </cs:fontRef>
+    <cs:spPr>
+      <a:ln w="9525" cap="flat" cmpd="sng" algn="ctr">
+        <a:solidFill>
+          <a:schemeClr val="tx1">
+            <a:lumMod val="65000"/>
+            <a:lumOff val="35000"/>
+          </a:schemeClr>
+        </a:solidFill>
+        <a:round/>
+      </a:ln>
+    </cs:spPr>
+  </cs:errorBar>
+  <cs:floor>
+    <cs:lnRef idx="0"/>
+    <cs:fillRef idx="0"/>
+    <cs:effectRef idx="0"/>
+    <cs:fontRef idx="minor">
+      <a:schemeClr val="tx1"/>
+    </cs:fontRef>
+    <cs:spPr>
+      <a:noFill/>
+      <a:ln>
+        <a:noFill/>
+      </a:ln>
+    </cs:spPr>
+  </cs:floor>
+  <cs:gridlineMajor>
+    <cs:lnRef idx="0"/>
+    <cs:fillRef idx="0"/>
+    <cs:effectRef idx="0"/>
+    <cs:fontRef idx="minor">
+      <a:schemeClr val="tx1"/>
+    </cs:fontRef>
+    <cs:spPr>
+      <a:ln w="9525" cap="flat" cmpd="sng" algn="ctr">
+        <a:solidFill>
+          <a:schemeClr val="tx1">
+            <a:lumMod val="15000"/>
+            <a:lumOff val="85000"/>
+          </a:schemeClr>
+        </a:solidFill>
+        <a:round/>
+      </a:ln>
+    </cs:spPr>
+  </cs:gridlineMajor>
+  <cs:gridlineMinor>
+    <cs:lnRef idx="0"/>
+    <cs:fillRef idx="0"/>
+    <cs:effectRef idx="0"/>
+    <cs:fontRef idx="minor">
+      <a:schemeClr val="tx1"/>
+    </cs:fontRef>
+    <cs:spPr>
+      <a:ln w="9525" cap="flat" cmpd="sng" algn="ctr">
+        <a:solidFill>
+          <a:schemeClr val="tx1">
+            <a:lumMod val="5000"/>
+            <a:lumOff val="95000"/>
+          </a:schemeClr>
+        </a:solidFill>
+        <a:round/>
+      </a:ln>
+    </cs:spPr>
+  </cs:gridlineMinor>
+  <cs:hiLoLine>
+    <cs:lnRef idx="0"/>
+    <cs:fillRef idx="0"/>
+    <cs:effectRef idx="0"/>
+    <cs:fontRef idx="minor">
+      <a:schemeClr val="tx1"/>
+    </cs:fontRef>
+    <cs:spPr>
+      <a:ln w="9525" cap="flat" cmpd="sng" algn="ctr">
+        <a:solidFill>
+          <a:schemeClr val="tx1">
+            <a:lumMod val="50000"/>
+            <a:lumOff val="50000"/>
+          </a:schemeClr>
+        </a:solidFill>
+        <a:round/>
+      </a:ln>
+    </cs:spPr>
+  </cs:hiLoLine>
+  <cs:leaderLine>
+    <cs:lnRef idx="0"/>
+    <cs:fillRef idx="0"/>
+    <cs:effectRef idx="0"/>
+    <cs:fontRef idx="minor">
+      <a:schemeClr val="tx1"/>
+    </cs:fontRef>
+    <cs:spPr>
+      <a:ln w="9525" cap="flat" cmpd="sng" algn="ctr">
+        <a:solidFill>
+          <a:schemeClr val="tx1">
+            <a:lumMod val="35000"/>
+            <a:lumOff val="65000"/>
+          </a:schemeClr>
+        </a:solidFill>
+        <a:round/>
+      </a:ln>
+    </cs:spPr>
+  </cs:leaderLine>
+  <cs:legend>
+    <cs:lnRef idx="0"/>
+    <cs:fillRef idx="0"/>
+    <cs:effectRef idx="0"/>
+    <cs:fontRef idx="minor">
+      <a:schemeClr val="tx1">
+        <a:lumMod val="65000"/>
+        <a:lumOff val="35000"/>
+      </a:schemeClr>
+    </cs:fontRef>
+    <cs:defRPr sz="900" kern="1200"/>
+  </cs:legend>
+  <cs:plotArea mods="allowNoFillOverride allowNoLineOverride">
+    <cs:lnRef idx="0"/>
+    <cs:fillRef idx="0"/>
+    <cs:effectRef idx="0"/>
+    <cs:fontRef idx="minor">
+      <a:schemeClr val="tx1"/>
+    </cs:fontRef>
+  </cs:plotArea>
+  <cs:plotArea3D mods="allowNoFillOverride allowNoLineOverride">
+    <cs:lnRef idx="0"/>
+    <cs:fillRef idx="0"/>
+    <cs:effectRef idx="0"/>
+    <cs:fontRef idx="minor">
+      <a:schemeClr val="tx1"/>
+    </cs:fontRef>
+  </cs:plotArea3D>
+  <cs:seriesAxis>
+    <cs:lnRef idx="0"/>
+    <cs:fillRef idx="0"/>
+    <cs:effectRef idx="0"/>
+    <cs:fontRef idx="minor">
+      <a:schemeClr val="tx1">
+        <a:lumMod val="65000"/>
+        <a:lumOff val="35000"/>
+      </a:schemeClr>
+    </cs:fontRef>
+    <cs:defRPr sz="900" kern="1200"/>
+  </cs:seriesAxis>
+  <cs:seriesLine>
+    <cs:lnRef idx="0"/>
+    <cs:fillRef idx="0"/>
+    <cs:effectRef idx="0"/>
+    <cs:fontRef idx="minor">
+      <a:schemeClr val="tx1"/>
+    </cs:fontRef>
+    <cs:spPr>
+      <a:ln w="9525" cap="flat" cmpd="sng" algn="ctr">
+        <a:solidFill>
+          <a:schemeClr val="tx1">
+            <a:lumMod val="35000"/>
+            <a:lumOff val="65000"/>
+          </a:schemeClr>
+        </a:solidFill>
+        <a:round/>
+      </a:ln>
+    </cs:spPr>
+  </cs:seriesLine>
+  <cs:title>
+    <cs:lnRef idx="0"/>
+    <cs:fillRef idx="0"/>
+    <cs:effectRef idx="0"/>
+    <cs:fontRef idx="minor">
+      <a:schemeClr val="tx1">
+        <a:lumMod val="65000"/>
+        <a:lumOff val="35000"/>
+      </a:schemeClr>
+    </cs:fontRef>
+    <cs:defRPr sz="1400" b="0" kern="1200" spc="0" baseline="0"/>
+  </cs:title>
+  <cs:trendline>
+    <cs:lnRef idx="0">
+      <cs:styleClr val="auto"/>
+    </cs:lnRef>
+    <cs:fillRef idx="0"/>
+    <cs:effectRef idx="0"/>
+    <cs:fontRef idx="minor">
+      <a:schemeClr val="tx1"/>
+    </cs:fontRef>
+    <cs:spPr>
+      <a:ln w="19050" cap="rnd">
+        <a:solidFill>
+          <a:schemeClr val="phClr"/>
+        </a:solidFill>
+        <a:prstDash val="sysDot"/>
+      </a:ln>
+    </cs:spPr>
+  </cs:trendline>
+  <cs:trendlineLabel>
+    <cs:lnRef idx="0"/>
+    <cs:fillRef idx="0"/>
+    <cs:effectRef idx="0"/>
+    <cs:fontRef idx="minor">
+      <a:schemeClr val="tx1">
+        <a:lumMod val="65000"/>
+        <a:lumOff val="35000"/>
+      </a:schemeClr>
+    </cs:fontRef>
+    <cs:defRPr sz="900" kern="1200"/>
+  </cs:trendlineLabel>
+  <cs:upBar>
+    <cs:lnRef idx="0"/>
+    <cs:fillRef idx="0"/>
+    <cs:effectRef idx="0"/>
+    <cs:fontRef idx="minor">
+      <a:schemeClr val="tx1"/>
+    </cs:fontRef>
+    <cs:spPr>
+      <a:solidFill>
+        <a:schemeClr val="lt1"/>
+      </a:solidFill>
+      <a:ln w="9525" cap="flat" cmpd="sng" algn="ctr">
+        <a:solidFill>
+          <a:schemeClr val="tx1">
+            <a:lumMod val="65000"/>
+            <a:lumOff val="35000"/>
+          </a:schemeClr>
+        </a:solidFill>
+        <a:round/>
+      </a:ln>
+    </cs:spPr>
+  </cs:upBar>
+  <cs:valueAxis>
+    <cs:lnRef idx="0"/>
+    <cs:fillRef idx="0"/>
+    <cs:effectRef idx="0"/>
+    <cs:fontRef idx="minor">
+      <a:schemeClr val="tx1">
+        <a:lumMod val="65000"/>
+        <a:lumOff val="35000"/>
+      </a:schemeClr>
+    </cs:fontRef>
+    <cs:spPr>
+      <a:ln w="9525" cap="flat" cmpd="sng" algn="ctr">
+        <a:solidFill>
+          <a:schemeClr val="tx1">
+            <a:lumMod val="25000"/>
+            <a:lumOff val="75000"/>
+          </a:schemeClr>
+        </a:solidFill>
+        <a:round/>
+      </a:ln>
+    </cs:spPr>
+    <cs:defRPr sz="900" kern="1200"/>
+  </cs:valueAxis>
+  <cs:wall>
+    <cs:lnRef idx="0"/>
+    <cs:fillRef idx="0"/>
+    <cs:effectRef idx="0"/>
+    <cs:fontRef idx="minor">
+      <a:schemeClr val="tx1"/>
+    </cs:fontRef>
+    <cs:spPr>
+      <a:noFill/>
+      <a:ln>
+        <a:noFill/>
+      </a:ln>
+    </cs:spPr>
+  </cs:wall>
+</cs:chartStyle>
 </file>
 
 <file path=word/theme/theme1.xml><?xml version="1.0" encoding="utf-8"?>
@@ -7713,7 +9650,7 @@
   <a:extraClrSchemeLst/>
   <a:extLst>
     <a:ext uri="{05A4C25C-085E-4340-85A3-A5531E510DB2}">
-      <thm15:themeFamily xmlns:thm15="http://schemas.microsoft.com/office/thememl/2012/main" xmlns="" name="Office Theme" id="{62F939B6-93AF-4DB8-9C6B-D6C7DFDC589F}" vid="{4A3C46E8-61CC-4603-A589-7422A47A8E4A}"/>
+      <thm15:themeFamily xmlns:thm15="http://schemas.microsoft.com/office/thememl/2012/main" name="Office Theme" id="{62F939B6-93AF-4DB8-9C6B-D6C7DFDC589F}" vid="{4A3C46E8-61CC-4603-A589-7422A47A8E4A}"/>
     </a:ext>
   </a:extLst>
 </a:theme>
@@ -7724,7 +9661,7 @@
 </file>
 
 <file path=customXml/itemProps1.xml><?xml version="1.0" encoding="utf-8"?>
-<ds:datastoreItem xmlns:ds="http://schemas.openxmlformats.org/officeDocument/2006/customXml" ds:itemID="{D984377A-38C1-43FF-B0D4-B5F3F86CBEE3}">
+<ds:datastoreItem xmlns:ds="http://schemas.openxmlformats.org/officeDocument/2006/customXml" ds:itemID="{CFEE5B05-2DD3-4213-B575-A11AFEE14D1C}">
   <ds:schemaRefs>
     <ds:schemaRef ds:uri="http://schemas.openxmlformats.org/officeDocument/2006/bibliography"/>
   </ds:schemaRefs>

--- a/BystrovMD_CR_2.docx
+++ b/BystrovMD_CR_2.docx
@@ -219,7 +219,21 @@
               <w:rPr>
                 <w:rFonts w:ascii="Times New Roman" w:hAnsi="Times New Roman" w:cs="Times New Roman"/>
               </w:rPr>
-              <w:t>доц., канд. экон. наук, доц.</w:t>
+              <w:t xml:space="preserve">доц., канд. </w:t>
+            </w:r>
+            <w:proofErr w:type="spellStart"/>
+            <w:r>
+              <w:rPr>
+                <w:rFonts w:ascii="Times New Roman" w:hAnsi="Times New Roman" w:cs="Times New Roman"/>
+              </w:rPr>
+              <w:t>экон</w:t>
+            </w:r>
+            <w:proofErr w:type="spellEnd"/>
+            <w:r>
+              <w:rPr>
+                <w:rFonts w:ascii="Times New Roman" w:hAnsi="Times New Roman" w:cs="Times New Roman"/>
+              </w:rPr>
+              <w:t>. наук, доц.</w:t>
             </w:r>
           </w:p>
         </w:tc>
@@ -1745,7 +1759,7 @@
                 <w:sz w:val="28"/>
                 <w:szCs w:val="28"/>
               </w:rPr>
-              <w:t>7</w:t>
+              <w:t>8</w:t>
             </w:r>
             <w:r>
               <w:rPr>
@@ -1787,12 +1801,14 @@
       <w:r>
         <w:br w:type="page"/>
       </w:r>
+      <w:bookmarkStart w:id="0" w:name="_GoBack"/>
+      <w:bookmarkEnd w:id="0"/>
     </w:p>
     <w:p>
       <w:pPr>
         <w:pStyle w:val="1"/>
       </w:pPr>
-      <w:bookmarkStart w:id="0" w:name="_Toc224081278"/>
+      <w:bookmarkStart w:id="1" w:name="_Toc224081278"/>
       <w:r>
         <w:rPr>
           <w:lang w:val="en-US"/>
@@ -1803,14 +1819,30 @@
       <w:r>
         <w:t xml:space="preserve"> анализ</w:t>
       </w:r>
-      <w:bookmarkEnd w:id="0"/>
+      <w:bookmarkEnd w:id="1"/>
     </w:p>
     <w:p>
       <w:pPr>
         <w:pStyle w:val="default1"/>
       </w:pPr>
       <w:r>
-        <w:t>Выбранный программный продукт – автоматизированная система диспетчерского управления пассажирским транспортом «Маршрутинка» (АСДУ ПТ «Маршрутинка»).</w:t>
+        <w:t>Выбранный программный продукт – автоматизированная система диспетчерского управления пассажирским транспортом «</w:t>
+      </w:r>
+      <w:proofErr w:type="spellStart"/>
+      <w:r>
+        <w:t>Маршрутинка</w:t>
+      </w:r>
+      <w:proofErr w:type="spellEnd"/>
+      <w:r>
+        <w:t>» (АСДУ ПТ «</w:t>
+      </w:r>
+      <w:proofErr w:type="spellStart"/>
+      <w:r>
+        <w:t>Маршрутинка</w:t>
+      </w:r>
+      <w:proofErr w:type="spellEnd"/>
+      <w:r>
+        <w:t>»).</w:t>
       </w:r>
     </w:p>
     <w:p>
@@ -1851,7 +1883,15 @@
         <w:t>SWOT</w:t>
       </w:r>
       <w:r>
-        <w:t>-анализ для АСДУ ПТ «Маршрутинка»</w:t>
+        <w:t>-анализ для АСДУ ПТ «</w:t>
+      </w:r>
+      <w:proofErr w:type="spellStart"/>
+      <w:r>
+        <w:t>Маршрутинка</w:t>
+      </w:r>
+      <w:proofErr w:type="spellEnd"/>
+      <w:r>
+        <w:t>»</w:t>
       </w:r>
     </w:p>
     <w:tbl>
@@ -1892,8 +1932,16 @@
               <w:rPr>
                 <w:sz w:val="24"/>
               </w:rPr>
-              <w:t xml:space="preserve"> Маршрутинка</w:t>
-            </w:r>
+              <w:t xml:space="preserve"> </w:t>
+            </w:r>
+            <w:proofErr w:type="spellStart"/>
+            <w:r>
+              <w:rPr>
+                <w:sz w:val="24"/>
+              </w:rPr>
+              <w:t>Маршрутинка</w:t>
+            </w:r>
+            <w:proofErr w:type="spellEnd"/>
           </w:p>
         </w:tc>
         <w:tc>
@@ -2103,6 +2151,8 @@
                 <w:sz w:val="24"/>
               </w:rPr>
             </w:pPr>
+            <w:proofErr w:type="spellStart"/>
+            <w:proofErr w:type="gramStart"/>
             <w:r>
               <w:rPr>
                 <w:b/>
@@ -2121,7 +2171,15 @@
               <w:rPr>
                 <w:sz w:val="24"/>
               </w:rPr>
-              <w:t>узкая специализация может вызвать сложности в нахождении спроса</w:t>
+              <w:t>узкая</w:t>
+            </w:r>
+            <w:proofErr w:type="spellEnd"/>
+            <w:proofErr w:type="gramEnd"/>
+            <w:r>
+              <w:rPr>
+                <w:sz w:val="24"/>
+              </w:rPr>
+              <w:t xml:space="preserve"> специализация может вызвать сложности в нахождении спроса</w:t>
             </w:r>
             <w:r>
               <w:rPr>
@@ -2326,13 +2384,43 @@
               <w:rPr>
                 <w:sz w:val="24"/>
               </w:rPr>
-              <w:t>: Возможность</w:t>
-            </w:r>
-            <w:r>
-              <w:rPr>
-                <w:sz w:val="24"/>
-              </w:rPr>
-              <w:t xml:space="preserve"> интеграции с существующими системами, например, АСУ-Навигация</w:t>
+              <w:t xml:space="preserve">: </w:t>
+            </w:r>
+            <w:r>
+              <w:rPr>
+                <w:sz w:val="24"/>
+              </w:rPr>
+              <w:t>Существующие на рынке популярные решения имеют высокий уровень</w:t>
+            </w:r>
+            <w:r>
+              <w:rPr>
+                <w:sz w:val="24"/>
+              </w:rPr>
+              <w:t xml:space="preserve"> доступности интеграций</w:t>
+            </w:r>
+            <w:r>
+              <w:rPr>
+                <w:sz w:val="24"/>
+              </w:rPr>
+              <w:t xml:space="preserve">, что дает возможность </w:t>
+            </w:r>
+            <w:r>
+              <w:rPr>
+                <w:sz w:val="24"/>
+              </w:rPr>
+              <w:t xml:space="preserve">упростить процесс </w:t>
+            </w:r>
+            <w:r>
+              <w:rPr>
+                <w:sz w:val="24"/>
+              </w:rPr>
+              <w:t>внедрения</w:t>
+            </w:r>
+            <w:r>
+              <w:rPr>
+                <w:sz w:val="24"/>
+              </w:rPr>
+              <w:t xml:space="preserve"> либо интегрировать в существующие системы только часть модулей</w:t>
             </w:r>
             <w:r>
               <w:rPr>
@@ -2368,7 +2456,14 @@
               <w:rPr>
                 <w:sz w:val="24"/>
               </w:rPr>
-              <w:t xml:space="preserve"> аналогичные решения по большей части устарели</w:t>
+              <w:t xml:space="preserve"> </w:t>
+            </w:r>
+            <w:r>
+              <w:rPr>
+                <w:sz w:val="24"/>
+              </w:rPr>
+              <w:lastRenderedPageBreak/>
+              <w:t>аналогичные решения по большей части устарели</w:t>
             </w:r>
           </w:p>
         </w:tc>
@@ -2390,8 +2485,10 @@
                 <w:b/>
                 <w:sz w:val="24"/>
               </w:rPr>
+              <w:lastRenderedPageBreak/>
               <w:t>Распространение благодаря соответствию закону</w:t>
             </w:r>
+            <w:proofErr w:type="gramStart"/>
             <w:r>
               <w:rPr>
                 <w:sz w:val="24"/>
@@ -2402,7 +2499,14 @@
               <w:rPr>
                 <w:sz w:val="24"/>
               </w:rPr>
-              <w:t xml:space="preserve">ь </w:t>
+              <w:t>ь</w:t>
+            </w:r>
+            <w:proofErr w:type="gramEnd"/>
+            <w:r>
+              <w:rPr>
+                <w:sz w:val="24"/>
+              </w:rPr>
+              <w:t xml:space="preserve"> </w:t>
             </w:r>
             <w:r>
               <w:rPr>
@@ -2446,17 +2550,25 @@
               </w:rPr>
               <w:t>преимущество</w:t>
             </w:r>
-            <w:r>
-              <w:rPr>
-                <w:sz w:val="24"/>
-              </w:rPr>
-              <w:t>: Благодаря автоматизации и контролю в реальном времени, активно замещать «устаревшие</w:t>
-            </w:r>
-            <w:r>
-              <w:rPr>
-                <w:sz w:val="24"/>
-              </w:rPr>
-              <w:t xml:space="preserve"> решения» конкурентов на рынке.</w:t>
+            <w:proofErr w:type="gramStart"/>
+            <w:r>
+              <w:rPr>
+                <w:sz w:val="24"/>
+              </w:rPr>
+              <w:t>: Благодаря</w:t>
+            </w:r>
+            <w:proofErr w:type="gramEnd"/>
+            <w:r>
+              <w:rPr>
+                <w:sz w:val="24"/>
+              </w:rPr>
+              <w:t xml:space="preserve"> автоматизации и контролю в реальном времени, активно замещать устаревшие</w:t>
+            </w:r>
+            <w:r>
+              <w:rPr>
+                <w:sz w:val="24"/>
+              </w:rPr>
+              <w:t xml:space="preserve"> решения конкурентов на рынке.</w:t>
             </w:r>
           </w:p>
           <w:p>
@@ -2476,11 +2588,19 @@
               </w:rPr>
               <w:t>Создание экосистем</w:t>
             </w:r>
-            <w:r>
-              <w:rPr>
-                <w:sz w:val="24"/>
-              </w:rPr>
-              <w:t xml:space="preserve">: Использовать возможность </w:t>
+            <w:proofErr w:type="gramStart"/>
+            <w:r>
+              <w:rPr>
+                <w:sz w:val="24"/>
+              </w:rPr>
+              <w:t>: Использовать</w:t>
+            </w:r>
+            <w:proofErr w:type="gramEnd"/>
+            <w:r>
+              <w:rPr>
+                <w:sz w:val="24"/>
+              </w:rPr>
+              <w:t xml:space="preserve"> возможность </w:t>
             </w:r>
             <w:r>
               <w:rPr>
@@ -2544,6 +2664,7 @@
               </w:rPr>
               <w:t xml:space="preserve"> рынка</w:t>
             </w:r>
+            <w:proofErr w:type="gramStart"/>
             <w:r>
               <w:rPr>
                 <w:sz w:val="24"/>
@@ -2554,7 +2675,14 @@
               <w:rPr>
                 <w:sz w:val="24"/>
               </w:rPr>
-              <w:t>Расширять специализацию (виды мониторинга)</w:t>
+              <w:t>Расширять</w:t>
+            </w:r>
+            <w:proofErr w:type="gramEnd"/>
+            <w:r>
+              <w:rPr>
+                <w:sz w:val="24"/>
+              </w:rPr>
+              <w:t xml:space="preserve"> специализацию (виды мониторинга)</w:t>
             </w:r>
             <w:r>
               <w:rPr>
@@ -2768,13 +2896,27 @@
               <w:rPr>
                 <w:sz w:val="24"/>
               </w:rPr>
-              <w:t xml:space="preserve"> DD</w:t>
-            </w:r>
-            <w:r>
-              <w:rPr>
-                <w:sz w:val="24"/>
-              </w:rPr>
-              <w:t>oS-атак, способных</w:t>
+              <w:t xml:space="preserve"> </w:t>
+            </w:r>
+            <w:proofErr w:type="spellStart"/>
+            <w:r>
+              <w:rPr>
+                <w:sz w:val="24"/>
+              </w:rPr>
+              <w:t>DD</w:t>
+            </w:r>
+            <w:r>
+              <w:rPr>
+                <w:sz w:val="24"/>
+              </w:rPr>
+              <w:t>oS</w:t>
+            </w:r>
+            <w:proofErr w:type="spellEnd"/>
+            <w:r>
+              <w:rPr>
+                <w:sz w:val="24"/>
+              </w:rPr>
+              <w:t>-атак, способных</w:t>
             </w:r>
             <w:r>
               <w:rPr>
@@ -2864,18 +3006,49 @@
                 <w:sz w:val="24"/>
               </w:rPr>
             </w:pPr>
+            <w:proofErr w:type="spellStart"/>
             <w:r>
               <w:rPr>
                 <w:b/>
                 <w:sz w:val="24"/>
               </w:rPr>
-              <w:t>Киберустойчивость как преимущество</w:t>
-            </w:r>
-            <w:r>
-              <w:rPr>
-                <w:sz w:val="24"/>
-              </w:rPr>
-              <w:t>: Сделать акцент на защищенности ПО от DDoS-атак в маркетинге, противопоставляя это решениям, навязанным регуляторами, которые могут быть менее стабильны.</w:t>
+              <w:t>Киберустойчивость</w:t>
+            </w:r>
+            <w:proofErr w:type="spellEnd"/>
+            <w:r>
+              <w:rPr>
+                <w:b/>
+                <w:sz w:val="24"/>
+              </w:rPr>
+              <w:t xml:space="preserve"> как преимущество</w:t>
+            </w:r>
+            <w:proofErr w:type="gramStart"/>
+            <w:r>
+              <w:rPr>
+                <w:sz w:val="24"/>
+              </w:rPr>
+              <w:t>: Сделать</w:t>
+            </w:r>
+            <w:proofErr w:type="gramEnd"/>
+            <w:r>
+              <w:rPr>
+                <w:sz w:val="24"/>
+              </w:rPr>
+              <w:t xml:space="preserve"> акцент на защищенности ПО от </w:t>
+            </w:r>
+            <w:proofErr w:type="spellStart"/>
+            <w:r>
+              <w:rPr>
+                <w:sz w:val="24"/>
+              </w:rPr>
+              <w:t>DDoS</w:t>
+            </w:r>
+            <w:proofErr w:type="spellEnd"/>
+            <w:r>
+              <w:rPr>
+                <w:sz w:val="24"/>
+              </w:rPr>
+              <w:t>-атак в маркетинге, противопоставляя это решениям, навязанным регуляторами, которые могут быть менее стабильны.</w:t>
             </w:r>
           </w:p>
         </w:tc>
@@ -2899,11 +3072,19 @@
               </w:rPr>
               <w:t>Диверсификация оборудования</w:t>
             </w:r>
-            <w:r>
-              <w:rPr>
-                <w:sz w:val="24"/>
-              </w:rPr>
-              <w:t>: Снизить зависимость от конкретных бортовых устройств, сделав систему мультиплатформенной. Это поможет выстоять при сбоях в поставках или санкционном давлении.</w:t>
+            <w:proofErr w:type="gramStart"/>
+            <w:r>
+              <w:rPr>
+                <w:sz w:val="24"/>
+              </w:rPr>
+              <w:t>: Снизить</w:t>
+            </w:r>
+            <w:proofErr w:type="gramEnd"/>
+            <w:r>
+              <w:rPr>
+                <w:sz w:val="24"/>
+              </w:rPr>
+              <w:t xml:space="preserve"> зависимость от конкретных бортовых устройств, сделав систему мультиплатформенной. Это поможет выстоять при сбоях в поставках или санкционном давлении.</w:t>
             </w:r>
           </w:p>
           <w:p>
@@ -2960,21 +3141,53 @@
       <w:pPr>
         <w:pStyle w:val="1"/>
       </w:pPr>
-      <w:bookmarkStart w:id="1" w:name="_Toc224081279"/>
+      <w:bookmarkStart w:id="2" w:name="_Toc224081279"/>
       <w:r>
         <w:t>Холст бизнес-модели</w:t>
       </w:r>
-      <w:bookmarkEnd w:id="1"/>
+      <w:bookmarkEnd w:id="2"/>
     </w:p>
     <w:p>
       <w:pPr>
         <w:pStyle w:val="default1"/>
       </w:pPr>
       <w:r>
-        <w:t>Для составления холста бизнес-модели будет использован шаблон А. Остервальдера и И. Пинье.</w:t>
-      </w:r>
-      <w:r>
-        <w:t xml:space="preserve"> Будет рассмотрена фирма, занимающейся разработкой основного продукта - АСДУ ПТ «Маршрутинка».</w:t>
+        <w:t xml:space="preserve">Для составления холста бизнес-модели будет использован шаблон А. </w:t>
+      </w:r>
+      <w:proofErr w:type="spellStart"/>
+      <w:r>
+        <w:t>Остервальдера</w:t>
+      </w:r>
+      <w:proofErr w:type="spellEnd"/>
+      <w:r>
+        <w:t xml:space="preserve"> и </w:t>
+      </w:r>
+      <w:proofErr w:type="spellStart"/>
+      <w:r>
+        <w:t>И</w:t>
+      </w:r>
+      <w:proofErr w:type="spellEnd"/>
+      <w:r>
+        <w:t xml:space="preserve">. </w:t>
+      </w:r>
+      <w:proofErr w:type="spellStart"/>
+      <w:r>
+        <w:t>Пинье</w:t>
+      </w:r>
+      <w:proofErr w:type="spellEnd"/>
+      <w:r>
+        <w:t>.</w:t>
+      </w:r>
+      <w:r>
+        <w:t xml:space="preserve"> Будет рассмотрена фирма, занимающейся разработкой основного продукта - АСДУ ПТ «</w:t>
+      </w:r>
+      <w:proofErr w:type="spellStart"/>
+      <w:r>
+        <w:t>Маршрутинка</w:t>
+      </w:r>
+      <w:proofErr w:type="spellEnd"/>
+      <w:r>
+        <w:t>».</w:t>
       </w:r>
     </w:p>
     <w:p>
@@ -2985,8 +3198,6 @@
       <w:r>
         <w:t>Таблица 2 Холст бизнес-модели</w:t>
       </w:r>
-      <w:bookmarkStart w:id="2" w:name="_GoBack"/>
-      <w:bookmarkEnd w:id="2"/>
     </w:p>
     <w:tbl>
       <w:tblPr>
@@ -3896,7 +4107,21 @@
               <w:rPr>
                 <w:sz w:val="24"/>
               </w:rPr>
-              <w:t>Доходы от выполнения кастомизаций ПО</w:t>
+              <w:t xml:space="preserve">Доходы от выполнения </w:t>
+            </w:r>
+            <w:proofErr w:type="spellStart"/>
+            <w:r>
+              <w:rPr>
+                <w:sz w:val="24"/>
+              </w:rPr>
+              <w:t>кастомизаций</w:t>
+            </w:r>
+            <w:proofErr w:type="spellEnd"/>
+            <w:r>
+              <w:rPr>
+                <w:sz w:val="24"/>
+              </w:rPr>
+              <w:t xml:space="preserve"> ПО</w:t>
             </w:r>
           </w:p>
         </w:tc>
@@ -3927,10 +4152,15 @@
         <w:pStyle w:val="default1"/>
       </w:pPr>
       <w:r>
-        <w:t>АСДУ ПТ «Маршрутинка»</w:t>
-      </w:r>
-      <w:r>
-        <w:t xml:space="preserve"> -</w:t>
+        <w:t>АСДУ ПТ «</w:t>
+      </w:r>
+      <w:proofErr w:type="spellStart"/>
+      <w:r>
+        <w:t>Маршрутинка</w:t>
+      </w:r>
+      <w:proofErr w:type="spellEnd"/>
+      <w:r>
+        <w:t>» -</w:t>
       </w:r>
       <w:r>
         <w:t xml:space="preserve"> программная</w:t>
@@ -4014,7 +4244,15 @@
         <w:t xml:space="preserve"> диспетчеризации</w:t>
       </w:r>
       <w:r>
-        <w:t xml:space="preserve"> «Маршрутинка», поскольку система решает все вышеперечисленные проблемы и имеет возможность интеграции с существующим решением, использующемся на предприятии.</w:t>
+        <w:t xml:space="preserve"> «</w:t>
+      </w:r>
+      <w:proofErr w:type="spellStart"/>
+      <w:r>
+        <w:t>Маршрутинка</w:t>
+      </w:r>
+      <w:proofErr w:type="spellEnd"/>
+      <w:r>
+        <w:t>», поскольку система решает все вышеперечисленные проблемы и имеет возможность интеграции с существующим решением, использующемся на предприятии.</w:t>
       </w:r>
       <w:r>
         <w:t xml:space="preserve"> </w:t>
@@ -4064,10 +4302,7 @@
         <w:pStyle w:val="default1"/>
       </w:pPr>
       <w:r>
-        <w:t>ООО «АТП №13»</w:t>
-      </w:r>
-      <w:r>
-        <w:t xml:space="preserve"> имеет следующие проблемы (</w:t>
+        <w:t>ООО «АТП №13» имеет следующие проблемы (</w:t>
       </w:r>
       <w:r>
         <w:rPr>
@@ -4174,13 +4409,15 @@
         <w:pStyle w:val="default1"/>
       </w:pPr>
       <w:r>
-        <w:t xml:space="preserve">Выбор </w:t>
-      </w:r>
-      <w:r>
-        <w:t>АСДУ ПТ «Маршрутинка»</w:t>
-      </w:r>
-      <w:r>
-        <w:t xml:space="preserve"> в качестве основного инструмента диспетчеризации позволяет предприятию решить вышеперечисленные проблемы, выполнить упомянутые задачи благодаря широкой функциональности и алгоритмической продвинутости решения.</w:t>
+        <w:t>Выбор АСДУ ПТ «</w:t>
+      </w:r>
+      <w:proofErr w:type="spellStart"/>
+      <w:r>
+        <w:t>Маршрутинка</w:t>
+      </w:r>
+      <w:proofErr w:type="spellEnd"/>
+      <w:r>
+        <w:t>» в качестве основного инструмента диспетчеризации позволяет предприятию решить вышеперечисленные проблемы, выполнить упомянутые задачи благодаря широкой функциональности и алгоритмической продвинутости решения.</w:t>
       </w:r>
     </w:p>
     <w:p>
@@ -4203,7 +4440,15 @@
         <w:pStyle w:val="default1"/>
       </w:pPr>
       <w:r>
-        <w:t>IT-продукт: АСДУ ПТ «Маршрутинка».</w:t>
+        <w:t>IT-продукт: АСДУ ПТ «</w:t>
+      </w:r>
+      <w:proofErr w:type="spellStart"/>
+      <w:r>
+        <w:t>Маршрутинка</w:t>
+      </w:r>
+      <w:proofErr w:type="spellEnd"/>
+      <w:r>
+        <w:t>».</w:t>
       </w:r>
     </w:p>
     <w:p>
@@ -4231,6 +4476,7 @@
       <w:pPr>
         <w:pStyle w:val="default1"/>
       </w:pPr>
+      <w:proofErr w:type="spellStart"/>
       <w:r>
         <w:rPr>
           <w:i/>
@@ -4238,6 +4484,7 @@
         </w:rPr>
         <w:t>Трипваер</w:t>
       </w:r>
+      <w:proofErr w:type="spellEnd"/>
       <w:r>
         <w:t>:</w:t>
       </w:r>
@@ -4270,12 +4517,21 @@
       <w:pPr>
         <w:pStyle w:val="default1"/>
       </w:pPr>
+      <w:proofErr w:type="spellStart"/>
       <w:r>
         <w:rPr>
           <w:i/>
           <w:iCs/>
         </w:rPr>
-        <w:t>Максимизатор прибыли</w:t>
+        <w:t>Максимизатор</w:t>
+      </w:r>
+      <w:proofErr w:type="spellEnd"/>
+      <w:r>
+        <w:rPr>
+          <w:i/>
+          <w:iCs/>
+        </w:rPr>
+        <w:t xml:space="preserve"> прибыли</w:t>
       </w:r>
       <w:r>
         <w:t>:</w:t>
@@ -4312,10 +4568,25 @@
     </w:p>
     <w:p>
       <w:pPr>
+        <w:rPr>
+          <w:rFonts w:ascii="Times New Roman" w:hAnsi="Times New Roman" w:cs="Times New Roman"/>
+          <w:b/>
+          <w:bCs/>
+          <w:sz w:val="32"/>
+          <w:szCs w:val="32"/>
+        </w:rPr>
+      </w:pPr>
+      <w:bookmarkStart w:id="7" w:name="_Toc224081283"/>
+      <w:r>
+        <w:br w:type="page"/>
+      </w:r>
+    </w:p>
+    <w:p>
+      <w:pPr>
         <w:pStyle w:val="1"/>
       </w:pPr>
-      <w:bookmarkStart w:id="7" w:name="_Toc224081283"/>
-      <w:r>
+      <w:r>
+        <w:lastRenderedPageBreak/>
         <w:t>Позиционирование продукта</w:t>
       </w:r>
       <w:bookmarkEnd w:id="7"/>
@@ -4324,43 +4595,44 @@
       <w:pPr>
         <w:pStyle w:val="default1"/>
       </w:pPr>
+      <w:r>
+        <w:t>IT-продукт: АСДУ ПТ «</w:t>
+      </w:r>
+      <w:proofErr w:type="spellStart"/>
+      <w:r>
+        <w:t>Маршрутинка</w:t>
+      </w:r>
+      <w:proofErr w:type="spellEnd"/>
+      <w:r>
+        <w:t>»</w:t>
+      </w:r>
     </w:p>
     <w:p>
       <w:pPr>
         <w:pStyle w:val="default1"/>
       </w:pPr>
-    </w:p>
-    <w:p>
-      <w:pPr>
-        <w:pStyle w:val="default1"/>
-      </w:pPr>
-      <w:r>
-        <w:t>IT-продукт: АСДУ ПТ «Маршрутинка»</w:t>
-      </w:r>
-    </w:p>
-    <w:p>
-      <w:pPr>
-        <w:pStyle w:val="default1"/>
-      </w:pPr>
-      <w:r>
-        <w:lastRenderedPageBreak/>
+      <w:r>
         <w:t>Основные конкуренты:</w:t>
       </w:r>
       <w:r>
         <w:t xml:space="preserve"> АСУ-Навигация, </w:t>
       </w:r>
+      <w:proofErr w:type="spellStart"/>
       <w:r>
         <w:rPr>
           <w:lang w:val="en-US"/>
         </w:rPr>
         <w:t>Waliot</w:t>
       </w:r>
-      <w:r>
-        <w:t xml:space="preserve">, </w:t>
-      </w:r>
-      <w:r>
-        <w:t>ST Passenger</w:t>
-      </w:r>
+      <w:proofErr w:type="spellEnd"/>
+      <w:r>
+        <w:t xml:space="preserve">, ST </w:t>
+      </w:r>
+      <w:proofErr w:type="spellStart"/>
+      <w:r>
+        <w:t>Passenger</w:t>
+      </w:r>
+      <w:proofErr w:type="spellEnd"/>
       <w:r>
         <w:t>.</w:t>
       </w:r>
@@ -4381,11 +4653,11 @@
         <w:tblLook w:val="04A0" w:firstRow="1" w:lastRow="0" w:firstColumn="1" w:lastColumn="0" w:noHBand="0" w:noVBand="1"/>
       </w:tblPr>
       <w:tblGrid>
-        <w:gridCol w:w="1266"/>
-        <w:gridCol w:w="1579"/>
+        <w:gridCol w:w="1182"/>
+        <w:gridCol w:w="1666"/>
         <w:gridCol w:w="1770"/>
         <w:gridCol w:w="1733"/>
-        <w:gridCol w:w="1585"/>
+        <w:gridCol w:w="1582"/>
         <w:gridCol w:w="1638"/>
       </w:tblGrid>
       <w:tr>
@@ -4572,8 +4844,9 @@
               <w:rPr>
                 <w:sz w:val="24"/>
                 <w:szCs w:val="24"/>
-              </w:rPr>
-              <w:t>Маршутинка</w:t>
+                <w:lang w:val="en-US"/>
+              </w:rPr>
+              <w:t>ST</w:t>
             </w:r>
           </w:p>
         </w:tc>
@@ -4721,6 +4994,7 @@
                 <w:lang w:val="en-US"/>
               </w:rPr>
             </w:pPr>
+            <w:proofErr w:type="spellStart"/>
             <w:r>
               <w:rPr>
                 <w:sz w:val="24"/>
@@ -4729,6 +5003,7 @@
               </w:rPr>
               <w:t>Waliot</w:t>
             </w:r>
+            <w:proofErr w:type="spellEnd"/>
           </w:p>
         </w:tc>
         <w:tc>
@@ -4974,16 +5249,14 @@
               <w:rPr>
                 <w:sz w:val="24"/>
                 <w:szCs w:val="24"/>
-                <w:lang w:val="en-US"/>
               </w:rPr>
             </w:pPr>
             <w:r>
               <w:rPr>
                 <w:sz w:val="24"/>
                 <w:szCs w:val="24"/>
-                <w:lang w:val="en-US"/>
-              </w:rPr>
-              <w:t>1</w:t>
+              </w:rPr>
+              <w:t>5</w:t>
             </w:r>
           </w:p>
         </w:tc>
@@ -5027,14 +5300,29 @@
                 <w:lang w:val="en-US"/>
               </w:rPr>
             </w:pPr>
+            <w:proofErr w:type="spellStart"/>
             <w:r>
               <w:rPr>
                 <w:sz w:val="24"/>
                 <w:szCs w:val="24"/>
-                <w:lang w:val="en-US"/>
-              </w:rPr>
-              <w:t>ST</w:t>
-            </w:r>
+              </w:rPr>
+              <w:t>Марш</w:t>
+            </w:r>
+            <w:r>
+              <w:rPr>
+                <w:sz w:val="24"/>
+                <w:szCs w:val="24"/>
+              </w:rPr>
+              <w:t>р</w:t>
+            </w:r>
+            <w:r>
+              <w:rPr>
+                <w:sz w:val="24"/>
+                <w:szCs w:val="24"/>
+              </w:rPr>
+              <w:t>утинка</w:t>
+            </w:r>
+            <w:proofErr w:type="spellEnd"/>
           </w:p>
         </w:tc>
         <w:tc>
@@ -5201,17 +5489,37 @@
       <w:pPr>
         <w:pStyle w:val="default1"/>
         <w:jc w:val="center"/>
-      </w:pPr>
-      <w:r>
+        <w:rPr>
+          <w:i/>
+          <w:iCs/>
+        </w:rPr>
+      </w:pPr>
+      <w:r>
+        <w:rPr>
+          <w:i/>
+          <w:iCs/>
+        </w:rPr>
         <w:t xml:space="preserve">Рисунок 1 </w:t>
       </w:r>
       <w:r>
+        <w:rPr>
+          <w:i/>
+          <w:iCs/>
+        </w:rPr>
         <w:t>Матрица</w:t>
       </w:r>
       <w:r>
+        <w:rPr>
+          <w:i/>
+          <w:iCs/>
+        </w:rPr>
         <w:t xml:space="preserve"> </w:t>
       </w:r>
       <w:r>
+        <w:rPr>
+          <w:i/>
+          <w:iCs/>
+        </w:rPr>
         <w:t>позиционирования</w:t>
       </w:r>
     </w:p>
@@ -7616,7 +7924,7 @@
     <w:lsdException w:name="Table Web 2" w:semiHidden="1" w:unhideWhenUsed="1"/>
     <w:lsdException w:name="Table Web 3" w:semiHidden="1" w:unhideWhenUsed="1"/>
     <w:lsdException w:name="Balloon Text" w:semiHidden="1" w:unhideWhenUsed="1"/>
-    <w:lsdException w:name="Table Grid" w:semiHidden="1" w:uiPriority="39" w:unhideWhenUsed="1"/>
+    <w:lsdException w:name="Table Grid" w:uiPriority="39"/>
     <w:lsdException w:name="Table Theme" w:semiHidden="1" w:unhideWhenUsed="1"/>
     <w:lsdException w:name="Placeholder Text" w:semiHidden="1"/>
     <w:lsdException w:name="No Spacing" w:uiPriority="1" w:qFormat="1"/>
@@ -8377,7 +8685,7 @@
                   <a:bodyPr/>
                   <a:lstStyle/>
                   <a:p>
-                    <a:fld id="{B02A5A91-C32A-4995-B27F-E72EA874D597}" type="CELLRANGE">
+                    <a:fld id="{3BBC366C-C9C1-4A37-B0AD-6C8E22091A8C}" type="CELLRANGE">
                       <a:rPr lang="en-US"/>
                       <a:pPr/>
                       <a:t>[ДИАПАЗОН ЯЧЕЕК]</a:t>
@@ -8409,7 +8717,7 @@
                   <a:bodyPr/>
                   <a:lstStyle/>
                   <a:p>
-                    <a:fld id="{3B8D268A-75AA-4D96-8775-4BADBA368787}" type="CELLRANGE">
+                    <a:fld id="{0AD24E9C-7CED-43FB-9D66-75B6AB294806}" type="CELLRANGE">
                       <a:rPr lang="ru-RU"/>
                       <a:pPr/>
                       <a:t>[ДИАПАЗОН ЯЧЕЕК]</a:t>
@@ -8442,7 +8750,7 @@
                   <a:bodyPr/>
                   <a:lstStyle/>
                   <a:p>
-                    <a:fld id="{E421D285-D3DE-4171-B0B1-671DD3A15C7A}" type="CELLRANGE">
+                    <a:fld id="{8DDC96BD-75B2-4FA0-A2D7-95DAE8FE7701}" type="CELLRANGE">
                       <a:rPr lang="ru-RU"/>
                       <a:pPr/>
                       <a:t>[ДИАПАЗОН ЯЧЕЕК]</a:t>
@@ -8475,7 +8783,7 @@
                   <a:bodyPr/>
                   <a:lstStyle/>
                   <a:p>
-                    <a:fld id="{203625F4-904F-41CD-A350-3E6518E2150C}" type="CELLRANGE">
+                    <a:fld id="{2E3E50DF-E384-42A6-97E9-BA713900BBF5}" type="CELLRANGE">
                       <a:rPr lang="ru-RU"/>
                       <a:pPr/>
                       <a:t>[ДИАПАЗОН ЯЧЕЕК]</a:t>
@@ -9661,7 +9969,7 @@
 </file>
 
 <file path=customXml/itemProps1.xml><?xml version="1.0" encoding="utf-8"?>
-<ds:datastoreItem xmlns:ds="http://schemas.openxmlformats.org/officeDocument/2006/customXml" ds:itemID="{CFEE5B05-2DD3-4213-B575-A11AFEE14D1C}">
+<ds:datastoreItem xmlns:ds="http://schemas.openxmlformats.org/officeDocument/2006/customXml" ds:itemID="{0C02E204-8A33-4909-8C72-74D2A0E9F2B1}">
   <ds:schemaRefs>
     <ds:schemaRef ds:uri="http://schemas.openxmlformats.org/officeDocument/2006/bibliography"/>
   </ds:schemaRefs>
